--- a/outputs/tables/Table2_GPS_Methodology.docx
+++ b/outputs/tables/Table2_GPS_Methodology.docx
@@ -10,14 +10,14 @@
         <w:tblLook w:val="0420" w:firstRow="1" w:lastRow="0" w:firstColumn="0" w:lastColumn="0" w:noHBand="0" w:noVBand="1"/>
       </w:tblPr>
       <w:tblGrid>
-        <w:gridCol w:w="1448"/>
-        <w:gridCol w:w="706"/>
-        <w:gridCol w:w="1159"/>
-        <w:gridCol w:w="1220"/>
-        <w:gridCol w:w="976"/>
-        <w:gridCol w:w="749"/>
-        <w:gridCol w:w="1333"/>
-        <w:gridCol w:w="1481"/>
+        <w:gridCol w:w="1259"/>
+        <w:gridCol w:w="724"/>
+        <w:gridCol w:w="1188"/>
+        <w:gridCol w:w="1250"/>
+        <w:gridCol w:w="1000"/>
+        <w:gridCol w:w="767"/>
+        <w:gridCol w:w="1366"/>
+        <w:gridCol w:w="1518"/>
       </w:tblGrid>
       <w:tr>
         <w:trPr>
@@ -161,20 +161,8 @@
                 <w:sz w:val="18"/>
                 <w:szCs w:val="18"/>
               </w:rPr>
-              <w:t xml:space="preserve">By Addictive </w:t>
-            </w:r>
-            <w:proofErr w:type="spellStart"/>
-            <w:r>
-              <w:rPr>
-                <w:rFonts w:ascii="Arial" w:eastAsia="Arial" w:hAnsi="Arial" w:cs="Arial"/>
-                <w:b/>
-                <w:color w:val="000000"/>
-                <w:sz w:val="18"/>
-                <w:szCs w:val="18"/>
-              </w:rPr>
-              <w:t>Behaviour</w:t>
-            </w:r>
-            <w:proofErr w:type="spellEnd"/>
+              <w:t>By Addictive Behaviour</w:t>
+            </w:r>
           </w:p>
         </w:tc>
       </w:tr>
@@ -7415,19 +7403,8 @@
                 <w:sz w:val="18"/>
                 <w:szCs w:val="18"/>
               </w:rPr>
-              <w:t xml:space="preserve">1 to &lt; 24 </w:t>
-            </w:r>
-            <w:proofErr w:type="gramStart"/>
-            <w:r>
-              <w:rPr>
-                <w:rFonts w:ascii="Arial" w:eastAsia="Arial" w:hAnsi="Arial" w:cs="Arial"/>
-                <w:color w:val="000000"/>
-                <w:sz w:val="18"/>
-                <w:szCs w:val="18"/>
-              </w:rPr>
-              <w:t>hours</w:t>
-            </w:r>
-            <w:proofErr w:type="gramEnd"/>
+              <w:t>1 to &lt; 24 hours</w:t>
+            </w:r>
           </w:p>
         </w:tc>
         <w:tc>
@@ -9248,6 +9225,7 @@
                 <w:sz w:val="18"/>
                 <w:szCs w:val="18"/>
               </w:rPr>
+              <w:lastRenderedPageBreak/>
               <w:t>Spatial Aggregation</w:t>
             </w:r>
           </w:p>
@@ -9549,7 +9527,7 @@
                 <w:sz w:val="18"/>
                 <w:szCs w:val="18"/>
               </w:rPr>
-              <w:t>&lt; 50m (High precision)</w:t>
+              <w:t>&lt; 50m</w:t>
             </w:r>
           </w:p>
         </w:tc>
@@ -9913,8 +9891,7 @@
                 <w:sz w:val="18"/>
                 <w:szCs w:val="18"/>
               </w:rPr>
-              <w:lastRenderedPageBreak/>
-              <w:t>50m to 100m (e.g., standard buffer)</w:t>
+              <w:t>50m to 100m</w:t>
             </w:r>
           </w:p>
         </w:tc>
@@ -10278,27 +10255,7 @@
                 <w:sz w:val="18"/>
                 <w:szCs w:val="18"/>
               </w:rPr>
-              <w:t xml:space="preserve">&gt; 100m (e.g., </w:t>
-            </w:r>
-            <w:proofErr w:type="spellStart"/>
-            <w:r>
-              <w:rPr>
-                <w:rFonts w:ascii="Arial" w:eastAsia="Arial" w:hAnsi="Arial" w:cs="Arial"/>
-                <w:color w:val="000000"/>
-                <w:sz w:val="18"/>
-                <w:szCs w:val="18"/>
-              </w:rPr>
-              <w:t>neighbourhood</w:t>
-            </w:r>
-            <w:proofErr w:type="spellEnd"/>
-            <w:r>
-              <w:rPr>
-                <w:rFonts w:ascii="Arial" w:eastAsia="Arial" w:hAnsi="Arial" w:cs="Arial"/>
-                <w:color w:val="000000"/>
-                <w:sz w:val="18"/>
-                <w:szCs w:val="18"/>
-              </w:rPr>
-              <w:t>)</w:t>
+              <w:t xml:space="preserve">&gt; 100m </w:t>
             </w:r>
           </w:p>
         </w:tc>
@@ -11392,7 +11349,7 @@
                 <w:sz w:val="18"/>
                 <w:szCs w:val="18"/>
               </w:rPr>
-              <w:t>Acceptability Reported</w:t>
+              <w:t>Open Data / Code Available</w:t>
             </w:r>
           </w:p>
         </w:tc>
@@ -11693,322 +11650,322 @@
                 <w:sz w:val="18"/>
                 <w:szCs w:val="18"/>
               </w:rPr>
-              <w:t>Acceptable</w:t>
-            </w:r>
-          </w:p>
-        </w:tc>
-        <w:tc>
-          <w:tcPr>
-            <w:tcW w:w="0" w:type="auto"/>
-            <w:tcBorders>
-              <w:top w:val="none" w:sz="0" w:space="0" w:color="000000"/>
-              <w:left w:val="none" w:sz="0" w:space="0" w:color="000000"/>
-              <w:bottom w:val="none" w:sz="0" w:space="0" w:color="000000"/>
-              <w:right w:val="none" w:sz="0" w:space="0" w:color="000000"/>
-            </w:tcBorders>
-            <w:shd w:val="clear" w:color="auto" w:fill="FFFFFF"/>
-            <w:tcMar>
-              <w:top w:w="0" w:type="dxa"/>
-              <w:left w:w="0" w:type="dxa"/>
-              <w:bottom w:w="0" w:type="dxa"/>
-              <w:right w:w="0" w:type="dxa"/>
-            </w:tcMar>
-          </w:tcPr>
-          <w:p>
-            <w:pPr>
-              <w:pBdr>
-                <w:top w:val="none" w:sz="0" w:space="0" w:color="000000"/>
-                <w:left w:val="none" w:sz="0" w:space="0" w:color="000000"/>
-                <w:bottom w:val="none" w:sz="0" w:space="0" w:color="000000"/>
-                <w:right w:val="none" w:sz="0" w:space="0" w:color="000000"/>
-              </w:pBdr>
-              <w:ind w:left="100" w:right="100"/>
-              <w:jc w:val="center"/>
-              <w:rPr>
-                <w:rFonts w:ascii="Arial" w:eastAsia="Arial" w:hAnsi="Arial" w:cs="Arial"/>
-                <w:color w:val="000000"/>
-                <w:sz w:val="18"/>
-                <w:szCs w:val="18"/>
-              </w:rPr>
-            </w:pPr>
-            <w:r>
-              <w:rPr>
-                <w:rFonts w:ascii="Arial" w:eastAsia="Arial" w:hAnsi="Arial" w:cs="Arial"/>
-                <w:color w:val="000000"/>
-                <w:sz w:val="18"/>
-                <w:szCs w:val="18"/>
-              </w:rPr>
-              <w:t>14 (100%)</w:t>
-            </w:r>
-          </w:p>
-        </w:tc>
-        <w:tc>
-          <w:tcPr>
-            <w:tcW w:w="0" w:type="auto"/>
-            <w:tcBorders>
-              <w:top w:val="none" w:sz="0" w:space="0" w:color="000000"/>
-              <w:left w:val="none" w:sz="0" w:space="0" w:color="000000"/>
-              <w:bottom w:val="none" w:sz="0" w:space="0" w:color="000000"/>
-              <w:right w:val="none" w:sz="0" w:space="0" w:color="000000"/>
-            </w:tcBorders>
-            <w:shd w:val="clear" w:color="auto" w:fill="FFFFFF"/>
-            <w:tcMar>
-              <w:top w:w="0" w:type="dxa"/>
-              <w:left w:w="0" w:type="dxa"/>
-              <w:bottom w:w="0" w:type="dxa"/>
-              <w:right w:w="0" w:type="dxa"/>
-            </w:tcMar>
-          </w:tcPr>
-          <w:p>
-            <w:pPr>
-              <w:pBdr>
-                <w:top w:val="none" w:sz="0" w:space="0" w:color="000000"/>
-                <w:left w:val="none" w:sz="0" w:space="0" w:color="000000"/>
-                <w:bottom w:val="none" w:sz="0" w:space="0" w:color="000000"/>
-                <w:right w:val="none" w:sz="0" w:space="0" w:color="000000"/>
-              </w:pBdr>
-              <w:ind w:left="100" w:right="100"/>
-              <w:jc w:val="center"/>
-              <w:rPr>
-                <w:rFonts w:ascii="Arial" w:eastAsia="Arial" w:hAnsi="Arial" w:cs="Arial"/>
-                <w:color w:val="000000"/>
-                <w:sz w:val="18"/>
-                <w:szCs w:val="18"/>
-              </w:rPr>
-            </w:pPr>
-            <w:r>
-              <w:rPr>
-                <w:rFonts w:ascii="Arial" w:eastAsia="Arial" w:hAnsi="Arial" w:cs="Arial"/>
-                <w:color w:val="000000"/>
-                <w:sz w:val="18"/>
-                <w:szCs w:val="18"/>
-              </w:rPr>
-              <w:t>3 (100%)</w:t>
-            </w:r>
-          </w:p>
-        </w:tc>
-        <w:tc>
-          <w:tcPr>
-            <w:tcW w:w="0" w:type="auto"/>
-            <w:tcBorders>
-              <w:top w:val="none" w:sz="0" w:space="0" w:color="000000"/>
-              <w:left w:val="none" w:sz="0" w:space="0" w:color="000000"/>
-              <w:bottom w:val="none" w:sz="0" w:space="0" w:color="000000"/>
-              <w:right w:val="none" w:sz="0" w:space="0" w:color="000000"/>
-            </w:tcBorders>
-            <w:shd w:val="clear" w:color="auto" w:fill="FFFFFF"/>
-            <w:tcMar>
-              <w:top w:w="0" w:type="dxa"/>
-              <w:left w:w="0" w:type="dxa"/>
-              <w:bottom w:w="0" w:type="dxa"/>
-              <w:right w:w="0" w:type="dxa"/>
-            </w:tcMar>
-          </w:tcPr>
-          <w:p>
-            <w:pPr>
-              <w:pBdr>
-                <w:top w:val="none" w:sz="0" w:space="0" w:color="000000"/>
-                <w:left w:val="none" w:sz="0" w:space="0" w:color="000000"/>
-                <w:bottom w:val="none" w:sz="0" w:space="0" w:color="000000"/>
-                <w:right w:val="none" w:sz="0" w:space="0" w:color="000000"/>
-              </w:pBdr>
-              <w:ind w:left="100" w:right="100"/>
-              <w:jc w:val="center"/>
-              <w:rPr>
-                <w:rFonts w:ascii="Arial" w:eastAsia="Arial" w:hAnsi="Arial" w:cs="Arial"/>
-                <w:color w:val="000000"/>
-                <w:sz w:val="18"/>
-                <w:szCs w:val="18"/>
-              </w:rPr>
-            </w:pPr>
-            <w:r>
-              <w:rPr>
-                <w:rFonts w:ascii="Arial" w:eastAsia="Arial" w:hAnsi="Arial" w:cs="Arial"/>
-                <w:color w:val="000000"/>
-                <w:sz w:val="18"/>
-                <w:szCs w:val="18"/>
-              </w:rPr>
-              <w:t>2 (100%)</w:t>
-            </w:r>
-          </w:p>
-        </w:tc>
-        <w:tc>
-          <w:tcPr>
-            <w:tcW w:w="0" w:type="auto"/>
-            <w:tcBorders>
-              <w:top w:val="none" w:sz="0" w:space="0" w:color="000000"/>
-              <w:left w:val="none" w:sz="0" w:space="0" w:color="000000"/>
-              <w:bottom w:val="none" w:sz="0" w:space="0" w:color="000000"/>
-              <w:right w:val="none" w:sz="0" w:space="0" w:color="000000"/>
-            </w:tcBorders>
-            <w:shd w:val="clear" w:color="auto" w:fill="FFFFFF"/>
-            <w:tcMar>
-              <w:top w:w="0" w:type="dxa"/>
-              <w:left w:w="0" w:type="dxa"/>
-              <w:bottom w:w="0" w:type="dxa"/>
-              <w:right w:w="0" w:type="dxa"/>
-            </w:tcMar>
-          </w:tcPr>
-          <w:p>
-            <w:pPr>
-              <w:pBdr>
-                <w:top w:val="none" w:sz="0" w:space="0" w:color="000000"/>
-                <w:left w:val="none" w:sz="0" w:space="0" w:color="000000"/>
-                <w:bottom w:val="none" w:sz="0" w:space="0" w:color="000000"/>
-                <w:right w:val="none" w:sz="0" w:space="0" w:color="000000"/>
-              </w:pBdr>
-              <w:ind w:left="100" w:right="100"/>
-              <w:jc w:val="center"/>
-              <w:rPr>
-                <w:rFonts w:ascii="Arial" w:eastAsia="Arial" w:hAnsi="Arial" w:cs="Arial"/>
-                <w:color w:val="000000"/>
-                <w:sz w:val="18"/>
-                <w:szCs w:val="18"/>
-              </w:rPr>
-            </w:pPr>
-            <w:r>
-              <w:rPr>
-                <w:rFonts w:ascii="Arial" w:eastAsia="Arial" w:hAnsi="Arial" w:cs="Arial"/>
-                <w:color w:val="000000"/>
-                <w:sz w:val="18"/>
-                <w:szCs w:val="18"/>
-              </w:rPr>
-              <w:t>9 (100%)</w:t>
-            </w:r>
-          </w:p>
-        </w:tc>
-        <w:tc>
-          <w:tcPr>
-            <w:tcW w:w="0" w:type="auto"/>
-            <w:tcBorders>
-              <w:top w:val="none" w:sz="0" w:space="0" w:color="000000"/>
-              <w:left w:val="none" w:sz="0" w:space="0" w:color="000000"/>
-              <w:bottom w:val="none" w:sz="0" w:space="0" w:color="000000"/>
-              <w:right w:val="none" w:sz="0" w:space="0" w:color="000000"/>
-            </w:tcBorders>
-            <w:shd w:val="clear" w:color="auto" w:fill="FFFFFF"/>
-            <w:tcMar>
-              <w:top w:w="0" w:type="dxa"/>
-              <w:left w:w="0" w:type="dxa"/>
-              <w:bottom w:w="0" w:type="dxa"/>
-              <w:right w:w="0" w:type="dxa"/>
-            </w:tcMar>
-          </w:tcPr>
-          <w:p>
-            <w:pPr>
-              <w:pBdr>
-                <w:top w:val="none" w:sz="0" w:space="0" w:color="000000"/>
-                <w:left w:val="none" w:sz="0" w:space="0" w:color="000000"/>
-                <w:bottom w:val="none" w:sz="0" w:space="0" w:color="000000"/>
-                <w:right w:val="none" w:sz="0" w:space="0" w:color="000000"/>
-              </w:pBdr>
-              <w:ind w:left="100" w:right="100"/>
-              <w:jc w:val="center"/>
-              <w:rPr>
-                <w:rFonts w:ascii="Arial" w:eastAsia="Arial" w:hAnsi="Arial" w:cs="Arial"/>
-                <w:color w:val="000000"/>
-                <w:sz w:val="18"/>
-                <w:szCs w:val="18"/>
-              </w:rPr>
-            </w:pPr>
-            <w:r>
-              <w:rPr>
-                <w:rFonts w:ascii="Arial" w:eastAsia="Arial" w:hAnsi="Arial" w:cs="Arial"/>
-                <w:color w:val="000000"/>
-                <w:sz w:val="18"/>
-                <w:szCs w:val="18"/>
-              </w:rPr>
-              <w:t>3 (100%)</w:t>
-            </w:r>
-          </w:p>
-        </w:tc>
-        <w:tc>
-          <w:tcPr>
-            <w:tcW w:w="0" w:type="auto"/>
-            <w:tcBorders>
-              <w:top w:val="none" w:sz="0" w:space="0" w:color="000000"/>
-              <w:left w:val="none" w:sz="0" w:space="0" w:color="000000"/>
-              <w:bottom w:val="none" w:sz="0" w:space="0" w:color="000000"/>
-              <w:right w:val="none" w:sz="0" w:space="0" w:color="000000"/>
-            </w:tcBorders>
-            <w:shd w:val="clear" w:color="auto" w:fill="FFFFFF"/>
-            <w:tcMar>
-              <w:top w:w="0" w:type="dxa"/>
-              <w:left w:w="0" w:type="dxa"/>
-              <w:bottom w:w="0" w:type="dxa"/>
-              <w:right w:w="0" w:type="dxa"/>
-            </w:tcMar>
-          </w:tcPr>
-          <w:p>
-            <w:pPr>
-              <w:pBdr>
-                <w:top w:val="none" w:sz="0" w:space="0" w:color="000000"/>
-                <w:left w:val="none" w:sz="0" w:space="0" w:color="000000"/>
-                <w:bottom w:val="none" w:sz="0" w:space="0" w:color="000000"/>
-                <w:right w:val="none" w:sz="0" w:space="0" w:color="000000"/>
-              </w:pBdr>
-              <w:ind w:left="100" w:right="100"/>
-              <w:jc w:val="center"/>
-              <w:rPr>
-                <w:rFonts w:ascii="Arial" w:eastAsia="Arial" w:hAnsi="Arial" w:cs="Arial"/>
-                <w:color w:val="000000"/>
-                <w:sz w:val="18"/>
-                <w:szCs w:val="18"/>
-              </w:rPr>
-            </w:pPr>
-            <w:r>
-              <w:rPr>
-                <w:rFonts w:ascii="Arial" w:eastAsia="Arial" w:hAnsi="Arial" w:cs="Arial"/>
-                <w:color w:val="000000"/>
-                <w:sz w:val="18"/>
-                <w:szCs w:val="18"/>
-              </w:rPr>
-              <w:t>3 (100%)</w:t>
-            </w:r>
-          </w:p>
-        </w:tc>
-        <w:tc>
-          <w:tcPr>
-            <w:tcW w:w="0" w:type="auto"/>
-            <w:tcBorders>
-              <w:top w:val="none" w:sz="0" w:space="0" w:color="000000"/>
-              <w:left w:val="none" w:sz="0" w:space="0" w:color="000000"/>
-              <w:bottom w:val="none" w:sz="0" w:space="0" w:color="000000"/>
-              <w:right w:val="none" w:sz="0" w:space="0" w:color="000000"/>
-            </w:tcBorders>
-            <w:shd w:val="clear" w:color="auto" w:fill="FFFFFF"/>
-            <w:tcMar>
-              <w:top w:w="0" w:type="dxa"/>
-              <w:left w:w="0" w:type="dxa"/>
-              <w:bottom w:w="0" w:type="dxa"/>
-              <w:right w:w="0" w:type="dxa"/>
-            </w:tcMar>
-          </w:tcPr>
-          <w:p>
-            <w:pPr>
-              <w:pBdr>
-                <w:top w:val="none" w:sz="0" w:space="0" w:color="000000"/>
-                <w:left w:val="none" w:sz="0" w:space="0" w:color="000000"/>
-                <w:bottom w:val="none" w:sz="0" w:space="0" w:color="000000"/>
-                <w:right w:val="none" w:sz="0" w:space="0" w:color="000000"/>
-              </w:pBdr>
-              <w:ind w:left="100" w:right="100"/>
-              <w:jc w:val="center"/>
-              <w:rPr>
-                <w:rFonts w:ascii="Arial" w:eastAsia="Arial" w:hAnsi="Arial" w:cs="Arial"/>
-                <w:color w:val="000000"/>
-                <w:sz w:val="18"/>
-                <w:szCs w:val="18"/>
-              </w:rPr>
-            </w:pPr>
-            <w:r>
-              <w:rPr>
-                <w:rFonts w:ascii="Arial" w:eastAsia="Arial" w:hAnsi="Arial" w:cs="Arial"/>
-                <w:color w:val="000000"/>
-                <w:sz w:val="18"/>
-                <w:szCs w:val="18"/>
-              </w:rPr>
-              <w:t>8 (100%)</w:t>
+              <w:t>Yes - Code and Data Available</w:t>
+            </w:r>
+          </w:p>
+        </w:tc>
+        <w:tc>
+          <w:tcPr>
+            <w:tcW w:w="0" w:type="auto"/>
+            <w:tcBorders>
+              <w:top w:val="none" w:sz="0" w:space="0" w:color="000000"/>
+              <w:left w:val="none" w:sz="0" w:space="0" w:color="000000"/>
+              <w:bottom w:val="none" w:sz="0" w:space="0" w:color="000000"/>
+              <w:right w:val="none" w:sz="0" w:space="0" w:color="000000"/>
+            </w:tcBorders>
+            <w:shd w:val="clear" w:color="auto" w:fill="FFFFFF"/>
+            <w:tcMar>
+              <w:top w:w="0" w:type="dxa"/>
+              <w:left w:w="0" w:type="dxa"/>
+              <w:bottom w:w="0" w:type="dxa"/>
+              <w:right w:w="0" w:type="dxa"/>
+            </w:tcMar>
+          </w:tcPr>
+          <w:p>
+            <w:pPr>
+              <w:pBdr>
+                <w:top w:val="none" w:sz="0" w:space="0" w:color="000000"/>
+                <w:left w:val="none" w:sz="0" w:space="0" w:color="000000"/>
+                <w:bottom w:val="none" w:sz="0" w:space="0" w:color="000000"/>
+                <w:right w:val="none" w:sz="0" w:space="0" w:color="000000"/>
+              </w:pBdr>
+              <w:ind w:left="100" w:right="100"/>
+              <w:jc w:val="center"/>
+              <w:rPr>
+                <w:rFonts w:ascii="Arial" w:eastAsia="Arial" w:hAnsi="Arial" w:cs="Arial"/>
+                <w:color w:val="000000"/>
+                <w:sz w:val="18"/>
+                <w:szCs w:val="18"/>
+              </w:rPr>
+            </w:pPr>
+            <w:r>
+              <w:rPr>
+                <w:rFonts w:ascii="Arial" w:eastAsia="Arial" w:hAnsi="Arial" w:cs="Arial"/>
+                <w:color w:val="000000"/>
+                <w:sz w:val="18"/>
+                <w:szCs w:val="18"/>
+              </w:rPr>
+              <w:t>1 (1.8%)</w:t>
+            </w:r>
+          </w:p>
+        </w:tc>
+        <w:tc>
+          <w:tcPr>
+            <w:tcW w:w="0" w:type="auto"/>
+            <w:tcBorders>
+              <w:top w:val="none" w:sz="0" w:space="0" w:color="000000"/>
+              <w:left w:val="none" w:sz="0" w:space="0" w:color="000000"/>
+              <w:bottom w:val="none" w:sz="0" w:space="0" w:color="000000"/>
+              <w:right w:val="none" w:sz="0" w:space="0" w:color="000000"/>
+            </w:tcBorders>
+            <w:shd w:val="clear" w:color="auto" w:fill="FFFFFF"/>
+            <w:tcMar>
+              <w:top w:w="0" w:type="dxa"/>
+              <w:left w:w="0" w:type="dxa"/>
+              <w:bottom w:w="0" w:type="dxa"/>
+              <w:right w:w="0" w:type="dxa"/>
+            </w:tcMar>
+          </w:tcPr>
+          <w:p>
+            <w:pPr>
+              <w:pBdr>
+                <w:top w:val="none" w:sz="0" w:space="0" w:color="000000"/>
+                <w:left w:val="none" w:sz="0" w:space="0" w:color="000000"/>
+                <w:bottom w:val="none" w:sz="0" w:space="0" w:color="000000"/>
+                <w:right w:val="none" w:sz="0" w:space="0" w:color="000000"/>
+              </w:pBdr>
+              <w:ind w:left="100" w:right="100"/>
+              <w:jc w:val="center"/>
+              <w:rPr>
+                <w:rFonts w:ascii="Arial" w:eastAsia="Arial" w:hAnsi="Arial" w:cs="Arial"/>
+                <w:color w:val="000000"/>
+                <w:sz w:val="18"/>
+                <w:szCs w:val="18"/>
+              </w:rPr>
+            </w:pPr>
+            <w:r>
+              <w:rPr>
+                <w:rFonts w:ascii="Arial" w:eastAsia="Arial" w:hAnsi="Arial" w:cs="Arial"/>
+                <w:color w:val="000000"/>
+                <w:sz w:val="18"/>
+                <w:szCs w:val="18"/>
+              </w:rPr>
+              <w:t>0 (0%)</w:t>
+            </w:r>
+          </w:p>
+        </w:tc>
+        <w:tc>
+          <w:tcPr>
+            <w:tcW w:w="0" w:type="auto"/>
+            <w:tcBorders>
+              <w:top w:val="none" w:sz="0" w:space="0" w:color="000000"/>
+              <w:left w:val="none" w:sz="0" w:space="0" w:color="000000"/>
+              <w:bottom w:val="none" w:sz="0" w:space="0" w:color="000000"/>
+              <w:right w:val="none" w:sz="0" w:space="0" w:color="000000"/>
+            </w:tcBorders>
+            <w:shd w:val="clear" w:color="auto" w:fill="FFFFFF"/>
+            <w:tcMar>
+              <w:top w:w="0" w:type="dxa"/>
+              <w:left w:w="0" w:type="dxa"/>
+              <w:bottom w:w="0" w:type="dxa"/>
+              <w:right w:w="0" w:type="dxa"/>
+            </w:tcMar>
+          </w:tcPr>
+          <w:p>
+            <w:pPr>
+              <w:pBdr>
+                <w:top w:val="none" w:sz="0" w:space="0" w:color="000000"/>
+                <w:left w:val="none" w:sz="0" w:space="0" w:color="000000"/>
+                <w:bottom w:val="none" w:sz="0" w:space="0" w:color="000000"/>
+                <w:right w:val="none" w:sz="0" w:space="0" w:color="000000"/>
+              </w:pBdr>
+              <w:ind w:left="100" w:right="100"/>
+              <w:jc w:val="center"/>
+              <w:rPr>
+                <w:rFonts w:ascii="Arial" w:eastAsia="Arial" w:hAnsi="Arial" w:cs="Arial"/>
+                <w:color w:val="000000"/>
+                <w:sz w:val="18"/>
+                <w:szCs w:val="18"/>
+              </w:rPr>
+            </w:pPr>
+            <w:r>
+              <w:rPr>
+                <w:rFonts w:ascii="Arial" w:eastAsia="Arial" w:hAnsi="Arial" w:cs="Arial"/>
+                <w:color w:val="000000"/>
+                <w:sz w:val="18"/>
+                <w:szCs w:val="18"/>
+              </w:rPr>
+              <w:t>1 (2.3%)</w:t>
+            </w:r>
+          </w:p>
+        </w:tc>
+        <w:tc>
+          <w:tcPr>
+            <w:tcW w:w="0" w:type="auto"/>
+            <w:tcBorders>
+              <w:top w:val="none" w:sz="0" w:space="0" w:color="000000"/>
+              <w:left w:val="none" w:sz="0" w:space="0" w:color="000000"/>
+              <w:bottom w:val="none" w:sz="0" w:space="0" w:color="000000"/>
+              <w:right w:val="none" w:sz="0" w:space="0" w:color="000000"/>
+            </w:tcBorders>
+            <w:shd w:val="clear" w:color="auto" w:fill="FFFFFF"/>
+            <w:tcMar>
+              <w:top w:w="0" w:type="dxa"/>
+              <w:left w:w="0" w:type="dxa"/>
+              <w:bottom w:w="0" w:type="dxa"/>
+              <w:right w:w="0" w:type="dxa"/>
+            </w:tcMar>
+          </w:tcPr>
+          <w:p>
+            <w:pPr>
+              <w:pBdr>
+                <w:top w:val="none" w:sz="0" w:space="0" w:color="000000"/>
+                <w:left w:val="none" w:sz="0" w:space="0" w:color="000000"/>
+                <w:bottom w:val="none" w:sz="0" w:space="0" w:color="000000"/>
+                <w:right w:val="none" w:sz="0" w:space="0" w:color="000000"/>
+              </w:pBdr>
+              <w:ind w:left="100" w:right="100"/>
+              <w:jc w:val="center"/>
+              <w:rPr>
+                <w:rFonts w:ascii="Arial" w:eastAsia="Arial" w:hAnsi="Arial" w:cs="Arial"/>
+                <w:color w:val="000000"/>
+                <w:sz w:val="18"/>
+                <w:szCs w:val="18"/>
+              </w:rPr>
+            </w:pPr>
+            <w:r>
+              <w:rPr>
+                <w:rFonts w:ascii="Arial" w:eastAsia="Arial" w:hAnsi="Arial" w:cs="Arial"/>
+                <w:color w:val="000000"/>
+                <w:sz w:val="18"/>
+                <w:szCs w:val="18"/>
+              </w:rPr>
+              <w:t>0 (0%)</w:t>
+            </w:r>
+          </w:p>
+        </w:tc>
+        <w:tc>
+          <w:tcPr>
+            <w:tcW w:w="0" w:type="auto"/>
+            <w:tcBorders>
+              <w:top w:val="none" w:sz="0" w:space="0" w:color="000000"/>
+              <w:left w:val="none" w:sz="0" w:space="0" w:color="000000"/>
+              <w:bottom w:val="none" w:sz="0" w:space="0" w:color="000000"/>
+              <w:right w:val="none" w:sz="0" w:space="0" w:color="000000"/>
+            </w:tcBorders>
+            <w:shd w:val="clear" w:color="auto" w:fill="FFFFFF"/>
+            <w:tcMar>
+              <w:top w:w="0" w:type="dxa"/>
+              <w:left w:w="0" w:type="dxa"/>
+              <w:bottom w:w="0" w:type="dxa"/>
+              <w:right w:w="0" w:type="dxa"/>
+            </w:tcMar>
+          </w:tcPr>
+          <w:p>
+            <w:pPr>
+              <w:pBdr>
+                <w:top w:val="none" w:sz="0" w:space="0" w:color="000000"/>
+                <w:left w:val="none" w:sz="0" w:space="0" w:color="000000"/>
+                <w:bottom w:val="none" w:sz="0" w:space="0" w:color="000000"/>
+                <w:right w:val="none" w:sz="0" w:space="0" w:color="000000"/>
+              </w:pBdr>
+              <w:ind w:left="100" w:right="100"/>
+              <w:jc w:val="center"/>
+              <w:rPr>
+                <w:rFonts w:ascii="Arial" w:eastAsia="Arial" w:hAnsi="Arial" w:cs="Arial"/>
+                <w:color w:val="000000"/>
+                <w:sz w:val="18"/>
+                <w:szCs w:val="18"/>
+              </w:rPr>
+            </w:pPr>
+            <w:r>
+              <w:rPr>
+                <w:rFonts w:ascii="Arial" w:eastAsia="Arial" w:hAnsi="Arial" w:cs="Arial"/>
+                <w:color w:val="000000"/>
+                <w:sz w:val="18"/>
+                <w:szCs w:val="18"/>
+              </w:rPr>
+              <w:t>0 (0%)</w:t>
+            </w:r>
+          </w:p>
+        </w:tc>
+        <w:tc>
+          <w:tcPr>
+            <w:tcW w:w="0" w:type="auto"/>
+            <w:tcBorders>
+              <w:top w:val="none" w:sz="0" w:space="0" w:color="000000"/>
+              <w:left w:val="none" w:sz="0" w:space="0" w:color="000000"/>
+              <w:bottom w:val="none" w:sz="0" w:space="0" w:color="000000"/>
+              <w:right w:val="none" w:sz="0" w:space="0" w:color="000000"/>
+            </w:tcBorders>
+            <w:shd w:val="clear" w:color="auto" w:fill="FFFFFF"/>
+            <w:tcMar>
+              <w:top w:w="0" w:type="dxa"/>
+              <w:left w:w="0" w:type="dxa"/>
+              <w:bottom w:w="0" w:type="dxa"/>
+              <w:right w:w="0" w:type="dxa"/>
+            </w:tcMar>
+          </w:tcPr>
+          <w:p>
+            <w:pPr>
+              <w:pBdr>
+                <w:top w:val="none" w:sz="0" w:space="0" w:color="000000"/>
+                <w:left w:val="none" w:sz="0" w:space="0" w:color="000000"/>
+                <w:bottom w:val="none" w:sz="0" w:space="0" w:color="000000"/>
+                <w:right w:val="none" w:sz="0" w:space="0" w:color="000000"/>
+              </w:pBdr>
+              <w:ind w:left="100" w:right="100"/>
+              <w:jc w:val="center"/>
+              <w:rPr>
+                <w:rFonts w:ascii="Arial" w:eastAsia="Arial" w:hAnsi="Arial" w:cs="Arial"/>
+                <w:color w:val="000000"/>
+                <w:sz w:val="18"/>
+                <w:szCs w:val="18"/>
+              </w:rPr>
+            </w:pPr>
+            <w:r>
+              <w:rPr>
+                <w:rFonts w:ascii="Arial" w:eastAsia="Arial" w:hAnsi="Arial" w:cs="Arial"/>
+                <w:color w:val="000000"/>
+                <w:sz w:val="18"/>
+                <w:szCs w:val="18"/>
+              </w:rPr>
+              <w:t>0 (0%)</w:t>
+            </w:r>
+          </w:p>
+        </w:tc>
+        <w:tc>
+          <w:tcPr>
+            <w:tcW w:w="0" w:type="auto"/>
+            <w:tcBorders>
+              <w:top w:val="none" w:sz="0" w:space="0" w:color="000000"/>
+              <w:left w:val="none" w:sz="0" w:space="0" w:color="000000"/>
+              <w:bottom w:val="none" w:sz="0" w:space="0" w:color="000000"/>
+              <w:right w:val="none" w:sz="0" w:space="0" w:color="000000"/>
+            </w:tcBorders>
+            <w:shd w:val="clear" w:color="auto" w:fill="FFFFFF"/>
+            <w:tcMar>
+              <w:top w:w="0" w:type="dxa"/>
+              <w:left w:w="0" w:type="dxa"/>
+              <w:bottom w:w="0" w:type="dxa"/>
+              <w:right w:w="0" w:type="dxa"/>
+            </w:tcMar>
+          </w:tcPr>
+          <w:p>
+            <w:pPr>
+              <w:pBdr>
+                <w:top w:val="none" w:sz="0" w:space="0" w:color="000000"/>
+                <w:left w:val="none" w:sz="0" w:space="0" w:color="000000"/>
+                <w:bottom w:val="none" w:sz="0" w:space="0" w:color="000000"/>
+                <w:right w:val="none" w:sz="0" w:space="0" w:color="000000"/>
+              </w:pBdr>
+              <w:ind w:left="100" w:right="100"/>
+              <w:jc w:val="center"/>
+              <w:rPr>
+                <w:rFonts w:ascii="Arial" w:eastAsia="Arial" w:hAnsi="Arial" w:cs="Arial"/>
+                <w:color w:val="000000"/>
+                <w:sz w:val="18"/>
+                <w:szCs w:val="18"/>
+              </w:rPr>
+            </w:pPr>
+            <w:r>
+              <w:rPr>
+                <w:rFonts w:ascii="Arial" w:eastAsia="Arial" w:hAnsi="Arial" w:cs="Arial"/>
+                <w:color w:val="000000"/>
+                <w:sz w:val="18"/>
+                <w:szCs w:val="18"/>
+              </w:rPr>
+              <w:t>1 (4.0%)</w:t>
             </w:r>
           </w:p>
         </w:tc>
@@ -12057,322 +12014,322 @@
                 <w:sz w:val="18"/>
                 <w:szCs w:val="18"/>
               </w:rPr>
-              <w:t>Not Reported</w:t>
-            </w:r>
-          </w:p>
-        </w:tc>
-        <w:tc>
-          <w:tcPr>
-            <w:tcW w:w="0" w:type="auto"/>
-            <w:tcBorders>
-              <w:top w:val="none" w:sz="0" w:space="0" w:color="000000"/>
-              <w:left w:val="none" w:sz="0" w:space="0" w:color="000000"/>
-              <w:bottom w:val="none" w:sz="0" w:space="0" w:color="000000"/>
-              <w:right w:val="none" w:sz="0" w:space="0" w:color="000000"/>
-            </w:tcBorders>
-            <w:shd w:val="clear" w:color="auto" w:fill="FFFFFF"/>
-            <w:tcMar>
-              <w:top w:w="0" w:type="dxa"/>
-              <w:left w:w="0" w:type="dxa"/>
-              <w:bottom w:w="0" w:type="dxa"/>
-              <w:right w:w="0" w:type="dxa"/>
-            </w:tcMar>
-          </w:tcPr>
-          <w:p>
-            <w:pPr>
-              <w:pBdr>
-                <w:top w:val="none" w:sz="0" w:space="0" w:color="000000"/>
-                <w:left w:val="none" w:sz="0" w:space="0" w:color="000000"/>
-                <w:bottom w:val="none" w:sz="0" w:space="0" w:color="000000"/>
-                <w:right w:val="none" w:sz="0" w:space="0" w:color="000000"/>
-              </w:pBdr>
-              <w:ind w:left="100" w:right="100"/>
-              <w:jc w:val="center"/>
-              <w:rPr>
-                <w:rFonts w:ascii="Arial" w:eastAsia="Arial" w:hAnsi="Arial" w:cs="Arial"/>
-                <w:color w:val="000000"/>
-                <w:sz w:val="18"/>
-                <w:szCs w:val="18"/>
-              </w:rPr>
-            </w:pPr>
-            <w:r>
-              <w:rPr>
-                <w:rFonts w:ascii="Arial" w:eastAsia="Arial" w:hAnsi="Arial" w:cs="Arial"/>
-                <w:color w:val="000000"/>
-                <w:sz w:val="18"/>
-                <w:szCs w:val="18"/>
-              </w:rPr>
-              <w:t>43</w:t>
-            </w:r>
-          </w:p>
-        </w:tc>
-        <w:tc>
-          <w:tcPr>
-            <w:tcW w:w="0" w:type="auto"/>
-            <w:tcBorders>
-              <w:top w:val="none" w:sz="0" w:space="0" w:color="000000"/>
-              <w:left w:val="none" w:sz="0" w:space="0" w:color="000000"/>
-              <w:bottom w:val="none" w:sz="0" w:space="0" w:color="000000"/>
-              <w:right w:val="none" w:sz="0" w:space="0" w:color="000000"/>
-            </w:tcBorders>
-            <w:shd w:val="clear" w:color="auto" w:fill="FFFFFF"/>
-            <w:tcMar>
-              <w:top w:w="0" w:type="dxa"/>
-              <w:left w:w="0" w:type="dxa"/>
-              <w:bottom w:w="0" w:type="dxa"/>
-              <w:right w:w="0" w:type="dxa"/>
-            </w:tcMar>
-          </w:tcPr>
-          <w:p>
-            <w:pPr>
-              <w:pBdr>
-                <w:top w:val="none" w:sz="0" w:space="0" w:color="000000"/>
-                <w:left w:val="none" w:sz="0" w:space="0" w:color="000000"/>
-                <w:bottom w:val="none" w:sz="0" w:space="0" w:color="000000"/>
-                <w:right w:val="none" w:sz="0" w:space="0" w:color="000000"/>
-              </w:pBdr>
-              <w:ind w:left="100" w:right="100"/>
-              <w:jc w:val="center"/>
-              <w:rPr>
-                <w:rFonts w:ascii="Arial" w:eastAsia="Arial" w:hAnsi="Arial" w:cs="Arial"/>
-                <w:color w:val="000000"/>
-                <w:sz w:val="18"/>
-                <w:szCs w:val="18"/>
-              </w:rPr>
-            </w:pPr>
-            <w:r>
-              <w:rPr>
-                <w:rFonts w:ascii="Arial" w:eastAsia="Arial" w:hAnsi="Arial" w:cs="Arial"/>
-                <w:color w:val="000000"/>
-                <w:sz w:val="18"/>
-                <w:szCs w:val="18"/>
-              </w:rPr>
-              <w:t>1</w:t>
-            </w:r>
-          </w:p>
-        </w:tc>
-        <w:tc>
-          <w:tcPr>
-            <w:tcW w:w="0" w:type="auto"/>
-            <w:tcBorders>
-              <w:top w:val="none" w:sz="0" w:space="0" w:color="000000"/>
-              <w:left w:val="none" w:sz="0" w:space="0" w:color="000000"/>
-              <w:bottom w:val="none" w:sz="0" w:space="0" w:color="000000"/>
-              <w:right w:val="none" w:sz="0" w:space="0" w:color="000000"/>
-            </w:tcBorders>
-            <w:shd w:val="clear" w:color="auto" w:fill="FFFFFF"/>
-            <w:tcMar>
-              <w:top w:w="0" w:type="dxa"/>
-              <w:left w:w="0" w:type="dxa"/>
-              <w:bottom w:w="0" w:type="dxa"/>
-              <w:right w:w="0" w:type="dxa"/>
-            </w:tcMar>
-          </w:tcPr>
-          <w:p>
-            <w:pPr>
-              <w:pBdr>
-                <w:top w:val="none" w:sz="0" w:space="0" w:color="000000"/>
-                <w:left w:val="none" w:sz="0" w:space="0" w:color="000000"/>
-                <w:bottom w:val="none" w:sz="0" w:space="0" w:color="000000"/>
-                <w:right w:val="none" w:sz="0" w:space="0" w:color="000000"/>
-              </w:pBdr>
-              <w:ind w:left="100" w:right="100"/>
-              <w:jc w:val="center"/>
-              <w:rPr>
-                <w:rFonts w:ascii="Arial" w:eastAsia="Arial" w:hAnsi="Arial" w:cs="Arial"/>
-                <w:color w:val="000000"/>
-                <w:sz w:val="18"/>
-                <w:szCs w:val="18"/>
-              </w:rPr>
-            </w:pPr>
-            <w:r>
-              <w:rPr>
-                <w:rFonts w:ascii="Arial" w:eastAsia="Arial" w:hAnsi="Arial" w:cs="Arial"/>
-                <w:color w:val="000000"/>
-                <w:sz w:val="18"/>
-                <w:szCs w:val="18"/>
-              </w:rPr>
-              <w:t>42</w:t>
-            </w:r>
-          </w:p>
-        </w:tc>
-        <w:tc>
-          <w:tcPr>
-            <w:tcW w:w="0" w:type="auto"/>
-            <w:tcBorders>
-              <w:top w:val="none" w:sz="0" w:space="0" w:color="000000"/>
-              <w:left w:val="none" w:sz="0" w:space="0" w:color="000000"/>
-              <w:bottom w:val="none" w:sz="0" w:space="0" w:color="000000"/>
-              <w:right w:val="none" w:sz="0" w:space="0" w:color="000000"/>
-            </w:tcBorders>
-            <w:shd w:val="clear" w:color="auto" w:fill="FFFFFF"/>
-            <w:tcMar>
-              <w:top w:w="0" w:type="dxa"/>
-              <w:left w:w="0" w:type="dxa"/>
-              <w:bottom w:w="0" w:type="dxa"/>
-              <w:right w:w="0" w:type="dxa"/>
-            </w:tcMar>
-          </w:tcPr>
-          <w:p>
-            <w:pPr>
-              <w:pBdr>
-                <w:top w:val="none" w:sz="0" w:space="0" w:color="000000"/>
-                <w:left w:val="none" w:sz="0" w:space="0" w:color="000000"/>
-                <w:bottom w:val="none" w:sz="0" w:space="0" w:color="000000"/>
-                <w:right w:val="none" w:sz="0" w:space="0" w:color="000000"/>
-              </w:pBdr>
-              <w:ind w:left="100" w:right="100"/>
-              <w:jc w:val="center"/>
-              <w:rPr>
-                <w:rFonts w:ascii="Arial" w:eastAsia="Arial" w:hAnsi="Arial" w:cs="Arial"/>
-                <w:color w:val="000000"/>
-                <w:sz w:val="18"/>
-                <w:szCs w:val="18"/>
-              </w:rPr>
-            </w:pPr>
-            <w:r>
-              <w:rPr>
-                <w:rFonts w:ascii="Arial" w:eastAsia="Arial" w:hAnsi="Arial" w:cs="Arial"/>
-                <w:color w:val="000000"/>
-                <w:sz w:val="18"/>
-                <w:szCs w:val="18"/>
-              </w:rPr>
-              <w:t>0</w:t>
-            </w:r>
-          </w:p>
-        </w:tc>
-        <w:tc>
-          <w:tcPr>
-            <w:tcW w:w="0" w:type="auto"/>
-            <w:tcBorders>
-              <w:top w:val="none" w:sz="0" w:space="0" w:color="000000"/>
-              <w:left w:val="none" w:sz="0" w:space="0" w:color="000000"/>
-              <w:bottom w:val="none" w:sz="0" w:space="0" w:color="000000"/>
-              <w:right w:val="none" w:sz="0" w:space="0" w:color="000000"/>
-            </w:tcBorders>
-            <w:shd w:val="clear" w:color="auto" w:fill="FFFFFF"/>
-            <w:tcMar>
-              <w:top w:w="0" w:type="dxa"/>
-              <w:left w:w="0" w:type="dxa"/>
-              <w:bottom w:w="0" w:type="dxa"/>
-              <w:right w:w="0" w:type="dxa"/>
-            </w:tcMar>
-          </w:tcPr>
-          <w:p>
-            <w:pPr>
-              <w:pBdr>
-                <w:top w:val="none" w:sz="0" w:space="0" w:color="000000"/>
-                <w:left w:val="none" w:sz="0" w:space="0" w:color="000000"/>
-                <w:bottom w:val="none" w:sz="0" w:space="0" w:color="000000"/>
-                <w:right w:val="none" w:sz="0" w:space="0" w:color="000000"/>
-              </w:pBdr>
-              <w:ind w:left="100" w:right="100"/>
-              <w:jc w:val="center"/>
-              <w:rPr>
-                <w:rFonts w:ascii="Arial" w:eastAsia="Arial" w:hAnsi="Arial" w:cs="Arial"/>
-                <w:color w:val="000000"/>
-                <w:sz w:val="18"/>
-                <w:szCs w:val="18"/>
-              </w:rPr>
-            </w:pPr>
-            <w:r>
-              <w:rPr>
-                <w:rFonts w:ascii="Arial" w:eastAsia="Arial" w:hAnsi="Arial" w:cs="Arial"/>
-                <w:color w:val="000000"/>
-                <w:sz w:val="18"/>
-                <w:szCs w:val="18"/>
-              </w:rPr>
-              <w:t>11</w:t>
-            </w:r>
-          </w:p>
-        </w:tc>
-        <w:tc>
-          <w:tcPr>
-            <w:tcW w:w="0" w:type="auto"/>
-            <w:tcBorders>
-              <w:top w:val="none" w:sz="0" w:space="0" w:color="000000"/>
-              <w:left w:val="none" w:sz="0" w:space="0" w:color="000000"/>
-              <w:bottom w:val="none" w:sz="0" w:space="0" w:color="000000"/>
-              <w:right w:val="none" w:sz="0" w:space="0" w:color="000000"/>
-            </w:tcBorders>
-            <w:shd w:val="clear" w:color="auto" w:fill="FFFFFF"/>
-            <w:tcMar>
-              <w:top w:w="0" w:type="dxa"/>
-              <w:left w:w="0" w:type="dxa"/>
-              <w:bottom w:w="0" w:type="dxa"/>
-              <w:right w:w="0" w:type="dxa"/>
-            </w:tcMar>
-          </w:tcPr>
-          <w:p>
-            <w:pPr>
-              <w:pBdr>
-                <w:top w:val="none" w:sz="0" w:space="0" w:color="000000"/>
-                <w:left w:val="none" w:sz="0" w:space="0" w:color="000000"/>
-                <w:bottom w:val="none" w:sz="0" w:space="0" w:color="000000"/>
-                <w:right w:val="none" w:sz="0" w:space="0" w:color="000000"/>
-              </w:pBdr>
-              <w:ind w:left="100" w:right="100"/>
-              <w:jc w:val="center"/>
-              <w:rPr>
-                <w:rFonts w:ascii="Arial" w:eastAsia="Arial" w:hAnsi="Arial" w:cs="Arial"/>
-                <w:color w:val="000000"/>
-                <w:sz w:val="18"/>
-                <w:szCs w:val="18"/>
-              </w:rPr>
-            </w:pPr>
-            <w:r>
-              <w:rPr>
-                <w:rFonts w:ascii="Arial" w:eastAsia="Arial" w:hAnsi="Arial" w:cs="Arial"/>
-                <w:color w:val="000000"/>
-                <w:sz w:val="18"/>
-                <w:szCs w:val="18"/>
-              </w:rPr>
-              <w:t>15</w:t>
-            </w:r>
-          </w:p>
-        </w:tc>
-        <w:tc>
-          <w:tcPr>
-            <w:tcW w:w="0" w:type="auto"/>
-            <w:tcBorders>
-              <w:top w:val="none" w:sz="0" w:space="0" w:color="000000"/>
-              <w:left w:val="none" w:sz="0" w:space="0" w:color="000000"/>
-              <w:bottom w:val="none" w:sz="0" w:space="0" w:color="000000"/>
-              <w:right w:val="none" w:sz="0" w:space="0" w:color="000000"/>
-            </w:tcBorders>
-            <w:shd w:val="clear" w:color="auto" w:fill="FFFFFF"/>
-            <w:tcMar>
-              <w:top w:w="0" w:type="dxa"/>
-              <w:left w:w="0" w:type="dxa"/>
-              <w:bottom w:w="0" w:type="dxa"/>
-              <w:right w:w="0" w:type="dxa"/>
-            </w:tcMar>
-          </w:tcPr>
-          <w:p>
-            <w:pPr>
-              <w:pBdr>
-                <w:top w:val="none" w:sz="0" w:space="0" w:color="000000"/>
-                <w:left w:val="none" w:sz="0" w:space="0" w:color="000000"/>
-                <w:bottom w:val="none" w:sz="0" w:space="0" w:color="000000"/>
-                <w:right w:val="none" w:sz="0" w:space="0" w:color="000000"/>
-              </w:pBdr>
-              <w:ind w:left="100" w:right="100"/>
-              <w:jc w:val="center"/>
-              <w:rPr>
-                <w:rFonts w:ascii="Arial" w:eastAsia="Arial" w:hAnsi="Arial" w:cs="Arial"/>
-                <w:color w:val="000000"/>
-                <w:sz w:val="18"/>
-                <w:szCs w:val="18"/>
-              </w:rPr>
-            </w:pPr>
-            <w:r>
-              <w:rPr>
-                <w:rFonts w:ascii="Arial" w:eastAsia="Arial" w:hAnsi="Arial" w:cs="Arial"/>
-                <w:color w:val="000000"/>
-                <w:sz w:val="18"/>
-                <w:szCs w:val="18"/>
-              </w:rPr>
-              <w:t>17</w:t>
+              <w:t>Yes - Data Available Only</w:t>
+            </w:r>
+          </w:p>
+        </w:tc>
+        <w:tc>
+          <w:tcPr>
+            <w:tcW w:w="0" w:type="auto"/>
+            <w:tcBorders>
+              <w:top w:val="none" w:sz="0" w:space="0" w:color="000000"/>
+              <w:left w:val="none" w:sz="0" w:space="0" w:color="000000"/>
+              <w:bottom w:val="none" w:sz="0" w:space="0" w:color="000000"/>
+              <w:right w:val="none" w:sz="0" w:space="0" w:color="000000"/>
+            </w:tcBorders>
+            <w:shd w:val="clear" w:color="auto" w:fill="FFFFFF"/>
+            <w:tcMar>
+              <w:top w:w="0" w:type="dxa"/>
+              <w:left w:w="0" w:type="dxa"/>
+              <w:bottom w:w="0" w:type="dxa"/>
+              <w:right w:w="0" w:type="dxa"/>
+            </w:tcMar>
+          </w:tcPr>
+          <w:p>
+            <w:pPr>
+              <w:pBdr>
+                <w:top w:val="none" w:sz="0" w:space="0" w:color="000000"/>
+                <w:left w:val="none" w:sz="0" w:space="0" w:color="000000"/>
+                <w:bottom w:val="none" w:sz="0" w:space="0" w:color="000000"/>
+                <w:right w:val="none" w:sz="0" w:space="0" w:color="000000"/>
+              </w:pBdr>
+              <w:ind w:left="100" w:right="100"/>
+              <w:jc w:val="center"/>
+              <w:rPr>
+                <w:rFonts w:ascii="Arial" w:eastAsia="Arial" w:hAnsi="Arial" w:cs="Arial"/>
+                <w:color w:val="000000"/>
+                <w:sz w:val="18"/>
+                <w:szCs w:val="18"/>
+              </w:rPr>
+            </w:pPr>
+            <w:r>
+              <w:rPr>
+                <w:rFonts w:ascii="Arial" w:eastAsia="Arial" w:hAnsi="Arial" w:cs="Arial"/>
+                <w:color w:val="000000"/>
+                <w:sz w:val="18"/>
+                <w:szCs w:val="18"/>
+              </w:rPr>
+              <w:t>4 (7.0%)</w:t>
+            </w:r>
+          </w:p>
+        </w:tc>
+        <w:tc>
+          <w:tcPr>
+            <w:tcW w:w="0" w:type="auto"/>
+            <w:tcBorders>
+              <w:top w:val="none" w:sz="0" w:space="0" w:color="000000"/>
+              <w:left w:val="none" w:sz="0" w:space="0" w:color="000000"/>
+              <w:bottom w:val="none" w:sz="0" w:space="0" w:color="000000"/>
+              <w:right w:val="none" w:sz="0" w:space="0" w:color="000000"/>
+            </w:tcBorders>
+            <w:shd w:val="clear" w:color="auto" w:fill="FFFFFF"/>
+            <w:tcMar>
+              <w:top w:w="0" w:type="dxa"/>
+              <w:left w:w="0" w:type="dxa"/>
+              <w:bottom w:w="0" w:type="dxa"/>
+              <w:right w:w="0" w:type="dxa"/>
+            </w:tcMar>
+          </w:tcPr>
+          <w:p>
+            <w:pPr>
+              <w:pBdr>
+                <w:top w:val="none" w:sz="0" w:space="0" w:color="000000"/>
+                <w:left w:val="none" w:sz="0" w:space="0" w:color="000000"/>
+                <w:bottom w:val="none" w:sz="0" w:space="0" w:color="000000"/>
+                <w:right w:val="none" w:sz="0" w:space="0" w:color="000000"/>
+              </w:pBdr>
+              <w:ind w:left="100" w:right="100"/>
+              <w:jc w:val="center"/>
+              <w:rPr>
+                <w:rFonts w:ascii="Arial" w:eastAsia="Arial" w:hAnsi="Arial" w:cs="Arial"/>
+                <w:color w:val="000000"/>
+                <w:sz w:val="18"/>
+                <w:szCs w:val="18"/>
+              </w:rPr>
+            </w:pPr>
+            <w:r>
+              <w:rPr>
+                <w:rFonts w:ascii="Arial" w:eastAsia="Arial" w:hAnsi="Arial" w:cs="Arial"/>
+                <w:color w:val="000000"/>
+                <w:sz w:val="18"/>
+                <w:szCs w:val="18"/>
+              </w:rPr>
+              <w:t>0 (0%)</w:t>
+            </w:r>
+          </w:p>
+        </w:tc>
+        <w:tc>
+          <w:tcPr>
+            <w:tcW w:w="0" w:type="auto"/>
+            <w:tcBorders>
+              <w:top w:val="none" w:sz="0" w:space="0" w:color="000000"/>
+              <w:left w:val="none" w:sz="0" w:space="0" w:color="000000"/>
+              <w:bottom w:val="none" w:sz="0" w:space="0" w:color="000000"/>
+              <w:right w:val="none" w:sz="0" w:space="0" w:color="000000"/>
+            </w:tcBorders>
+            <w:shd w:val="clear" w:color="auto" w:fill="FFFFFF"/>
+            <w:tcMar>
+              <w:top w:w="0" w:type="dxa"/>
+              <w:left w:w="0" w:type="dxa"/>
+              <w:bottom w:w="0" w:type="dxa"/>
+              <w:right w:w="0" w:type="dxa"/>
+            </w:tcMar>
+          </w:tcPr>
+          <w:p>
+            <w:pPr>
+              <w:pBdr>
+                <w:top w:val="none" w:sz="0" w:space="0" w:color="000000"/>
+                <w:left w:val="none" w:sz="0" w:space="0" w:color="000000"/>
+                <w:bottom w:val="none" w:sz="0" w:space="0" w:color="000000"/>
+                <w:right w:val="none" w:sz="0" w:space="0" w:color="000000"/>
+              </w:pBdr>
+              <w:ind w:left="100" w:right="100"/>
+              <w:jc w:val="center"/>
+              <w:rPr>
+                <w:rFonts w:ascii="Arial" w:eastAsia="Arial" w:hAnsi="Arial" w:cs="Arial"/>
+                <w:color w:val="000000"/>
+                <w:sz w:val="18"/>
+                <w:szCs w:val="18"/>
+              </w:rPr>
+            </w:pPr>
+            <w:r>
+              <w:rPr>
+                <w:rFonts w:ascii="Arial" w:eastAsia="Arial" w:hAnsi="Arial" w:cs="Arial"/>
+                <w:color w:val="000000"/>
+                <w:sz w:val="18"/>
+                <w:szCs w:val="18"/>
+              </w:rPr>
+              <w:t>3 (6.8%)</w:t>
+            </w:r>
+          </w:p>
+        </w:tc>
+        <w:tc>
+          <w:tcPr>
+            <w:tcW w:w="0" w:type="auto"/>
+            <w:tcBorders>
+              <w:top w:val="none" w:sz="0" w:space="0" w:color="000000"/>
+              <w:left w:val="none" w:sz="0" w:space="0" w:color="000000"/>
+              <w:bottom w:val="none" w:sz="0" w:space="0" w:color="000000"/>
+              <w:right w:val="none" w:sz="0" w:space="0" w:color="000000"/>
+            </w:tcBorders>
+            <w:shd w:val="clear" w:color="auto" w:fill="FFFFFF"/>
+            <w:tcMar>
+              <w:top w:w="0" w:type="dxa"/>
+              <w:left w:w="0" w:type="dxa"/>
+              <w:bottom w:w="0" w:type="dxa"/>
+              <w:right w:w="0" w:type="dxa"/>
+            </w:tcMar>
+          </w:tcPr>
+          <w:p>
+            <w:pPr>
+              <w:pBdr>
+                <w:top w:val="none" w:sz="0" w:space="0" w:color="000000"/>
+                <w:left w:val="none" w:sz="0" w:space="0" w:color="000000"/>
+                <w:bottom w:val="none" w:sz="0" w:space="0" w:color="000000"/>
+                <w:right w:val="none" w:sz="0" w:space="0" w:color="000000"/>
+              </w:pBdr>
+              <w:ind w:left="100" w:right="100"/>
+              <w:jc w:val="center"/>
+              <w:rPr>
+                <w:rFonts w:ascii="Arial" w:eastAsia="Arial" w:hAnsi="Arial" w:cs="Arial"/>
+                <w:color w:val="000000"/>
+                <w:sz w:val="18"/>
+                <w:szCs w:val="18"/>
+              </w:rPr>
+            </w:pPr>
+            <w:r>
+              <w:rPr>
+                <w:rFonts w:ascii="Arial" w:eastAsia="Arial" w:hAnsi="Arial" w:cs="Arial"/>
+                <w:color w:val="000000"/>
+                <w:sz w:val="18"/>
+                <w:szCs w:val="18"/>
+              </w:rPr>
+              <w:t>1 (11%)</w:t>
+            </w:r>
+          </w:p>
+        </w:tc>
+        <w:tc>
+          <w:tcPr>
+            <w:tcW w:w="0" w:type="auto"/>
+            <w:tcBorders>
+              <w:top w:val="none" w:sz="0" w:space="0" w:color="000000"/>
+              <w:left w:val="none" w:sz="0" w:space="0" w:color="000000"/>
+              <w:bottom w:val="none" w:sz="0" w:space="0" w:color="000000"/>
+              <w:right w:val="none" w:sz="0" w:space="0" w:color="000000"/>
+            </w:tcBorders>
+            <w:shd w:val="clear" w:color="auto" w:fill="FFFFFF"/>
+            <w:tcMar>
+              <w:top w:w="0" w:type="dxa"/>
+              <w:left w:w="0" w:type="dxa"/>
+              <w:bottom w:w="0" w:type="dxa"/>
+              <w:right w:w="0" w:type="dxa"/>
+            </w:tcMar>
+          </w:tcPr>
+          <w:p>
+            <w:pPr>
+              <w:pBdr>
+                <w:top w:val="none" w:sz="0" w:space="0" w:color="000000"/>
+                <w:left w:val="none" w:sz="0" w:space="0" w:color="000000"/>
+                <w:bottom w:val="none" w:sz="0" w:space="0" w:color="000000"/>
+                <w:right w:val="none" w:sz="0" w:space="0" w:color="000000"/>
+              </w:pBdr>
+              <w:ind w:left="100" w:right="100"/>
+              <w:jc w:val="center"/>
+              <w:rPr>
+                <w:rFonts w:ascii="Arial" w:eastAsia="Arial" w:hAnsi="Arial" w:cs="Arial"/>
+                <w:color w:val="000000"/>
+                <w:sz w:val="18"/>
+                <w:szCs w:val="18"/>
+              </w:rPr>
+            </w:pPr>
+            <w:r>
+              <w:rPr>
+                <w:rFonts w:ascii="Arial" w:eastAsia="Arial" w:hAnsi="Arial" w:cs="Arial"/>
+                <w:color w:val="000000"/>
+                <w:sz w:val="18"/>
+                <w:szCs w:val="18"/>
+              </w:rPr>
+              <w:t>1 (7.1%)</w:t>
+            </w:r>
+          </w:p>
+        </w:tc>
+        <w:tc>
+          <w:tcPr>
+            <w:tcW w:w="0" w:type="auto"/>
+            <w:tcBorders>
+              <w:top w:val="none" w:sz="0" w:space="0" w:color="000000"/>
+              <w:left w:val="none" w:sz="0" w:space="0" w:color="000000"/>
+              <w:bottom w:val="none" w:sz="0" w:space="0" w:color="000000"/>
+              <w:right w:val="none" w:sz="0" w:space="0" w:color="000000"/>
+            </w:tcBorders>
+            <w:shd w:val="clear" w:color="auto" w:fill="FFFFFF"/>
+            <w:tcMar>
+              <w:top w:w="0" w:type="dxa"/>
+              <w:left w:w="0" w:type="dxa"/>
+              <w:bottom w:w="0" w:type="dxa"/>
+              <w:right w:w="0" w:type="dxa"/>
+            </w:tcMar>
+          </w:tcPr>
+          <w:p>
+            <w:pPr>
+              <w:pBdr>
+                <w:top w:val="none" w:sz="0" w:space="0" w:color="000000"/>
+                <w:left w:val="none" w:sz="0" w:space="0" w:color="000000"/>
+                <w:bottom w:val="none" w:sz="0" w:space="0" w:color="000000"/>
+                <w:right w:val="none" w:sz="0" w:space="0" w:color="000000"/>
+              </w:pBdr>
+              <w:ind w:left="100" w:right="100"/>
+              <w:jc w:val="center"/>
+              <w:rPr>
+                <w:rFonts w:ascii="Arial" w:eastAsia="Arial" w:hAnsi="Arial" w:cs="Arial"/>
+                <w:color w:val="000000"/>
+                <w:sz w:val="18"/>
+                <w:szCs w:val="18"/>
+              </w:rPr>
+            </w:pPr>
+            <w:r>
+              <w:rPr>
+                <w:rFonts w:ascii="Arial" w:eastAsia="Arial" w:hAnsi="Arial" w:cs="Arial"/>
+                <w:color w:val="000000"/>
+                <w:sz w:val="18"/>
+                <w:szCs w:val="18"/>
+              </w:rPr>
+              <w:t>3 (17%)</w:t>
+            </w:r>
+          </w:p>
+        </w:tc>
+        <w:tc>
+          <w:tcPr>
+            <w:tcW w:w="0" w:type="auto"/>
+            <w:tcBorders>
+              <w:top w:val="none" w:sz="0" w:space="0" w:color="000000"/>
+              <w:left w:val="none" w:sz="0" w:space="0" w:color="000000"/>
+              <w:bottom w:val="none" w:sz="0" w:space="0" w:color="000000"/>
+              <w:right w:val="none" w:sz="0" w:space="0" w:color="000000"/>
+            </w:tcBorders>
+            <w:shd w:val="clear" w:color="auto" w:fill="FFFFFF"/>
+            <w:tcMar>
+              <w:top w:w="0" w:type="dxa"/>
+              <w:left w:w="0" w:type="dxa"/>
+              <w:bottom w:w="0" w:type="dxa"/>
+              <w:right w:w="0" w:type="dxa"/>
+            </w:tcMar>
+          </w:tcPr>
+          <w:p>
+            <w:pPr>
+              <w:pBdr>
+                <w:top w:val="none" w:sz="0" w:space="0" w:color="000000"/>
+                <w:left w:val="none" w:sz="0" w:space="0" w:color="000000"/>
+                <w:bottom w:val="none" w:sz="0" w:space="0" w:color="000000"/>
+                <w:right w:val="none" w:sz="0" w:space="0" w:color="000000"/>
+              </w:pBdr>
+              <w:ind w:left="100" w:right="100"/>
+              <w:jc w:val="center"/>
+              <w:rPr>
+                <w:rFonts w:ascii="Arial" w:eastAsia="Arial" w:hAnsi="Arial" w:cs="Arial"/>
+                <w:color w:val="000000"/>
+                <w:sz w:val="18"/>
+                <w:szCs w:val="18"/>
+              </w:rPr>
+            </w:pPr>
+            <w:r>
+              <w:rPr>
+                <w:rFonts w:ascii="Arial" w:eastAsia="Arial" w:hAnsi="Arial" w:cs="Arial"/>
+                <w:color w:val="000000"/>
+                <w:sz w:val="18"/>
+                <w:szCs w:val="18"/>
+              </w:rPr>
+              <w:t>0 (0%)</w:t>
             </w:r>
           </w:p>
         </w:tc>
@@ -12406,277 +12363,338 @@
                 <w:bottom w:val="none" w:sz="0" w:space="0" w:color="000000"/>
                 <w:right w:val="none" w:sz="0" w:space="0" w:color="000000"/>
               </w:pBdr>
-              <w:ind w:left="100" w:right="100"/>
-              <w:rPr>
-                <w:rFonts w:ascii="Arial" w:eastAsia="Arial" w:hAnsi="Arial" w:cs="Arial"/>
-                <w:b/>
-                <w:color w:val="000000"/>
-                <w:sz w:val="18"/>
-                <w:szCs w:val="18"/>
-              </w:rPr>
-            </w:pPr>
-            <w:r>
-              <w:rPr>
-                <w:rFonts w:ascii="Arial" w:eastAsia="Arial" w:hAnsi="Arial" w:cs="Arial"/>
-                <w:b/>
-                <w:color w:val="000000"/>
-                <w:sz w:val="18"/>
-                <w:szCs w:val="18"/>
-              </w:rPr>
-              <w:t>Open Data / Code Available</w:t>
-            </w:r>
-          </w:p>
-        </w:tc>
-        <w:tc>
-          <w:tcPr>
-            <w:tcW w:w="0" w:type="auto"/>
-            <w:tcBorders>
-              <w:top w:val="none" w:sz="0" w:space="0" w:color="000000"/>
-              <w:left w:val="none" w:sz="0" w:space="0" w:color="000000"/>
-              <w:bottom w:val="none" w:sz="0" w:space="0" w:color="000000"/>
-              <w:right w:val="none" w:sz="0" w:space="0" w:color="000000"/>
-            </w:tcBorders>
-            <w:shd w:val="clear" w:color="auto" w:fill="FFFFFF"/>
-            <w:tcMar>
-              <w:top w:w="0" w:type="dxa"/>
-              <w:left w:w="0" w:type="dxa"/>
-              <w:bottom w:w="0" w:type="dxa"/>
-              <w:right w:w="0" w:type="dxa"/>
-            </w:tcMar>
-          </w:tcPr>
-          <w:p>
-            <w:pPr>
-              <w:pBdr>
-                <w:top w:val="none" w:sz="0" w:space="0" w:color="000000"/>
-                <w:left w:val="none" w:sz="0" w:space="0" w:color="000000"/>
-                <w:bottom w:val="none" w:sz="0" w:space="0" w:color="000000"/>
-                <w:right w:val="none" w:sz="0" w:space="0" w:color="000000"/>
-              </w:pBdr>
-              <w:ind w:left="100" w:right="100"/>
-              <w:jc w:val="center"/>
-              <w:rPr>
-                <w:rFonts w:ascii="Arial" w:eastAsia="Arial" w:hAnsi="Arial" w:cs="Arial"/>
-                <w:color w:val="000000"/>
-                <w:sz w:val="18"/>
-                <w:szCs w:val="18"/>
-              </w:rPr>
-            </w:pPr>
-          </w:p>
-        </w:tc>
-        <w:tc>
-          <w:tcPr>
-            <w:tcW w:w="0" w:type="auto"/>
-            <w:tcBorders>
-              <w:top w:val="none" w:sz="0" w:space="0" w:color="000000"/>
-              <w:left w:val="none" w:sz="0" w:space="0" w:color="000000"/>
-              <w:bottom w:val="none" w:sz="0" w:space="0" w:color="000000"/>
-              <w:right w:val="none" w:sz="0" w:space="0" w:color="000000"/>
-            </w:tcBorders>
-            <w:shd w:val="clear" w:color="auto" w:fill="FFFFFF"/>
-            <w:tcMar>
-              <w:top w:w="0" w:type="dxa"/>
-              <w:left w:w="0" w:type="dxa"/>
-              <w:bottom w:w="0" w:type="dxa"/>
-              <w:right w:w="0" w:type="dxa"/>
-            </w:tcMar>
-          </w:tcPr>
-          <w:p>
-            <w:pPr>
-              <w:pBdr>
-                <w:top w:val="none" w:sz="0" w:space="0" w:color="000000"/>
-                <w:left w:val="none" w:sz="0" w:space="0" w:color="000000"/>
-                <w:bottom w:val="none" w:sz="0" w:space="0" w:color="000000"/>
-                <w:right w:val="none" w:sz="0" w:space="0" w:color="000000"/>
-              </w:pBdr>
-              <w:ind w:left="100" w:right="100"/>
-              <w:jc w:val="center"/>
-              <w:rPr>
-                <w:rFonts w:ascii="Arial" w:eastAsia="Arial" w:hAnsi="Arial" w:cs="Arial"/>
-                <w:color w:val="000000"/>
-                <w:sz w:val="18"/>
-                <w:szCs w:val="18"/>
-              </w:rPr>
-            </w:pPr>
-          </w:p>
-        </w:tc>
-        <w:tc>
-          <w:tcPr>
-            <w:tcW w:w="0" w:type="auto"/>
-            <w:tcBorders>
-              <w:top w:val="none" w:sz="0" w:space="0" w:color="000000"/>
-              <w:left w:val="none" w:sz="0" w:space="0" w:color="000000"/>
-              <w:bottom w:val="none" w:sz="0" w:space="0" w:color="000000"/>
-              <w:right w:val="none" w:sz="0" w:space="0" w:color="000000"/>
-            </w:tcBorders>
-            <w:shd w:val="clear" w:color="auto" w:fill="FFFFFF"/>
-            <w:tcMar>
-              <w:top w:w="0" w:type="dxa"/>
-              <w:left w:w="0" w:type="dxa"/>
-              <w:bottom w:w="0" w:type="dxa"/>
-              <w:right w:w="0" w:type="dxa"/>
-            </w:tcMar>
-          </w:tcPr>
-          <w:p>
-            <w:pPr>
-              <w:pBdr>
-                <w:top w:val="none" w:sz="0" w:space="0" w:color="000000"/>
-                <w:left w:val="none" w:sz="0" w:space="0" w:color="000000"/>
-                <w:bottom w:val="none" w:sz="0" w:space="0" w:color="000000"/>
-                <w:right w:val="none" w:sz="0" w:space="0" w:color="000000"/>
-              </w:pBdr>
-              <w:ind w:left="100" w:right="100"/>
-              <w:jc w:val="center"/>
-              <w:rPr>
-                <w:rFonts w:ascii="Arial" w:eastAsia="Arial" w:hAnsi="Arial" w:cs="Arial"/>
-                <w:color w:val="000000"/>
-                <w:sz w:val="18"/>
-                <w:szCs w:val="18"/>
-              </w:rPr>
-            </w:pPr>
-          </w:p>
-        </w:tc>
-        <w:tc>
-          <w:tcPr>
-            <w:tcW w:w="0" w:type="auto"/>
-            <w:tcBorders>
-              <w:top w:val="none" w:sz="0" w:space="0" w:color="000000"/>
-              <w:left w:val="none" w:sz="0" w:space="0" w:color="000000"/>
-              <w:bottom w:val="none" w:sz="0" w:space="0" w:color="000000"/>
-              <w:right w:val="none" w:sz="0" w:space="0" w:color="000000"/>
-            </w:tcBorders>
-            <w:shd w:val="clear" w:color="auto" w:fill="FFFFFF"/>
-            <w:tcMar>
-              <w:top w:w="0" w:type="dxa"/>
-              <w:left w:w="0" w:type="dxa"/>
-              <w:bottom w:w="0" w:type="dxa"/>
-              <w:right w:w="0" w:type="dxa"/>
-            </w:tcMar>
-          </w:tcPr>
-          <w:p>
-            <w:pPr>
-              <w:pBdr>
-                <w:top w:val="none" w:sz="0" w:space="0" w:color="000000"/>
-                <w:left w:val="none" w:sz="0" w:space="0" w:color="000000"/>
-                <w:bottom w:val="none" w:sz="0" w:space="0" w:color="000000"/>
-                <w:right w:val="none" w:sz="0" w:space="0" w:color="000000"/>
-              </w:pBdr>
-              <w:ind w:left="100" w:right="100"/>
-              <w:jc w:val="center"/>
-              <w:rPr>
-                <w:rFonts w:ascii="Arial" w:eastAsia="Arial" w:hAnsi="Arial" w:cs="Arial"/>
-                <w:color w:val="000000"/>
-                <w:sz w:val="18"/>
-                <w:szCs w:val="18"/>
-              </w:rPr>
-            </w:pPr>
-          </w:p>
-        </w:tc>
-        <w:tc>
-          <w:tcPr>
-            <w:tcW w:w="0" w:type="auto"/>
-            <w:tcBorders>
-              <w:top w:val="none" w:sz="0" w:space="0" w:color="000000"/>
-              <w:left w:val="none" w:sz="0" w:space="0" w:color="000000"/>
-              <w:bottom w:val="none" w:sz="0" w:space="0" w:color="000000"/>
-              <w:right w:val="none" w:sz="0" w:space="0" w:color="000000"/>
-            </w:tcBorders>
-            <w:shd w:val="clear" w:color="auto" w:fill="FFFFFF"/>
-            <w:tcMar>
-              <w:top w:w="0" w:type="dxa"/>
-              <w:left w:w="0" w:type="dxa"/>
-              <w:bottom w:w="0" w:type="dxa"/>
-              <w:right w:w="0" w:type="dxa"/>
-            </w:tcMar>
-          </w:tcPr>
-          <w:p>
-            <w:pPr>
-              <w:pBdr>
-                <w:top w:val="none" w:sz="0" w:space="0" w:color="000000"/>
-                <w:left w:val="none" w:sz="0" w:space="0" w:color="000000"/>
-                <w:bottom w:val="none" w:sz="0" w:space="0" w:color="000000"/>
-                <w:right w:val="none" w:sz="0" w:space="0" w:color="000000"/>
-              </w:pBdr>
-              <w:ind w:left="100" w:right="100"/>
-              <w:jc w:val="center"/>
-              <w:rPr>
-                <w:rFonts w:ascii="Arial" w:eastAsia="Arial" w:hAnsi="Arial" w:cs="Arial"/>
-                <w:color w:val="000000"/>
-                <w:sz w:val="18"/>
-                <w:szCs w:val="18"/>
-              </w:rPr>
-            </w:pPr>
-          </w:p>
-        </w:tc>
-        <w:tc>
-          <w:tcPr>
-            <w:tcW w:w="0" w:type="auto"/>
-            <w:tcBorders>
-              <w:top w:val="none" w:sz="0" w:space="0" w:color="000000"/>
-              <w:left w:val="none" w:sz="0" w:space="0" w:color="000000"/>
-              <w:bottom w:val="none" w:sz="0" w:space="0" w:color="000000"/>
-              <w:right w:val="none" w:sz="0" w:space="0" w:color="000000"/>
-            </w:tcBorders>
-            <w:shd w:val="clear" w:color="auto" w:fill="FFFFFF"/>
-            <w:tcMar>
-              <w:top w:w="0" w:type="dxa"/>
-              <w:left w:w="0" w:type="dxa"/>
-              <w:bottom w:w="0" w:type="dxa"/>
-              <w:right w:w="0" w:type="dxa"/>
-            </w:tcMar>
-          </w:tcPr>
-          <w:p>
-            <w:pPr>
-              <w:pBdr>
-                <w:top w:val="none" w:sz="0" w:space="0" w:color="000000"/>
-                <w:left w:val="none" w:sz="0" w:space="0" w:color="000000"/>
-                <w:bottom w:val="none" w:sz="0" w:space="0" w:color="000000"/>
-                <w:right w:val="none" w:sz="0" w:space="0" w:color="000000"/>
-              </w:pBdr>
-              <w:ind w:left="100" w:right="100"/>
-              <w:jc w:val="center"/>
-              <w:rPr>
-                <w:rFonts w:ascii="Arial" w:eastAsia="Arial" w:hAnsi="Arial" w:cs="Arial"/>
-                <w:color w:val="000000"/>
-                <w:sz w:val="18"/>
-                <w:szCs w:val="18"/>
-              </w:rPr>
-            </w:pPr>
-          </w:p>
-        </w:tc>
-        <w:tc>
-          <w:tcPr>
-            <w:tcW w:w="0" w:type="auto"/>
-            <w:tcBorders>
-              <w:top w:val="none" w:sz="0" w:space="0" w:color="000000"/>
-              <w:left w:val="none" w:sz="0" w:space="0" w:color="000000"/>
-              <w:bottom w:val="none" w:sz="0" w:space="0" w:color="000000"/>
-              <w:right w:val="none" w:sz="0" w:space="0" w:color="000000"/>
-            </w:tcBorders>
-            <w:shd w:val="clear" w:color="auto" w:fill="FFFFFF"/>
-            <w:tcMar>
-              <w:top w:w="0" w:type="dxa"/>
-              <w:left w:w="0" w:type="dxa"/>
-              <w:bottom w:w="0" w:type="dxa"/>
-              <w:right w:w="0" w:type="dxa"/>
-            </w:tcMar>
-          </w:tcPr>
-          <w:p>
-            <w:pPr>
-              <w:pBdr>
-                <w:top w:val="none" w:sz="0" w:space="0" w:color="000000"/>
-                <w:left w:val="none" w:sz="0" w:space="0" w:color="000000"/>
-                <w:bottom w:val="none" w:sz="0" w:space="0" w:color="000000"/>
-                <w:right w:val="none" w:sz="0" w:space="0" w:color="000000"/>
-              </w:pBdr>
-              <w:ind w:left="100" w:right="100"/>
-              <w:jc w:val="center"/>
-              <w:rPr>
-                <w:rFonts w:ascii="Arial" w:eastAsia="Arial" w:hAnsi="Arial" w:cs="Arial"/>
-                <w:color w:val="000000"/>
-                <w:sz w:val="18"/>
-                <w:szCs w:val="18"/>
-              </w:rPr>
-            </w:pPr>
+              <w:ind w:left="300" w:right="100"/>
+              <w:rPr>
+                <w:rFonts w:ascii="Arial" w:eastAsia="Arial" w:hAnsi="Arial" w:cs="Arial"/>
+                <w:color w:val="000000"/>
+                <w:sz w:val="18"/>
+                <w:szCs w:val="18"/>
+              </w:rPr>
+            </w:pPr>
+            <w:r>
+              <w:rPr>
+                <w:rFonts w:ascii="Arial" w:eastAsia="Arial" w:hAnsi="Arial" w:cs="Arial"/>
+                <w:color w:val="000000"/>
+                <w:sz w:val="18"/>
+                <w:szCs w:val="18"/>
+              </w:rPr>
+              <w:t>Yes - Code Available Only</w:t>
+            </w:r>
+          </w:p>
+        </w:tc>
+        <w:tc>
+          <w:tcPr>
+            <w:tcW w:w="0" w:type="auto"/>
+            <w:tcBorders>
+              <w:top w:val="none" w:sz="0" w:space="0" w:color="000000"/>
+              <w:left w:val="none" w:sz="0" w:space="0" w:color="000000"/>
+              <w:bottom w:val="none" w:sz="0" w:space="0" w:color="000000"/>
+              <w:right w:val="none" w:sz="0" w:space="0" w:color="000000"/>
+            </w:tcBorders>
+            <w:shd w:val="clear" w:color="auto" w:fill="FFFFFF"/>
+            <w:tcMar>
+              <w:top w:w="0" w:type="dxa"/>
+              <w:left w:w="0" w:type="dxa"/>
+              <w:bottom w:w="0" w:type="dxa"/>
+              <w:right w:w="0" w:type="dxa"/>
+            </w:tcMar>
+          </w:tcPr>
+          <w:p>
+            <w:pPr>
+              <w:pBdr>
+                <w:top w:val="none" w:sz="0" w:space="0" w:color="000000"/>
+                <w:left w:val="none" w:sz="0" w:space="0" w:color="000000"/>
+                <w:bottom w:val="none" w:sz="0" w:space="0" w:color="000000"/>
+                <w:right w:val="none" w:sz="0" w:space="0" w:color="000000"/>
+              </w:pBdr>
+              <w:ind w:left="100" w:right="100"/>
+              <w:jc w:val="center"/>
+              <w:rPr>
+                <w:rFonts w:ascii="Arial" w:eastAsia="Arial" w:hAnsi="Arial" w:cs="Arial"/>
+                <w:color w:val="000000"/>
+                <w:sz w:val="18"/>
+                <w:szCs w:val="18"/>
+              </w:rPr>
+            </w:pPr>
+            <w:r>
+              <w:rPr>
+                <w:rFonts w:ascii="Arial" w:eastAsia="Arial" w:hAnsi="Arial" w:cs="Arial"/>
+                <w:color w:val="000000"/>
+                <w:sz w:val="18"/>
+                <w:szCs w:val="18"/>
+              </w:rPr>
+              <w:t>4 (7.0%)</w:t>
+            </w:r>
+          </w:p>
+        </w:tc>
+        <w:tc>
+          <w:tcPr>
+            <w:tcW w:w="0" w:type="auto"/>
+            <w:tcBorders>
+              <w:top w:val="none" w:sz="0" w:space="0" w:color="000000"/>
+              <w:left w:val="none" w:sz="0" w:space="0" w:color="000000"/>
+              <w:bottom w:val="none" w:sz="0" w:space="0" w:color="000000"/>
+              <w:right w:val="none" w:sz="0" w:space="0" w:color="000000"/>
+            </w:tcBorders>
+            <w:shd w:val="clear" w:color="auto" w:fill="FFFFFF"/>
+            <w:tcMar>
+              <w:top w:w="0" w:type="dxa"/>
+              <w:left w:w="0" w:type="dxa"/>
+              <w:bottom w:w="0" w:type="dxa"/>
+              <w:right w:w="0" w:type="dxa"/>
+            </w:tcMar>
+          </w:tcPr>
+          <w:p>
+            <w:pPr>
+              <w:pBdr>
+                <w:top w:val="none" w:sz="0" w:space="0" w:color="000000"/>
+                <w:left w:val="none" w:sz="0" w:space="0" w:color="000000"/>
+                <w:bottom w:val="none" w:sz="0" w:space="0" w:color="000000"/>
+                <w:right w:val="none" w:sz="0" w:space="0" w:color="000000"/>
+              </w:pBdr>
+              <w:ind w:left="100" w:right="100"/>
+              <w:jc w:val="center"/>
+              <w:rPr>
+                <w:rFonts w:ascii="Arial" w:eastAsia="Arial" w:hAnsi="Arial" w:cs="Arial"/>
+                <w:color w:val="000000"/>
+                <w:sz w:val="18"/>
+                <w:szCs w:val="18"/>
+              </w:rPr>
+            </w:pPr>
+            <w:r>
+              <w:rPr>
+                <w:rFonts w:ascii="Arial" w:eastAsia="Arial" w:hAnsi="Arial" w:cs="Arial"/>
+                <w:color w:val="000000"/>
+                <w:sz w:val="18"/>
+                <w:szCs w:val="18"/>
+              </w:rPr>
+              <w:t>1 (25%)</w:t>
+            </w:r>
+          </w:p>
+        </w:tc>
+        <w:tc>
+          <w:tcPr>
+            <w:tcW w:w="0" w:type="auto"/>
+            <w:tcBorders>
+              <w:top w:val="none" w:sz="0" w:space="0" w:color="000000"/>
+              <w:left w:val="none" w:sz="0" w:space="0" w:color="000000"/>
+              <w:bottom w:val="none" w:sz="0" w:space="0" w:color="000000"/>
+              <w:right w:val="none" w:sz="0" w:space="0" w:color="000000"/>
+            </w:tcBorders>
+            <w:shd w:val="clear" w:color="auto" w:fill="FFFFFF"/>
+            <w:tcMar>
+              <w:top w:w="0" w:type="dxa"/>
+              <w:left w:w="0" w:type="dxa"/>
+              <w:bottom w:w="0" w:type="dxa"/>
+              <w:right w:w="0" w:type="dxa"/>
+            </w:tcMar>
+          </w:tcPr>
+          <w:p>
+            <w:pPr>
+              <w:pBdr>
+                <w:top w:val="none" w:sz="0" w:space="0" w:color="000000"/>
+                <w:left w:val="none" w:sz="0" w:space="0" w:color="000000"/>
+                <w:bottom w:val="none" w:sz="0" w:space="0" w:color="000000"/>
+                <w:right w:val="none" w:sz="0" w:space="0" w:color="000000"/>
+              </w:pBdr>
+              <w:ind w:left="100" w:right="100"/>
+              <w:jc w:val="center"/>
+              <w:rPr>
+                <w:rFonts w:ascii="Arial" w:eastAsia="Arial" w:hAnsi="Arial" w:cs="Arial"/>
+                <w:color w:val="000000"/>
+                <w:sz w:val="18"/>
+                <w:szCs w:val="18"/>
+              </w:rPr>
+            </w:pPr>
+            <w:r>
+              <w:rPr>
+                <w:rFonts w:ascii="Arial" w:eastAsia="Arial" w:hAnsi="Arial" w:cs="Arial"/>
+                <w:color w:val="000000"/>
+                <w:sz w:val="18"/>
+                <w:szCs w:val="18"/>
+              </w:rPr>
+              <w:t>3 (6.8%)</w:t>
+            </w:r>
+          </w:p>
+        </w:tc>
+        <w:tc>
+          <w:tcPr>
+            <w:tcW w:w="0" w:type="auto"/>
+            <w:tcBorders>
+              <w:top w:val="none" w:sz="0" w:space="0" w:color="000000"/>
+              <w:left w:val="none" w:sz="0" w:space="0" w:color="000000"/>
+              <w:bottom w:val="none" w:sz="0" w:space="0" w:color="000000"/>
+              <w:right w:val="none" w:sz="0" w:space="0" w:color="000000"/>
+            </w:tcBorders>
+            <w:shd w:val="clear" w:color="auto" w:fill="FFFFFF"/>
+            <w:tcMar>
+              <w:top w:w="0" w:type="dxa"/>
+              <w:left w:w="0" w:type="dxa"/>
+              <w:bottom w:w="0" w:type="dxa"/>
+              <w:right w:w="0" w:type="dxa"/>
+            </w:tcMar>
+          </w:tcPr>
+          <w:p>
+            <w:pPr>
+              <w:pBdr>
+                <w:top w:val="none" w:sz="0" w:space="0" w:color="000000"/>
+                <w:left w:val="none" w:sz="0" w:space="0" w:color="000000"/>
+                <w:bottom w:val="none" w:sz="0" w:space="0" w:color="000000"/>
+                <w:right w:val="none" w:sz="0" w:space="0" w:color="000000"/>
+              </w:pBdr>
+              <w:ind w:left="100" w:right="100"/>
+              <w:jc w:val="center"/>
+              <w:rPr>
+                <w:rFonts w:ascii="Arial" w:eastAsia="Arial" w:hAnsi="Arial" w:cs="Arial"/>
+                <w:color w:val="000000"/>
+                <w:sz w:val="18"/>
+                <w:szCs w:val="18"/>
+              </w:rPr>
+            </w:pPr>
+            <w:r>
+              <w:rPr>
+                <w:rFonts w:ascii="Arial" w:eastAsia="Arial" w:hAnsi="Arial" w:cs="Arial"/>
+                <w:color w:val="000000"/>
+                <w:sz w:val="18"/>
+                <w:szCs w:val="18"/>
+              </w:rPr>
+              <w:t>0 (0%)</w:t>
+            </w:r>
+          </w:p>
+        </w:tc>
+        <w:tc>
+          <w:tcPr>
+            <w:tcW w:w="0" w:type="auto"/>
+            <w:tcBorders>
+              <w:top w:val="none" w:sz="0" w:space="0" w:color="000000"/>
+              <w:left w:val="none" w:sz="0" w:space="0" w:color="000000"/>
+              <w:bottom w:val="none" w:sz="0" w:space="0" w:color="000000"/>
+              <w:right w:val="none" w:sz="0" w:space="0" w:color="000000"/>
+            </w:tcBorders>
+            <w:shd w:val="clear" w:color="auto" w:fill="FFFFFF"/>
+            <w:tcMar>
+              <w:top w:w="0" w:type="dxa"/>
+              <w:left w:w="0" w:type="dxa"/>
+              <w:bottom w:w="0" w:type="dxa"/>
+              <w:right w:w="0" w:type="dxa"/>
+            </w:tcMar>
+          </w:tcPr>
+          <w:p>
+            <w:pPr>
+              <w:pBdr>
+                <w:top w:val="none" w:sz="0" w:space="0" w:color="000000"/>
+                <w:left w:val="none" w:sz="0" w:space="0" w:color="000000"/>
+                <w:bottom w:val="none" w:sz="0" w:space="0" w:color="000000"/>
+                <w:right w:val="none" w:sz="0" w:space="0" w:color="000000"/>
+              </w:pBdr>
+              <w:ind w:left="100" w:right="100"/>
+              <w:jc w:val="center"/>
+              <w:rPr>
+                <w:rFonts w:ascii="Arial" w:eastAsia="Arial" w:hAnsi="Arial" w:cs="Arial"/>
+                <w:color w:val="000000"/>
+                <w:sz w:val="18"/>
+                <w:szCs w:val="18"/>
+              </w:rPr>
+            </w:pPr>
+            <w:r>
+              <w:rPr>
+                <w:rFonts w:ascii="Arial" w:eastAsia="Arial" w:hAnsi="Arial" w:cs="Arial"/>
+                <w:color w:val="000000"/>
+                <w:sz w:val="18"/>
+                <w:szCs w:val="18"/>
+              </w:rPr>
+              <w:t>1 (7.1%)</w:t>
+            </w:r>
+          </w:p>
+        </w:tc>
+        <w:tc>
+          <w:tcPr>
+            <w:tcW w:w="0" w:type="auto"/>
+            <w:tcBorders>
+              <w:top w:val="none" w:sz="0" w:space="0" w:color="000000"/>
+              <w:left w:val="none" w:sz="0" w:space="0" w:color="000000"/>
+              <w:bottom w:val="none" w:sz="0" w:space="0" w:color="000000"/>
+              <w:right w:val="none" w:sz="0" w:space="0" w:color="000000"/>
+            </w:tcBorders>
+            <w:shd w:val="clear" w:color="auto" w:fill="FFFFFF"/>
+            <w:tcMar>
+              <w:top w:w="0" w:type="dxa"/>
+              <w:left w:w="0" w:type="dxa"/>
+              <w:bottom w:w="0" w:type="dxa"/>
+              <w:right w:w="0" w:type="dxa"/>
+            </w:tcMar>
+          </w:tcPr>
+          <w:p>
+            <w:pPr>
+              <w:pBdr>
+                <w:top w:val="none" w:sz="0" w:space="0" w:color="000000"/>
+                <w:left w:val="none" w:sz="0" w:space="0" w:color="000000"/>
+                <w:bottom w:val="none" w:sz="0" w:space="0" w:color="000000"/>
+                <w:right w:val="none" w:sz="0" w:space="0" w:color="000000"/>
+              </w:pBdr>
+              <w:ind w:left="100" w:right="100"/>
+              <w:jc w:val="center"/>
+              <w:rPr>
+                <w:rFonts w:ascii="Arial" w:eastAsia="Arial" w:hAnsi="Arial" w:cs="Arial"/>
+                <w:color w:val="000000"/>
+                <w:sz w:val="18"/>
+                <w:szCs w:val="18"/>
+              </w:rPr>
+            </w:pPr>
+            <w:r>
+              <w:rPr>
+                <w:rFonts w:ascii="Arial" w:eastAsia="Arial" w:hAnsi="Arial" w:cs="Arial"/>
+                <w:color w:val="000000"/>
+                <w:sz w:val="18"/>
+                <w:szCs w:val="18"/>
+              </w:rPr>
+              <w:t>0 (0%)</w:t>
+            </w:r>
+          </w:p>
+        </w:tc>
+        <w:tc>
+          <w:tcPr>
+            <w:tcW w:w="0" w:type="auto"/>
+            <w:tcBorders>
+              <w:top w:val="none" w:sz="0" w:space="0" w:color="000000"/>
+              <w:left w:val="none" w:sz="0" w:space="0" w:color="000000"/>
+              <w:bottom w:val="none" w:sz="0" w:space="0" w:color="000000"/>
+              <w:right w:val="none" w:sz="0" w:space="0" w:color="000000"/>
+            </w:tcBorders>
+            <w:shd w:val="clear" w:color="auto" w:fill="FFFFFF"/>
+            <w:tcMar>
+              <w:top w:w="0" w:type="dxa"/>
+              <w:left w:w="0" w:type="dxa"/>
+              <w:bottom w:w="0" w:type="dxa"/>
+              <w:right w:w="0" w:type="dxa"/>
+            </w:tcMar>
+          </w:tcPr>
+          <w:p>
+            <w:pPr>
+              <w:pBdr>
+                <w:top w:val="none" w:sz="0" w:space="0" w:color="000000"/>
+                <w:left w:val="none" w:sz="0" w:space="0" w:color="000000"/>
+                <w:bottom w:val="none" w:sz="0" w:space="0" w:color="000000"/>
+                <w:right w:val="none" w:sz="0" w:space="0" w:color="000000"/>
+              </w:pBdr>
+              <w:ind w:left="100" w:right="100"/>
+              <w:jc w:val="center"/>
+              <w:rPr>
+                <w:rFonts w:ascii="Arial" w:eastAsia="Arial" w:hAnsi="Arial" w:cs="Arial"/>
+                <w:color w:val="000000"/>
+                <w:sz w:val="18"/>
+                <w:szCs w:val="18"/>
+              </w:rPr>
+            </w:pPr>
+            <w:r>
+              <w:rPr>
+                <w:rFonts w:ascii="Arial" w:eastAsia="Arial" w:hAnsi="Arial" w:cs="Arial"/>
+                <w:color w:val="000000"/>
+                <w:sz w:val="18"/>
+                <w:szCs w:val="18"/>
+              </w:rPr>
+              <w:t>3 (12%)</w:t>
+            </w:r>
           </w:p>
         </w:tc>
       </w:tr>
@@ -12724,322 +12742,322 @@
                 <w:sz w:val="18"/>
                 <w:szCs w:val="18"/>
               </w:rPr>
-              <w:t>Yes - Code and Data Available</w:t>
-            </w:r>
-          </w:p>
-        </w:tc>
-        <w:tc>
-          <w:tcPr>
-            <w:tcW w:w="0" w:type="auto"/>
-            <w:tcBorders>
-              <w:top w:val="none" w:sz="0" w:space="0" w:color="000000"/>
-              <w:left w:val="none" w:sz="0" w:space="0" w:color="000000"/>
-              <w:bottom w:val="none" w:sz="0" w:space="0" w:color="000000"/>
-              <w:right w:val="none" w:sz="0" w:space="0" w:color="000000"/>
-            </w:tcBorders>
-            <w:shd w:val="clear" w:color="auto" w:fill="FFFFFF"/>
-            <w:tcMar>
-              <w:top w:w="0" w:type="dxa"/>
-              <w:left w:w="0" w:type="dxa"/>
-              <w:bottom w:w="0" w:type="dxa"/>
-              <w:right w:w="0" w:type="dxa"/>
-            </w:tcMar>
-          </w:tcPr>
-          <w:p>
-            <w:pPr>
-              <w:pBdr>
-                <w:top w:val="none" w:sz="0" w:space="0" w:color="000000"/>
-                <w:left w:val="none" w:sz="0" w:space="0" w:color="000000"/>
-                <w:bottom w:val="none" w:sz="0" w:space="0" w:color="000000"/>
-                <w:right w:val="none" w:sz="0" w:space="0" w:color="000000"/>
-              </w:pBdr>
-              <w:ind w:left="100" w:right="100"/>
-              <w:jc w:val="center"/>
-              <w:rPr>
-                <w:rFonts w:ascii="Arial" w:eastAsia="Arial" w:hAnsi="Arial" w:cs="Arial"/>
-                <w:color w:val="000000"/>
-                <w:sz w:val="18"/>
-                <w:szCs w:val="18"/>
-              </w:rPr>
-            </w:pPr>
-            <w:r>
-              <w:rPr>
-                <w:rFonts w:ascii="Arial" w:eastAsia="Arial" w:hAnsi="Arial" w:cs="Arial"/>
-                <w:color w:val="000000"/>
-                <w:sz w:val="18"/>
-                <w:szCs w:val="18"/>
-              </w:rPr>
-              <w:t>1 (1.8%)</w:t>
-            </w:r>
-          </w:p>
-        </w:tc>
-        <w:tc>
-          <w:tcPr>
-            <w:tcW w:w="0" w:type="auto"/>
-            <w:tcBorders>
-              <w:top w:val="none" w:sz="0" w:space="0" w:color="000000"/>
-              <w:left w:val="none" w:sz="0" w:space="0" w:color="000000"/>
-              <w:bottom w:val="none" w:sz="0" w:space="0" w:color="000000"/>
-              <w:right w:val="none" w:sz="0" w:space="0" w:color="000000"/>
-            </w:tcBorders>
-            <w:shd w:val="clear" w:color="auto" w:fill="FFFFFF"/>
-            <w:tcMar>
-              <w:top w:w="0" w:type="dxa"/>
-              <w:left w:w="0" w:type="dxa"/>
-              <w:bottom w:w="0" w:type="dxa"/>
-              <w:right w:w="0" w:type="dxa"/>
-            </w:tcMar>
-          </w:tcPr>
-          <w:p>
-            <w:pPr>
-              <w:pBdr>
-                <w:top w:val="none" w:sz="0" w:space="0" w:color="000000"/>
-                <w:left w:val="none" w:sz="0" w:space="0" w:color="000000"/>
-                <w:bottom w:val="none" w:sz="0" w:space="0" w:color="000000"/>
-                <w:right w:val="none" w:sz="0" w:space="0" w:color="000000"/>
-              </w:pBdr>
-              <w:ind w:left="100" w:right="100"/>
-              <w:jc w:val="center"/>
-              <w:rPr>
-                <w:rFonts w:ascii="Arial" w:eastAsia="Arial" w:hAnsi="Arial" w:cs="Arial"/>
-                <w:color w:val="000000"/>
-                <w:sz w:val="18"/>
-                <w:szCs w:val="18"/>
-              </w:rPr>
-            </w:pPr>
-            <w:r>
-              <w:rPr>
-                <w:rFonts w:ascii="Arial" w:eastAsia="Arial" w:hAnsi="Arial" w:cs="Arial"/>
-                <w:color w:val="000000"/>
-                <w:sz w:val="18"/>
-                <w:szCs w:val="18"/>
-              </w:rPr>
-              <w:t>0 (0%)</w:t>
-            </w:r>
-          </w:p>
-        </w:tc>
-        <w:tc>
-          <w:tcPr>
-            <w:tcW w:w="0" w:type="auto"/>
-            <w:tcBorders>
-              <w:top w:val="none" w:sz="0" w:space="0" w:color="000000"/>
-              <w:left w:val="none" w:sz="0" w:space="0" w:color="000000"/>
-              <w:bottom w:val="none" w:sz="0" w:space="0" w:color="000000"/>
-              <w:right w:val="none" w:sz="0" w:space="0" w:color="000000"/>
-            </w:tcBorders>
-            <w:shd w:val="clear" w:color="auto" w:fill="FFFFFF"/>
-            <w:tcMar>
-              <w:top w:w="0" w:type="dxa"/>
-              <w:left w:w="0" w:type="dxa"/>
-              <w:bottom w:w="0" w:type="dxa"/>
-              <w:right w:w="0" w:type="dxa"/>
-            </w:tcMar>
-          </w:tcPr>
-          <w:p>
-            <w:pPr>
-              <w:pBdr>
-                <w:top w:val="none" w:sz="0" w:space="0" w:color="000000"/>
-                <w:left w:val="none" w:sz="0" w:space="0" w:color="000000"/>
-                <w:bottom w:val="none" w:sz="0" w:space="0" w:color="000000"/>
-                <w:right w:val="none" w:sz="0" w:space="0" w:color="000000"/>
-              </w:pBdr>
-              <w:ind w:left="100" w:right="100"/>
-              <w:jc w:val="center"/>
-              <w:rPr>
-                <w:rFonts w:ascii="Arial" w:eastAsia="Arial" w:hAnsi="Arial" w:cs="Arial"/>
-                <w:color w:val="000000"/>
-                <w:sz w:val="18"/>
-                <w:szCs w:val="18"/>
-              </w:rPr>
-            </w:pPr>
-            <w:r>
-              <w:rPr>
-                <w:rFonts w:ascii="Arial" w:eastAsia="Arial" w:hAnsi="Arial" w:cs="Arial"/>
-                <w:color w:val="000000"/>
-                <w:sz w:val="18"/>
-                <w:szCs w:val="18"/>
-              </w:rPr>
-              <w:t>1 (2.3%)</w:t>
-            </w:r>
-          </w:p>
-        </w:tc>
-        <w:tc>
-          <w:tcPr>
-            <w:tcW w:w="0" w:type="auto"/>
-            <w:tcBorders>
-              <w:top w:val="none" w:sz="0" w:space="0" w:color="000000"/>
-              <w:left w:val="none" w:sz="0" w:space="0" w:color="000000"/>
-              <w:bottom w:val="none" w:sz="0" w:space="0" w:color="000000"/>
-              <w:right w:val="none" w:sz="0" w:space="0" w:color="000000"/>
-            </w:tcBorders>
-            <w:shd w:val="clear" w:color="auto" w:fill="FFFFFF"/>
-            <w:tcMar>
-              <w:top w:w="0" w:type="dxa"/>
-              <w:left w:w="0" w:type="dxa"/>
-              <w:bottom w:w="0" w:type="dxa"/>
-              <w:right w:w="0" w:type="dxa"/>
-            </w:tcMar>
-          </w:tcPr>
-          <w:p>
-            <w:pPr>
-              <w:pBdr>
-                <w:top w:val="none" w:sz="0" w:space="0" w:color="000000"/>
-                <w:left w:val="none" w:sz="0" w:space="0" w:color="000000"/>
-                <w:bottom w:val="none" w:sz="0" w:space="0" w:color="000000"/>
-                <w:right w:val="none" w:sz="0" w:space="0" w:color="000000"/>
-              </w:pBdr>
-              <w:ind w:left="100" w:right="100"/>
-              <w:jc w:val="center"/>
-              <w:rPr>
-                <w:rFonts w:ascii="Arial" w:eastAsia="Arial" w:hAnsi="Arial" w:cs="Arial"/>
-                <w:color w:val="000000"/>
-                <w:sz w:val="18"/>
-                <w:szCs w:val="18"/>
-              </w:rPr>
-            </w:pPr>
-            <w:r>
-              <w:rPr>
-                <w:rFonts w:ascii="Arial" w:eastAsia="Arial" w:hAnsi="Arial" w:cs="Arial"/>
-                <w:color w:val="000000"/>
-                <w:sz w:val="18"/>
-                <w:szCs w:val="18"/>
-              </w:rPr>
-              <w:t>0 (0%)</w:t>
-            </w:r>
-          </w:p>
-        </w:tc>
-        <w:tc>
-          <w:tcPr>
-            <w:tcW w:w="0" w:type="auto"/>
-            <w:tcBorders>
-              <w:top w:val="none" w:sz="0" w:space="0" w:color="000000"/>
-              <w:left w:val="none" w:sz="0" w:space="0" w:color="000000"/>
-              <w:bottom w:val="none" w:sz="0" w:space="0" w:color="000000"/>
-              <w:right w:val="none" w:sz="0" w:space="0" w:color="000000"/>
-            </w:tcBorders>
-            <w:shd w:val="clear" w:color="auto" w:fill="FFFFFF"/>
-            <w:tcMar>
-              <w:top w:w="0" w:type="dxa"/>
-              <w:left w:w="0" w:type="dxa"/>
-              <w:bottom w:w="0" w:type="dxa"/>
-              <w:right w:w="0" w:type="dxa"/>
-            </w:tcMar>
-          </w:tcPr>
-          <w:p>
-            <w:pPr>
-              <w:pBdr>
-                <w:top w:val="none" w:sz="0" w:space="0" w:color="000000"/>
-                <w:left w:val="none" w:sz="0" w:space="0" w:color="000000"/>
-                <w:bottom w:val="none" w:sz="0" w:space="0" w:color="000000"/>
-                <w:right w:val="none" w:sz="0" w:space="0" w:color="000000"/>
-              </w:pBdr>
-              <w:ind w:left="100" w:right="100"/>
-              <w:jc w:val="center"/>
-              <w:rPr>
-                <w:rFonts w:ascii="Arial" w:eastAsia="Arial" w:hAnsi="Arial" w:cs="Arial"/>
-                <w:color w:val="000000"/>
-                <w:sz w:val="18"/>
-                <w:szCs w:val="18"/>
-              </w:rPr>
-            </w:pPr>
-            <w:r>
-              <w:rPr>
-                <w:rFonts w:ascii="Arial" w:eastAsia="Arial" w:hAnsi="Arial" w:cs="Arial"/>
-                <w:color w:val="000000"/>
-                <w:sz w:val="18"/>
-                <w:szCs w:val="18"/>
-              </w:rPr>
-              <w:t>0 (0%)</w:t>
-            </w:r>
-          </w:p>
-        </w:tc>
-        <w:tc>
-          <w:tcPr>
-            <w:tcW w:w="0" w:type="auto"/>
-            <w:tcBorders>
-              <w:top w:val="none" w:sz="0" w:space="0" w:color="000000"/>
-              <w:left w:val="none" w:sz="0" w:space="0" w:color="000000"/>
-              <w:bottom w:val="none" w:sz="0" w:space="0" w:color="000000"/>
-              <w:right w:val="none" w:sz="0" w:space="0" w:color="000000"/>
-            </w:tcBorders>
-            <w:shd w:val="clear" w:color="auto" w:fill="FFFFFF"/>
-            <w:tcMar>
-              <w:top w:w="0" w:type="dxa"/>
-              <w:left w:w="0" w:type="dxa"/>
-              <w:bottom w:w="0" w:type="dxa"/>
-              <w:right w:w="0" w:type="dxa"/>
-            </w:tcMar>
-          </w:tcPr>
-          <w:p>
-            <w:pPr>
-              <w:pBdr>
-                <w:top w:val="none" w:sz="0" w:space="0" w:color="000000"/>
-                <w:left w:val="none" w:sz="0" w:space="0" w:color="000000"/>
-                <w:bottom w:val="none" w:sz="0" w:space="0" w:color="000000"/>
-                <w:right w:val="none" w:sz="0" w:space="0" w:color="000000"/>
-              </w:pBdr>
-              <w:ind w:left="100" w:right="100"/>
-              <w:jc w:val="center"/>
-              <w:rPr>
-                <w:rFonts w:ascii="Arial" w:eastAsia="Arial" w:hAnsi="Arial" w:cs="Arial"/>
-                <w:color w:val="000000"/>
-                <w:sz w:val="18"/>
-                <w:szCs w:val="18"/>
-              </w:rPr>
-            </w:pPr>
-            <w:r>
-              <w:rPr>
-                <w:rFonts w:ascii="Arial" w:eastAsia="Arial" w:hAnsi="Arial" w:cs="Arial"/>
-                <w:color w:val="000000"/>
-                <w:sz w:val="18"/>
-                <w:szCs w:val="18"/>
-              </w:rPr>
-              <w:t>0 (0%)</w:t>
-            </w:r>
-          </w:p>
-        </w:tc>
-        <w:tc>
-          <w:tcPr>
-            <w:tcW w:w="0" w:type="auto"/>
-            <w:tcBorders>
-              <w:top w:val="none" w:sz="0" w:space="0" w:color="000000"/>
-              <w:left w:val="none" w:sz="0" w:space="0" w:color="000000"/>
-              <w:bottom w:val="none" w:sz="0" w:space="0" w:color="000000"/>
-              <w:right w:val="none" w:sz="0" w:space="0" w:color="000000"/>
-            </w:tcBorders>
-            <w:shd w:val="clear" w:color="auto" w:fill="FFFFFF"/>
-            <w:tcMar>
-              <w:top w:w="0" w:type="dxa"/>
-              <w:left w:w="0" w:type="dxa"/>
-              <w:bottom w:w="0" w:type="dxa"/>
-              <w:right w:w="0" w:type="dxa"/>
-            </w:tcMar>
-          </w:tcPr>
-          <w:p>
-            <w:pPr>
-              <w:pBdr>
-                <w:top w:val="none" w:sz="0" w:space="0" w:color="000000"/>
-                <w:left w:val="none" w:sz="0" w:space="0" w:color="000000"/>
-                <w:bottom w:val="none" w:sz="0" w:space="0" w:color="000000"/>
-                <w:right w:val="none" w:sz="0" w:space="0" w:color="000000"/>
-              </w:pBdr>
-              <w:ind w:left="100" w:right="100"/>
-              <w:jc w:val="center"/>
-              <w:rPr>
-                <w:rFonts w:ascii="Arial" w:eastAsia="Arial" w:hAnsi="Arial" w:cs="Arial"/>
-                <w:color w:val="000000"/>
-                <w:sz w:val="18"/>
-                <w:szCs w:val="18"/>
-              </w:rPr>
-            </w:pPr>
-            <w:r>
-              <w:rPr>
-                <w:rFonts w:ascii="Arial" w:eastAsia="Arial" w:hAnsi="Arial" w:cs="Arial"/>
-                <w:color w:val="000000"/>
-                <w:sz w:val="18"/>
-                <w:szCs w:val="18"/>
-              </w:rPr>
-              <w:t>1 (4.0%)</w:t>
+              <w:t>No</w:t>
+            </w:r>
+          </w:p>
+        </w:tc>
+        <w:tc>
+          <w:tcPr>
+            <w:tcW w:w="0" w:type="auto"/>
+            <w:tcBorders>
+              <w:top w:val="none" w:sz="0" w:space="0" w:color="000000"/>
+              <w:left w:val="none" w:sz="0" w:space="0" w:color="000000"/>
+              <w:bottom w:val="none" w:sz="0" w:space="0" w:color="000000"/>
+              <w:right w:val="none" w:sz="0" w:space="0" w:color="000000"/>
+            </w:tcBorders>
+            <w:shd w:val="clear" w:color="auto" w:fill="FFFFFF"/>
+            <w:tcMar>
+              <w:top w:w="0" w:type="dxa"/>
+              <w:left w:w="0" w:type="dxa"/>
+              <w:bottom w:w="0" w:type="dxa"/>
+              <w:right w:w="0" w:type="dxa"/>
+            </w:tcMar>
+          </w:tcPr>
+          <w:p>
+            <w:pPr>
+              <w:pBdr>
+                <w:top w:val="none" w:sz="0" w:space="0" w:color="000000"/>
+                <w:left w:val="none" w:sz="0" w:space="0" w:color="000000"/>
+                <w:bottom w:val="none" w:sz="0" w:space="0" w:color="000000"/>
+                <w:right w:val="none" w:sz="0" w:space="0" w:color="000000"/>
+              </w:pBdr>
+              <w:ind w:left="100" w:right="100"/>
+              <w:jc w:val="center"/>
+              <w:rPr>
+                <w:rFonts w:ascii="Arial" w:eastAsia="Arial" w:hAnsi="Arial" w:cs="Arial"/>
+                <w:color w:val="000000"/>
+                <w:sz w:val="18"/>
+                <w:szCs w:val="18"/>
+              </w:rPr>
+            </w:pPr>
+            <w:r>
+              <w:rPr>
+                <w:rFonts w:ascii="Arial" w:eastAsia="Arial" w:hAnsi="Arial" w:cs="Arial"/>
+                <w:color w:val="000000"/>
+                <w:sz w:val="18"/>
+                <w:szCs w:val="18"/>
+              </w:rPr>
+              <w:t>48 (84%)</w:t>
+            </w:r>
+          </w:p>
+        </w:tc>
+        <w:tc>
+          <w:tcPr>
+            <w:tcW w:w="0" w:type="auto"/>
+            <w:tcBorders>
+              <w:top w:val="none" w:sz="0" w:space="0" w:color="000000"/>
+              <w:left w:val="none" w:sz="0" w:space="0" w:color="000000"/>
+              <w:bottom w:val="none" w:sz="0" w:space="0" w:color="000000"/>
+              <w:right w:val="none" w:sz="0" w:space="0" w:color="000000"/>
+            </w:tcBorders>
+            <w:shd w:val="clear" w:color="auto" w:fill="FFFFFF"/>
+            <w:tcMar>
+              <w:top w:w="0" w:type="dxa"/>
+              <w:left w:w="0" w:type="dxa"/>
+              <w:bottom w:w="0" w:type="dxa"/>
+              <w:right w:w="0" w:type="dxa"/>
+            </w:tcMar>
+          </w:tcPr>
+          <w:p>
+            <w:pPr>
+              <w:pBdr>
+                <w:top w:val="none" w:sz="0" w:space="0" w:color="000000"/>
+                <w:left w:val="none" w:sz="0" w:space="0" w:color="000000"/>
+                <w:bottom w:val="none" w:sz="0" w:space="0" w:color="000000"/>
+                <w:right w:val="none" w:sz="0" w:space="0" w:color="000000"/>
+              </w:pBdr>
+              <w:ind w:left="100" w:right="100"/>
+              <w:jc w:val="center"/>
+              <w:rPr>
+                <w:rFonts w:ascii="Arial" w:eastAsia="Arial" w:hAnsi="Arial" w:cs="Arial"/>
+                <w:color w:val="000000"/>
+                <w:sz w:val="18"/>
+                <w:szCs w:val="18"/>
+              </w:rPr>
+            </w:pPr>
+            <w:r>
+              <w:rPr>
+                <w:rFonts w:ascii="Arial" w:eastAsia="Arial" w:hAnsi="Arial" w:cs="Arial"/>
+                <w:color w:val="000000"/>
+                <w:sz w:val="18"/>
+                <w:szCs w:val="18"/>
+              </w:rPr>
+              <w:t>3 (75%)</w:t>
+            </w:r>
+          </w:p>
+        </w:tc>
+        <w:tc>
+          <w:tcPr>
+            <w:tcW w:w="0" w:type="auto"/>
+            <w:tcBorders>
+              <w:top w:val="none" w:sz="0" w:space="0" w:color="000000"/>
+              <w:left w:val="none" w:sz="0" w:space="0" w:color="000000"/>
+              <w:bottom w:val="none" w:sz="0" w:space="0" w:color="000000"/>
+              <w:right w:val="none" w:sz="0" w:space="0" w:color="000000"/>
+            </w:tcBorders>
+            <w:shd w:val="clear" w:color="auto" w:fill="FFFFFF"/>
+            <w:tcMar>
+              <w:top w:w="0" w:type="dxa"/>
+              <w:left w:w="0" w:type="dxa"/>
+              <w:bottom w:w="0" w:type="dxa"/>
+              <w:right w:w="0" w:type="dxa"/>
+            </w:tcMar>
+          </w:tcPr>
+          <w:p>
+            <w:pPr>
+              <w:pBdr>
+                <w:top w:val="none" w:sz="0" w:space="0" w:color="000000"/>
+                <w:left w:val="none" w:sz="0" w:space="0" w:color="000000"/>
+                <w:bottom w:val="none" w:sz="0" w:space="0" w:color="000000"/>
+                <w:right w:val="none" w:sz="0" w:space="0" w:color="000000"/>
+              </w:pBdr>
+              <w:ind w:left="100" w:right="100"/>
+              <w:jc w:val="center"/>
+              <w:rPr>
+                <w:rFonts w:ascii="Arial" w:eastAsia="Arial" w:hAnsi="Arial" w:cs="Arial"/>
+                <w:color w:val="000000"/>
+                <w:sz w:val="18"/>
+                <w:szCs w:val="18"/>
+              </w:rPr>
+            </w:pPr>
+            <w:r>
+              <w:rPr>
+                <w:rFonts w:ascii="Arial" w:eastAsia="Arial" w:hAnsi="Arial" w:cs="Arial"/>
+                <w:color w:val="000000"/>
+                <w:sz w:val="18"/>
+                <w:szCs w:val="18"/>
+              </w:rPr>
+              <w:t>37 (84%)</w:t>
+            </w:r>
+          </w:p>
+        </w:tc>
+        <w:tc>
+          <w:tcPr>
+            <w:tcW w:w="0" w:type="auto"/>
+            <w:tcBorders>
+              <w:top w:val="none" w:sz="0" w:space="0" w:color="000000"/>
+              <w:left w:val="none" w:sz="0" w:space="0" w:color="000000"/>
+              <w:bottom w:val="none" w:sz="0" w:space="0" w:color="000000"/>
+              <w:right w:val="none" w:sz="0" w:space="0" w:color="000000"/>
+            </w:tcBorders>
+            <w:shd w:val="clear" w:color="auto" w:fill="FFFFFF"/>
+            <w:tcMar>
+              <w:top w:w="0" w:type="dxa"/>
+              <w:left w:w="0" w:type="dxa"/>
+              <w:bottom w:w="0" w:type="dxa"/>
+              <w:right w:w="0" w:type="dxa"/>
+            </w:tcMar>
+          </w:tcPr>
+          <w:p>
+            <w:pPr>
+              <w:pBdr>
+                <w:top w:val="none" w:sz="0" w:space="0" w:color="000000"/>
+                <w:left w:val="none" w:sz="0" w:space="0" w:color="000000"/>
+                <w:bottom w:val="none" w:sz="0" w:space="0" w:color="000000"/>
+                <w:right w:val="none" w:sz="0" w:space="0" w:color="000000"/>
+              </w:pBdr>
+              <w:ind w:left="100" w:right="100"/>
+              <w:jc w:val="center"/>
+              <w:rPr>
+                <w:rFonts w:ascii="Arial" w:eastAsia="Arial" w:hAnsi="Arial" w:cs="Arial"/>
+                <w:color w:val="000000"/>
+                <w:sz w:val="18"/>
+                <w:szCs w:val="18"/>
+              </w:rPr>
+            </w:pPr>
+            <w:r>
+              <w:rPr>
+                <w:rFonts w:ascii="Arial" w:eastAsia="Arial" w:hAnsi="Arial" w:cs="Arial"/>
+                <w:color w:val="000000"/>
+                <w:sz w:val="18"/>
+                <w:szCs w:val="18"/>
+              </w:rPr>
+              <w:t>8 (89%)</w:t>
+            </w:r>
+          </w:p>
+        </w:tc>
+        <w:tc>
+          <w:tcPr>
+            <w:tcW w:w="0" w:type="auto"/>
+            <w:tcBorders>
+              <w:top w:val="none" w:sz="0" w:space="0" w:color="000000"/>
+              <w:left w:val="none" w:sz="0" w:space="0" w:color="000000"/>
+              <w:bottom w:val="none" w:sz="0" w:space="0" w:color="000000"/>
+              <w:right w:val="none" w:sz="0" w:space="0" w:color="000000"/>
+            </w:tcBorders>
+            <w:shd w:val="clear" w:color="auto" w:fill="FFFFFF"/>
+            <w:tcMar>
+              <w:top w:w="0" w:type="dxa"/>
+              <w:left w:w="0" w:type="dxa"/>
+              <w:bottom w:w="0" w:type="dxa"/>
+              <w:right w:w="0" w:type="dxa"/>
+            </w:tcMar>
+          </w:tcPr>
+          <w:p>
+            <w:pPr>
+              <w:pBdr>
+                <w:top w:val="none" w:sz="0" w:space="0" w:color="000000"/>
+                <w:left w:val="none" w:sz="0" w:space="0" w:color="000000"/>
+                <w:bottom w:val="none" w:sz="0" w:space="0" w:color="000000"/>
+                <w:right w:val="none" w:sz="0" w:space="0" w:color="000000"/>
+              </w:pBdr>
+              <w:ind w:left="100" w:right="100"/>
+              <w:jc w:val="center"/>
+              <w:rPr>
+                <w:rFonts w:ascii="Arial" w:eastAsia="Arial" w:hAnsi="Arial" w:cs="Arial"/>
+                <w:color w:val="000000"/>
+                <w:sz w:val="18"/>
+                <w:szCs w:val="18"/>
+              </w:rPr>
+            </w:pPr>
+            <w:r>
+              <w:rPr>
+                <w:rFonts w:ascii="Arial" w:eastAsia="Arial" w:hAnsi="Arial" w:cs="Arial"/>
+                <w:color w:val="000000"/>
+                <w:sz w:val="18"/>
+                <w:szCs w:val="18"/>
+              </w:rPr>
+              <w:t>12 (86%)</w:t>
+            </w:r>
+          </w:p>
+        </w:tc>
+        <w:tc>
+          <w:tcPr>
+            <w:tcW w:w="0" w:type="auto"/>
+            <w:tcBorders>
+              <w:top w:val="none" w:sz="0" w:space="0" w:color="000000"/>
+              <w:left w:val="none" w:sz="0" w:space="0" w:color="000000"/>
+              <w:bottom w:val="none" w:sz="0" w:space="0" w:color="000000"/>
+              <w:right w:val="none" w:sz="0" w:space="0" w:color="000000"/>
+            </w:tcBorders>
+            <w:shd w:val="clear" w:color="auto" w:fill="FFFFFF"/>
+            <w:tcMar>
+              <w:top w:w="0" w:type="dxa"/>
+              <w:left w:w="0" w:type="dxa"/>
+              <w:bottom w:w="0" w:type="dxa"/>
+              <w:right w:w="0" w:type="dxa"/>
+            </w:tcMar>
+          </w:tcPr>
+          <w:p>
+            <w:pPr>
+              <w:pBdr>
+                <w:top w:val="none" w:sz="0" w:space="0" w:color="000000"/>
+                <w:left w:val="none" w:sz="0" w:space="0" w:color="000000"/>
+                <w:bottom w:val="none" w:sz="0" w:space="0" w:color="000000"/>
+                <w:right w:val="none" w:sz="0" w:space="0" w:color="000000"/>
+              </w:pBdr>
+              <w:ind w:left="100" w:right="100"/>
+              <w:jc w:val="center"/>
+              <w:rPr>
+                <w:rFonts w:ascii="Arial" w:eastAsia="Arial" w:hAnsi="Arial" w:cs="Arial"/>
+                <w:color w:val="000000"/>
+                <w:sz w:val="18"/>
+                <w:szCs w:val="18"/>
+              </w:rPr>
+            </w:pPr>
+            <w:r>
+              <w:rPr>
+                <w:rFonts w:ascii="Arial" w:eastAsia="Arial" w:hAnsi="Arial" w:cs="Arial"/>
+                <w:color w:val="000000"/>
+                <w:sz w:val="18"/>
+                <w:szCs w:val="18"/>
+              </w:rPr>
+              <w:t>15 (83%)</w:t>
+            </w:r>
+          </w:p>
+        </w:tc>
+        <w:tc>
+          <w:tcPr>
+            <w:tcW w:w="0" w:type="auto"/>
+            <w:tcBorders>
+              <w:top w:val="none" w:sz="0" w:space="0" w:color="000000"/>
+              <w:left w:val="none" w:sz="0" w:space="0" w:color="000000"/>
+              <w:bottom w:val="none" w:sz="0" w:space="0" w:color="000000"/>
+              <w:right w:val="none" w:sz="0" w:space="0" w:color="000000"/>
+            </w:tcBorders>
+            <w:shd w:val="clear" w:color="auto" w:fill="FFFFFF"/>
+            <w:tcMar>
+              <w:top w:w="0" w:type="dxa"/>
+              <w:left w:w="0" w:type="dxa"/>
+              <w:bottom w:w="0" w:type="dxa"/>
+              <w:right w:w="0" w:type="dxa"/>
+            </w:tcMar>
+          </w:tcPr>
+          <w:p>
+            <w:pPr>
+              <w:pBdr>
+                <w:top w:val="none" w:sz="0" w:space="0" w:color="000000"/>
+                <w:left w:val="none" w:sz="0" w:space="0" w:color="000000"/>
+                <w:bottom w:val="none" w:sz="0" w:space="0" w:color="000000"/>
+                <w:right w:val="none" w:sz="0" w:space="0" w:color="000000"/>
+              </w:pBdr>
+              <w:ind w:left="100" w:right="100"/>
+              <w:jc w:val="center"/>
+              <w:rPr>
+                <w:rFonts w:ascii="Arial" w:eastAsia="Arial" w:hAnsi="Arial" w:cs="Arial"/>
+                <w:color w:val="000000"/>
+                <w:sz w:val="18"/>
+                <w:szCs w:val="18"/>
+              </w:rPr>
+            </w:pPr>
+            <w:r>
+              <w:rPr>
+                <w:rFonts w:ascii="Arial" w:eastAsia="Arial" w:hAnsi="Arial" w:cs="Arial"/>
+                <w:color w:val="000000"/>
+                <w:sz w:val="18"/>
+                <w:szCs w:val="18"/>
+              </w:rPr>
+              <w:t>21 (84%)</w:t>
             </w:r>
           </w:p>
         </w:tc>
@@ -13073,1098 +13091,6 @@
                 <w:bottom w:val="none" w:sz="0" w:space="0" w:color="000000"/>
                 <w:right w:val="none" w:sz="0" w:space="0" w:color="000000"/>
               </w:pBdr>
-              <w:ind w:left="300" w:right="100"/>
-              <w:rPr>
-                <w:rFonts w:ascii="Arial" w:eastAsia="Arial" w:hAnsi="Arial" w:cs="Arial"/>
-                <w:color w:val="000000"/>
-                <w:sz w:val="18"/>
-                <w:szCs w:val="18"/>
-              </w:rPr>
-            </w:pPr>
-            <w:r>
-              <w:rPr>
-                <w:rFonts w:ascii="Arial" w:eastAsia="Arial" w:hAnsi="Arial" w:cs="Arial"/>
-                <w:color w:val="000000"/>
-                <w:sz w:val="18"/>
-                <w:szCs w:val="18"/>
-              </w:rPr>
-              <w:t>Yes - Data Available Only</w:t>
-            </w:r>
-          </w:p>
-        </w:tc>
-        <w:tc>
-          <w:tcPr>
-            <w:tcW w:w="0" w:type="auto"/>
-            <w:tcBorders>
-              <w:top w:val="none" w:sz="0" w:space="0" w:color="000000"/>
-              <w:left w:val="none" w:sz="0" w:space="0" w:color="000000"/>
-              <w:bottom w:val="none" w:sz="0" w:space="0" w:color="000000"/>
-              <w:right w:val="none" w:sz="0" w:space="0" w:color="000000"/>
-            </w:tcBorders>
-            <w:shd w:val="clear" w:color="auto" w:fill="FFFFFF"/>
-            <w:tcMar>
-              <w:top w:w="0" w:type="dxa"/>
-              <w:left w:w="0" w:type="dxa"/>
-              <w:bottom w:w="0" w:type="dxa"/>
-              <w:right w:w="0" w:type="dxa"/>
-            </w:tcMar>
-          </w:tcPr>
-          <w:p>
-            <w:pPr>
-              <w:pBdr>
-                <w:top w:val="none" w:sz="0" w:space="0" w:color="000000"/>
-                <w:left w:val="none" w:sz="0" w:space="0" w:color="000000"/>
-                <w:bottom w:val="none" w:sz="0" w:space="0" w:color="000000"/>
-                <w:right w:val="none" w:sz="0" w:space="0" w:color="000000"/>
-              </w:pBdr>
-              <w:ind w:left="100" w:right="100"/>
-              <w:jc w:val="center"/>
-              <w:rPr>
-                <w:rFonts w:ascii="Arial" w:eastAsia="Arial" w:hAnsi="Arial" w:cs="Arial"/>
-                <w:color w:val="000000"/>
-                <w:sz w:val="18"/>
-                <w:szCs w:val="18"/>
-              </w:rPr>
-            </w:pPr>
-            <w:r>
-              <w:rPr>
-                <w:rFonts w:ascii="Arial" w:eastAsia="Arial" w:hAnsi="Arial" w:cs="Arial"/>
-                <w:color w:val="000000"/>
-                <w:sz w:val="18"/>
-                <w:szCs w:val="18"/>
-              </w:rPr>
-              <w:t>4 (7.0%)</w:t>
-            </w:r>
-          </w:p>
-        </w:tc>
-        <w:tc>
-          <w:tcPr>
-            <w:tcW w:w="0" w:type="auto"/>
-            <w:tcBorders>
-              <w:top w:val="none" w:sz="0" w:space="0" w:color="000000"/>
-              <w:left w:val="none" w:sz="0" w:space="0" w:color="000000"/>
-              <w:bottom w:val="none" w:sz="0" w:space="0" w:color="000000"/>
-              <w:right w:val="none" w:sz="0" w:space="0" w:color="000000"/>
-            </w:tcBorders>
-            <w:shd w:val="clear" w:color="auto" w:fill="FFFFFF"/>
-            <w:tcMar>
-              <w:top w:w="0" w:type="dxa"/>
-              <w:left w:w="0" w:type="dxa"/>
-              <w:bottom w:w="0" w:type="dxa"/>
-              <w:right w:w="0" w:type="dxa"/>
-            </w:tcMar>
-          </w:tcPr>
-          <w:p>
-            <w:pPr>
-              <w:pBdr>
-                <w:top w:val="none" w:sz="0" w:space="0" w:color="000000"/>
-                <w:left w:val="none" w:sz="0" w:space="0" w:color="000000"/>
-                <w:bottom w:val="none" w:sz="0" w:space="0" w:color="000000"/>
-                <w:right w:val="none" w:sz="0" w:space="0" w:color="000000"/>
-              </w:pBdr>
-              <w:ind w:left="100" w:right="100"/>
-              <w:jc w:val="center"/>
-              <w:rPr>
-                <w:rFonts w:ascii="Arial" w:eastAsia="Arial" w:hAnsi="Arial" w:cs="Arial"/>
-                <w:color w:val="000000"/>
-                <w:sz w:val="18"/>
-                <w:szCs w:val="18"/>
-              </w:rPr>
-            </w:pPr>
-            <w:r>
-              <w:rPr>
-                <w:rFonts w:ascii="Arial" w:eastAsia="Arial" w:hAnsi="Arial" w:cs="Arial"/>
-                <w:color w:val="000000"/>
-                <w:sz w:val="18"/>
-                <w:szCs w:val="18"/>
-              </w:rPr>
-              <w:t>0 (0%)</w:t>
-            </w:r>
-          </w:p>
-        </w:tc>
-        <w:tc>
-          <w:tcPr>
-            <w:tcW w:w="0" w:type="auto"/>
-            <w:tcBorders>
-              <w:top w:val="none" w:sz="0" w:space="0" w:color="000000"/>
-              <w:left w:val="none" w:sz="0" w:space="0" w:color="000000"/>
-              <w:bottom w:val="none" w:sz="0" w:space="0" w:color="000000"/>
-              <w:right w:val="none" w:sz="0" w:space="0" w:color="000000"/>
-            </w:tcBorders>
-            <w:shd w:val="clear" w:color="auto" w:fill="FFFFFF"/>
-            <w:tcMar>
-              <w:top w:w="0" w:type="dxa"/>
-              <w:left w:w="0" w:type="dxa"/>
-              <w:bottom w:w="0" w:type="dxa"/>
-              <w:right w:w="0" w:type="dxa"/>
-            </w:tcMar>
-          </w:tcPr>
-          <w:p>
-            <w:pPr>
-              <w:pBdr>
-                <w:top w:val="none" w:sz="0" w:space="0" w:color="000000"/>
-                <w:left w:val="none" w:sz="0" w:space="0" w:color="000000"/>
-                <w:bottom w:val="none" w:sz="0" w:space="0" w:color="000000"/>
-                <w:right w:val="none" w:sz="0" w:space="0" w:color="000000"/>
-              </w:pBdr>
-              <w:ind w:left="100" w:right="100"/>
-              <w:jc w:val="center"/>
-              <w:rPr>
-                <w:rFonts w:ascii="Arial" w:eastAsia="Arial" w:hAnsi="Arial" w:cs="Arial"/>
-                <w:color w:val="000000"/>
-                <w:sz w:val="18"/>
-                <w:szCs w:val="18"/>
-              </w:rPr>
-            </w:pPr>
-            <w:r>
-              <w:rPr>
-                <w:rFonts w:ascii="Arial" w:eastAsia="Arial" w:hAnsi="Arial" w:cs="Arial"/>
-                <w:color w:val="000000"/>
-                <w:sz w:val="18"/>
-                <w:szCs w:val="18"/>
-              </w:rPr>
-              <w:t>3 (6.8%)</w:t>
-            </w:r>
-          </w:p>
-        </w:tc>
-        <w:tc>
-          <w:tcPr>
-            <w:tcW w:w="0" w:type="auto"/>
-            <w:tcBorders>
-              <w:top w:val="none" w:sz="0" w:space="0" w:color="000000"/>
-              <w:left w:val="none" w:sz="0" w:space="0" w:color="000000"/>
-              <w:bottom w:val="none" w:sz="0" w:space="0" w:color="000000"/>
-              <w:right w:val="none" w:sz="0" w:space="0" w:color="000000"/>
-            </w:tcBorders>
-            <w:shd w:val="clear" w:color="auto" w:fill="FFFFFF"/>
-            <w:tcMar>
-              <w:top w:w="0" w:type="dxa"/>
-              <w:left w:w="0" w:type="dxa"/>
-              <w:bottom w:w="0" w:type="dxa"/>
-              <w:right w:w="0" w:type="dxa"/>
-            </w:tcMar>
-          </w:tcPr>
-          <w:p>
-            <w:pPr>
-              <w:pBdr>
-                <w:top w:val="none" w:sz="0" w:space="0" w:color="000000"/>
-                <w:left w:val="none" w:sz="0" w:space="0" w:color="000000"/>
-                <w:bottom w:val="none" w:sz="0" w:space="0" w:color="000000"/>
-                <w:right w:val="none" w:sz="0" w:space="0" w:color="000000"/>
-              </w:pBdr>
-              <w:ind w:left="100" w:right="100"/>
-              <w:jc w:val="center"/>
-              <w:rPr>
-                <w:rFonts w:ascii="Arial" w:eastAsia="Arial" w:hAnsi="Arial" w:cs="Arial"/>
-                <w:color w:val="000000"/>
-                <w:sz w:val="18"/>
-                <w:szCs w:val="18"/>
-              </w:rPr>
-            </w:pPr>
-            <w:r>
-              <w:rPr>
-                <w:rFonts w:ascii="Arial" w:eastAsia="Arial" w:hAnsi="Arial" w:cs="Arial"/>
-                <w:color w:val="000000"/>
-                <w:sz w:val="18"/>
-                <w:szCs w:val="18"/>
-              </w:rPr>
-              <w:t>1 (11%)</w:t>
-            </w:r>
-          </w:p>
-        </w:tc>
-        <w:tc>
-          <w:tcPr>
-            <w:tcW w:w="0" w:type="auto"/>
-            <w:tcBorders>
-              <w:top w:val="none" w:sz="0" w:space="0" w:color="000000"/>
-              <w:left w:val="none" w:sz="0" w:space="0" w:color="000000"/>
-              <w:bottom w:val="none" w:sz="0" w:space="0" w:color="000000"/>
-              <w:right w:val="none" w:sz="0" w:space="0" w:color="000000"/>
-            </w:tcBorders>
-            <w:shd w:val="clear" w:color="auto" w:fill="FFFFFF"/>
-            <w:tcMar>
-              <w:top w:w="0" w:type="dxa"/>
-              <w:left w:w="0" w:type="dxa"/>
-              <w:bottom w:w="0" w:type="dxa"/>
-              <w:right w:w="0" w:type="dxa"/>
-            </w:tcMar>
-          </w:tcPr>
-          <w:p>
-            <w:pPr>
-              <w:pBdr>
-                <w:top w:val="none" w:sz="0" w:space="0" w:color="000000"/>
-                <w:left w:val="none" w:sz="0" w:space="0" w:color="000000"/>
-                <w:bottom w:val="none" w:sz="0" w:space="0" w:color="000000"/>
-                <w:right w:val="none" w:sz="0" w:space="0" w:color="000000"/>
-              </w:pBdr>
-              <w:ind w:left="100" w:right="100"/>
-              <w:jc w:val="center"/>
-              <w:rPr>
-                <w:rFonts w:ascii="Arial" w:eastAsia="Arial" w:hAnsi="Arial" w:cs="Arial"/>
-                <w:color w:val="000000"/>
-                <w:sz w:val="18"/>
-                <w:szCs w:val="18"/>
-              </w:rPr>
-            </w:pPr>
-            <w:r>
-              <w:rPr>
-                <w:rFonts w:ascii="Arial" w:eastAsia="Arial" w:hAnsi="Arial" w:cs="Arial"/>
-                <w:color w:val="000000"/>
-                <w:sz w:val="18"/>
-                <w:szCs w:val="18"/>
-              </w:rPr>
-              <w:t>1 (7.1%)</w:t>
-            </w:r>
-          </w:p>
-        </w:tc>
-        <w:tc>
-          <w:tcPr>
-            <w:tcW w:w="0" w:type="auto"/>
-            <w:tcBorders>
-              <w:top w:val="none" w:sz="0" w:space="0" w:color="000000"/>
-              <w:left w:val="none" w:sz="0" w:space="0" w:color="000000"/>
-              <w:bottom w:val="none" w:sz="0" w:space="0" w:color="000000"/>
-              <w:right w:val="none" w:sz="0" w:space="0" w:color="000000"/>
-            </w:tcBorders>
-            <w:shd w:val="clear" w:color="auto" w:fill="FFFFFF"/>
-            <w:tcMar>
-              <w:top w:w="0" w:type="dxa"/>
-              <w:left w:w="0" w:type="dxa"/>
-              <w:bottom w:w="0" w:type="dxa"/>
-              <w:right w:w="0" w:type="dxa"/>
-            </w:tcMar>
-          </w:tcPr>
-          <w:p>
-            <w:pPr>
-              <w:pBdr>
-                <w:top w:val="none" w:sz="0" w:space="0" w:color="000000"/>
-                <w:left w:val="none" w:sz="0" w:space="0" w:color="000000"/>
-                <w:bottom w:val="none" w:sz="0" w:space="0" w:color="000000"/>
-                <w:right w:val="none" w:sz="0" w:space="0" w:color="000000"/>
-              </w:pBdr>
-              <w:ind w:left="100" w:right="100"/>
-              <w:jc w:val="center"/>
-              <w:rPr>
-                <w:rFonts w:ascii="Arial" w:eastAsia="Arial" w:hAnsi="Arial" w:cs="Arial"/>
-                <w:color w:val="000000"/>
-                <w:sz w:val="18"/>
-                <w:szCs w:val="18"/>
-              </w:rPr>
-            </w:pPr>
-            <w:r>
-              <w:rPr>
-                <w:rFonts w:ascii="Arial" w:eastAsia="Arial" w:hAnsi="Arial" w:cs="Arial"/>
-                <w:color w:val="000000"/>
-                <w:sz w:val="18"/>
-                <w:szCs w:val="18"/>
-              </w:rPr>
-              <w:t>3 (17%)</w:t>
-            </w:r>
-          </w:p>
-        </w:tc>
-        <w:tc>
-          <w:tcPr>
-            <w:tcW w:w="0" w:type="auto"/>
-            <w:tcBorders>
-              <w:top w:val="none" w:sz="0" w:space="0" w:color="000000"/>
-              <w:left w:val="none" w:sz="0" w:space="0" w:color="000000"/>
-              <w:bottom w:val="none" w:sz="0" w:space="0" w:color="000000"/>
-              <w:right w:val="none" w:sz="0" w:space="0" w:color="000000"/>
-            </w:tcBorders>
-            <w:shd w:val="clear" w:color="auto" w:fill="FFFFFF"/>
-            <w:tcMar>
-              <w:top w:w="0" w:type="dxa"/>
-              <w:left w:w="0" w:type="dxa"/>
-              <w:bottom w:w="0" w:type="dxa"/>
-              <w:right w:w="0" w:type="dxa"/>
-            </w:tcMar>
-          </w:tcPr>
-          <w:p>
-            <w:pPr>
-              <w:pBdr>
-                <w:top w:val="none" w:sz="0" w:space="0" w:color="000000"/>
-                <w:left w:val="none" w:sz="0" w:space="0" w:color="000000"/>
-                <w:bottom w:val="none" w:sz="0" w:space="0" w:color="000000"/>
-                <w:right w:val="none" w:sz="0" w:space="0" w:color="000000"/>
-              </w:pBdr>
-              <w:ind w:left="100" w:right="100"/>
-              <w:jc w:val="center"/>
-              <w:rPr>
-                <w:rFonts w:ascii="Arial" w:eastAsia="Arial" w:hAnsi="Arial" w:cs="Arial"/>
-                <w:color w:val="000000"/>
-                <w:sz w:val="18"/>
-                <w:szCs w:val="18"/>
-              </w:rPr>
-            </w:pPr>
-            <w:r>
-              <w:rPr>
-                <w:rFonts w:ascii="Arial" w:eastAsia="Arial" w:hAnsi="Arial" w:cs="Arial"/>
-                <w:color w:val="000000"/>
-                <w:sz w:val="18"/>
-                <w:szCs w:val="18"/>
-              </w:rPr>
-              <w:t>0 (0%)</w:t>
-            </w:r>
-          </w:p>
-        </w:tc>
-      </w:tr>
-      <w:tr>
-        <w:trPr>
-          <w:jc w:val="center"/>
-        </w:trPr>
-        <w:tc>
-          <w:tcPr>
-            <w:tcW w:w="0" w:type="auto"/>
-            <w:tcBorders>
-              <w:top w:val="none" w:sz="0" w:space="0" w:color="000000"/>
-              <w:left w:val="none" w:sz="0" w:space="0" w:color="000000"/>
-              <w:bottom w:val="none" w:sz="0" w:space="0" w:color="000000"/>
-              <w:right w:val="none" w:sz="0" w:space="0" w:color="000000"/>
-            </w:tcBorders>
-            <w:shd w:val="clear" w:color="auto" w:fill="FFFFFF"/>
-            <w:tcMar>
-              <w:top w:w="0" w:type="dxa"/>
-              <w:left w:w="0" w:type="dxa"/>
-              <w:bottom w:w="0" w:type="dxa"/>
-              <w:right w:w="0" w:type="dxa"/>
-            </w:tcMar>
-          </w:tcPr>
-          <w:p>
-            <w:pPr>
-              <w:pBdr>
-                <w:top w:val="none" w:sz="0" w:space="0" w:color="000000"/>
-                <w:left w:val="none" w:sz="0" w:space="0" w:color="000000"/>
-                <w:bottom w:val="none" w:sz="0" w:space="0" w:color="000000"/>
-                <w:right w:val="none" w:sz="0" w:space="0" w:color="000000"/>
-              </w:pBdr>
-              <w:ind w:left="300" w:right="100"/>
-              <w:rPr>
-                <w:rFonts w:ascii="Arial" w:eastAsia="Arial" w:hAnsi="Arial" w:cs="Arial"/>
-                <w:color w:val="000000"/>
-                <w:sz w:val="18"/>
-                <w:szCs w:val="18"/>
-              </w:rPr>
-            </w:pPr>
-            <w:r>
-              <w:rPr>
-                <w:rFonts w:ascii="Arial" w:eastAsia="Arial" w:hAnsi="Arial" w:cs="Arial"/>
-                <w:color w:val="000000"/>
-                <w:sz w:val="18"/>
-                <w:szCs w:val="18"/>
-              </w:rPr>
-              <w:t>Yes - Code Available Only</w:t>
-            </w:r>
-          </w:p>
-        </w:tc>
-        <w:tc>
-          <w:tcPr>
-            <w:tcW w:w="0" w:type="auto"/>
-            <w:tcBorders>
-              <w:top w:val="none" w:sz="0" w:space="0" w:color="000000"/>
-              <w:left w:val="none" w:sz="0" w:space="0" w:color="000000"/>
-              <w:bottom w:val="none" w:sz="0" w:space="0" w:color="000000"/>
-              <w:right w:val="none" w:sz="0" w:space="0" w:color="000000"/>
-            </w:tcBorders>
-            <w:shd w:val="clear" w:color="auto" w:fill="FFFFFF"/>
-            <w:tcMar>
-              <w:top w:w="0" w:type="dxa"/>
-              <w:left w:w="0" w:type="dxa"/>
-              <w:bottom w:w="0" w:type="dxa"/>
-              <w:right w:w="0" w:type="dxa"/>
-            </w:tcMar>
-          </w:tcPr>
-          <w:p>
-            <w:pPr>
-              <w:pBdr>
-                <w:top w:val="none" w:sz="0" w:space="0" w:color="000000"/>
-                <w:left w:val="none" w:sz="0" w:space="0" w:color="000000"/>
-                <w:bottom w:val="none" w:sz="0" w:space="0" w:color="000000"/>
-                <w:right w:val="none" w:sz="0" w:space="0" w:color="000000"/>
-              </w:pBdr>
-              <w:ind w:left="100" w:right="100"/>
-              <w:jc w:val="center"/>
-              <w:rPr>
-                <w:rFonts w:ascii="Arial" w:eastAsia="Arial" w:hAnsi="Arial" w:cs="Arial"/>
-                <w:color w:val="000000"/>
-                <w:sz w:val="18"/>
-                <w:szCs w:val="18"/>
-              </w:rPr>
-            </w:pPr>
-            <w:r>
-              <w:rPr>
-                <w:rFonts w:ascii="Arial" w:eastAsia="Arial" w:hAnsi="Arial" w:cs="Arial"/>
-                <w:color w:val="000000"/>
-                <w:sz w:val="18"/>
-                <w:szCs w:val="18"/>
-              </w:rPr>
-              <w:t>4 (7.0%)</w:t>
-            </w:r>
-          </w:p>
-        </w:tc>
-        <w:tc>
-          <w:tcPr>
-            <w:tcW w:w="0" w:type="auto"/>
-            <w:tcBorders>
-              <w:top w:val="none" w:sz="0" w:space="0" w:color="000000"/>
-              <w:left w:val="none" w:sz="0" w:space="0" w:color="000000"/>
-              <w:bottom w:val="none" w:sz="0" w:space="0" w:color="000000"/>
-              <w:right w:val="none" w:sz="0" w:space="0" w:color="000000"/>
-            </w:tcBorders>
-            <w:shd w:val="clear" w:color="auto" w:fill="FFFFFF"/>
-            <w:tcMar>
-              <w:top w:w="0" w:type="dxa"/>
-              <w:left w:w="0" w:type="dxa"/>
-              <w:bottom w:w="0" w:type="dxa"/>
-              <w:right w:w="0" w:type="dxa"/>
-            </w:tcMar>
-          </w:tcPr>
-          <w:p>
-            <w:pPr>
-              <w:pBdr>
-                <w:top w:val="none" w:sz="0" w:space="0" w:color="000000"/>
-                <w:left w:val="none" w:sz="0" w:space="0" w:color="000000"/>
-                <w:bottom w:val="none" w:sz="0" w:space="0" w:color="000000"/>
-                <w:right w:val="none" w:sz="0" w:space="0" w:color="000000"/>
-              </w:pBdr>
-              <w:ind w:left="100" w:right="100"/>
-              <w:jc w:val="center"/>
-              <w:rPr>
-                <w:rFonts w:ascii="Arial" w:eastAsia="Arial" w:hAnsi="Arial" w:cs="Arial"/>
-                <w:color w:val="000000"/>
-                <w:sz w:val="18"/>
-                <w:szCs w:val="18"/>
-              </w:rPr>
-            </w:pPr>
-            <w:r>
-              <w:rPr>
-                <w:rFonts w:ascii="Arial" w:eastAsia="Arial" w:hAnsi="Arial" w:cs="Arial"/>
-                <w:color w:val="000000"/>
-                <w:sz w:val="18"/>
-                <w:szCs w:val="18"/>
-              </w:rPr>
-              <w:t>1 (25%)</w:t>
-            </w:r>
-          </w:p>
-        </w:tc>
-        <w:tc>
-          <w:tcPr>
-            <w:tcW w:w="0" w:type="auto"/>
-            <w:tcBorders>
-              <w:top w:val="none" w:sz="0" w:space="0" w:color="000000"/>
-              <w:left w:val="none" w:sz="0" w:space="0" w:color="000000"/>
-              <w:bottom w:val="none" w:sz="0" w:space="0" w:color="000000"/>
-              <w:right w:val="none" w:sz="0" w:space="0" w:color="000000"/>
-            </w:tcBorders>
-            <w:shd w:val="clear" w:color="auto" w:fill="FFFFFF"/>
-            <w:tcMar>
-              <w:top w:w="0" w:type="dxa"/>
-              <w:left w:w="0" w:type="dxa"/>
-              <w:bottom w:w="0" w:type="dxa"/>
-              <w:right w:w="0" w:type="dxa"/>
-            </w:tcMar>
-          </w:tcPr>
-          <w:p>
-            <w:pPr>
-              <w:pBdr>
-                <w:top w:val="none" w:sz="0" w:space="0" w:color="000000"/>
-                <w:left w:val="none" w:sz="0" w:space="0" w:color="000000"/>
-                <w:bottom w:val="none" w:sz="0" w:space="0" w:color="000000"/>
-                <w:right w:val="none" w:sz="0" w:space="0" w:color="000000"/>
-              </w:pBdr>
-              <w:ind w:left="100" w:right="100"/>
-              <w:jc w:val="center"/>
-              <w:rPr>
-                <w:rFonts w:ascii="Arial" w:eastAsia="Arial" w:hAnsi="Arial" w:cs="Arial"/>
-                <w:color w:val="000000"/>
-                <w:sz w:val="18"/>
-                <w:szCs w:val="18"/>
-              </w:rPr>
-            </w:pPr>
-            <w:r>
-              <w:rPr>
-                <w:rFonts w:ascii="Arial" w:eastAsia="Arial" w:hAnsi="Arial" w:cs="Arial"/>
-                <w:color w:val="000000"/>
-                <w:sz w:val="18"/>
-                <w:szCs w:val="18"/>
-              </w:rPr>
-              <w:t>3 (6.8%)</w:t>
-            </w:r>
-          </w:p>
-        </w:tc>
-        <w:tc>
-          <w:tcPr>
-            <w:tcW w:w="0" w:type="auto"/>
-            <w:tcBorders>
-              <w:top w:val="none" w:sz="0" w:space="0" w:color="000000"/>
-              <w:left w:val="none" w:sz="0" w:space="0" w:color="000000"/>
-              <w:bottom w:val="none" w:sz="0" w:space="0" w:color="000000"/>
-              <w:right w:val="none" w:sz="0" w:space="0" w:color="000000"/>
-            </w:tcBorders>
-            <w:shd w:val="clear" w:color="auto" w:fill="FFFFFF"/>
-            <w:tcMar>
-              <w:top w:w="0" w:type="dxa"/>
-              <w:left w:w="0" w:type="dxa"/>
-              <w:bottom w:w="0" w:type="dxa"/>
-              <w:right w:w="0" w:type="dxa"/>
-            </w:tcMar>
-          </w:tcPr>
-          <w:p>
-            <w:pPr>
-              <w:pBdr>
-                <w:top w:val="none" w:sz="0" w:space="0" w:color="000000"/>
-                <w:left w:val="none" w:sz="0" w:space="0" w:color="000000"/>
-                <w:bottom w:val="none" w:sz="0" w:space="0" w:color="000000"/>
-                <w:right w:val="none" w:sz="0" w:space="0" w:color="000000"/>
-              </w:pBdr>
-              <w:ind w:left="100" w:right="100"/>
-              <w:jc w:val="center"/>
-              <w:rPr>
-                <w:rFonts w:ascii="Arial" w:eastAsia="Arial" w:hAnsi="Arial" w:cs="Arial"/>
-                <w:color w:val="000000"/>
-                <w:sz w:val="18"/>
-                <w:szCs w:val="18"/>
-              </w:rPr>
-            </w:pPr>
-            <w:r>
-              <w:rPr>
-                <w:rFonts w:ascii="Arial" w:eastAsia="Arial" w:hAnsi="Arial" w:cs="Arial"/>
-                <w:color w:val="000000"/>
-                <w:sz w:val="18"/>
-                <w:szCs w:val="18"/>
-              </w:rPr>
-              <w:t>0 (0%)</w:t>
-            </w:r>
-          </w:p>
-        </w:tc>
-        <w:tc>
-          <w:tcPr>
-            <w:tcW w:w="0" w:type="auto"/>
-            <w:tcBorders>
-              <w:top w:val="none" w:sz="0" w:space="0" w:color="000000"/>
-              <w:left w:val="none" w:sz="0" w:space="0" w:color="000000"/>
-              <w:bottom w:val="none" w:sz="0" w:space="0" w:color="000000"/>
-              <w:right w:val="none" w:sz="0" w:space="0" w:color="000000"/>
-            </w:tcBorders>
-            <w:shd w:val="clear" w:color="auto" w:fill="FFFFFF"/>
-            <w:tcMar>
-              <w:top w:w="0" w:type="dxa"/>
-              <w:left w:w="0" w:type="dxa"/>
-              <w:bottom w:w="0" w:type="dxa"/>
-              <w:right w:w="0" w:type="dxa"/>
-            </w:tcMar>
-          </w:tcPr>
-          <w:p>
-            <w:pPr>
-              <w:pBdr>
-                <w:top w:val="none" w:sz="0" w:space="0" w:color="000000"/>
-                <w:left w:val="none" w:sz="0" w:space="0" w:color="000000"/>
-                <w:bottom w:val="none" w:sz="0" w:space="0" w:color="000000"/>
-                <w:right w:val="none" w:sz="0" w:space="0" w:color="000000"/>
-              </w:pBdr>
-              <w:ind w:left="100" w:right="100"/>
-              <w:jc w:val="center"/>
-              <w:rPr>
-                <w:rFonts w:ascii="Arial" w:eastAsia="Arial" w:hAnsi="Arial" w:cs="Arial"/>
-                <w:color w:val="000000"/>
-                <w:sz w:val="18"/>
-                <w:szCs w:val="18"/>
-              </w:rPr>
-            </w:pPr>
-            <w:r>
-              <w:rPr>
-                <w:rFonts w:ascii="Arial" w:eastAsia="Arial" w:hAnsi="Arial" w:cs="Arial"/>
-                <w:color w:val="000000"/>
-                <w:sz w:val="18"/>
-                <w:szCs w:val="18"/>
-              </w:rPr>
-              <w:t>1 (7.1%)</w:t>
-            </w:r>
-          </w:p>
-        </w:tc>
-        <w:tc>
-          <w:tcPr>
-            <w:tcW w:w="0" w:type="auto"/>
-            <w:tcBorders>
-              <w:top w:val="none" w:sz="0" w:space="0" w:color="000000"/>
-              <w:left w:val="none" w:sz="0" w:space="0" w:color="000000"/>
-              <w:bottom w:val="none" w:sz="0" w:space="0" w:color="000000"/>
-              <w:right w:val="none" w:sz="0" w:space="0" w:color="000000"/>
-            </w:tcBorders>
-            <w:shd w:val="clear" w:color="auto" w:fill="FFFFFF"/>
-            <w:tcMar>
-              <w:top w:w="0" w:type="dxa"/>
-              <w:left w:w="0" w:type="dxa"/>
-              <w:bottom w:w="0" w:type="dxa"/>
-              <w:right w:w="0" w:type="dxa"/>
-            </w:tcMar>
-          </w:tcPr>
-          <w:p>
-            <w:pPr>
-              <w:pBdr>
-                <w:top w:val="none" w:sz="0" w:space="0" w:color="000000"/>
-                <w:left w:val="none" w:sz="0" w:space="0" w:color="000000"/>
-                <w:bottom w:val="none" w:sz="0" w:space="0" w:color="000000"/>
-                <w:right w:val="none" w:sz="0" w:space="0" w:color="000000"/>
-              </w:pBdr>
-              <w:ind w:left="100" w:right="100"/>
-              <w:jc w:val="center"/>
-              <w:rPr>
-                <w:rFonts w:ascii="Arial" w:eastAsia="Arial" w:hAnsi="Arial" w:cs="Arial"/>
-                <w:color w:val="000000"/>
-                <w:sz w:val="18"/>
-                <w:szCs w:val="18"/>
-              </w:rPr>
-            </w:pPr>
-            <w:r>
-              <w:rPr>
-                <w:rFonts w:ascii="Arial" w:eastAsia="Arial" w:hAnsi="Arial" w:cs="Arial"/>
-                <w:color w:val="000000"/>
-                <w:sz w:val="18"/>
-                <w:szCs w:val="18"/>
-              </w:rPr>
-              <w:t>0 (0%)</w:t>
-            </w:r>
-          </w:p>
-        </w:tc>
-        <w:tc>
-          <w:tcPr>
-            <w:tcW w:w="0" w:type="auto"/>
-            <w:tcBorders>
-              <w:top w:val="none" w:sz="0" w:space="0" w:color="000000"/>
-              <w:left w:val="none" w:sz="0" w:space="0" w:color="000000"/>
-              <w:bottom w:val="none" w:sz="0" w:space="0" w:color="000000"/>
-              <w:right w:val="none" w:sz="0" w:space="0" w:color="000000"/>
-            </w:tcBorders>
-            <w:shd w:val="clear" w:color="auto" w:fill="FFFFFF"/>
-            <w:tcMar>
-              <w:top w:w="0" w:type="dxa"/>
-              <w:left w:w="0" w:type="dxa"/>
-              <w:bottom w:w="0" w:type="dxa"/>
-              <w:right w:w="0" w:type="dxa"/>
-            </w:tcMar>
-          </w:tcPr>
-          <w:p>
-            <w:pPr>
-              <w:pBdr>
-                <w:top w:val="none" w:sz="0" w:space="0" w:color="000000"/>
-                <w:left w:val="none" w:sz="0" w:space="0" w:color="000000"/>
-                <w:bottom w:val="none" w:sz="0" w:space="0" w:color="000000"/>
-                <w:right w:val="none" w:sz="0" w:space="0" w:color="000000"/>
-              </w:pBdr>
-              <w:ind w:left="100" w:right="100"/>
-              <w:jc w:val="center"/>
-              <w:rPr>
-                <w:rFonts w:ascii="Arial" w:eastAsia="Arial" w:hAnsi="Arial" w:cs="Arial"/>
-                <w:color w:val="000000"/>
-                <w:sz w:val="18"/>
-                <w:szCs w:val="18"/>
-              </w:rPr>
-            </w:pPr>
-            <w:r>
-              <w:rPr>
-                <w:rFonts w:ascii="Arial" w:eastAsia="Arial" w:hAnsi="Arial" w:cs="Arial"/>
-                <w:color w:val="000000"/>
-                <w:sz w:val="18"/>
-                <w:szCs w:val="18"/>
-              </w:rPr>
-              <w:t>3 (12%)</w:t>
-            </w:r>
-          </w:p>
-        </w:tc>
-      </w:tr>
-      <w:tr>
-        <w:trPr>
-          <w:jc w:val="center"/>
-        </w:trPr>
-        <w:tc>
-          <w:tcPr>
-            <w:tcW w:w="0" w:type="auto"/>
-            <w:tcBorders>
-              <w:top w:val="none" w:sz="0" w:space="0" w:color="000000"/>
-              <w:left w:val="none" w:sz="0" w:space="0" w:color="000000"/>
-              <w:bottom w:val="none" w:sz="0" w:space="0" w:color="000000"/>
-              <w:right w:val="none" w:sz="0" w:space="0" w:color="000000"/>
-            </w:tcBorders>
-            <w:shd w:val="clear" w:color="auto" w:fill="FFFFFF"/>
-            <w:tcMar>
-              <w:top w:w="0" w:type="dxa"/>
-              <w:left w:w="0" w:type="dxa"/>
-              <w:bottom w:w="0" w:type="dxa"/>
-              <w:right w:w="0" w:type="dxa"/>
-            </w:tcMar>
-          </w:tcPr>
-          <w:p>
-            <w:pPr>
-              <w:pBdr>
-                <w:top w:val="none" w:sz="0" w:space="0" w:color="000000"/>
-                <w:left w:val="none" w:sz="0" w:space="0" w:color="000000"/>
-                <w:bottom w:val="none" w:sz="0" w:space="0" w:color="000000"/>
-                <w:right w:val="none" w:sz="0" w:space="0" w:color="000000"/>
-              </w:pBdr>
-              <w:ind w:left="300" w:right="100"/>
-              <w:rPr>
-                <w:rFonts w:ascii="Arial" w:eastAsia="Arial" w:hAnsi="Arial" w:cs="Arial"/>
-                <w:color w:val="000000"/>
-                <w:sz w:val="18"/>
-                <w:szCs w:val="18"/>
-              </w:rPr>
-            </w:pPr>
-            <w:r>
-              <w:rPr>
-                <w:rFonts w:ascii="Arial" w:eastAsia="Arial" w:hAnsi="Arial" w:cs="Arial"/>
-                <w:color w:val="000000"/>
-                <w:sz w:val="18"/>
-                <w:szCs w:val="18"/>
-              </w:rPr>
-              <w:t>No</w:t>
-            </w:r>
-          </w:p>
-        </w:tc>
-        <w:tc>
-          <w:tcPr>
-            <w:tcW w:w="0" w:type="auto"/>
-            <w:tcBorders>
-              <w:top w:val="none" w:sz="0" w:space="0" w:color="000000"/>
-              <w:left w:val="none" w:sz="0" w:space="0" w:color="000000"/>
-              <w:bottom w:val="none" w:sz="0" w:space="0" w:color="000000"/>
-              <w:right w:val="none" w:sz="0" w:space="0" w:color="000000"/>
-            </w:tcBorders>
-            <w:shd w:val="clear" w:color="auto" w:fill="FFFFFF"/>
-            <w:tcMar>
-              <w:top w:w="0" w:type="dxa"/>
-              <w:left w:w="0" w:type="dxa"/>
-              <w:bottom w:w="0" w:type="dxa"/>
-              <w:right w:w="0" w:type="dxa"/>
-            </w:tcMar>
-          </w:tcPr>
-          <w:p>
-            <w:pPr>
-              <w:pBdr>
-                <w:top w:val="none" w:sz="0" w:space="0" w:color="000000"/>
-                <w:left w:val="none" w:sz="0" w:space="0" w:color="000000"/>
-                <w:bottom w:val="none" w:sz="0" w:space="0" w:color="000000"/>
-                <w:right w:val="none" w:sz="0" w:space="0" w:color="000000"/>
-              </w:pBdr>
-              <w:ind w:left="100" w:right="100"/>
-              <w:jc w:val="center"/>
-              <w:rPr>
-                <w:rFonts w:ascii="Arial" w:eastAsia="Arial" w:hAnsi="Arial" w:cs="Arial"/>
-                <w:color w:val="000000"/>
-                <w:sz w:val="18"/>
-                <w:szCs w:val="18"/>
-              </w:rPr>
-            </w:pPr>
-            <w:r>
-              <w:rPr>
-                <w:rFonts w:ascii="Arial" w:eastAsia="Arial" w:hAnsi="Arial" w:cs="Arial"/>
-                <w:color w:val="000000"/>
-                <w:sz w:val="18"/>
-                <w:szCs w:val="18"/>
-              </w:rPr>
-              <w:t>48 (84%)</w:t>
-            </w:r>
-          </w:p>
-        </w:tc>
-        <w:tc>
-          <w:tcPr>
-            <w:tcW w:w="0" w:type="auto"/>
-            <w:tcBorders>
-              <w:top w:val="none" w:sz="0" w:space="0" w:color="000000"/>
-              <w:left w:val="none" w:sz="0" w:space="0" w:color="000000"/>
-              <w:bottom w:val="none" w:sz="0" w:space="0" w:color="000000"/>
-              <w:right w:val="none" w:sz="0" w:space="0" w:color="000000"/>
-            </w:tcBorders>
-            <w:shd w:val="clear" w:color="auto" w:fill="FFFFFF"/>
-            <w:tcMar>
-              <w:top w:w="0" w:type="dxa"/>
-              <w:left w:w="0" w:type="dxa"/>
-              <w:bottom w:w="0" w:type="dxa"/>
-              <w:right w:w="0" w:type="dxa"/>
-            </w:tcMar>
-          </w:tcPr>
-          <w:p>
-            <w:pPr>
-              <w:pBdr>
-                <w:top w:val="none" w:sz="0" w:space="0" w:color="000000"/>
-                <w:left w:val="none" w:sz="0" w:space="0" w:color="000000"/>
-                <w:bottom w:val="none" w:sz="0" w:space="0" w:color="000000"/>
-                <w:right w:val="none" w:sz="0" w:space="0" w:color="000000"/>
-              </w:pBdr>
-              <w:ind w:left="100" w:right="100"/>
-              <w:jc w:val="center"/>
-              <w:rPr>
-                <w:rFonts w:ascii="Arial" w:eastAsia="Arial" w:hAnsi="Arial" w:cs="Arial"/>
-                <w:color w:val="000000"/>
-                <w:sz w:val="18"/>
-                <w:szCs w:val="18"/>
-              </w:rPr>
-            </w:pPr>
-            <w:r>
-              <w:rPr>
-                <w:rFonts w:ascii="Arial" w:eastAsia="Arial" w:hAnsi="Arial" w:cs="Arial"/>
-                <w:color w:val="000000"/>
-                <w:sz w:val="18"/>
-                <w:szCs w:val="18"/>
-              </w:rPr>
-              <w:t>3 (75%)</w:t>
-            </w:r>
-          </w:p>
-        </w:tc>
-        <w:tc>
-          <w:tcPr>
-            <w:tcW w:w="0" w:type="auto"/>
-            <w:tcBorders>
-              <w:top w:val="none" w:sz="0" w:space="0" w:color="000000"/>
-              <w:left w:val="none" w:sz="0" w:space="0" w:color="000000"/>
-              <w:bottom w:val="none" w:sz="0" w:space="0" w:color="000000"/>
-              <w:right w:val="none" w:sz="0" w:space="0" w:color="000000"/>
-            </w:tcBorders>
-            <w:shd w:val="clear" w:color="auto" w:fill="FFFFFF"/>
-            <w:tcMar>
-              <w:top w:w="0" w:type="dxa"/>
-              <w:left w:w="0" w:type="dxa"/>
-              <w:bottom w:w="0" w:type="dxa"/>
-              <w:right w:w="0" w:type="dxa"/>
-            </w:tcMar>
-          </w:tcPr>
-          <w:p>
-            <w:pPr>
-              <w:pBdr>
-                <w:top w:val="none" w:sz="0" w:space="0" w:color="000000"/>
-                <w:left w:val="none" w:sz="0" w:space="0" w:color="000000"/>
-                <w:bottom w:val="none" w:sz="0" w:space="0" w:color="000000"/>
-                <w:right w:val="none" w:sz="0" w:space="0" w:color="000000"/>
-              </w:pBdr>
-              <w:ind w:left="100" w:right="100"/>
-              <w:jc w:val="center"/>
-              <w:rPr>
-                <w:rFonts w:ascii="Arial" w:eastAsia="Arial" w:hAnsi="Arial" w:cs="Arial"/>
-                <w:color w:val="000000"/>
-                <w:sz w:val="18"/>
-                <w:szCs w:val="18"/>
-              </w:rPr>
-            </w:pPr>
-            <w:r>
-              <w:rPr>
-                <w:rFonts w:ascii="Arial" w:eastAsia="Arial" w:hAnsi="Arial" w:cs="Arial"/>
-                <w:color w:val="000000"/>
-                <w:sz w:val="18"/>
-                <w:szCs w:val="18"/>
-              </w:rPr>
-              <w:t>37 (84%)</w:t>
-            </w:r>
-          </w:p>
-        </w:tc>
-        <w:tc>
-          <w:tcPr>
-            <w:tcW w:w="0" w:type="auto"/>
-            <w:tcBorders>
-              <w:top w:val="none" w:sz="0" w:space="0" w:color="000000"/>
-              <w:left w:val="none" w:sz="0" w:space="0" w:color="000000"/>
-              <w:bottom w:val="none" w:sz="0" w:space="0" w:color="000000"/>
-              <w:right w:val="none" w:sz="0" w:space="0" w:color="000000"/>
-            </w:tcBorders>
-            <w:shd w:val="clear" w:color="auto" w:fill="FFFFFF"/>
-            <w:tcMar>
-              <w:top w:w="0" w:type="dxa"/>
-              <w:left w:w="0" w:type="dxa"/>
-              <w:bottom w:w="0" w:type="dxa"/>
-              <w:right w:w="0" w:type="dxa"/>
-            </w:tcMar>
-          </w:tcPr>
-          <w:p>
-            <w:pPr>
-              <w:pBdr>
-                <w:top w:val="none" w:sz="0" w:space="0" w:color="000000"/>
-                <w:left w:val="none" w:sz="0" w:space="0" w:color="000000"/>
-                <w:bottom w:val="none" w:sz="0" w:space="0" w:color="000000"/>
-                <w:right w:val="none" w:sz="0" w:space="0" w:color="000000"/>
-              </w:pBdr>
-              <w:ind w:left="100" w:right="100"/>
-              <w:jc w:val="center"/>
-              <w:rPr>
-                <w:rFonts w:ascii="Arial" w:eastAsia="Arial" w:hAnsi="Arial" w:cs="Arial"/>
-                <w:color w:val="000000"/>
-                <w:sz w:val="18"/>
-                <w:szCs w:val="18"/>
-              </w:rPr>
-            </w:pPr>
-            <w:r>
-              <w:rPr>
-                <w:rFonts w:ascii="Arial" w:eastAsia="Arial" w:hAnsi="Arial" w:cs="Arial"/>
-                <w:color w:val="000000"/>
-                <w:sz w:val="18"/>
-                <w:szCs w:val="18"/>
-              </w:rPr>
-              <w:t>8 (89%)</w:t>
-            </w:r>
-          </w:p>
-        </w:tc>
-        <w:tc>
-          <w:tcPr>
-            <w:tcW w:w="0" w:type="auto"/>
-            <w:tcBorders>
-              <w:top w:val="none" w:sz="0" w:space="0" w:color="000000"/>
-              <w:left w:val="none" w:sz="0" w:space="0" w:color="000000"/>
-              <w:bottom w:val="none" w:sz="0" w:space="0" w:color="000000"/>
-              <w:right w:val="none" w:sz="0" w:space="0" w:color="000000"/>
-            </w:tcBorders>
-            <w:shd w:val="clear" w:color="auto" w:fill="FFFFFF"/>
-            <w:tcMar>
-              <w:top w:w="0" w:type="dxa"/>
-              <w:left w:w="0" w:type="dxa"/>
-              <w:bottom w:w="0" w:type="dxa"/>
-              <w:right w:w="0" w:type="dxa"/>
-            </w:tcMar>
-          </w:tcPr>
-          <w:p>
-            <w:pPr>
-              <w:pBdr>
-                <w:top w:val="none" w:sz="0" w:space="0" w:color="000000"/>
-                <w:left w:val="none" w:sz="0" w:space="0" w:color="000000"/>
-                <w:bottom w:val="none" w:sz="0" w:space="0" w:color="000000"/>
-                <w:right w:val="none" w:sz="0" w:space="0" w:color="000000"/>
-              </w:pBdr>
-              <w:ind w:left="100" w:right="100"/>
-              <w:jc w:val="center"/>
-              <w:rPr>
-                <w:rFonts w:ascii="Arial" w:eastAsia="Arial" w:hAnsi="Arial" w:cs="Arial"/>
-                <w:color w:val="000000"/>
-                <w:sz w:val="18"/>
-                <w:szCs w:val="18"/>
-              </w:rPr>
-            </w:pPr>
-            <w:r>
-              <w:rPr>
-                <w:rFonts w:ascii="Arial" w:eastAsia="Arial" w:hAnsi="Arial" w:cs="Arial"/>
-                <w:color w:val="000000"/>
-                <w:sz w:val="18"/>
-                <w:szCs w:val="18"/>
-              </w:rPr>
-              <w:t>12 (86%)</w:t>
-            </w:r>
-          </w:p>
-        </w:tc>
-        <w:tc>
-          <w:tcPr>
-            <w:tcW w:w="0" w:type="auto"/>
-            <w:tcBorders>
-              <w:top w:val="none" w:sz="0" w:space="0" w:color="000000"/>
-              <w:left w:val="none" w:sz="0" w:space="0" w:color="000000"/>
-              <w:bottom w:val="none" w:sz="0" w:space="0" w:color="000000"/>
-              <w:right w:val="none" w:sz="0" w:space="0" w:color="000000"/>
-            </w:tcBorders>
-            <w:shd w:val="clear" w:color="auto" w:fill="FFFFFF"/>
-            <w:tcMar>
-              <w:top w:w="0" w:type="dxa"/>
-              <w:left w:w="0" w:type="dxa"/>
-              <w:bottom w:w="0" w:type="dxa"/>
-              <w:right w:w="0" w:type="dxa"/>
-            </w:tcMar>
-          </w:tcPr>
-          <w:p>
-            <w:pPr>
-              <w:pBdr>
-                <w:top w:val="none" w:sz="0" w:space="0" w:color="000000"/>
-                <w:left w:val="none" w:sz="0" w:space="0" w:color="000000"/>
-                <w:bottom w:val="none" w:sz="0" w:space="0" w:color="000000"/>
-                <w:right w:val="none" w:sz="0" w:space="0" w:color="000000"/>
-              </w:pBdr>
-              <w:ind w:left="100" w:right="100"/>
-              <w:jc w:val="center"/>
-              <w:rPr>
-                <w:rFonts w:ascii="Arial" w:eastAsia="Arial" w:hAnsi="Arial" w:cs="Arial"/>
-                <w:color w:val="000000"/>
-                <w:sz w:val="18"/>
-                <w:szCs w:val="18"/>
-              </w:rPr>
-            </w:pPr>
-            <w:r>
-              <w:rPr>
-                <w:rFonts w:ascii="Arial" w:eastAsia="Arial" w:hAnsi="Arial" w:cs="Arial"/>
-                <w:color w:val="000000"/>
-                <w:sz w:val="18"/>
-                <w:szCs w:val="18"/>
-              </w:rPr>
-              <w:t>15 (83%)</w:t>
-            </w:r>
-          </w:p>
-        </w:tc>
-        <w:tc>
-          <w:tcPr>
-            <w:tcW w:w="0" w:type="auto"/>
-            <w:tcBorders>
-              <w:top w:val="none" w:sz="0" w:space="0" w:color="000000"/>
-              <w:left w:val="none" w:sz="0" w:space="0" w:color="000000"/>
-              <w:bottom w:val="none" w:sz="0" w:space="0" w:color="000000"/>
-              <w:right w:val="none" w:sz="0" w:space="0" w:color="000000"/>
-            </w:tcBorders>
-            <w:shd w:val="clear" w:color="auto" w:fill="FFFFFF"/>
-            <w:tcMar>
-              <w:top w:w="0" w:type="dxa"/>
-              <w:left w:w="0" w:type="dxa"/>
-              <w:bottom w:w="0" w:type="dxa"/>
-              <w:right w:w="0" w:type="dxa"/>
-            </w:tcMar>
-          </w:tcPr>
-          <w:p>
-            <w:pPr>
-              <w:pBdr>
-                <w:top w:val="none" w:sz="0" w:space="0" w:color="000000"/>
-                <w:left w:val="none" w:sz="0" w:space="0" w:color="000000"/>
-                <w:bottom w:val="none" w:sz="0" w:space="0" w:color="000000"/>
-                <w:right w:val="none" w:sz="0" w:space="0" w:color="000000"/>
-              </w:pBdr>
-              <w:ind w:left="100" w:right="100"/>
-              <w:jc w:val="center"/>
-              <w:rPr>
-                <w:rFonts w:ascii="Arial" w:eastAsia="Arial" w:hAnsi="Arial" w:cs="Arial"/>
-                <w:color w:val="000000"/>
-                <w:sz w:val="18"/>
-                <w:szCs w:val="18"/>
-              </w:rPr>
-            </w:pPr>
-            <w:r>
-              <w:rPr>
-                <w:rFonts w:ascii="Arial" w:eastAsia="Arial" w:hAnsi="Arial" w:cs="Arial"/>
-                <w:color w:val="000000"/>
-                <w:sz w:val="18"/>
-                <w:szCs w:val="18"/>
-              </w:rPr>
-              <w:t>21 (84%)</w:t>
-            </w:r>
-          </w:p>
-        </w:tc>
-      </w:tr>
-      <w:tr>
-        <w:trPr>
-          <w:jc w:val="center"/>
-        </w:trPr>
-        <w:tc>
-          <w:tcPr>
-            <w:tcW w:w="0" w:type="auto"/>
-            <w:tcBorders>
-              <w:top w:val="none" w:sz="0" w:space="0" w:color="000000"/>
-              <w:left w:val="none" w:sz="0" w:space="0" w:color="000000"/>
-              <w:bottom w:val="none" w:sz="0" w:space="0" w:color="000000"/>
-              <w:right w:val="none" w:sz="0" w:space="0" w:color="000000"/>
-            </w:tcBorders>
-            <w:shd w:val="clear" w:color="auto" w:fill="FFFFFF"/>
-            <w:tcMar>
-              <w:top w:w="0" w:type="dxa"/>
-              <w:left w:w="0" w:type="dxa"/>
-              <w:bottom w:w="0" w:type="dxa"/>
-              <w:right w:w="0" w:type="dxa"/>
-            </w:tcMar>
-          </w:tcPr>
-          <w:p>
-            <w:pPr>
-              <w:pBdr>
-                <w:top w:val="none" w:sz="0" w:space="0" w:color="000000"/>
-                <w:left w:val="none" w:sz="0" w:space="0" w:color="000000"/>
-                <w:bottom w:val="none" w:sz="0" w:space="0" w:color="000000"/>
-                <w:right w:val="none" w:sz="0" w:space="0" w:color="000000"/>
-              </w:pBdr>
               <w:ind w:left="100" w:right="100"/>
               <w:rPr>
                 <w:rFonts w:ascii="Arial" w:eastAsia="Arial" w:hAnsi="Arial" w:cs="Arial"/>
@@ -14182,29 +13108,7 @@
                 <w:sz w:val="18"/>
                 <w:szCs w:val="18"/>
               </w:rPr>
-              <w:t>MAUP/</w:t>
-            </w:r>
-            <w:proofErr w:type="spellStart"/>
-            <w:r>
-              <w:rPr>
-                <w:rFonts w:ascii="Arial" w:eastAsia="Arial" w:hAnsi="Arial" w:cs="Arial"/>
-                <w:b/>
-                <w:color w:val="000000"/>
-                <w:sz w:val="18"/>
-                <w:szCs w:val="18"/>
-              </w:rPr>
-              <w:t>UGCoP</w:t>
-            </w:r>
-            <w:proofErr w:type="spellEnd"/>
-            <w:r>
-              <w:rPr>
-                <w:rFonts w:ascii="Arial" w:eastAsia="Arial" w:hAnsi="Arial" w:cs="Arial"/>
-                <w:b/>
-                <w:color w:val="000000"/>
-                <w:sz w:val="18"/>
-                <w:szCs w:val="18"/>
-              </w:rPr>
-              <w:t xml:space="preserve"> Considered</w:t>
+              <w:t>MAUP/UGCoP Considered</w:t>
             </w:r>
           </w:p>
         </w:tc>
@@ -15226,13 +14130,13 @@
       </w:pPr>
     </w:lvl>
   </w:abstractNum>
-  <w:num w:numId="1" w16cid:durableId="556740621">
+  <w:num w:numId="1" w16cid:durableId="534198439">
     <w:abstractNumId w:val="1"/>
   </w:num>
-  <w:num w:numId="2" w16cid:durableId="1692222755">
+  <w:num w:numId="2" w16cid:durableId="1424956280">
     <w:abstractNumId w:val="2"/>
   </w:num>
-  <w:num w:numId="3" w16cid:durableId="1009915073">
+  <w:num w:numId="3" w16cid:durableId="520361077">
     <w:abstractNumId w:val="0"/>
   </w:num>
 </w:numbering>

--- a/outputs/tables/Table2_GPS_Methodology.docx
+++ b/outputs/tables/Table2_GPS_Methodology.docx
@@ -321,7 +321,7 @@
                 <w:szCs w:val="18"/>
                 <w:color w:val="000000"/>
               </w:rPr>
-              <w:t xml:space="preserve">(N = 56)</w:t>
+              <w:t xml:space="preserve">(N = 57)</w:t>
             </w:r>
             <w:r>
               <w:rPr>
@@ -499,7 +499,7 @@
                 <w:szCs w:val="18"/>
                 <w:color w:val="000000"/>
               </w:rPr>
-              <w:t xml:space="preserve">(N = 43)</w:t>
+              <w:t xml:space="preserve">(N = 44)</w:t>
             </w:r>
             <w:r>
               <w:rPr>
@@ -855,7 +855,7 @@
                 <w:szCs w:val="18"/>
                 <w:color w:val="000000"/>
               </w:rPr>
-              <w:t xml:space="preserve">(N = 24)</w:t>
+              <w:t xml:space="preserve">(N = 25)</w:t>
             </w:r>
             <w:r>
               <w:rPr>
@@ -1400,7 +1400,7 @@
                 <w:szCs w:val="18"/>
                 <w:color w:val="000000"/>
               </w:rPr>
-              <w:t xml:space="preserve">32 (57%)</w:t>
+              <w:t xml:space="preserve">33 (58%)</w:t>
             </w:r>
           </w:p>
         </w:tc>
@@ -1504,7 +1504,7 @@
                 <w:szCs w:val="18"/>
                 <w:color w:val="000000"/>
               </w:rPr>
-              <w:t xml:space="preserve">22 (51%)</w:t>
+              <w:t xml:space="preserve">23 (52%)</w:t>
             </w:r>
           </w:p>
         </w:tc>
@@ -1712,7 +1712,7 @@
                 <w:szCs w:val="18"/>
                 <w:color w:val="000000"/>
               </w:rPr>
-              <w:t xml:space="preserve">16 (67%)</w:t>
+              <w:t xml:space="preserve">17 (68%)</w:t>
             </w:r>
           </w:p>
         </w:tc>
@@ -1926,7 +1926,7 @@
                 <w:szCs w:val="18"/>
                 <w:color w:val="000000"/>
               </w:rPr>
-              <w:t xml:space="preserve">15 (35%)</w:t>
+              <w:t xml:space="preserve">15 (34%)</w:t>
             </w:r>
           </w:p>
         </w:tc>
@@ -2134,7 +2134,7 @@
                 <w:szCs w:val="18"/>
                 <w:color w:val="000000"/>
               </w:rPr>
-              <w:t xml:space="preserve">7 (29%)</w:t>
+              <w:t xml:space="preserve">7 (28%)</w:t>
             </w:r>
           </w:p>
         </w:tc>
@@ -2244,7 +2244,7 @@
                 <w:szCs w:val="18"/>
                 <w:color w:val="000000"/>
               </w:rPr>
-              <w:t xml:space="preserve">5 (8.9%)</w:t>
+              <w:t xml:space="preserve">5 (8.8%)</w:t>
             </w:r>
           </w:p>
         </w:tc>
@@ -2348,7 +2348,7 @@
                 <w:szCs w:val="18"/>
                 <w:color w:val="000000"/>
               </w:rPr>
-              <w:t xml:space="preserve">5 (12%)</w:t>
+              <w:t xml:space="preserve">5 (11%)</w:t>
             </w:r>
           </w:p>
         </w:tc>
@@ -2556,7 +2556,7 @@
                 <w:szCs w:val="18"/>
                 <w:color w:val="000000"/>
               </w:rPr>
-              <w:t xml:space="preserve">1 (4.2%)</w:t>
+              <w:t xml:space="preserve">1 (4.0%)</w:t>
             </w:r>
           </w:p>
         </w:tc>
@@ -5620,7 +5620,7 @@
                 <w:szCs w:val="18"/>
                 <w:color w:val="000000"/>
               </w:rPr>
-              <w:t xml:space="preserve">20</w:t>
+              <w:t xml:space="preserve">21</w:t>
             </w:r>
           </w:p>
         </w:tc>
@@ -5724,215 +5724,215 @@
                 <w:szCs w:val="18"/>
                 <w:color w:val="000000"/>
               </w:rPr>
+              <w:t xml:space="preserve">11</w:t>
+            </w:r>
+          </w:p>
+        </w:tc>
+        <w:tc>
+          <w:tcPr>
+            <w:tcBorders>
+              <w:bottom w:val="none" w:sz="0" w:space="0" w:color="000000"/>
+              <w:top w:val="none" w:sz="0" w:space="0" w:color="000000"/>
+              <w:left w:val="none" w:sz="0" w:space="0" w:color="000000"/>
+              <w:right w:val="none" w:sz="0" w:space="0" w:color="000000"/>
+            </w:tcBorders>
+            <w:shd w:val="clear" w:color="auto" w:fill="FFFFFF"/>
+            <w:tcMar>
+              <w:top w:w="0" w:type="dxa"/>
+              <w:bottom w:w="0" w:type="dxa"/>
+              <w:left w:w="0" w:type="dxa"/>
+              <w:right w:w="0" w:type="dxa"/>
+            </w:tcMar>
+            <w:vAlign w:val="top"/>
+          </w:tcPr>
+          <w:p>
+            <w:pPr>
+              <w:jc w:val="center"/>
+              <w:pBdr>
+                <w:bottom w:val="none" w:sz="0" w:space="0" w:color="000000"/>
+                <w:top w:val="none" w:sz="0" w:space="0" w:color="000000"/>
+                <w:left w:val="none" w:sz="0" w:space="0" w:color="000000"/>
+                <w:right w:val="none" w:sz="0" w:space="0" w:color="000000"/>
+              </w:pBdr>
+              <w:spacing w:after="100" w:before="100" w:line="240"/>
+              <w:ind w:left="100" w:right="100" w:firstLine="0" w:firstLineChars="0"/>
+              <w:rPr>
+                <w:rFonts w:ascii="Arial" w:hAnsi="Arial" w:eastAsia="Arial" w:cs="Arial"/>
+                <w:i w:val="false"/>
+                <w:b w:val="false"/>
+                <w:u w:val="none"/>
+                <w:sz w:val="18"/>
+                <w:szCs w:val="18"/>
+                <w:color w:val="000000"/>
+              </w:rPr>
+            </w:pPr>
+            <w:r>
+              <w:rPr>
+                <w:rFonts w:ascii="Arial" w:hAnsi="Arial" w:eastAsia="Arial" w:cs="Arial"/>
+                <w:i w:val="false"/>
+                <w:b w:val="false"/>
+                <w:u w:val="none"/>
+                <w:sz w:val="18"/>
+                <w:szCs w:val="18"/>
+                <w:color w:val="000000"/>
+              </w:rPr>
+              <w:t xml:space="preserve">7</w:t>
+            </w:r>
+          </w:p>
+        </w:tc>
+        <w:tc>
+          <w:tcPr>
+            <w:tcBorders>
+              <w:bottom w:val="none" w:sz="0" w:space="0" w:color="000000"/>
+              <w:top w:val="none" w:sz="0" w:space="0" w:color="000000"/>
+              <w:left w:val="none" w:sz="0" w:space="0" w:color="000000"/>
+              <w:right w:val="none" w:sz="0" w:space="0" w:color="000000"/>
+            </w:tcBorders>
+            <w:shd w:val="clear" w:color="auto" w:fill="FFFFFF"/>
+            <w:tcMar>
+              <w:top w:w="0" w:type="dxa"/>
+              <w:bottom w:w="0" w:type="dxa"/>
+              <w:left w:w="0" w:type="dxa"/>
+              <w:right w:w="0" w:type="dxa"/>
+            </w:tcMar>
+            <w:vAlign w:val="top"/>
+          </w:tcPr>
+          <w:p>
+            <w:pPr>
+              <w:jc w:val="center"/>
+              <w:pBdr>
+                <w:bottom w:val="none" w:sz="0" w:space="0" w:color="000000"/>
+                <w:top w:val="none" w:sz="0" w:space="0" w:color="000000"/>
+                <w:left w:val="none" w:sz="0" w:space="0" w:color="000000"/>
+                <w:right w:val="none" w:sz="0" w:space="0" w:color="000000"/>
+              </w:pBdr>
+              <w:spacing w:after="100" w:before="100" w:line="240"/>
+              <w:ind w:left="100" w:right="100" w:firstLine="0" w:firstLineChars="0"/>
+              <w:rPr>
+                <w:rFonts w:ascii="Arial" w:hAnsi="Arial" w:eastAsia="Arial" w:cs="Arial"/>
+                <w:i w:val="false"/>
+                <w:b w:val="false"/>
+                <w:u w:val="none"/>
+                <w:sz w:val="18"/>
+                <w:szCs w:val="18"/>
+                <w:color w:val="000000"/>
+              </w:rPr>
+            </w:pPr>
+            <w:r>
+              <w:rPr>
+                <w:rFonts w:ascii="Arial" w:hAnsi="Arial" w:eastAsia="Arial" w:cs="Arial"/>
+                <w:i w:val="false"/>
+                <w:b w:val="false"/>
+                <w:u w:val="none"/>
+                <w:sz w:val="18"/>
+                <w:szCs w:val="18"/>
+                <w:color w:val="000000"/>
+              </w:rPr>
+              <w:t xml:space="preserve">7</w:t>
+            </w:r>
+          </w:p>
+        </w:tc>
+        <w:tc>
+          <w:tcPr>
+            <w:tcBorders>
+              <w:bottom w:val="none" w:sz="0" w:space="0" w:color="000000"/>
+              <w:top w:val="none" w:sz="0" w:space="0" w:color="000000"/>
+              <w:left w:val="none" w:sz="0" w:space="0" w:color="000000"/>
+              <w:right w:val="none" w:sz="0" w:space="0" w:color="000000"/>
+            </w:tcBorders>
+            <w:shd w:val="clear" w:color="auto" w:fill="FFFFFF"/>
+            <w:tcMar>
+              <w:top w:w="0" w:type="dxa"/>
+              <w:bottom w:w="0" w:type="dxa"/>
+              <w:left w:w="0" w:type="dxa"/>
+              <w:right w:w="0" w:type="dxa"/>
+            </w:tcMar>
+            <w:vAlign w:val="top"/>
+          </w:tcPr>
+          <w:p>
+            <w:pPr>
+              <w:jc w:val="center"/>
+              <w:pBdr>
+                <w:bottom w:val="none" w:sz="0" w:space="0" w:color="000000"/>
+                <w:top w:val="none" w:sz="0" w:space="0" w:color="000000"/>
+                <w:left w:val="none" w:sz="0" w:space="0" w:color="000000"/>
+                <w:right w:val="none" w:sz="0" w:space="0" w:color="000000"/>
+              </w:pBdr>
+              <w:spacing w:after="100" w:before="100" w:line="240"/>
+              <w:ind w:left="100" w:right="100" w:firstLine="0" w:firstLineChars="0"/>
+              <w:rPr>
+                <w:rFonts w:ascii="Arial" w:hAnsi="Arial" w:eastAsia="Arial" w:cs="Arial"/>
+                <w:i w:val="false"/>
+                <w:b w:val="false"/>
+                <w:u w:val="none"/>
+                <w:sz w:val="18"/>
+                <w:szCs w:val="18"/>
+                <w:color w:val="000000"/>
+              </w:rPr>
+            </w:pPr>
+            <w:r>
+              <w:rPr>
+                <w:rFonts w:ascii="Arial" w:hAnsi="Arial" w:eastAsia="Arial" w:cs="Arial"/>
+                <w:i w:val="false"/>
+                <w:b w:val="false"/>
+                <w:u w:val="none"/>
+                <w:sz w:val="18"/>
+                <w:szCs w:val="18"/>
+                <w:color w:val="000000"/>
+              </w:rPr>
+              <w:t xml:space="preserve">4</w:t>
+            </w:r>
+          </w:p>
+        </w:tc>
+        <w:tc>
+          <w:tcPr>
+            <w:tcBorders>
+              <w:bottom w:val="none" w:sz="0" w:space="0" w:color="000000"/>
+              <w:top w:val="none" w:sz="0" w:space="0" w:color="000000"/>
+              <w:left w:val="none" w:sz="0" w:space="0" w:color="000000"/>
+              <w:right w:val="none" w:sz="0" w:space="0" w:color="000000"/>
+            </w:tcBorders>
+            <w:shd w:val="clear" w:color="auto" w:fill="FFFFFF"/>
+            <w:tcMar>
+              <w:top w:w="0" w:type="dxa"/>
+              <w:bottom w:w="0" w:type="dxa"/>
+              <w:left w:w="0" w:type="dxa"/>
+              <w:right w:w="0" w:type="dxa"/>
+            </w:tcMar>
+            <w:vAlign w:val="top"/>
+          </w:tcPr>
+          <w:p>
+            <w:pPr>
+              <w:jc w:val="center"/>
+              <w:pBdr>
+                <w:bottom w:val="none" w:sz="0" w:space="0" w:color="000000"/>
+                <w:top w:val="none" w:sz="0" w:space="0" w:color="000000"/>
+                <w:left w:val="none" w:sz="0" w:space="0" w:color="000000"/>
+                <w:right w:val="none" w:sz="0" w:space="0" w:color="000000"/>
+              </w:pBdr>
+              <w:spacing w:after="100" w:before="100" w:line="240"/>
+              <w:ind w:left="100" w:right="100" w:firstLine="0" w:firstLineChars="0"/>
+              <w:rPr>
+                <w:rFonts w:ascii="Arial" w:hAnsi="Arial" w:eastAsia="Arial" w:cs="Arial"/>
+                <w:i w:val="false"/>
+                <w:b w:val="false"/>
+                <w:u w:val="none"/>
+                <w:sz w:val="18"/>
+                <w:szCs w:val="18"/>
+                <w:color w:val="000000"/>
+              </w:rPr>
+            </w:pPr>
+            <w:r>
+              <w:rPr>
+                <w:rFonts w:ascii="Arial" w:hAnsi="Arial" w:eastAsia="Arial" w:cs="Arial"/>
+                <w:i w:val="false"/>
+                <w:b w:val="false"/>
+                <w:u w:val="none"/>
+                <w:sz w:val="18"/>
+                <w:szCs w:val="18"/>
+                <w:color w:val="000000"/>
+              </w:rPr>
               <w:t xml:space="preserve">10</w:t>
-            </w:r>
-          </w:p>
-        </w:tc>
-        <w:tc>
-          <w:tcPr>
-            <w:tcBorders>
-              <w:bottom w:val="none" w:sz="0" w:space="0" w:color="000000"/>
-              <w:top w:val="none" w:sz="0" w:space="0" w:color="000000"/>
-              <w:left w:val="none" w:sz="0" w:space="0" w:color="000000"/>
-              <w:right w:val="none" w:sz="0" w:space="0" w:color="000000"/>
-            </w:tcBorders>
-            <w:shd w:val="clear" w:color="auto" w:fill="FFFFFF"/>
-            <w:tcMar>
-              <w:top w:w="0" w:type="dxa"/>
-              <w:bottom w:w="0" w:type="dxa"/>
-              <w:left w:w="0" w:type="dxa"/>
-              <w:right w:w="0" w:type="dxa"/>
-            </w:tcMar>
-            <w:vAlign w:val="top"/>
-          </w:tcPr>
-          <w:p>
-            <w:pPr>
-              <w:jc w:val="center"/>
-              <w:pBdr>
-                <w:bottom w:val="none" w:sz="0" w:space="0" w:color="000000"/>
-                <w:top w:val="none" w:sz="0" w:space="0" w:color="000000"/>
-                <w:left w:val="none" w:sz="0" w:space="0" w:color="000000"/>
-                <w:right w:val="none" w:sz="0" w:space="0" w:color="000000"/>
-              </w:pBdr>
-              <w:spacing w:after="100" w:before="100" w:line="240"/>
-              <w:ind w:left="100" w:right="100" w:firstLine="0" w:firstLineChars="0"/>
-              <w:rPr>
-                <w:rFonts w:ascii="Arial" w:hAnsi="Arial" w:eastAsia="Arial" w:cs="Arial"/>
-                <w:i w:val="false"/>
-                <w:b w:val="false"/>
-                <w:u w:val="none"/>
-                <w:sz w:val="18"/>
-                <w:szCs w:val="18"/>
-                <w:color w:val="000000"/>
-              </w:rPr>
-            </w:pPr>
-            <w:r>
-              <w:rPr>
-                <w:rFonts w:ascii="Arial" w:hAnsi="Arial" w:eastAsia="Arial" w:cs="Arial"/>
-                <w:i w:val="false"/>
-                <w:b w:val="false"/>
-                <w:u w:val="none"/>
-                <w:sz w:val="18"/>
-                <w:szCs w:val="18"/>
-                <w:color w:val="000000"/>
-              </w:rPr>
-              <w:t xml:space="preserve">7</w:t>
-            </w:r>
-          </w:p>
-        </w:tc>
-        <w:tc>
-          <w:tcPr>
-            <w:tcBorders>
-              <w:bottom w:val="none" w:sz="0" w:space="0" w:color="000000"/>
-              <w:top w:val="none" w:sz="0" w:space="0" w:color="000000"/>
-              <w:left w:val="none" w:sz="0" w:space="0" w:color="000000"/>
-              <w:right w:val="none" w:sz="0" w:space="0" w:color="000000"/>
-            </w:tcBorders>
-            <w:shd w:val="clear" w:color="auto" w:fill="FFFFFF"/>
-            <w:tcMar>
-              <w:top w:w="0" w:type="dxa"/>
-              <w:bottom w:w="0" w:type="dxa"/>
-              <w:left w:w="0" w:type="dxa"/>
-              <w:right w:w="0" w:type="dxa"/>
-            </w:tcMar>
-            <w:vAlign w:val="top"/>
-          </w:tcPr>
-          <w:p>
-            <w:pPr>
-              <w:jc w:val="center"/>
-              <w:pBdr>
-                <w:bottom w:val="none" w:sz="0" w:space="0" w:color="000000"/>
-                <w:top w:val="none" w:sz="0" w:space="0" w:color="000000"/>
-                <w:left w:val="none" w:sz="0" w:space="0" w:color="000000"/>
-                <w:right w:val="none" w:sz="0" w:space="0" w:color="000000"/>
-              </w:pBdr>
-              <w:spacing w:after="100" w:before="100" w:line="240"/>
-              <w:ind w:left="100" w:right="100" w:firstLine="0" w:firstLineChars="0"/>
-              <w:rPr>
-                <w:rFonts w:ascii="Arial" w:hAnsi="Arial" w:eastAsia="Arial" w:cs="Arial"/>
-                <w:i w:val="false"/>
-                <w:b w:val="false"/>
-                <w:u w:val="none"/>
-                <w:sz w:val="18"/>
-                <w:szCs w:val="18"/>
-                <w:color w:val="000000"/>
-              </w:rPr>
-            </w:pPr>
-            <w:r>
-              <w:rPr>
-                <w:rFonts w:ascii="Arial" w:hAnsi="Arial" w:eastAsia="Arial" w:cs="Arial"/>
-                <w:i w:val="false"/>
-                <w:b w:val="false"/>
-                <w:u w:val="none"/>
-                <w:sz w:val="18"/>
-                <w:szCs w:val="18"/>
-                <w:color w:val="000000"/>
-              </w:rPr>
-              <w:t xml:space="preserve">7</w:t>
-            </w:r>
-          </w:p>
-        </w:tc>
-        <w:tc>
-          <w:tcPr>
-            <w:tcBorders>
-              <w:bottom w:val="none" w:sz="0" w:space="0" w:color="000000"/>
-              <w:top w:val="none" w:sz="0" w:space="0" w:color="000000"/>
-              <w:left w:val="none" w:sz="0" w:space="0" w:color="000000"/>
-              <w:right w:val="none" w:sz="0" w:space="0" w:color="000000"/>
-            </w:tcBorders>
-            <w:shd w:val="clear" w:color="auto" w:fill="FFFFFF"/>
-            <w:tcMar>
-              <w:top w:w="0" w:type="dxa"/>
-              <w:bottom w:w="0" w:type="dxa"/>
-              <w:left w:w="0" w:type="dxa"/>
-              <w:right w:w="0" w:type="dxa"/>
-            </w:tcMar>
-            <w:vAlign w:val="top"/>
-          </w:tcPr>
-          <w:p>
-            <w:pPr>
-              <w:jc w:val="center"/>
-              <w:pBdr>
-                <w:bottom w:val="none" w:sz="0" w:space="0" w:color="000000"/>
-                <w:top w:val="none" w:sz="0" w:space="0" w:color="000000"/>
-                <w:left w:val="none" w:sz="0" w:space="0" w:color="000000"/>
-                <w:right w:val="none" w:sz="0" w:space="0" w:color="000000"/>
-              </w:pBdr>
-              <w:spacing w:after="100" w:before="100" w:line="240"/>
-              <w:ind w:left="100" w:right="100" w:firstLine="0" w:firstLineChars="0"/>
-              <w:rPr>
-                <w:rFonts w:ascii="Arial" w:hAnsi="Arial" w:eastAsia="Arial" w:cs="Arial"/>
-                <w:i w:val="false"/>
-                <w:b w:val="false"/>
-                <w:u w:val="none"/>
-                <w:sz w:val="18"/>
-                <w:szCs w:val="18"/>
-                <w:color w:val="000000"/>
-              </w:rPr>
-            </w:pPr>
-            <w:r>
-              <w:rPr>
-                <w:rFonts w:ascii="Arial" w:hAnsi="Arial" w:eastAsia="Arial" w:cs="Arial"/>
-                <w:i w:val="false"/>
-                <w:b w:val="false"/>
-                <w:u w:val="none"/>
-                <w:sz w:val="18"/>
-                <w:szCs w:val="18"/>
-                <w:color w:val="000000"/>
-              </w:rPr>
-              <w:t xml:space="preserve">4</w:t>
-            </w:r>
-          </w:p>
-        </w:tc>
-        <w:tc>
-          <w:tcPr>
-            <w:tcBorders>
-              <w:bottom w:val="none" w:sz="0" w:space="0" w:color="000000"/>
-              <w:top w:val="none" w:sz="0" w:space="0" w:color="000000"/>
-              <w:left w:val="none" w:sz="0" w:space="0" w:color="000000"/>
-              <w:right w:val="none" w:sz="0" w:space="0" w:color="000000"/>
-            </w:tcBorders>
-            <w:shd w:val="clear" w:color="auto" w:fill="FFFFFF"/>
-            <w:tcMar>
-              <w:top w:w="0" w:type="dxa"/>
-              <w:bottom w:w="0" w:type="dxa"/>
-              <w:left w:w="0" w:type="dxa"/>
-              <w:right w:w="0" w:type="dxa"/>
-            </w:tcMar>
-            <w:vAlign w:val="top"/>
-          </w:tcPr>
-          <w:p>
-            <w:pPr>
-              <w:jc w:val="center"/>
-              <w:pBdr>
-                <w:bottom w:val="none" w:sz="0" w:space="0" w:color="000000"/>
-                <w:top w:val="none" w:sz="0" w:space="0" w:color="000000"/>
-                <w:left w:val="none" w:sz="0" w:space="0" w:color="000000"/>
-                <w:right w:val="none" w:sz="0" w:space="0" w:color="000000"/>
-              </w:pBdr>
-              <w:spacing w:after="100" w:before="100" w:line="240"/>
-              <w:ind w:left="100" w:right="100" w:firstLine="0" w:firstLineChars="0"/>
-              <w:rPr>
-                <w:rFonts w:ascii="Arial" w:hAnsi="Arial" w:eastAsia="Arial" w:cs="Arial"/>
-                <w:i w:val="false"/>
-                <w:b w:val="false"/>
-                <w:u w:val="none"/>
-                <w:sz w:val="18"/>
-                <w:szCs w:val="18"/>
-                <w:color w:val="000000"/>
-              </w:rPr>
-            </w:pPr>
-            <w:r>
-              <w:rPr>
-                <w:rFonts w:ascii="Arial" w:hAnsi="Arial" w:eastAsia="Arial" w:cs="Arial"/>
-                <w:i w:val="false"/>
-                <w:b w:val="false"/>
-                <w:u w:val="none"/>
-                <w:sz w:val="18"/>
-                <w:szCs w:val="18"/>
-                <w:color w:val="000000"/>
-              </w:rPr>
-              <w:t xml:space="preserve">9</w:t>
             </w:r>
           </w:p>
         </w:tc>
@@ -7730,7 +7730,7 @@
                 <w:szCs w:val="18"/>
                 <w:color w:val="000000"/>
               </w:rPr>
-              <w:t xml:space="preserve">42</w:t>
+              <w:t xml:space="preserve">43</w:t>
             </w:r>
           </w:p>
         </w:tc>
@@ -7834,7 +7834,7 @@
                 <w:szCs w:val="18"/>
                 <w:color w:val="000000"/>
               </w:rPr>
-              <w:t xml:space="preserve">29</w:t>
+              <w:t xml:space="preserve">30</w:t>
             </w:r>
           </w:p>
         </w:tc>
@@ -8042,7 +8042,7 @@
                 <w:szCs w:val="18"/>
                 <w:color w:val="000000"/>
               </w:rPr>
-              <w:t xml:space="preserve">20</w:t>
+              <w:t xml:space="preserve">21</w:t>
             </w:r>
           </w:p>
         </w:tc>
@@ -8574,7 +8574,7 @@
                 <w:szCs w:val="18"/>
                 <w:color w:val="000000"/>
               </w:rPr>
-              <w:t xml:space="preserve">7 (37%)</w:t>
+              <w:t xml:space="preserve">7 (35%)</w:t>
             </w:r>
           </w:p>
         </w:tc>
@@ -8678,7 +8678,7 @@
                 <w:szCs w:val="18"/>
                 <w:color w:val="000000"/>
               </w:rPr>
-              <w:t xml:space="preserve">7 (37%)</w:t>
+              <w:t xml:space="preserve">7 (35%)</w:t>
             </w:r>
           </w:p>
         </w:tc>
@@ -8886,7 +8886,7 @@
                 <w:szCs w:val="18"/>
                 <w:color w:val="000000"/>
               </w:rPr>
-              <w:t xml:space="preserve">2 (29%)</w:t>
+              <w:t xml:space="preserve">2 (25%)</w:t>
             </w:r>
           </w:p>
         </w:tc>
@@ -8996,7 +8996,7 @@
                 <w:szCs w:val="18"/>
                 <w:color w:val="000000"/>
               </w:rPr>
-              <w:t xml:space="preserve">2 (11%)</w:t>
+              <w:t xml:space="preserve">2 (10%)</w:t>
             </w:r>
           </w:p>
         </w:tc>
@@ -9100,7 +9100,7 @@
                 <w:szCs w:val="18"/>
                 <w:color w:val="000000"/>
               </w:rPr>
-              <w:t xml:space="preserve">2 (11%)</w:t>
+              <w:t xml:space="preserve">2 (10%)</w:t>
             </w:r>
           </w:p>
         </w:tc>
@@ -9418,7 +9418,7 @@
                 <w:szCs w:val="18"/>
                 <w:color w:val="000000"/>
               </w:rPr>
-              <w:t xml:space="preserve">6 (32%)</w:t>
+              <w:t xml:space="preserve">7 (35%)</w:t>
             </w:r>
           </w:p>
         </w:tc>
@@ -9522,7 +9522,7 @@
                 <w:szCs w:val="18"/>
                 <w:color w:val="000000"/>
               </w:rPr>
-              <w:t xml:space="preserve">6 (32%)</w:t>
+              <w:t xml:space="preserve">7 (35%)</w:t>
             </w:r>
           </w:p>
         </w:tc>
@@ -9730,7 +9730,7 @@
                 <w:szCs w:val="18"/>
                 <w:color w:val="000000"/>
               </w:rPr>
-              <w:t xml:space="preserve">4 (57%)</w:t>
+              <w:t xml:space="preserve">5 (63%)</w:t>
             </w:r>
           </w:p>
         </w:tc>
@@ -9840,7 +9840,7 @@
                 <w:szCs w:val="18"/>
                 <w:color w:val="000000"/>
               </w:rPr>
-              <w:t xml:space="preserve">2 (11%)</w:t>
+              <w:t xml:space="preserve">2 (10%)</w:t>
             </w:r>
           </w:p>
         </w:tc>
@@ -9944,7 +9944,7 @@
                 <w:szCs w:val="18"/>
                 <w:color w:val="000000"/>
               </w:rPr>
-              <w:t xml:space="preserve">2 (11%)</w:t>
+              <w:t xml:space="preserve">2 (10%)</w:t>
             </w:r>
           </w:p>
         </w:tc>
@@ -10152,7 +10152,7 @@
                 <w:szCs w:val="18"/>
                 <w:color w:val="000000"/>
               </w:rPr>
-              <w:t xml:space="preserve">1 (14%)</w:t>
+              <w:t xml:space="preserve">1 (13%)</w:t>
             </w:r>
           </w:p>
         </w:tc>
@@ -10262,7 +10262,7 @@
                 <w:szCs w:val="18"/>
                 <w:color w:val="000000"/>
               </w:rPr>
-              <w:t xml:space="preserve">2 (11%)</w:t>
+              <w:t xml:space="preserve">2 (10%)</w:t>
             </w:r>
           </w:p>
         </w:tc>
@@ -10366,7 +10366,7 @@
                 <w:szCs w:val="18"/>
                 <w:color w:val="000000"/>
               </w:rPr>
-              <w:t xml:space="preserve">2 (11%)</w:t>
+              <w:t xml:space="preserve">2 (10%)</w:t>
             </w:r>
           </w:p>
         </w:tc>
@@ -11528,7 +11528,7 @@
                 <w:szCs w:val="18"/>
                 <w:color w:val="000000"/>
               </w:rPr>
-              <w:t xml:space="preserve">2 (17%)</w:t>
+              <w:t xml:space="preserve">2 (15%)</w:t>
             </w:r>
           </w:p>
         </w:tc>
@@ -11632,7 +11632,7 @@
                 <w:szCs w:val="18"/>
                 <w:color w:val="000000"/>
               </w:rPr>
-              <w:t xml:space="preserve">2 (17%)</w:t>
+              <w:t xml:space="preserve">2 (15%)</w:t>
             </w:r>
           </w:p>
         </w:tc>
@@ -11840,7 +11840,7 @@
                 <w:szCs w:val="18"/>
                 <w:color w:val="000000"/>
               </w:rPr>
-              <w:t xml:space="preserve">1 (14%)</w:t>
+              <w:t xml:space="preserve">1 (13%)</w:t>
             </w:r>
           </w:p>
         </w:tc>
@@ -11950,7 +11950,7 @@
                 <w:szCs w:val="18"/>
                 <w:color w:val="000000"/>
               </w:rPr>
-              <w:t xml:space="preserve">4 (33%)</w:t>
+              <w:t xml:space="preserve">4 (31%)</w:t>
             </w:r>
           </w:p>
         </w:tc>
@@ -12054,7 +12054,7 @@
                 <w:szCs w:val="18"/>
                 <w:color w:val="000000"/>
               </w:rPr>
-              <w:t xml:space="preserve">4 (33%)</w:t>
+              <w:t xml:space="preserve">4 (31%)</w:t>
             </w:r>
           </w:p>
         </w:tc>
@@ -12262,7 +12262,7 @@
                 <w:szCs w:val="18"/>
                 <w:color w:val="000000"/>
               </w:rPr>
-              <w:t xml:space="preserve">2 (29%)</w:t>
+              <w:t xml:space="preserve">2 (25%)</w:t>
             </w:r>
           </w:p>
         </w:tc>
@@ -12372,7 +12372,7 @@
                 <w:szCs w:val="18"/>
                 <w:color w:val="000000"/>
               </w:rPr>
-              <w:t xml:space="preserve">2 (17%)</w:t>
+              <w:t xml:space="preserve">2 (15%)</w:t>
             </w:r>
           </w:p>
         </w:tc>
@@ -12476,7 +12476,7 @@
                 <w:szCs w:val="18"/>
                 <w:color w:val="000000"/>
               </w:rPr>
-              <w:t xml:space="preserve">2 (17%)</w:t>
+              <w:t xml:space="preserve">2 (15%)</w:t>
             </w:r>
           </w:p>
         </w:tc>
@@ -12684,7 +12684,7 @@
                 <w:szCs w:val="18"/>
                 <w:color w:val="000000"/>
               </w:rPr>
-              <w:t xml:space="preserve">2 (29%)</w:t>
+              <w:t xml:space="preserve">2 (25%)</w:t>
             </w:r>
           </w:p>
         </w:tc>
@@ -12794,7 +12794,7 @@
                 <w:szCs w:val="18"/>
                 <w:color w:val="000000"/>
               </w:rPr>
-              <w:t xml:space="preserve">4 (33%)</w:t>
+              <w:t xml:space="preserve">5 (38%)</w:t>
             </w:r>
           </w:p>
         </w:tc>
@@ -12898,7 +12898,7 @@
                 <w:szCs w:val="18"/>
                 <w:color w:val="000000"/>
               </w:rPr>
-              <w:t xml:space="preserve">4 (33%)</w:t>
+              <w:t xml:space="preserve">5 (38%)</w:t>
             </w:r>
           </w:p>
         </w:tc>
@@ -13106,7 +13106,7 @@
                 <w:szCs w:val="18"/>
                 <w:color w:val="000000"/>
               </w:rPr>
-              <w:t xml:space="preserve">2 (29%)</w:t>
+              <w:t xml:space="preserve">3 (38%)</w:t>
             </w:r>
           </w:p>
         </w:tc>
@@ -14482,6 +14482,110 @@
                 <w:szCs w:val="18"/>
                 <w:color w:val="000000"/>
               </w:rPr>
+              <w:t xml:space="preserve">43</w:t>
+            </w:r>
+          </w:p>
+        </w:tc>
+        <w:tc>
+          <w:tcPr>
+            <w:tcBorders>
+              <w:bottom w:val="none" w:sz="0" w:space="0" w:color="000000"/>
+              <w:top w:val="none" w:sz="0" w:space="0" w:color="000000"/>
+              <w:left w:val="none" w:sz="0" w:space="0" w:color="000000"/>
+              <w:right w:val="none" w:sz="0" w:space="0" w:color="000000"/>
+            </w:tcBorders>
+            <w:shd w:val="clear" w:color="auto" w:fill="FFFFFF"/>
+            <w:tcMar>
+              <w:top w:w="0" w:type="dxa"/>
+              <w:bottom w:w="0" w:type="dxa"/>
+              <w:left w:w="0" w:type="dxa"/>
+              <w:right w:w="0" w:type="dxa"/>
+            </w:tcMar>
+            <w:vAlign w:val="top"/>
+          </w:tcPr>
+          <w:p>
+            <w:pPr>
+              <w:jc w:val="center"/>
+              <w:pBdr>
+                <w:bottom w:val="none" w:sz="0" w:space="0" w:color="000000"/>
+                <w:top w:val="none" w:sz="0" w:space="0" w:color="000000"/>
+                <w:left w:val="none" w:sz="0" w:space="0" w:color="000000"/>
+                <w:right w:val="none" w:sz="0" w:space="0" w:color="000000"/>
+              </w:pBdr>
+              <w:spacing w:after="100" w:before="100" w:line="240"/>
+              <w:ind w:left="100" w:right="100" w:firstLine="0" w:firstLineChars="0"/>
+              <w:rPr>
+                <w:rFonts w:ascii="Arial" w:hAnsi="Arial" w:eastAsia="Arial" w:cs="Arial"/>
+                <w:i w:val="false"/>
+                <w:b w:val="false"/>
+                <w:u w:val="none"/>
+                <w:sz w:val="18"/>
+                <w:szCs w:val="18"/>
+                <w:color w:val="000000"/>
+              </w:rPr>
+            </w:pPr>
+            <w:r>
+              <w:rPr>
+                <w:rFonts w:ascii="Arial" w:hAnsi="Arial" w:eastAsia="Arial" w:cs="Arial"/>
+                <w:i w:val="false"/>
+                <w:b w:val="false"/>
+                <w:u w:val="none"/>
+                <w:sz w:val="18"/>
+                <w:szCs w:val="18"/>
+                <w:color w:val="000000"/>
+              </w:rPr>
+              <w:t xml:space="preserve">1</w:t>
+            </w:r>
+          </w:p>
+        </w:tc>
+        <w:tc>
+          <w:tcPr>
+            <w:tcBorders>
+              <w:bottom w:val="none" w:sz="0" w:space="0" w:color="000000"/>
+              <w:top w:val="none" w:sz="0" w:space="0" w:color="000000"/>
+              <w:left w:val="none" w:sz="0" w:space="0" w:color="000000"/>
+              <w:right w:val="none" w:sz="0" w:space="0" w:color="000000"/>
+            </w:tcBorders>
+            <w:shd w:val="clear" w:color="auto" w:fill="FFFFFF"/>
+            <w:tcMar>
+              <w:top w:w="0" w:type="dxa"/>
+              <w:bottom w:w="0" w:type="dxa"/>
+              <w:left w:w="0" w:type="dxa"/>
+              <w:right w:w="0" w:type="dxa"/>
+            </w:tcMar>
+            <w:vAlign w:val="top"/>
+          </w:tcPr>
+          <w:p>
+            <w:pPr>
+              <w:jc w:val="center"/>
+              <w:pBdr>
+                <w:bottom w:val="none" w:sz="0" w:space="0" w:color="000000"/>
+                <w:top w:val="none" w:sz="0" w:space="0" w:color="000000"/>
+                <w:left w:val="none" w:sz="0" w:space="0" w:color="000000"/>
+                <w:right w:val="none" w:sz="0" w:space="0" w:color="000000"/>
+              </w:pBdr>
+              <w:spacing w:after="100" w:before="100" w:line="240"/>
+              <w:ind w:left="100" w:right="100" w:firstLine="0" w:firstLineChars="0"/>
+              <w:rPr>
+                <w:rFonts w:ascii="Arial" w:hAnsi="Arial" w:eastAsia="Arial" w:cs="Arial"/>
+                <w:i w:val="false"/>
+                <w:b w:val="false"/>
+                <w:u w:val="none"/>
+                <w:sz w:val="18"/>
+                <w:szCs w:val="18"/>
+                <w:color w:val="000000"/>
+              </w:rPr>
+            </w:pPr>
+            <w:r>
+              <w:rPr>
+                <w:rFonts w:ascii="Arial" w:hAnsi="Arial" w:eastAsia="Arial" w:cs="Arial"/>
+                <w:i w:val="false"/>
+                <w:b w:val="false"/>
+                <w:u w:val="none"/>
+                <w:sz w:val="18"/>
+                <w:szCs w:val="18"/>
+                <w:color w:val="000000"/>
+              </w:rPr>
               <w:t xml:space="preserve">42</w:t>
             </w:r>
           </w:p>
@@ -14534,110 +14638,6 @@
                 <w:szCs w:val="18"/>
                 <w:color w:val="000000"/>
               </w:rPr>
-              <w:t xml:space="preserve">1</w:t>
-            </w:r>
-          </w:p>
-        </w:tc>
-        <w:tc>
-          <w:tcPr>
-            <w:tcBorders>
-              <w:bottom w:val="none" w:sz="0" w:space="0" w:color="000000"/>
-              <w:top w:val="none" w:sz="0" w:space="0" w:color="000000"/>
-              <w:left w:val="none" w:sz="0" w:space="0" w:color="000000"/>
-              <w:right w:val="none" w:sz="0" w:space="0" w:color="000000"/>
-            </w:tcBorders>
-            <w:shd w:val="clear" w:color="auto" w:fill="FFFFFF"/>
-            <w:tcMar>
-              <w:top w:w="0" w:type="dxa"/>
-              <w:bottom w:w="0" w:type="dxa"/>
-              <w:left w:w="0" w:type="dxa"/>
-              <w:right w:w="0" w:type="dxa"/>
-            </w:tcMar>
-            <w:vAlign w:val="top"/>
-          </w:tcPr>
-          <w:p>
-            <w:pPr>
-              <w:jc w:val="center"/>
-              <w:pBdr>
-                <w:bottom w:val="none" w:sz="0" w:space="0" w:color="000000"/>
-                <w:top w:val="none" w:sz="0" w:space="0" w:color="000000"/>
-                <w:left w:val="none" w:sz="0" w:space="0" w:color="000000"/>
-                <w:right w:val="none" w:sz="0" w:space="0" w:color="000000"/>
-              </w:pBdr>
-              <w:spacing w:after="100" w:before="100" w:line="240"/>
-              <w:ind w:left="100" w:right="100" w:firstLine="0" w:firstLineChars="0"/>
-              <w:rPr>
-                <w:rFonts w:ascii="Arial" w:hAnsi="Arial" w:eastAsia="Arial" w:cs="Arial"/>
-                <w:i w:val="false"/>
-                <w:b w:val="false"/>
-                <w:u w:val="none"/>
-                <w:sz w:val="18"/>
-                <w:szCs w:val="18"/>
-                <w:color w:val="000000"/>
-              </w:rPr>
-            </w:pPr>
-            <w:r>
-              <w:rPr>
-                <w:rFonts w:ascii="Arial" w:hAnsi="Arial" w:eastAsia="Arial" w:cs="Arial"/>
-                <w:i w:val="false"/>
-                <w:b w:val="false"/>
-                <w:u w:val="none"/>
-                <w:sz w:val="18"/>
-                <w:szCs w:val="18"/>
-                <w:color w:val="000000"/>
-              </w:rPr>
-              <w:t xml:space="preserve">41</w:t>
-            </w:r>
-          </w:p>
-        </w:tc>
-        <w:tc>
-          <w:tcPr>
-            <w:tcBorders>
-              <w:bottom w:val="none" w:sz="0" w:space="0" w:color="000000"/>
-              <w:top w:val="none" w:sz="0" w:space="0" w:color="000000"/>
-              <w:left w:val="none" w:sz="0" w:space="0" w:color="000000"/>
-              <w:right w:val="none" w:sz="0" w:space="0" w:color="000000"/>
-            </w:tcBorders>
-            <w:shd w:val="clear" w:color="auto" w:fill="FFFFFF"/>
-            <w:tcMar>
-              <w:top w:w="0" w:type="dxa"/>
-              <w:bottom w:w="0" w:type="dxa"/>
-              <w:left w:w="0" w:type="dxa"/>
-              <w:right w:w="0" w:type="dxa"/>
-            </w:tcMar>
-            <w:vAlign w:val="top"/>
-          </w:tcPr>
-          <w:p>
-            <w:pPr>
-              <w:jc w:val="center"/>
-              <w:pBdr>
-                <w:bottom w:val="none" w:sz="0" w:space="0" w:color="000000"/>
-                <w:top w:val="none" w:sz="0" w:space="0" w:color="000000"/>
-                <w:left w:val="none" w:sz="0" w:space="0" w:color="000000"/>
-                <w:right w:val="none" w:sz="0" w:space="0" w:color="000000"/>
-              </w:pBdr>
-              <w:spacing w:after="100" w:before="100" w:line="240"/>
-              <w:ind w:left="100" w:right="100" w:firstLine="0" w:firstLineChars="0"/>
-              <w:rPr>
-                <w:rFonts w:ascii="Arial" w:hAnsi="Arial" w:eastAsia="Arial" w:cs="Arial"/>
-                <w:i w:val="false"/>
-                <w:b w:val="false"/>
-                <w:u w:val="none"/>
-                <w:sz w:val="18"/>
-                <w:szCs w:val="18"/>
-                <w:color w:val="000000"/>
-              </w:rPr>
-            </w:pPr>
-            <w:r>
-              <w:rPr>
-                <w:rFonts w:ascii="Arial" w:hAnsi="Arial" w:eastAsia="Arial" w:cs="Arial"/>
-                <w:i w:val="false"/>
-                <w:b w:val="false"/>
-                <w:u w:val="none"/>
-                <w:sz w:val="18"/>
-                <w:szCs w:val="18"/>
-                <w:color w:val="000000"/>
-              </w:rPr>
               <w:t xml:space="preserve">0</w:t>
             </w:r>
           </w:p>
@@ -14794,7 +14794,7 @@
                 <w:szCs w:val="18"/>
                 <w:color w:val="000000"/>
               </w:rPr>
-              <w:t xml:space="preserve">16</w:t>
+              <w:t xml:space="preserve">17</w:t>
             </w:r>
           </w:p>
         </w:tc>
@@ -15638,7 +15638,7 @@
                 <w:szCs w:val="18"/>
                 <w:color w:val="000000"/>
               </w:rPr>
-              <w:t xml:space="preserve">1 (4.2%)</w:t>
+              <w:t xml:space="preserve">1 (4.0%)</w:t>
             </w:r>
           </w:p>
         </w:tc>
@@ -15748,7 +15748,7 @@
                 <w:szCs w:val="18"/>
                 <w:color w:val="000000"/>
               </w:rPr>
-              <w:t xml:space="preserve">4 (7.1%)</w:t>
+              <w:t xml:space="preserve">4 (7.0%)</w:t>
             </w:r>
           </w:p>
         </w:tc>
@@ -15852,7 +15852,7 @@
                 <w:szCs w:val="18"/>
                 <w:color w:val="000000"/>
               </w:rPr>
-              <w:t xml:space="preserve">3 (7.0%)</w:t>
+              <w:t xml:space="preserve">3 (6.8%)</w:t>
             </w:r>
           </w:p>
         </w:tc>
@@ -16170,7 +16170,7 @@
                 <w:szCs w:val="18"/>
                 <w:color w:val="000000"/>
               </w:rPr>
-              <w:t xml:space="preserve">4 (7.1%)</w:t>
+              <w:t xml:space="preserve">4 (7.0%)</w:t>
             </w:r>
           </w:p>
         </w:tc>
@@ -16274,7 +16274,7 @@
                 <w:szCs w:val="18"/>
                 <w:color w:val="000000"/>
               </w:rPr>
-              <w:t xml:space="preserve">3 (7.0%)</w:t>
+              <w:t xml:space="preserve">3 (6.8%)</w:t>
             </w:r>
           </w:p>
         </w:tc>
@@ -16482,7 +16482,7 @@
                 <w:szCs w:val="18"/>
                 <w:color w:val="000000"/>
               </w:rPr>
-              <w:t xml:space="preserve">3 (13%)</w:t>
+              <w:t xml:space="preserve">3 (12%)</w:t>
             </w:r>
           </w:p>
         </w:tc>
@@ -16592,7 +16592,7 @@
                 <w:szCs w:val="18"/>
                 <w:color w:val="000000"/>
               </w:rPr>
-              <w:t xml:space="preserve">47 (84%)</w:t>
+              <w:t xml:space="preserve">48 (84%)</w:t>
             </w:r>
           </w:p>
         </w:tc>
@@ -16696,7 +16696,7 @@
                 <w:szCs w:val="18"/>
                 <w:color w:val="000000"/>
               </w:rPr>
-              <w:t xml:space="preserve">36 (84%)</w:t>
+              <w:t xml:space="preserve">37 (84%)</w:t>
             </w:r>
           </w:p>
         </w:tc>
@@ -16904,7 +16904,7 @@
                 <w:szCs w:val="18"/>
                 <w:color w:val="000000"/>
               </w:rPr>
-              <w:t xml:space="preserve">20 (83%)</w:t>
+              <w:t xml:space="preserve">21 (84%)</w:t>
             </w:r>
           </w:p>
         </w:tc>
@@ -17014,7 +17014,7 @@
                 <w:szCs w:val="18"/>
                 <w:color w:val="000000"/>
               </w:rPr>
-              <w:t xml:space="preserve">9 (16%)</w:t>
+              <w:t xml:space="preserve">10 (18%)</w:t>
             </w:r>
           </w:p>
         </w:tc>
@@ -17118,7 +17118,7 @@
                 <w:szCs w:val="18"/>
                 <w:color w:val="000000"/>
               </w:rPr>
-              <w:t xml:space="preserve">9 (21%)</w:t>
+              <w:t xml:space="preserve">10 (23%)</w:t>
             </w:r>
           </w:p>
         </w:tc>
@@ -17326,7 +17326,7 @@
                 <w:szCs w:val="18"/>
                 <w:color w:val="000000"/>
               </w:rPr>
-              <w:t xml:space="preserve">2 (8.3%)</w:t>
+              <w:t xml:space="preserve">3 (12%)</w:t>
             </w:r>
           </w:p>
         </w:tc>
@@ -17748,7 +17748,7 @@
                 <w:szCs w:val="18"/>
                 <w:color w:val="000000"/>
               </w:rPr>
-              <w:t xml:space="preserve">2 (8.3%)</w:t>
+              <w:t xml:space="preserve">2 (8.0%)</w:t>
             </w:r>
           </w:p>
         </w:tc>

--- a/outputs/tables/Table2_GPS_Methodology.docx
+++ b/outputs/tables/Table2_GPS_Methodology.docx
@@ -18,11 +18,11 @@
       </w:tblPr>
       <w:tblGrid>
         <w:gridCol w:w="4138"/>
-        <w:gridCol w:w="1426"/>
+        <w:gridCol w:w="1303"/>
         <w:gridCol w:w="1792"/>
         <w:gridCol w:w="1878"/>
         <w:gridCol w:w="2342"/>
-        <w:gridCol w:w="1303"/>
+        <w:gridCol w:w="1426"/>
         <w:gridCol w:w="4811"/>
         <w:gridCol w:w="2244"/>
       </w:tblGrid>
@@ -3510,111 +3510,111 @@
                 <w:szCs w:val="18"/>
                 <w:color w:val="000000"/>
               </w:rPr>
-              <w:t xml:space="preserve">5 (14%)</w:t>
-            </w:r>
-          </w:p>
-        </w:tc>
-        <w:tc>
-          <w:tcPr>
-            <w:tcBorders>
-              <w:bottom w:val="none" w:sz="0" w:space="0" w:color="000000"/>
-              <w:top w:val="none" w:sz="0" w:space="0" w:color="000000"/>
-              <w:left w:val="none" w:sz="0" w:space="0" w:color="000000"/>
-              <w:right w:val="none" w:sz="0" w:space="0" w:color="000000"/>
-            </w:tcBorders>
-            <w:shd w:val="clear" w:color="auto" w:fill="FFFFFF"/>
-            <w:tcMar>
-              <w:top w:w="0" w:type="dxa"/>
-              <w:bottom w:w="0" w:type="dxa"/>
-              <w:left w:w="0" w:type="dxa"/>
-              <w:right w:w="0" w:type="dxa"/>
-            </w:tcMar>
-            <w:vAlign w:val="top"/>
-          </w:tcPr>
-          <w:p>
-            <w:pPr>
-              <w:jc w:val="center"/>
-              <w:pBdr>
-                <w:bottom w:val="none" w:sz="0" w:space="0" w:color="000000"/>
-                <w:top w:val="none" w:sz="0" w:space="0" w:color="000000"/>
-                <w:left w:val="none" w:sz="0" w:space="0" w:color="000000"/>
-                <w:right w:val="none" w:sz="0" w:space="0" w:color="000000"/>
-              </w:pBdr>
-              <w:spacing w:after="100" w:before="100" w:line="240"/>
-              <w:ind w:left="100" w:right="100" w:firstLine="0" w:firstLineChars="0"/>
-              <w:rPr>
-                <w:rFonts w:ascii="Arial" w:hAnsi="Arial" w:eastAsia="Arial" w:cs="Arial"/>
-                <w:i w:val="false"/>
-                <w:b w:val="false"/>
-                <w:u w:val="none"/>
-                <w:sz w:val="18"/>
-                <w:szCs w:val="18"/>
-                <w:color w:val="000000"/>
-              </w:rPr>
-            </w:pPr>
-            <w:r>
-              <w:rPr>
-                <w:rFonts w:ascii="Arial" w:hAnsi="Arial" w:eastAsia="Arial" w:cs="Arial"/>
-                <w:i w:val="false"/>
-                <w:b w:val="false"/>
-                <w:u w:val="none"/>
-                <w:sz w:val="18"/>
-                <w:szCs w:val="18"/>
-                <w:color w:val="000000"/>
-              </w:rPr>
-              <w:t xml:space="preserve">1 (100%)</w:t>
-            </w:r>
-          </w:p>
-        </w:tc>
-        <w:tc>
-          <w:tcPr>
-            <w:tcBorders>
-              <w:bottom w:val="none" w:sz="0" w:space="0" w:color="000000"/>
-              <w:top w:val="none" w:sz="0" w:space="0" w:color="000000"/>
-              <w:left w:val="none" w:sz="0" w:space="0" w:color="000000"/>
-              <w:right w:val="none" w:sz="0" w:space="0" w:color="000000"/>
-            </w:tcBorders>
-            <w:shd w:val="clear" w:color="auto" w:fill="FFFFFF"/>
-            <w:tcMar>
-              <w:top w:w="0" w:type="dxa"/>
-              <w:bottom w:w="0" w:type="dxa"/>
-              <w:left w:w="0" w:type="dxa"/>
-              <w:right w:w="0" w:type="dxa"/>
-            </w:tcMar>
-            <w:vAlign w:val="top"/>
-          </w:tcPr>
-          <w:p>
-            <w:pPr>
-              <w:jc w:val="center"/>
-              <w:pBdr>
-                <w:bottom w:val="none" w:sz="0" w:space="0" w:color="000000"/>
-                <w:top w:val="none" w:sz="0" w:space="0" w:color="000000"/>
-                <w:left w:val="none" w:sz="0" w:space="0" w:color="000000"/>
-                <w:right w:val="none" w:sz="0" w:space="0" w:color="000000"/>
-              </w:pBdr>
-              <w:spacing w:after="100" w:before="100" w:line="240"/>
-              <w:ind w:left="100" w:right="100" w:firstLine="0" w:firstLineChars="0"/>
-              <w:rPr>
-                <w:rFonts w:ascii="Arial" w:hAnsi="Arial" w:eastAsia="Arial" w:cs="Arial"/>
-                <w:i w:val="false"/>
-                <w:b w:val="false"/>
-                <w:u w:val="none"/>
-                <w:sz w:val="18"/>
-                <w:szCs w:val="18"/>
-                <w:color w:val="000000"/>
-              </w:rPr>
-            </w:pPr>
-            <w:r>
-              <w:rPr>
-                <w:rFonts w:ascii="Arial" w:hAnsi="Arial" w:eastAsia="Arial" w:cs="Arial"/>
-                <w:i w:val="false"/>
-                <w:b w:val="false"/>
-                <w:u w:val="none"/>
-                <w:sz w:val="18"/>
-                <w:szCs w:val="18"/>
-                <w:color w:val="000000"/>
-              </w:rPr>
-              <w:t xml:space="preserve">4 (12%)</w:t>
+              <w:t xml:space="preserve">5 (8.8%)</w:t>
+            </w:r>
+          </w:p>
+        </w:tc>
+        <w:tc>
+          <w:tcPr>
+            <w:tcBorders>
+              <w:bottom w:val="none" w:sz="0" w:space="0" w:color="000000"/>
+              <w:top w:val="none" w:sz="0" w:space="0" w:color="000000"/>
+              <w:left w:val="none" w:sz="0" w:space="0" w:color="000000"/>
+              <w:right w:val="none" w:sz="0" w:space="0" w:color="000000"/>
+            </w:tcBorders>
+            <w:shd w:val="clear" w:color="auto" w:fill="FFFFFF"/>
+            <w:tcMar>
+              <w:top w:w="0" w:type="dxa"/>
+              <w:bottom w:w="0" w:type="dxa"/>
+              <w:left w:w="0" w:type="dxa"/>
+              <w:right w:w="0" w:type="dxa"/>
+            </w:tcMar>
+            <w:vAlign w:val="top"/>
+          </w:tcPr>
+          <w:p>
+            <w:pPr>
+              <w:jc w:val="center"/>
+              <w:pBdr>
+                <w:bottom w:val="none" w:sz="0" w:space="0" w:color="000000"/>
+                <w:top w:val="none" w:sz="0" w:space="0" w:color="000000"/>
+                <w:left w:val="none" w:sz="0" w:space="0" w:color="000000"/>
+                <w:right w:val="none" w:sz="0" w:space="0" w:color="000000"/>
+              </w:pBdr>
+              <w:spacing w:after="100" w:before="100" w:line="240"/>
+              <w:ind w:left="100" w:right="100" w:firstLine="0" w:firstLineChars="0"/>
+              <w:rPr>
+                <w:rFonts w:ascii="Arial" w:hAnsi="Arial" w:eastAsia="Arial" w:cs="Arial"/>
+                <w:i w:val="false"/>
+                <w:b w:val="false"/>
+                <w:u w:val="none"/>
+                <w:sz w:val="18"/>
+                <w:szCs w:val="18"/>
+                <w:color w:val="000000"/>
+              </w:rPr>
+            </w:pPr>
+            <w:r>
+              <w:rPr>
+                <w:rFonts w:ascii="Arial" w:hAnsi="Arial" w:eastAsia="Arial" w:cs="Arial"/>
+                <w:i w:val="false"/>
+                <w:b w:val="false"/>
+                <w:u w:val="none"/>
+                <w:sz w:val="18"/>
+                <w:szCs w:val="18"/>
+                <w:color w:val="000000"/>
+              </w:rPr>
+              <w:t xml:space="preserve">1 (25%)</w:t>
+            </w:r>
+          </w:p>
+        </w:tc>
+        <w:tc>
+          <w:tcPr>
+            <w:tcBorders>
+              <w:bottom w:val="none" w:sz="0" w:space="0" w:color="000000"/>
+              <w:top w:val="none" w:sz="0" w:space="0" w:color="000000"/>
+              <w:left w:val="none" w:sz="0" w:space="0" w:color="000000"/>
+              <w:right w:val="none" w:sz="0" w:space="0" w:color="000000"/>
+            </w:tcBorders>
+            <w:shd w:val="clear" w:color="auto" w:fill="FFFFFF"/>
+            <w:tcMar>
+              <w:top w:w="0" w:type="dxa"/>
+              <w:bottom w:w="0" w:type="dxa"/>
+              <w:left w:w="0" w:type="dxa"/>
+              <w:right w:w="0" w:type="dxa"/>
+            </w:tcMar>
+            <w:vAlign w:val="top"/>
+          </w:tcPr>
+          <w:p>
+            <w:pPr>
+              <w:jc w:val="center"/>
+              <w:pBdr>
+                <w:bottom w:val="none" w:sz="0" w:space="0" w:color="000000"/>
+                <w:top w:val="none" w:sz="0" w:space="0" w:color="000000"/>
+                <w:left w:val="none" w:sz="0" w:space="0" w:color="000000"/>
+                <w:right w:val="none" w:sz="0" w:space="0" w:color="000000"/>
+              </w:pBdr>
+              <w:spacing w:after="100" w:before="100" w:line="240"/>
+              <w:ind w:left="100" w:right="100" w:firstLine="0" w:firstLineChars="0"/>
+              <w:rPr>
+                <w:rFonts w:ascii="Arial" w:hAnsi="Arial" w:eastAsia="Arial" w:cs="Arial"/>
+                <w:i w:val="false"/>
+                <w:b w:val="false"/>
+                <w:u w:val="none"/>
+                <w:sz w:val="18"/>
+                <w:szCs w:val="18"/>
+                <w:color w:val="000000"/>
+              </w:rPr>
+            </w:pPr>
+            <w:r>
+              <w:rPr>
+                <w:rFonts w:ascii="Arial" w:hAnsi="Arial" w:eastAsia="Arial" w:cs="Arial"/>
+                <w:i w:val="false"/>
+                <w:b w:val="false"/>
+                <w:u w:val="none"/>
+                <w:sz w:val="18"/>
+                <w:szCs w:val="18"/>
+                <w:color w:val="000000"/>
+              </w:rPr>
+              <w:t xml:space="preserve">4 (9.1%)</w:t>
             </w:r>
           </w:p>
         </w:tc>
@@ -3718,111 +3718,111 @@
                 <w:szCs w:val="18"/>
                 <w:color w:val="000000"/>
               </w:rPr>
-              <w:t xml:space="preserve">1 (14%)</w:t>
-            </w:r>
-          </w:p>
-        </w:tc>
-        <w:tc>
-          <w:tcPr>
-            <w:tcBorders>
-              <w:bottom w:val="none" w:sz="0" w:space="0" w:color="000000"/>
-              <w:top w:val="none" w:sz="0" w:space="0" w:color="000000"/>
-              <w:left w:val="none" w:sz="0" w:space="0" w:color="000000"/>
-              <w:right w:val="none" w:sz="0" w:space="0" w:color="000000"/>
-            </w:tcBorders>
-            <w:shd w:val="clear" w:color="auto" w:fill="FFFFFF"/>
-            <w:tcMar>
-              <w:top w:w="0" w:type="dxa"/>
-              <w:bottom w:w="0" w:type="dxa"/>
-              <w:left w:w="0" w:type="dxa"/>
-              <w:right w:w="0" w:type="dxa"/>
-            </w:tcMar>
-            <w:vAlign w:val="top"/>
-          </w:tcPr>
-          <w:p>
-            <w:pPr>
-              <w:jc w:val="center"/>
-              <w:pBdr>
-                <w:bottom w:val="none" w:sz="0" w:space="0" w:color="000000"/>
-                <w:top w:val="none" w:sz="0" w:space="0" w:color="000000"/>
-                <w:left w:val="none" w:sz="0" w:space="0" w:color="000000"/>
-                <w:right w:val="none" w:sz="0" w:space="0" w:color="000000"/>
-              </w:pBdr>
-              <w:spacing w:after="100" w:before="100" w:line="240"/>
-              <w:ind w:left="100" w:right="100" w:firstLine="0" w:firstLineChars="0"/>
-              <w:rPr>
-                <w:rFonts w:ascii="Arial" w:hAnsi="Arial" w:eastAsia="Arial" w:cs="Arial"/>
-                <w:i w:val="false"/>
-                <w:b w:val="false"/>
-                <w:u w:val="none"/>
-                <w:sz w:val="18"/>
-                <w:szCs w:val="18"/>
-                <w:color w:val="000000"/>
-              </w:rPr>
-            </w:pPr>
-            <w:r>
-              <w:rPr>
-                <w:rFonts w:ascii="Arial" w:hAnsi="Arial" w:eastAsia="Arial" w:cs="Arial"/>
-                <w:i w:val="false"/>
-                <w:b w:val="false"/>
-                <w:u w:val="none"/>
-                <w:sz w:val="18"/>
-                <w:szCs w:val="18"/>
-                <w:color w:val="000000"/>
-              </w:rPr>
-              <w:t xml:space="preserve">3 (21%)</w:t>
-            </w:r>
-          </w:p>
-        </w:tc>
-        <w:tc>
-          <w:tcPr>
-            <w:tcBorders>
-              <w:bottom w:val="none" w:sz="0" w:space="0" w:color="000000"/>
-              <w:top w:val="none" w:sz="0" w:space="0" w:color="000000"/>
-              <w:left w:val="none" w:sz="0" w:space="0" w:color="000000"/>
-              <w:right w:val="none" w:sz="0" w:space="0" w:color="000000"/>
-            </w:tcBorders>
-            <w:shd w:val="clear" w:color="auto" w:fill="FFFFFF"/>
-            <w:tcMar>
-              <w:top w:w="0" w:type="dxa"/>
-              <w:bottom w:w="0" w:type="dxa"/>
-              <w:left w:w="0" w:type="dxa"/>
-              <w:right w:w="0" w:type="dxa"/>
-            </w:tcMar>
-            <w:vAlign w:val="top"/>
-          </w:tcPr>
-          <w:p>
-            <w:pPr>
-              <w:jc w:val="center"/>
-              <w:pBdr>
-                <w:bottom w:val="none" w:sz="0" w:space="0" w:color="000000"/>
-                <w:top w:val="none" w:sz="0" w:space="0" w:color="000000"/>
-                <w:left w:val="none" w:sz="0" w:space="0" w:color="000000"/>
-                <w:right w:val="none" w:sz="0" w:space="0" w:color="000000"/>
-              </w:pBdr>
-              <w:spacing w:after="100" w:before="100" w:line="240"/>
-              <w:ind w:left="100" w:right="100" w:firstLine="0" w:firstLineChars="0"/>
-              <w:rPr>
-                <w:rFonts w:ascii="Arial" w:hAnsi="Arial" w:eastAsia="Arial" w:cs="Arial"/>
-                <w:i w:val="false"/>
-                <w:b w:val="false"/>
-                <w:u w:val="none"/>
-                <w:sz w:val="18"/>
-                <w:szCs w:val="18"/>
-                <w:color w:val="000000"/>
-              </w:rPr>
-            </w:pPr>
-            <w:r>
-              <w:rPr>
-                <w:rFonts w:ascii="Arial" w:hAnsi="Arial" w:eastAsia="Arial" w:cs="Arial"/>
-                <w:i w:val="false"/>
-                <w:b w:val="false"/>
-                <w:u w:val="none"/>
-                <w:sz w:val="18"/>
-                <w:szCs w:val="18"/>
-                <w:color w:val="000000"/>
-              </w:rPr>
-              <w:t xml:space="preserve">1 (6.7%)</w:t>
+              <w:t xml:space="preserve">1 (7.1%)</w:t>
+            </w:r>
+          </w:p>
+        </w:tc>
+        <w:tc>
+          <w:tcPr>
+            <w:tcBorders>
+              <w:bottom w:val="none" w:sz="0" w:space="0" w:color="000000"/>
+              <w:top w:val="none" w:sz="0" w:space="0" w:color="000000"/>
+              <w:left w:val="none" w:sz="0" w:space="0" w:color="000000"/>
+              <w:right w:val="none" w:sz="0" w:space="0" w:color="000000"/>
+            </w:tcBorders>
+            <w:shd w:val="clear" w:color="auto" w:fill="FFFFFF"/>
+            <w:tcMar>
+              <w:top w:w="0" w:type="dxa"/>
+              <w:bottom w:w="0" w:type="dxa"/>
+              <w:left w:w="0" w:type="dxa"/>
+              <w:right w:w="0" w:type="dxa"/>
+            </w:tcMar>
+            <w:vAlign w:val="top"/>
+          </w:tcPr>
+          <w:p>
+            <w:pPr>
+              <w:jc w:val="center"/>
+              <w:pBdr>
+                <w:bottom w:val="none" w:sz="0" w:space="0" w:color="000000"/>
+                <w:top w:val="none" w:sz="0" w:space="0" w:color="000000"/>
+                <w:left w:val="none" w:sz="0" w:space="0" w:color="000000"/>
+                <w:right w:val="none" w:sz="0" w:space="0" w:color="000000"/>
+              </w:pBdr>
+              <w:spacing w:after="100" w:before="100" w:line="240"/>
+              <w:ind w:left="100" w:right="100" w:firstLine="0" w:firstLineChars="0"/>
+              <w:rPr>
+                <w:rFonts w:ascii="Arial" w:hAnsi="Arial" w:eastAsia="Arial" w:cs="Arial"/>
+                <w:i w:val="false"/>
+                <w:b w:val="false"/>
+                <w:u w:val="none"/>
+                <w:sz w:val="18"/>
+                <w:szCs w:val="18"/>
+                <w:color w:val="000000"/>
+              </w:rPr>
+            </w:pPr>
+            <w:r>
+              <w:rPr>
+                <w:rFonts w:ascii="Arial" w:hAnsi="Arial" w:eastAsia="Arial" w:cs="Arial"/>
+                <w:i w:val="false"/>
+                <w:b w:val="false"/>
+                <w:u w:val="none"/>
+                <w:sz w:val="18"/>
+                <w:szCs w:val="18"/>
+                <w:color w:val="000000"/>
+              </w:rPr>
+              <w:t xml:space="preserve">3 (17%)</w:t>
+            </w:r>
+          </w:p>
+        </w:tc>
+        <w:tc>
+          <w:tcPr>
+            <w:tcBorders>
+              <w:bottom w:val="none" w:sz="0" w:space="0" w:color="000000"/>
+              <w:top w:val="none" w:sz="0" w:space="0" w:color="000000"/>
+              <w:left w:val="none" w:sz="0" w:space="0" w:color="000000"/>
+              <w:right w:val="none" w:sz="0" w:space="0" w:color="000000"/>
+            </w:tcBorders>
+            <w:shd w:val="clear" w:color="auto" w:fill="FFFFFF"/>
+            <w:tcMar>
+              <w:top w:w="0" w:type="dxa"/>
+              <w:bottom w:w="0" w:type="dxa"/>
+              <w:left w:w="0" w:type="dxa"/>
+              <w:right w:w="0" w:type="dxa"/>
+            </w:tcMar>
+            <w:vAlign w:val="top"/>
+          </w:tcPr>
+          <w:p>
+            <w:pPr>
+              <w:jc w:val="center"/>
+              <w:pBdr>
+                <w:bottom w:val="none" w:sz="0" w:space="0" w:color="000000"/>
+                <w:top w:val="none" w:sz="0" w:space="0" w:color="000000"/>
+                <w:left w:val="none" w:sz="0" w:space="0" w:color="000000"/>
+                <w:right w:val="none" w:sz="0" w:space="0" w:color="000000"/>
+              </w:pBdr>
+              <w:spacing w:after="100" w:before="100" w:line="240"/>
+              <w:ind w:left="100" w:right="100" w:firstLine="0" w:firstLineChars="0"/>
+              <w:rPr>
+                <w:rFonts w:ascii="Arial" w:hAnsi="Arial" w:eastAsia="Arial" w:cs="Arial"/>
+                <w:i w:val="false"/>
+                <w:b w:val="false"/>
+                <w:u w:val="none"/>
+                <w:sz w:val="18"/>
+                <w:szCs w:val="18"/>
+                <w:color w:val="000000"/>
+              </w:rPr>
+            </w:pPr>
+            <w:r>
+              <w:rPr>
+                <w:rFonts w:ascii="Arial" w:hAnsi="Arial" w:eastAsia="Arial" w:cs="Arial"/>
+                <w:i w:val="false"/>
+                <w:b w:val="false"/>
+                <w:u w:val="none"/>
+                <w:sz w:val="18"/>
+                <w:szCs w:val="18"/>
+                <w:color w:val="000000"/>
+              </w:rPr>
+              <w:t xml:space="preserve">1 (4.0%)</w:t>
             </w:r>
           </w:p>
         </w:tc>
@@ -3932,7 +3932,7 @@
                 <w:szCs w:val="18"/>
                 <w:color w:val="000000"/>
               </w:rPr>
-              <w:t xml:space="preserve">3 (8.3%)</w:t>
+              <w:t xml:space="preserve">3 (5.3%)</w:t>
             </w:r>
           </w:p>
         </w:tc>
@@ -4036,7 +4036,7 @@
                 <w:szCs w:val="18"/>
                 <w:color w:val="000000"/>
               </w:rPr>
-              <w:t xml:space="preserve">3 (9.1%)</w:t>
+              <w:t xml:space="preserve">3 (6.8%)</w:t>
             </w:r>
           </w:p>
         </w:tc>
@@ -4192,59 +4192,59 @@
                 <w:szCs w:val="18"/>
                 <w:color w:val="000000"/>
               </w:rPr>
-              <w:t xml:space="preserve">2 (14%)</w:t>
-            </w:r>
-          </w:p>
-        </w:tc>
-        <w:tc>
-          <w:tcPr>
-            <w:tcBorders>
-              <w:bottom w:val="none" w:sz="0" w:space="0" w:color="000000"/>
-              <w:top w:val="none" w:sz="0" w:space="0" w:color="000000"/>
-              <w:left w:val="none" w:sz="0" w:space="0" w:color="000000"/>
-              <w:right w:val="none" w:sz="0" w:space="0" w:color="000000"/>
-            </w:tcBorders>
-            <w:shd w:val="clear" w:color="auto" w:fill="FFFFFF"/>
-            <w:tcMar>
-              <w:top w:w="0" w:type="dxa"/>
-              <w:bottom w:w="0" w:type="dxa"/>
-              <w:left w:w="0" w:type="dxa"/>
-              <w:right w:w="0" w:type="dxa"/>
-            </w:tcMar>
-            <w:vAlign w:val="top"/>
-          </w:tcPr>
-          <w:p>
-            <w:pPr>
-              <w:jc w:val="center"/>
-              <w:pBdr>
-                <w:bottom w:val="none" w:sz="0" w:space="0" w:color="000000"/>
-                <w:top w:val="none" w:sz="0" w:space="0" w:color="000000"/>
-                <w:left w:val="none" w:sz="0" w:space="0" w:color="000000"/>
-                <w:right w:val="none" w:sz="0" w:space="0" w:color="000000"/>
-              </w:pBdr>
-              <w:spacing w:after="100" w:before="100" w:line="240"/>
-              <w:ind w:left="100" w:right="100" w:firstLine="0" w:firstLineChars="0"/>
-              <w:rPr>
-                <w:rFonts w:ascii="Arial" w:hAnsi="Arial" w:eastAsia="Arial" w:cs="Arial"/>
-                <w:i w:val="false"/>
-                <w:b w:val="false"/>
-                <w:u w:val="none"/>
-                <w:sz w:val="18"/>
-                <w:szCs w:val="18"/>
-                <w:color w:val="000000"/>
-              </w:rPr>
-            </w:pPr>
-            <w:r>
-              <w:rPr>
-                <w:rFonts w:ascii="Arial" w:hAnsi="Arial" w:eastAsia="Arial" w:cs="Arial"/>
-                <w:i w:val="false"/>
-                <w:b w:val="false"/>
-                <w:u w:val="none"/>
-                <w:sz w:val="18"/>
-                <w:szCs w:val="18"/>
-                <w:color w:val="000000"/>
-              </w:rPr>
-              <w:t xml:space="preserve">1 (6.7%)</w:t>
+              <w:t xml:space="preserve">2 (11%)</w:t>
+            </w:r>
+          </w:p>
+        </w:tc>
+        <w:tc>
+          <w:tcPr>
+            <w:tcBorders>
+              <w:bottom w:val="none" w:sz="0" w:space="0" w:color="000000"/>
+              <w:top w:val="none" w:sz="0" w:space="0" w:color="000000"/>
+              <w:left w:val="none" w:sz="0" w:space="0" w:color="000000"/>
+              <w:right w:val="none" w:sz="0" w:space="0" w:color="000000"/>
+            </w:tcBorders>
+            <w:shd w:val="clear" w:color="auto" w:fill="FFFFFF"/>
+            <w:tcMar>
+              <w:top w:w="0" w:type="dxa"/>
+              <w:bottom w:w="0" w:type="dxa"/>
+              <w:left w:w="0" w:type="dxa"/>
+              <w:right w:w="0" w:type="dxa"/>
+            </w:tcMar>
+            <w:vAlign w:val="top"/>
+          </w:tcPr>
+          <w:p>
+            <w:pPr>
+              <w:jc w:val="center"/>
+              <w:pBdr>
+                <w:bottom w:val="none" w:sz="0" w:space="0" w:color="000000"/>
+                <w:top w:val="none" w:sz="0" w:space="0" w:color="000000"/>
+                <w:left w:val="none" w:sz="0" w:space="0" w:color="000000"/>
+                <w:right w:val="none" w:sz="0" w:space="0" w:color="000000"/>
+              </w:pBdr>
+              <w:spacing w:after="100" w:before="100" w:line="240"/>
+              <w:ind w:left="100" w:right="100" w:firstLine="0" w:firstLineChars="0"/>
+              <w:rPr>
+                <w:rFonts w:ascii="Arial" w:hAnsi="Arial" w:eastAsia="Arial" w:cs="Arial"/>
+                <w:i w:val="false"/>
+                <w:b w:val="false"/>
+                <w:u w:val="none"/>
+                <w:sz w:val="18"/>
+                <w:szCs w:val="18"/>
+                <w:color w:val="000000"/>
+              </w:rPr>
+            </w:pPr>
+            <w:r>
+              <w:rPr>
+                <w:rFonts w:ascii="Arial" w:hAnsi="Arial" w:eastAsia="Arial" w:cs="Arial"/>
+                <w:i w:val="false"/>
+                <w:b w:val="false"/>
+                <w:u w:val="none"/>
+                <w:sz w:val="18"/>
+                <w:szCs w:val="18"/>
+                <w:color w:val="000000"/>
+              </w:rPr>
+              <w:t xml:space="preserve">1 (4.0%)</w:t>
             </w:r>
           </w:p>
         </w:tc>
@@ -4354,7 +4354,7 @@
                 <w:szCs w:val="18"/>
                 <w:color w:val="000000"/>
               </w:rPr>
-              <w:t xml:space="preserve">16 (44%)</w:t>
+              <w:t xml:space="preserve">16 (28%)</w:t>
             </w:r>
           </w:p>
         </w:tc>
@@ -4458,7 +4458,7 @@
                 <w:szCs w:val="18"/>
                 <w:color w:val="000000"/>
               </w:rPr>
-              <w:t xml:space="preserve">16 (48%)</w:t>
+              <w:t xml:space="preserve">16 (36%)</w:t>
             </w:r>
           </w:p>
         </w:tc>
@@ -4562,111 +4562,111 @@
                 <w:szCs w:val="18"/>
                 <w:color w:val="000000"/>
               </w:rPr>
-              <w:t xml:space="preserve">2 (29%)</w:t>
-            </w:r>
-          </w:p>
-        </w:tc>
-        <w:tc>
-          <w:tcPr>
-            <w:tcBorders>
-              <w:bottom w:val="none" w:sz="0" w:space="0" w:color="000000"/>
-              <w:top w:val="none" w:sz="0" w:space="0" w:color="000000"/>
-              <w:left w:val="none" w:sz="0" w:space="0" w:color="000000"/>
-              <w:right w:val="none" w:sz="0" w:space="0" w:color="000000"/>
-            </w:tcBorders>
-            <w:shd w:val="clear" w:color="auto" w:fill="FFFFFF"/>
-            <w:tcMar>
-              <w:top w:w="0" w:type="dxa"/>
-              <w:bottom w:w="0" w:type="dxa"/>
-              <w:left w:w="0" w:type="dxa"/>
-              <w:right w:w="0" w:type="dxa"/>
-            </w:tcMar>
-            <w:vAlign w:val="top"/>
-          </w:tcPr>
-          <w:p>
-            <w:pPr>
-              <w:jc w:val="center"/>
-              <w:pBdr>
-                <w:bottom w:val="none" w:sz="0" w:space="0" w:color="000000"/>
-                <w:top w:val="none" w:sz="0" w:space="0" w:color="000000"/>
-                <w:left w:val="none" w:sz="0" w:space="0" w:color="000000"/>
-                <w:right w:val="none" w:sz="0" w:space="0" w:color="000000"/>
-              </w:pBdr>
-              <w:spacing w:after="100" w:before="100" w:line="240"/>
-              <w:ind w:left="100" w:right="100" w:firstLine="0" w:firstLineChars="0"/>
-              <w:rPr>
-                <w:rFonts w:ascii="Arial" w:hAnsi="Arial" w:eastAsia="Arial" w:cs="Arial"/>
-                <w:i w:val="false"/>
-                <w:b w:val="false"/>
-                <w:u w:val="none"/>
-                <w:sz w:val="18"/>
-                <w:szCs w:val="18"/>
-                <w:color w:val="000000"/>
-              </w:rPr>
-            </w:pPr>
-            <w:r>
-              <w:rPr>
-                <w:rFonts w:ascii="Arial" w:hAnsi="Arial" w:eastAsia="Arial" w:cs="Arial"/>
-                <w:i w:val="false"/>
-                <w:b w:val="false"/>
-                <w:u w:val="none"/>
-                <w:sz w:val="18"/>
-                <w:szCs w:val="18"/>
-                <w:color w:val="000000"/>
-              </w:rPr>
-              <w:t xml:space="preserve">5 (36%)</w:t>
-            </w:r>
-          </w:p>
-        </w:tc>
-        <w:tc>
-          <w:tcPr>
-            <w:tcBorders>
-              <w:bottom w:val="none" w:sz="0" w:space="0" w:color="000000"/>
-              <w:top w:val="none" w:sz="0" w:space="0" w:color="000000"/>
-              <w:left w:val="none" w:sz="0" w:space="0" w:color="000000"/>
-              <w:right w:val="none" w:sz="0" w:space="0" w:color="000000"/>
-            </w:tcBorders>
-            <w:shd w:val="clear" w:color="auto" w:fill="FFFFFF"/>
-            <w:tcMar>
-              <w:top w:w="0" w:type="dxa"/>
-              <w:bottom w:w="0" w:type="dxa"/>
-              <w:left w:w="0" w:type="dxa"/>
-              <w:right w:w="0" w:type="dxa"/>
-            </w:tcMar>
-            <w:vAlign w:val="top"/>
-          </w:tcPr>
-          <w:p>
-            <w:pPr>
-              <w:jc w:val="center"/>
-              <w:pBdr>
-                <w:bottom w:val="none" w:sz="0" w:space="0" w:color="000000"/>
-                <w:top w:val="none" w:sz="0" w:space="0" w:color="000000"/>
-                <w:left w:val="none" w:sz="0" w:space="0" w:color="000000"/>
-                <w:right w:val="none" w:sz="0" w:space="0" w:color="000000"/>
-              </w:pBdr>
-              <w:spacing w:after="100" w:before="100" w:line="240"/>
-              <w:ind w:left="100" w:right="100" w:firstLine="0" w:firstLineChars="0"/>
-              <w:rPr>
-                <w:rFonts w:ascii="Arial" w:hAnsi="Arial" w:eastAsia="Arial" w:cs="Arial"/>
-                <w:i w:val="false"/>
-                <w:b w:val="false"/>
-                <w:u w:val="none"/>
-                <w:sz w:val="18"/>
-                <w:szCs w:val="18"/>
-                <w:color w:val="000000"/>
-              </w:rPr>
-            </w:pPr>
-            <w:r>
-              <w:rPr>
-                <w:rFonts w:ascii="Arial" w:hAnsi="Arial" w:eastAsia="Arial" w:cs="Arial"/>
-                <w:i w:val="false"/>
-                <w:b w:val="false"/>
-                <w:u w:val="none"/>
-                <w:sz w:val="18"/>
-                <w:szCs w:val="18"/>
-                <w:color w:val="000000"/>
-              </w:rPr>
-              <w:t xml:space="preserve">9 (60%)</w:t>
+              <w:t xml:space="preserve">2 (14%)</w:t>
+            </w:r>
+          </w:p>
+        </w:tc>
+        <w:tc>
+          <w:tcPr>
+            <w:tcBorders>
+              <w:bottom w:val="none" w:sz="0" w:space="0" w:color="000000"/>
+              <w:top w:val="none" w:sz="0" w:space="0" w:color="000000"/>
+              <w:left w:val="none" w:sz="0" w:space="0" w:color="000000"/>
+              <w:right w:val="none" w:sz="0" w:space="0" w:color="000000"/>
+            </w:tcBorders>
+            <w:shd w:val="clear" w:color="auto" w:fill="FFFFFF"/>
+            <w:tcMar>
+              <w:top w:w="0" w:type="dxa"/>
+              <w:bottom w:w="0" w:type="dxa"/>
+              <w:left w:w="0" w:type="dxa"/>
+              <w:right w:w="0" w:type="dxa"/>
+            </w:tcMar>
+            <w:vAlign w:val="top"/>
+          </w:tcPr>
+          <w:p>
+            <w:pPr>
+              <w:jc w:val="center"/>
+              <w:pBdr>
+                <w:bottom w:val="none" w:sz="0" w:space="0" w:color="000000"/>
+                <w:top w:val="none" w:sz="0" w:space="0" w:color="000000"/>
+                <w:left w:val="none" w:sz="0" w:space="0" w:color="000000"/>
+                <w:right w:val="none" w:sz="0" w:space="0" w:color="000000"/>
+              </w:pBdr>
+              <w:spacing w:after="100" w:before="100" w:line="240"/>
+              <w:ind w:left="100" w:right="100" w:firstLine="0" w:firstLineChars="0"/>
+              <w:rPr>
+                <w:rFonts w:ascii="Arial" w:hAnsi="Arial" w:eastAsia="Arial" w:cs="Arial"/>
+                <w:i w:val="false"/>
+                <w:b w:val="false"/>
+                <w:u w:val="none"/>
+                <w:sz w:val="18"/>
+                <w:szCs w:val="18"/>
+                <w:color w:val="000000"/>
+              </w:rPr>
+            </w:pPr>
+            <w:r>
+              <w:rPr>
+                <w:rFonts w:ascii="Arial" w:hAnsi="Arial" w:eastAsia="Arial" w:cs="Arial"/>
+                <w:i w:val="false"/>
+                <w:b w:val="false"/>
+                <w:u w:val="none"/>
+                <w:sz w:val="18"/>
+                <w:szCs w:val="18"/>
+                <w:color w:val="000000"/>
+              </w:rPr>
+              <w:t xml:space="preserve">5 (28%)</w:t>
+            </w:r>
+          </w:p>
+        </w:tc>
+        <w:tc>
+          <w:tcPr>
+            <w:tcBorders>
+              <w:bottom w:val="none" w:sz="0" w:space="0" w:color="000000"/>
+              <w:top w:val="none" w:sz="0" w:space="0" w:color="000000"/>
+              <w:left w:val="none" w:sz="0" w:space="0" w:color="000000"/>
+              <w:right w:val="none" w:sz="0" w:space="0" w:color="000000"/>
+            </w:tcBorders>
+            <w:shd w:val="clear" w:color="auto" w:fill="FFFFFF"/>
+            <w:tcMar>
+              <w:top w:w="0" w:type="dxa"/>
+              <w:bottom w:w="0" w:type="dxa"/>
+              <w:left w:w="0" w:type="dxa"/>
+              <w:right w:w="0" w:type="dxa"/>
+            </w:tcMar>
+            <w:vAlign w:val="top"/>
+          </w:tcPr>
+          <w:p>
+            <w:pPr>
+              <w:jc w:val="center"/>
+              <w:pBdr>
+                <w:bottom w:val="none" w:sz="0" w:space="0" w:color="000000"/>
+                <w:top w:val="none" w:sz="0" w:space="0" w:color="000000"/>
+                <w:left w:val="none" w:sz="0" w:space="0" w:color="000000"/>
+                <w:right w:val="none" w:sz="0" w:space="0" w:color="000000"/>
+              </w:pBdr>
+              <w:spacing w:after="100" w:before="100" w:line="240"/>
+              <w:ind w:left="100" w:right="100" w:firstLine="0" w:firstLineChars="0"/>
+              <w:rPr>
+                <w:rFonts w:ascii="Arial" w:hAnsi="Arial" w:eastAsia="Arial" w:cs="Arial"/>
+                <w:i w:val="false"/>
+                <w:b w:val="false"/>
+                <w:u w:val="none"/>
+                <w:sz w:val="18"/>
+                <w:szCs w:val="18"/>
+                <w:color w:val="000000"/>
+              </w:rPr>
+            </w:pPr>
+            <w:r>
+              <w:rPr>
+                <w:rFonts w:ascii="Arial" w:hAnsi="Arial" w:eastAsia="Arial" w:cs="Arial"/>
+                <w:i w:val="false"/>
+                <w:b w:val="false"/>
+                <w:u w:val="none"/>
+                <w:sz w:val="18"/>
+                <w:szCs w:val="18"/>
+                <w:color w:val="000000"/>
+              </w:rPr>
+              <w:t xml:space="preserve">9 (36%)</w:t>
             </w:r>
           </w:p>
         </w:tc>
@@ -4776,7 +4776,7 @@
                 <w:szCs w:val="18"/>
                 <w:color w:val="000000"/>
               </w:rPr>
-              <w:t xml:space="preserve">5 (14%)</w:t>
+              <w:t xml:space="preserve">5 (8.8%)</w:t>
             </w:r>
           </w:p>
         </w:tc>
@@ -4880,111 +4880,59 @@
                 <w:szCs w:val="18"/>
                 <w:color w:val="000000"/>
               </w:rPr>
-              <w:t xml:space="preserve">4 (12%)</w:t>
-            </w:r>
-          </w:p>
-        </w:tc>
-        <w:tc>
-          <w:tcPr>
-            <w:tcBorders>
-              <w:bottom w:val="none" w:sz="0" w:space="0" w:color="000000"/>
-              <w:top w:val="none" w:sz="0" w:space="0" w:color="000000"/>
-              <w:left w:val="none" w:sz="0" w:space="0" w:color="000000"/>
-              <w:right w:val="none" w:sz="0" w:space="0" w:color="000000"/>
-            </w:tcBorders>
-            <w:shd w:val="clear" w:color="auto" w:fill="FFFFFF"/>
-            <w:tcMar>
-              <w:top w:w="0" w:type="dxa"/>
-              <w:bottom w:w="0" w:type="dxa"/>
-              <w:left w:w="0" w:type="dxa"/>
-              <w:right w:w="0" w:type="dxa"/>
-            </w:tcMar>
-            <w:vAlign w:val="top"/>
-          </w:tcPr>
-          <w:p>
-            <w:pPr>
-              <w:jc w:val="center"/>
-              <w:pBdr>
-                <w:bottom w:val="none" w:sz="0" w:space="0" w:color="000000"/>
-                <w:top w:val="none" w:sz="0" w:space="0" w:color="000000"/>
-                <w:left w:val="none" w:sz="0" w:space="0" w:color="000000"/>
-                <w:right w:val="none" w:sz="0" w:space="0" w:color="000000"/>
-              </w:pBdr>
-              <w:spacing w:after="100" w:before="100" w:line="240"/>
-              <w:ind w:left="100" w:right="100" w:firstLine="0" w:firstLineChars="0"/>
-              <w:rPr>
-                <w:rFonts w:ascii="Arial" w:hAnsi="Arial" w:eastAsia="Arial" w:cs="Arial"/>
-                <w:i w:val="false"/>
-                <w:b w:val="false"/>
-                <w:u w:val="none"/>
-                <w:sz w:val="18"/>
-                <w:szCs w:val="18"/>
-                <w:color w:val="000000"/>
-              </w:rPr>
-            </w:pPr>
-            <w:r>
-              <w:rPr>
-                <w:rFonts w:ascii="Arial" w:hAnsi="Arial" w:eastAsia="Arial" w:cs="Arial"/>
-                <w:i w:val="false"/>
-                <w:b w:val="false"/>
-                <w:u w:val="none"/>
-                <w:sz w:val="18"/>
-                <w:szCs w:val="18"/>
-                <w:color w:val="000000"/>
-              </w:rPr>
-              <w:t xml:space="preserve">1 (50%)</w:t>
-            </w:r>
-          </w:p>
-        </w:tc>
-        <w:tc>
-          <w:tcPr>
-            <w:tcBorders>
-              <w:bottom w:val="none" w:sz="0" w:space="0" w:color="000000"/>
-              <w:top w:val="none" w:sz="0" w:space="0" w:color="000000"/>
-              <w:left w:val="none" w:sz="0" w:space="0" w:color="000000"/>
-              <w:right w:val="none" w:sz="0" w:space="0" w:color="000000"/>
-            </w:tcBorders>
-            <w:shd w:val="clear" w:color="auto" w:fill="FFFFFF"/>
-            <w:tcMar>
-              <w:top w:w="0" w:type="dxa"/>
-              <w:bottom w:w="0" w:type="dxa"/>
-              <w:left w:w="0" w:type="dxa"/>
-              <w:right w:w="0" w:type="dxa"/>
-            </w:tcMar>
-            <w:vAlign w:val="top"/>
-          </w:tcPr>
-          <w:p>
-            <w:pPr>
-              <w:jc w:val="center"/>
-              <w:pBdr>
-                <w:bottom w:val="none" w:sz="0" w:space="0" w:color="000000"/>
-                <w:top w:val="none" w:sz="0" w:space="0" w:color="000000"/>
-                <w:left w:val="none" w:sz="0" w:space="0" w:color="000000"/>
-                <w:right w:val="none" w:sz="0" w:space="0" w:color="000000"/>
-              </w:pBdr>
-              <w:spacing w:after="100" w:before="100" w:line="240"/>
-              <w:ind w:left="100" w:right="100" w:firstLine="0" w:firstLineChars="0"/>
-              <w:rPr>
-                <w:rFonts w:ascii="Arial" w:hAnsi="Arial" w:eastAsia="Arial" w:cs="Arial"/>
-                <w:i w:val="false"/>
-                <w:b w:val="false"/>
-                <w:u w:val="none"/>
-                <w:sz w:val="18"/>
-                <w:szCs w:val="18"/>
-                <w:color w:val="000000"/>
-              </w:rPr>
-            </w:pPr>
-            <w:r>
-              <w:rPr>
-                <w:rFonts w:ascii="Arial" w:hAnsi="Arial" w:eastAsia="Arial" w:cs="Arial"/>
-                <w:i w:val="false"/>
-                <w:b w:val="false"/>
-                <w:u w:val="none"/>
-                <w:sz w:val="18"/>
-                <w:szCs w:val="18"/>
-                <w:color w:val="000000"/>
-              </w:rPr>
-              <w:t xml:space="preserve">2 (29%)</w:t>
+              <w:t xml:space="preserve">4 (9.1%)</w:t>
+            </w:r>
+          </w:p>
+        </w:tc>
+        <w:tc>
+          <w:tcPr>
+            <w:tcBorders>
+              <w:bottom w:val="none" w:sz="0" w:space="0" w:color="000000"/>
+              <w:top w:val="none" w:sz="0" w:space="0" w:color="000000"/>
+              <w:left w:val="none" w:sz="0" w:space="0" w:color="000000"/>
+              <w:right w:val="none" w:sz="0" w:space="0" w:color="000000"/>
+            </w:tcBorders>
+            <w:shd w:val="clear" w:color="auto" w:fill="FFFFFF"/>
+            <w:tcMar>
+              <w:top w:w="0" w:type="dxa"/>
+              <w:bottom w:w="0" w:type="dxa"/>
+              <w:left w:w="0" w:type="dxa"/>
+              <w:right w:w="0" w:type="dxa"/>
+            </w:tcMar>
+            <w:vAlign w:val="top"/>
+          </w:tcPr>
+          <w:p>
+            <w:pPr>
+              <w:jc w:val="center"/>
+              <w:pBdr>
+                <w:bottom w:val="none" w:sz="0" w:space="0" w:color="000000"/>
+                <w:top w:val="none" w:sz="0" w:space="0" w:color="000000"/>
+                <w:left w:val="none" w:sz="0" w:space="0" w:color="000000"/>
+                <w:right w:val="none" w:sz="0" w:space="0" w:color="000000"/>
+              </w:pBdr>
+              <w:spacing w:after="100" w:before="100" w:line="240"/>
+              <w:ind w:left="100" w:right="100" w:firstLine="0" w:firstLineChars="0"/>
+              <w:rPr>
+                <w:rFonts w:ascii="Arial" w:hAnsi="Arial" w:eastAsia="Arial" w:cs="Arial"/>
+                <w:i w:val="false"/>
+                <w:b w:val="false"/>
+                <w:u w:val="none"/>
+                <w:sz w:val="18"/>
+                <w:szCs w:val="18"/>
+                <w:color w:val="000000"/>
+              </w:rPr>
+            </w:pPr>
+            <w:r>
+              <w:rPr>
+                <w:rFonts w:ascii="Arial" w:hAnsi="Arial" w:eastAsia="Arial" w:cs="Arial"/>
+                <w:i w:val="false"/>
+                <w:b w:val="false"/>
+                <w:u w:val="none"/>
+                <w:sz w:val="18"/>
+                <w:szCs w:val="18"/>
+                <w:color w:val="000000"/>
+              </w:rPr>
+              <w:t xml:space="preserve">1 (11%)</w:t>
             </w:r>
           </w:p>
         </w:tc>
@@ -5088,7 +5036,59 @@
                 <w:szCs w:val="18"/>
                 <w:color w:val="000000"/>
               </w:rPr>
-              <w:t xml:space="preserve">1 (6.7%)</w:t>
+              <w:t xml:space="preserve">2 (11%)</w:t>
+            </w:r>
+          </w:p>
+        </w:tc>
+        <w:tc>
+          <w:tcPr>
+            <w:tcBorders>
+              <w:bottom w:val="none" w:sz="0" w:space="0" w:color="000000"/>
+              <w:top w:val="none" w:sz="0" w:space="0" w:color="000000"/>
+              <w:left w:val="none" w:sz="0" w:space="0" w:color="000000"/>
+              <w:right w:val="none" w:sz="0" w:space="0" w:color="000000"/>
+            </w:tcBorders>
+            <w:shd w:val="clear" w:color="auto" w:fill="FFFFFF"/>
+            <w:tcMar>
+              <w:top w:w="0" w:type="dxa"/>
+              <w:bottom w:w="0" w:type="dxa"/>
+              <w:left w:w="0" w:type="dxa"/>
+              <w:right w:w="0" w:type="dxa"/>
+            </w:tcMar>
+            <w:vAlign w:val="top"/>
+          </w:tcPr>
+          <w:p>
+            <w:pPr>
+              <w:jc w:val="center"/>
+              <w:pBdr>
+                <w:bottom w:val="none" w:sz="0" w:space="0" w:color="000000"/>
+                <w:top w:val="none" w:sz="0" w:space="0" w:color="000000"/>
+                <w:left w:val="none" w:sz="0" w:space="0" w:color="000000"/>
+                <w:right w:val="none" w:sz="0" w:space="0" w:color="000000"/>
+              </w:pBdr>
+              <w:spacing w:after="100" w:before="100" w:line="240"/>
+              <w:ind w:left="100" w:right="100" w:firstLine="0" w:firstLineChars="0"/>
+              <w:rPr>
+                <w:rFonts w:ascii="Arial" w:hAnsi="Arial" w:eastAsia="Arial" w:cs="Arial"/>
+                <w:i w:val="false"/>
+                <w:b w:val="false"/>
+                <w:u w:val="none"/>
+                <w:sz w:val="18"/>
+                <w:szCs w:val="18"/>
+                <w:color w:val="000000"/>
+              </w:rPr>
+            </w:pPr>
+            <w:r>
+              <w:rPr>
+                <w:rFonts w:ascii="Arial" w:hAnsi="Arial" w:eastAsia="Arial" w:cs="Arial"/>
+                <w:i w:val="false"/>
+                <w:b w:val="false"/>
+                <w:u w:val="none"/>
+                <w:sz w:val="18"/>
+                <w:szCs w:val="18"/>
+                <w:color w:val="000000"/>
+              </w:rPr>
+              <w:t xml:space="preserve">1 (4.0%)</w:t>
             </w:r>
           </w:p>
         </w:tc>
@@ -5198,7 +5198,7 @@
                 <w:szCs w:val="18"/>
                 <w:color w:val="000000"/>
               </w:rPr>
-              <w:t xml:space="preserve">7 (19%)</w:t>
+              <w:t xml:space="preserve">7 (12%)</w:t>
             </w:r>
           </w:p>
         </w:tc>
@@ -5302,111 +5302,59 @@
                 <w:szCs w:val="18"/>
                 <w:color w:val="000000"/>
               </w:rPr>
-              <w:t xml:space="preserve">6 (18%)</w:t>
-            </w:r>
-          </w:p>
-        </w:tc>
-        <w:tc>
-          <w:tcPr>
-            <w:tcBorders>
-              <w:bottom w:val="none" w:sz="0" w:space="0" w:color="000000"/>
-              <w:top w:val="none" w:sz="0" w:space="0" w:color="000000"/>
-              <w:left w:val="none" w:sz="0" w:space="0" w:color="000000"/>
-              <w:right w:val="none" w:sz="0" w:space="0" w:color="000000"/>
-            </w:tcBorders>
-            <w:shd w:val="clear" w:color="auto" w:fill="FFFFFF"/>
-            <w:tcMar>
-              <w:top w:w="0" w:type="dxa"/>
-              <w:bottom w:w="0" w:type="dxa"/>
-              <w:left w:w="0" w:type="dxa"/>
-              <w:right w:w="0" w:type="dxa"/>
-            </w:tcMar>
-            <w:vAlign w:val="top"/>
-          </w:tcPr>
-          <w:p>
-            <w:pPr>
-              <w:jc w:val="center"/>
-              <w:pBdr>
-                <w:bottom w:val="none" w:sz="0" w:space="0" w:color="000000"/>
-                <w:top w:val="none" w:sz="0" w:space="0" w:color="000000"/>
-                <w:left w:val="none" w:sz="0" w:space="0" w:color="000000"/>
-                <w:right w:val="none" w:sz="0" w:space="0" w:color="000000"/>
-              </w:pBdr>
-              <w:spacing w:after="100" w:before="100" w:line="240"/>
-              <w:ind w:left="100" w:right="100" w:firstLine="0" w:firstLineChars="0"/>
-              <w:rPr>
-                <w:rFonts w:ascii="Arial" w:hAnsi="Arial" w:eastAsia="Arial" w:cs="Arial"/>
-                <w:i w:val="false"/>
-                <w:b w:val="false"/>
-                <w:u w:val="none"/>
-                <w:sz w:val="18"/>
-                <w:szCs w:val="18"/>
-                <w:color w:val="000000"/>
-              </w:rPr>
-            </w:pPr>
-            <w:r>
-              <w:rPr>
-                <w:rFonts w:ascii="Arial" w:hAnsi="Arial" w:eastAsia="Arial" w:cs="Arial"/>
-                <w:i w:val="false"/>
-                <w:b w:val="false"/>
-                <w:u w:val="none"/>
-                <w:sz w:val="18"/>
-                <w:szCs w:val="18"/>
-                <w:color w:val="000000"/>
-              </w:rPr>
-              <w:t xml:space="preserve">1 (50%)</w:t>
-            </w:r>
-          </w:p>
-        </w:tc>
-        <w:tc>
-          <w:tcPr>
-            <w:tcBorders>
-              <w:bottom w:val="none" w:sz="0" w:space="0" w:color="000000"/>
-              <w:top w:val="none" w:sz="0" w:space="0" w:color="000000"/>
-              <w:left w:val="none" w:sz="0" w:space="0" w:color="000000"/>
-              <w:right w:val="none" w:sz="0" w:space="0" w:color="000000"/>
-            </w:tcBorders>
-            <w:shd w:val="clear" w:color="auto" w:fill="FFFFFF"/>
-            <w:tcMar>
-              <w:top w:w="0" w:type="dxa"/>
-              <w:bottom w:w="0" w:type="dxa"/>
-              <w:left w:w="0" w:type="dxa"/>
-              <w:right w:w="0" w:type="dxa"/>
-            </w:tcMar>
-            <w:vAlign w:val="top"/>
-          </w:tcPr>
-          <w:p>
-            <w:pPr>
-              <w:jc w:val="center"/>
-              <w:pBdr>
-                <w:bottom w:val="none" w:sz="0" w:space="0" w:color="000000"/>
-                <w:top w:val="none" w:sz="0" w:space="0" w:color="000000"/>
-                <w:left w:val="none" w:sz="0" w:space="0" w:color="000000"/>
-                <w:right w:val="none" w:sz="0" w:space="0" w:color="000000"/>
-              </w:pBdr>
-              <w:spacing w:after="100" w:before="100" w:line="240"/>
-              <w:ind w:left="100" w:right="100" w:firstLine="0" w:firstLineChars="0"/>
-              <w:rPr>
-                <w:rFonts w:ascii="Arial" w:hAnsi="Arial" w:eastAsia="Arial" w:cs="Arial"/>
-                <w:i w:val="false"/>
-                <w:b w:val="false"/>
-                <w:u w:val="none"/>
-                <w:sz w:val="18"/>
-                <w:szCs w:val="18"/>
-                <w:color w:val="000000"/>
-              </w:rPr>
-            </w:pPr>
-            <w:r>
-              <w:rPr>
-                <w:rFonts w:ascii="Arial" w:hAnsi="Arial" w:eastAsia="Arial" w:cs="Arial"/>
-                <w:i w:val="false"/>
-                <w:b w:val="false"/>
-                <w:u w:val="none"/>
-                <w:sz w:val="18"/>
-                <w:szCs w:val="18"/>
-                <w:color w:val="000000"/>
-              </w:rPr>
-              <w:t xml:space="preserve">2 (29%)</w:t>
+              <w:t xml:space="preserve">6 (14%)</w:t>
+            </w:r>
+          </w:p>
+        </w:tc>
+        <w:tc>
+          <w:tcPr>
+            <w:tcBorders>
+              <w:bottom w:val="none" w:sz="0" w:space="0" w:color="000000"/>
+              <w:top w:val="none" w:sz="0" w:space="0" w:color="000000"/>
+              <w:left w:val="none" w:sz="0" w:space="0" w:color="000000"/>
+              <w:right w:val="none" w:sz="0" w:space="0" w:color="000000"/>
+            </w:tcBorders>
+            <w:shd w:val="clear" w:color="auto" w:fill="FFFFFF"/>
+            <w:tcMar>
+              <w:top w:w="0" w:type="dxa"/>
+              <w:bottom w:w="0" w:type="dxa"/>
+              <w:left w:w="0" w:type="dxa"/>
+              <w:right w:w="0" w:type="dxa"/>
+            </w:tcMar>
+            <w:vAlign w:val="top"/>
+          </w:tcPr>
+          <w:p>
+            <w:pPr>
+              <w:jc w:val="center"/>
+              <w:pBdr>
+                <w:bottom w:val="none" w:sz="0" w:space="0" w:color="000000"/>
+                <w:top w:val="none" w:sz="0" w:space="0" w:color="000000"/>
+                <w:left w:val="none" w:sz="0" w:space="0" w:color="000000"/>
+                <w:right w:val="none" w:sz="0" w:space="0" w:color="000000"/>
+              </w:pBdr>
+              <w:spacing w:after="100" w:before="100" w:line="240"/>
+              <w:ind w:left="100" w:right="100" w:firstLine="0" w:firstLineChars="0"/>
+              <w:rPr>
+                <w:rFonts w:ascii="Arial" w:hAnsi="Arial" w:eastAsia="Arial" w:cs="Arial"/>
+                <w:i w:val="false"/>
+                <w:b w:val="false"/>
+                <w:u w:val="none"/>
+                <w:sz w:val="18"/>
+                <w:szCs w:val="18"/>
+                <w:color w:val="000000"/>
+              </w:rPr>
+            </w:pPr>
+            <w:r>
+              <w:rPr>
+                <w:rFonts w:ascii="Arial" w:hAnsi="Arial" w:eastAsia="Arial" w:cs="Arial"/>
+                <w:i w:val="false"/>
+                <w:b w:val="false"/>
+                <w:u w:val="none"/>
+                <w:sz w:val="18"/>
+                <w:szCs w:val="18"/>
+                <w:color w:val="000000"/>
+              </w:rPr>
+              <w:t xml:space="preserve">1 (11%)</w:t>
             </w:r>
           </w:p>
         </w:tc>
@@ -5510,14 +5458,66 @@
                 <w:szCs w:val="18"/>
                 <w:color w:val="000000"/>
               </w:rPr>
-              <w:t xml:space="preserve">3 (20%)</w:t>
+              <w:t xml:space="preserve">2 (11%)</w:t>
+            </w:r>
+          </w:p>
+        </w:tc>
+        <w:tc>
+          <w:tcPr>
+            <w:tcBorders>
+              <w:bottom w:val="none" w:sz="0" w:space="0" w:color="000000"/>
+              <w:top w:val="none" w:sz="0" w:space="0" w:color="000000"/>
+              <w:left w:val="none" w:sz="0" w:space="0" w:color="000000"/>
+              <w:right w:val="none" w:sz="0" w:space="0" w:color="000000"/>
+            </w:tcBorders>
+            <w:shd w:val="clear" w:color="auto" w:fill="FFFFFF"/>
+            <w:tcMar>
+              <w:top w:w="0" w:type="dxa"/>
+              <w:bottom w:w="0" w:type="dxa"/>
+              <w:left w:w="0" w:type="dxa"/>
+              <w:right w:w="0" w:type="dxa"/>
+            </w:tcMar>
+            <w:vAlign w:val="top"/>
+          </w:tcPr>
+          <w:p>
+            <w:pPr>
+              <w:jc w:val="center"/>
+              <w:pBdr>
+                <w:bottom w:val="none" w:sz="0" w:space="0" w:color="000000"/>
+                <w:top w:val="none" w:sz="0" w:space="0" w:color="000000"/>
+                <w:left w:val="none" w:sz="0" w:space="0" w:color="000000"/>
+                <w:right w:val="none" w:sz="0" w:space="0" w:color="000000"/>
+              </w:pBdr>
+              <w:spacing w:after="100" w:before="100" w:line="240"/>
+              <w:ind w:left="100" w:right="100" w:firstLine="0" w:firstLineChars="0"/>
+              <w:rPr>
+                <w:rFonts w:ascii="Arial" w:hAnsi="Arial" w:eastAsia="Arial" w:cs="Arial"/>
+                <w:i w:val="false"/>
+                <w:b w:val="false"/>
+                <w:u w:val="none"/>
+                <w:sz w:val="18"/>
+                <w:szCs w:val="18"/>
+                <w:color w:val="000000"/>
+              </w:rPr>
+            </w:pPr>
+            <w:r>
+              <w:rPr>
+                <w:rFonts w:ascii="Arial" w:hAnsi="Arial" w:eastAsia="Arial" w:cs="Arial"/>
+                <w:i w:val="false"/>
+                <w:b w:val="false"/>
+                <w:u w:val="none"/>
+                <w:sz w:val="18"/>
+                <w:szCs w:val="18"/>
+                <w:color w:val="000000"/>
+              </w:rPr>
+              <w:t xml:space="preserve">3 (12%)</w:t>
             </w:r>
           </w:p>
         </w:tc>
       </w:tr>
       <w:tr>
         <w:trPr>
-          <w:trHeight w:val="575" w:hRule="auto"/>
+          <w:trHeight w:val="580" w:hRule="auto"/>
         </w:trPr>
         body12
         <w:tc>
@@ -5620,319 +5620,319 @@
                 <w:szCs w:val="18"/>
                 <w:color w:val="000000"/>
               </w:rPr>
-              <w:t xml:space="preserve">21</w:t>
-            </w:r>
-          </w:p>
-        </w:tc>
-        <w:tc>
-          <w:tcPr>
-            <w:tcBorders>
-              <w:bottom w:val="none" w:sz="0" w:space="0" w:color="000000"/>
-              <w:top w:val="none" w:sz="0" w:space="0" w:color="000000"/>
-              <w:left w:val="none" w:sz="0" w:space="0" w:color="000000"/>
-              <w:right w:val="none" w:sz="0" w:space="0" w:color="000000"/>
-            </w:tcBorders>
-            <w:shd w:val="clear" w:color="auto" w:fill="FFFFFF"/>
-            <w:tcMar>
-              <w:top w:w="0" w:type="dxa"/>
-              <w:bottom w:w="0" w:type="dxa"/>
-              <w:left w:w="0" w:type="dxa"/>
-              <w:right w:w="0" w:type="dxa"/>
-            </w:tcMar>
-            <w:vAlign w:val="top"/>
-          </w:tcPr>
-          <w:p>
-            <w:pPr>
-              <w:jc w:val="center"/>
-              <w:pBdr>
-                <w:bottom w:val="none" w:sz="0" w:space="0" w:color="000000"/>
-                <w:top w:val="none" w:sz="0" w:space="0" w:color="000000"/>
-                <w:left w:val="none" w:sz="0" w:space="0" w:color="000000"/>
-                <w:right w:val="none" w:sz="0" w:space="0" w:color="000000"/>
-              </w:pBdr>
-              <w:spacing w:after="100" w:before="100" w:line="240"/>
-              <w:ind w:left="100" w:right="100" w:firstLine="0" w:firstLineChars="0"/>
-              <w:rPr>
-                <w:rFonts w:ascii="Arial" w:hAnsi="Arial" w:eastAsia="Arial" w:cs="Arial"/>
-                <w:i w:val="false"/>
-                <w:b w:val="false"/>
-                <w:u w:val="none"/>
-                <w:sz w:val="18"/>
-                <w:szCs w:val="18"/>
-                <w:color w:val="000000"/>
-              </w:rPr>
-            </w:pPr>
-            <w:r>
-              <w:rPr>
-                <w:rFonts w:ascii="Arial" w:hAnsi="Arial" w:eastAsia="Arial" w:cs="Arial"/>
-                <w:i w:val="false"/>
-                <w:b w:val="false"/>
-                <w:u w:val="none"/>
-                <w:sz w:val="18"/>
-                <w:szCs w:val="18"/>
-                <w:color w:val="000000"/>
-              </w:rPr>
-              <w:t xml:space="preserve">3</w:t>
-            </w:r>
-          </w:p>
-        </w:tc>
-        <w:tc>
-          <w:tcPr>
-            <w:tcBorders>
-              <w:bottom w:val="none" w:sz="0" w:space="0" w:color="000000"/>
-              <w:top w:val="none" w:sz="0" w:space="0" w:color="000000"/>
-              <w:left w:val="none" w:sz="0" w:space="0" w:color="000000"/>
-              <w:right w:val="none" w:sz="0" w:space="0" w:color="000000"/>
-            </w:tcBorders>
-            <w:shd w:val="clear" w:color="auto" w:fill="FFFFFF"/>
-            <w:tcMar>
-              <w:top w:w="0" w:type="dxa"/>
-              <w:bottom w:w="0" w:type="dxa"/>
-              <w:left w:w="0" w:type="dxa"/>
-              <w:right w:w="0" w:type="dxa"/>
-            </w:tcMar>
-            <w:vAlign w:val="top"/>
-          </w:tcPr>
-          <w:p>
-            <w:pPr>
-              <w:jc w:val="center"/>
-              <w:pBdr>
-                <w:bottom w:val="none" w:sz="0" w:space="0" w:color="000000"/>
-                <w:top w:val="none" w:sz="0" w:space="0" w:color="000000"/>
-                <w:left w:val="none" w:sz="0" w:space="0" w:color="000000"/>
-                <w:right w:val="none" w:sz="0" w:space="0" w:color="000000"/>
-              </w:pBdr>
-              <w:spacing w:after="100" w:before="100" w:line="240"/>
-              <w:ind w:left="100" w:right="100" w:firstLine="0" w:firstLineChars="0"/>
-              <w:rPr>
-                <w:rFonts w:ascii="Arial" w:hAnsi="Arial" w:eastAsia="Arial" w:cs="Arial"/>
-                <w:i w:val="false"/>
-                <w:b w:val="false"/>
-                <w:u w:val="none"/>
-                <w:sz w:val="18"/>
-                <w:szCs w:val="18"/>
-                <w:color w:val="000000"/>
-              </w:rPr>
-            </w:pPr>
-            <w:r>
-              <w:rPr>
-                <w:rFonts w:ascii="Arial" w:hAnsi="Arial" w:eastAsia="Arial" w:cs="Arial"/>
-                <w:i w:val="false"/>
-                <w:b w:val="false"/>
-                <w:u w:val="none"/>
-                <w:sz w:val="18"/>
-                <w:szCs w:val="18"/>
-                <w:color w:val="000000"/>
-              </w:rPr>
-              <w:t xml:space="preserve">11</w:t>
-            </w:r>
-          </w:p>
-        </w:tc>
-        <w:tc>
-          <w:tcPr>
-            <w:tcBorders>
-              <w:bottom w:val="none" w:sz="0" w:space="0" w:color="000000"/>
-              <w:top w:val="none" w:sz="0" w:space="0" w:color="000000"/>
-              <w:left w:val="none" w:sz="0" w:space="0" w:color="000000"/>
-              <w:right w:val="none" w:sz="0" w:space="0" w:color="000000"/>
-            </w:tcBorders>
-            <w:shd w:val="clear" w:color="auto" w:fill="FFFFFF"/>
-            <w:tcMar>
-              <w:top w:w="0" w:type="dxa"/>
-              <w:bottom w:w="0" w:type="dxa"/>
-              <w:left w:w="0" w:type="dxa"/>
-              <w:right w:w="0" w:type="dxa"/>
-            </w:tcMar>
-            <w:vAlign w:val="top"/>
-          </w:tcPr>
-          <w:p>
-            <w:pPr>
-              <w:jc w:val="center"/>
-              <w:pBdr>
-                <w:bottom w:val="none" w:sz="0" w:space="0" w:color="000000"/>
-                <w:top w:val="none" w:sz="0" w:space="0" w:color="000000"/>
-                <w:left w:val="none" w:sz="0" w:space="0" w:color="000000"/>
-                <w:right w:val="none" w:sz="0" w:space="0" w:color="000000"/>
-              </w:pBdr>
-              <w:spacing w:after="100" w:before="100" w:line="240"/>
-              <w:ind w:left="100" w:right="100" w:firstLine="0" w:firstLineChars="0"/>
-              <w:rPr>
-                <w:rFonts w:ascii="Arial" w:hAnsi="Arial" w:eastAsia="Arial" w:cs="Arial"/>
-                <w:i w:val="false"/>
-                <w:b w:val="false"/>
-                <w:u w:val="none"/>
-                <w:sz w:val="18"/>
-                <w:szCs w:val="18"/>
-                <w:color w:val="000000"/>
-              </w:rPr>
-            </w:pPr>
-            <w:r>
-              <w:rPr>
-                <w:rFonts w:ascii="Arial" w:hAnsi="Arial" w:eastAsia="Arial" w:cs="Arial"/>
-                <w:i w:val="false"/>
-                <w:b w:val="false"/>
-                <w:u w:val="none"/>
-                <w:sz w:val="18"/>
-                <w:szCs w:val="18"/>
-                <w:color w:val="000000"/>
-              </w:rPr>
-              <w:t xml:space="preserve">7</w:t>
-            </w:r>
-          </w:p>
-        </w:tc>
-        <w:tc>
-          <w:tcPr>
-            <w:tcBorders>
-              <w:bottom w:val="none" w:sz="0" w:space="0" w:color="000000"/>
-              <w:top w:val="none" w:sz="0" w:space="0" w:color="000000"/>
-              <w:left w:val="none" w:sz="0" w:space="0" w:color="000000"/>
-              <w:right w:val="none" w:sz="0" w:space="0" w:color="000000"/>
-            </w:tcBorders>
-            <w:shd w:val="clear" w:color="auto" w:fill="FFFFFF"/>
-            <w:tcMar>
-              <w:top w:w="0" w:type="dxa"/>
-              <w:bottom w:w="0" w:type="dxa"/>
-              <w:left w:w="0" w:type="dxa"/>
-              <w:right w:w="0" w:type="dxa"/>
-            </w:tcMar>
-            <w:vAlign w:val="top"/>
-          </w:tcPr>
-          <w:p>
-            <w:pPr>
-              <w:jc w:val="center"/>
-              <w:pBdr>
-                <w:bottom w:val="none" w:sz="0" w:space="0" w:color="000000"/>
-                <w:top w:val="none" w:sz="0" w:space="0" w:color="000000"/>
-                <w:left w:val="none" w:sz="0" w:space="0" w:color="000000"/>
-                <w:right w:val="none" w:sz="0" w:space="0" w:color="000000"/>
-              </w:pBdr>
-              <w:spacing w:after="100" w:before="100" w:line="240"/>
-              <w:ind w:left="100" w:right="100" w:firstLine="0" w:firstLineChars="0"/>
-              <w:rPr>
-                <w:rFonts w:ascii="Arial" w:hAnsi="Arial" w:eastAsia="Arial" w:cs="Arial"/>
-                <w:i w:val="false"/>
-                <w:b w:val="false"/>
-                <w:u w:val="none"/>
-                <w:sz w:val="18"/>
-                <w:szCs w:val="18"/>
-                <w:color w:val="000000"/>
-              </w:rPr>
-            </w:pPr>
-            <w:r>
-              <w:rPr>
-                <w:rFonts w:ascii="Arial" w:hAnsi="Arial" w:eastAsia="Arial" w:cs="Arial"/>
-                <w:i w:val="false"/>
-                <w:b w:val="false"/>
-                <w:u w:val="none"/>
-                <w:sz w:val="18"/>
-                <w:szCs w:val="18"/>
-                <w:color w:val="000000"/>
-              </w:rPr>
-              <w:t xml:space="preserve">7</w:t>
-            </w:r>
-          </w:p>
-        </w:tc>
-        <w:tc>
-          <w:tcPr>
-            <w:tcBorders>
-              <w:bottom w:val="none" w:sz="0" w:space="0" w:color="000000"/>
-              <w:top w:val="none" w:sz="0" w:space="0" w:color="000000"/>
-              <w:left w:val="none" w:sz="0" w:space="0" w:color="000000"/>
-              <w:right w:val="none" w:sz="0" w:space="0" w:color="000000"/>
-            </w:tcBorders>
-            <w:shd w:val="clear" w:color="auto" w:fill="FFFFFF"/>
-            <w:tcMar>
-              <w:top w:w="0" w:type="dxa"/>
-              <w:bottom w:w="0" w:type="dxa"/>
-              <w:left w:w="0" w:type="dxa"/>
-              <w:right w:w="0" w:type="dxa"/>
-            </w:tcMar>
-            <w:vAlign w:val="top"/>
-          </w:tcPr>
-          <w:p>
-            <w:pPr>
-              <w:jc w:val="center"/>
-              <w:pBdr>
-                <w:bottom w:val="none" w:sz="0" w:space="0" w:color="000000"/>
-                <w:top w:val="none" w:sz="0" w:space="0" w:color="000000"/>
-                <w:left w:val="none" w:sz="0" w:space="0" w:color="000000"/>
-                <w:right w:val="none" w:sz="0" w:space="0" w:color="000000"/>
-              </w:pBdr>
-              <w:spacing w:after="100" w:before="100" w:line="240"/>
-              <w:ind w:left="100" w:right="100" w:firstLine="0" w:firstLineChars="0"/>
-              <w:rPr>
-                <w:rFonts w:ascii="Arial" w:hAnsi="Arial" w:eastAsia="Arial" w:cs="Arial"/>
-                <w:i w:val="false"/>
-                <w:b w:val="false"/>
-                <w:u w:val="none"/>
-                <w:sz w:val="18"/>
-                <w:szCs w:val="18"/>
-                <w:color w:val="000000"/>
-              </w:rPr>
-            </w:pPr>
-            <w:r>
-              <w:rPr>
-                <w:rFonts w:ascii="Arial" w:hAnsi="Arial" w:eastAsia="Arial" w:cs="Arial"/>
-                <w:i w:val="false"/>
-                <w:b w:val="false"/>
-                <w:u w:val="none"/>
-                <w:sz w:val="18"/>
-                <w:szCs w:val="18"/>
-                <w:color w:val="000000"/>
-              </w:rPr>
-              <w:t xml:space="preserve">4</w:t>
-            </w:r>
-          </w:p>
-        </w:tc>
-        <w:tc>
-          <w:tcPr>
-            <w:tcBorders>
-              <w:bottom w:val="none" w:sz="0" w:space="0" w:color="000000"/>
-              <w:top w:val="none" w:sz="0" w:space="0" w:color="000000"/>
-              <w:left w:val="none" w:sz="0" w:space="0" w:color="000000"/>
-              <w:right w:val="none" w:sz="0" w:space="0" w:color="000000"/>
-            </w:tcBorders>
-            <w:shd w:val="clear" w:color="auto" w:fill="FFFFFF"/>
-            <w:tcMar>
-              <w:top w:w="0" w:type="dxa"/>
-              <w:bottom w:w="0" w:type="dxa"/>
-              <w:left w:w="0" w:type="dxa"/>
-              <w:right w:w="0" w:type="dxa"/>
-            </w:tcMar>
-            <w:vAlign w:val="top"/>
-          </w:tcPr>
-          <w:p>
-            <w:pPr>
-              <w:jc w:val="center"/>
-              <w:pBdr>
-                <w:bottom w:val="none" w:sz="0" w:space="0" w:color="000000"/>
-                <w:top w:val="none" w:sz="0" w:space="0" w:color="000000"/>
-                <w:left w:val="none" w:sz="0" w:space="0" w:color="000000"/>
-                <w:right w:val="none" w:sz="0" w:space="0" w:color="000000"/>
-              </w:pBdr>
-              <w:spacing w:after="100" w:before="100" w:line="240"/>
-              <w:ind w:left="100" w:right="100" w:firstLine="0" w:firstLineChars="0"/>
-              <w:rPr>
-                <w:rFonts w:ascii="Arial" w:hAnsi="Arial" w:eastAsia="Arial" w:cs="Arial"/>
-                <w:i w:val="false"/>
-                <w:b w:val="false"/>
-                <w:u w:val="none"/>
-                <w:sz w:val="18"/>
-                <w:szCs w:val="18"/>
-                <w:color w:val="000000"/>
-              </w:rPr>
-            </w:pPr>
-            <w:r>
-              <w:rPr>
-                <w:rFonts w:ascii="Arial" w:hAnsi="Arial" w:eastAsia="Arial" w:cs="Arial"/>
-                <w:i w:val="false"/>
-                <w:b w:val="false"/>
-                <w:u w:val="none"/>
-                <w:sz w:val="18"/>
-                <w:szCs w:val="18"/>
-                <w:color w:val="000000"/>
-              </w:rPr>
-              <w:t xml:space="preserve">10</w:t>
+              <w:t xml:space="preserve">21 (37%)</w:t>
+            </w:r>
+          </w:p>
+        </w:tc>
+        <w:tc>
+          <w:tcPr>
+            <w:tcBorders>
+              <w:bottom w:val="none" w:sz="0" w:space="0" w:color="000000"/>
+              <w:top w:val="none" w:sz="0" w:space="0" w:color="000000"/>
+              <w:left w:val="none" w:sz="0" w:space="0" w:color="000000"/>
+              <w:right w:val="none" w:sz="0" w:space="0" w:color="000000"/>
+            </w:tcBorders>
+            <w:shd w:val="clear" w:color="auto" w:fill="FFFFFF"/>
+            <w:tcMar>
+              <w:top w:w="0" w:type="dxa"/>
+              <w:bottom w:w="0" w:type="dxa"/>
+              <w:left w:w="0" w:type="dxa"/>
+              <w:right w:w="0" w:type="dxa"/>
+            </w:tcMar>
+            <w:vAlign w:val="top"/>
+          </w:tcPr>
+          <w:p>
+            <w:pPr>
+              <w:jc w:val="center"/>
+              <w:pBdr>
+                <w:bottom w:val="none" w:sz="0" w:space="0" w:color="000000"/>
+                <w:top w:val="none" w:sz="0" w:space="0" w:color="000000"/>
+                <w:left w:val="none" w:sz="0" w:space="0" w:color="000000"/>
+                <w:right w:val="none" w:sz="0" w:space="0" w:color="000000"/>
+              </w:pBdr>
+              <w:spacing w:after="100" w:before="100" w:line="240"/>
+              <w:ind w:left="100" w:right="100" w:firstLine="0" w:firstLineChars="0"/>
+              <w:rPr>
+                <w:rFonts w:ascii="Arial" w:hAnsi="Arial" w:eastAsia="Arial" w:cs="Arial"/>
+                <w:i w:val="false"/>
+                <w:b w:val="false"/>
+                <w:u w:val="none"/>
+                <w:sz w:val="18"/>
+                <w:szCs w:val="18"/>
+                <w:color w:val="000000"/>
+              </w:rPr>
+            </w:pPr>
+            <w:r>
+              <w:rPr>
+                <w:rFonts w:ascii="Arial" w:hAnsi="Arial" w:eastAsia="Arial" w:cs="Arial"/>
+                <w:i w:val="false"/>
+                <w:b w:val="false"/>
+                <w:u w:val="none"/>
+                <w:sz w:val="18"/>
+                <w:szCs w:val="18"/>
+                <w:color w:val="000000"/>
+              </w:rPr>
+              <w:t xml:space="preserve">3 (75%)</w:t>
+            </w:r>
+          </w:p>
+        </w:tc>
+        <w:tc>
+          <w:tcPr>
+            <w:tcBorders>
+              <w:bottom w:val="none" w:sz="0" w:space="0" w:color="000000"/>
+              <w:top w:val="none" w:sz="0" w:space="0" w:color="000000"/>
+              <w:left w:val="none" w:sz="0" w:space="0" w:color="000000"/>
+              <w:right w:val="none" w:sz="0" w:space="0" w:color="000000"/>
+            </w:tcBorders>
+            <w:shd w:val="clear" w:color="auto" w:fill="FFFFFF"/>
+            <w:tcMar>
+              <w:top w:w="0" w:type="dxa"/>
+              <w:bottom w:w="0" w:type="dxa"/>
+              <w:left w:w="0" w:type="dxa"/>
+              <w:right w:w="0" w:type="dxa"/>
+            </w:tcMar>
+            <w:vAlign w:val="top"/>
+          </w:tcPr>
+          <w:p>
+            <w:pPr>
+              <w:jc w:val="center"/>
+              <w:pBdr>
+                <w:bottom w:val="none" w:sz="0" w:space="0" w:color="000000"/>
+                <w:top w:val="none" w:sz="0" w:space="0" w:color="000000"/>
+                <w:left w:val="none" w:sz="0" w:space="0" w:color="000000"/>
+                <w:right w:val="none" w:sz="0" w:space="0" w:color="000000"/>
+              </w:pBdr>
+              <w:spacing w:after="100" w:before="100" w:line="240"/>
+              <w:ind w:left="100" w:right="100" w:firstLine="0" w:firstLineChars="0"/>
+              <w:rPr>
+                <w:rFonts w:ascii="Arial" w:hAnsi="Arial" w:eastAsia="Arial" w:cs="Arial"/>
+                <w:i w:val="false"/>
+                <w:b w:val="false"/>
+                <w:u w:val="none"/>
+                <w:sz w:val="18"/>
+                <w:szCs w:val="18"/>
+                <w:color w:val="000000"/>
+              </w:rPr>
+            </w:pPr>
+            <w:r>
+              <w:rPr>
+                <w:rFonts w:ascii="Arial" w:hAnsi="Arial" w:eastAsia="Arial" w:cs="Arial"/>
+                <w:i w:val="false"/>
+                <w:b w:val="false"/>
+                <w:u w:val="none"/>
+                <w:sz w:val="18"/>
+                <w:szCs w:val="18"/>
+                <w:color w:val="000000"/>
+              </w:rPr>
+              <w:t xml:space="preserve">11 (25%)</w:t>
+            </w:r>
+          </w:p>
+        </w:tc>
+        <w:tc>
+          <w:tcPr>
+            <w:tcBorders>
+              <w:bottom w:val="none" w:sz="0" w:space="0" w:color="000000"/>
+              <w:top w:val="none" w:sz="0" w:space="0" w:color="000000"/>
+              <w:left w:val="none" w:sz="0" w:space="0" w:color="000000"/>
+              <w:right w:val="none" w:sz="0" w:space="0" w:color="000000"/>
+            </w:tcBorders>
+            <w:shd w:val="clear" w:color="auto" w:fill="FFFFFF"/>
+            <w:tcMar>
+              <w:top w:w="0" w:type="dxa"/>
+              <w:bottom w:w="0" w:type="dxa"/>
+              <w:left w:w="0" w:type="dxa"/>
+              <w:right w:w="0" w:type="dxa"/>
+            </w:tcMar>
+            <w:vAlign w:val="top"/>
+          </w:tcPr>
+          <w:p>
+            <w:pPr>
+              <w:jc w:val="center"/>
+              <w:pBdr>
+                <w:bottom w:val="none" w:sz="0" w:space="0" w:color="000000"/>
+                <w:top w:val="none" w:sz="0" w:space="0" w:color="000000"/>
+                <w:left w:val="none" w:sz="0" w:space="0" w:color="000000"/>
+                <w:right w:val="none" w:sz="0" w:space="0" w:color="000000"/>
+              </w:pBdr>
+              <w:spacing w:after="100" w:before="100" w:line="240"/>
+              <w:ind w:left="100" w:right="100" w:firstLine="0" w:firstLineChars="0"/>
+              <w:rPr>
+                <w:rFonts w:ascii="Arial" w:hAnsi="Arial" w:eastAsia="Arial" w:cs="Arial"/>
+                <w:i w:val="false"/>
+                <w:b w:val="false"/>
+                <w:u w:val="none"/>
+                <w:sz w:val="18"/>
+                <w:szCs w:val="18"/>
+                <w:color w:val="000000"/>
+              </w:rPr>
+            </w:pPr>
+            <w:r>
+              <w:rPr>
+                <w:rFonts w:ascii="Arial" w:hAnsi="Arial" w:eastAsia="Arial" w:cs="Arial"/>
+                <w:i w:val="false"/>
+                <w:b w:val="false"/>
+                <w:u w:val="none"/>
+                <w:sz w:val="18"/>
+                <w:szCs w:val="18"/>
+                <w:color w:val="000000"/>
+              </w:rPr>
+              <w:t xml:space="preserve">7 (78%)</w:t>
+            </w:r>
+          </w:p>
+        </w:tc>
+        <w:tc>
+          <w:tcPr>
+            <w:tcBorders>
+              <w:bottom w:val="none" w:sz="0" w:space="0" w:color="000000"/>
+              <w:top w:val="none" w:sz="0" w:space="0" w:color="000000"/>
+              <w:left w:val="none" w:sz="0" w:space="0" w:color="000000"/>
+              <w:right w:val="none" w:sz="0" w:space="0" w:color="000000"/>
+            </w:tcBorders>
+            <w:shd w:val="clear" w:color="auto" w:fill="FFFFFF"/>
+            <w:tcMar>
+              <w:top w:w="0" w:type="dxa"/>
+              <w:bottom w:w="0" w:type="dxa"/>
+              <w:left w:w="0" w:type="dxa"/>
+              <w:right w:w="0" w:type="dxa"/>
+            </w:tcMar>
+            <w:vAlign w:val="top"/>
+          </w:tcPr>
+          <w:p>
+            <w:pPr>
+              <w:jc w:val="center"/>
+              <w:pBdr>
+                <w:bottom w:val="none" w:sz="0" w:space="0" w:color="000000"/>
+                <w:top w:val="none" w:sz="0" w:space="0" w:color="000000"/>
+                <w:left w:val="none" w:sz="0" w:space="0" w:color="000000"/>
+                <w:right w:val="none" w:sz="0" w:space="0" w:color="000000"/>
+              </w:pBdr>
+              <w:spacing w:after="100" w:before="100" w:line="240"/>
+              <w:ind w:left="100" w:right="100" w:firstLine="0" w:firstLineChars="0"/>
+              <w:rPr>
+                <w:rFonts w:ascii="Arial" w:hAnsi="Arial" w:eastAsia="Arial" w:cs="Arial"/>
+                <w:i w:val="false"/>
+                <w:b w:val="false"/>
+                <w:u w:val="none"/>
+                <w:sz w:val="18"/>
+                <w:szCs w:val="18"/>
+                <w:color w:val="000000"/>
+              </w:rPr>
+            </w:pPr>
+            <w:r>
+              <w:rPr>
+                <w:rFonts w:ascii="Arial" w:hAnsi="Arial" w:eastAsia="Arial" w:cs="Arial"/>
+                <w:i w:val="false"/>
+                <w:b w:val="false"/>
+                <w:u w:val="none"/>
+                <w:sz w:val="18"/>
+                <w:szCs w:val="18"/>
+                <w:color w:val="000000"/>
+              </w:rPr>
+              <w:t xml:space="preserve">7 (50%)</w:t>
+            </w:r>
+          </w:p>
+        </w:tc>
+        <w:tc>
+          <w:tcPr>
+            <w:tcBorders>
+              <w:bottom w:val="none" w:sz="0" w:space="0" w:color="000000"/>
+              <w:top w:val="none" w:sz="0" w:space="0" w:color="000000"/>
+              <w:left w:val="none" w:sz="0" w:space="0" w:color="000000"/>
+              <w:right w:val="none" w:sz="0" w:space="0" w:color="000000"/>
+            </w:tcBorders>
+            <w:shd w:val="clear" w:color="auto" w:fill="FFFFFF"/>
+            <w:tcMar>
+              <w:top w:w="0" w:type="dxa"/>
+              <w:bottom w:w="0" w:type="dxa"/>
+              <w:left w:w="0" w:type="dxa"/>
+              <w:right w:w="0" w:type="dxa"/>
+            </w:tcMar>
+            <w:vAlign w:val="top"/>
+          </w:tcPr>
+          <w:p>
+            <w:pPr>
+              <w:jc w:val="center"/>
+              <w:pBdr>
+                <w:bottom w:val="none" w:sz="0" w:space="0" w:color="000000"/>
+                <w:top w:val="none" w:sz="0" w:space="0" w:color="000000"/>
+                <w:left w:val="none" w:sz="0" w:space="0" w:color="000000"/>
+                <w:right w:val="none" w:sz="0" w:space="0" w:color="000000"/>
+              </w:pBdr>
+              <w:spacing w:after="100" w:before="100" w:line="240"/>
+              <w:ind w:left="100" w:right="100" w:firstLine="0" w:firstLineChars="0"/>
+              <w:rPr>
+                <w:rFonts w:ascii="Arial" w:hAnsi="Arial" w:eastAsia="Arial" w:cs="Arial"/>
+                <w:i w:val="false"/>
+                <w:b w:val="false"/>
+                <w:u w:val="none"/>
+                <w:sz w:val="18"/>
+                <w:szCs w:val="18"/>
+                <w:color w:val="000000"/>
+              </w:rPr>
+            </w:pPr>
+            <w:r>
+              <w:rPr>
+                <w:rFonts w:ascii="Arial" w:hAnsi="Arial" w:eastAsia="Arial" w:cs="Arial"/>
+                <w:i w:val="false"/>
+                <w:b w:val="false"/>
+                <w:u w:val="none"/>
+                <w:sz w:val="18"/>
+                <w:szCs w:val="18"/>
+                <w:color w:val="000000"/>
+              </w:rPr>
+              <w:t xml:space="preserve">4 (22%)</w:t>
+            </w:r>
+          </w:p>
+        </w:tc>
+        <w:tc>
+          <w:tcPr>
+            <w:tcBorders>
+              <w:bottom w:val="none" w:sz="0" w:space="0" w:color="000000"/>
+              <w:top w:val="none" w:sz="0" w:space="0" w:color="000000"/>
+              <w:left w:val="none" w:sz="0" w:space="0" w:color="000000"/>
+              <w:right w:val="none" w:sz="0" w:space="0" w:color="000000"/>
+            </w:tcBorders>
+            <w:shd w:val="clear" w:color="auto" w:fill="FFFFFF"/>
+            <w:tcMar>
+              <w:top w:w="0" w:type="dxa"/>
+              <w:bottom w:w="0" w:type="dxa"/>
+              <w:left w:w="0" w:type="dxa"/>
+              <w:right w:w="0" w:type="dxa"/>
+            </w:tcMar>
+            <w:vAlign w:val="top"/>
+          </w:tcPr>
+          <w:p>
+            <w:pPr>
+              <w:jc w:val="center"/>
+              <w:pBdr>
+                <w:bottom w:val="none" w:sz="0" w:space="0" w:color="000000"/>
+                <w:top w:val="none" w:sz="0" w:space="0" w:color="000000"/>
+                <w:left w:val="none" w:sz="0" w:space="0" w:color="000000"/>
+                <w:right w:val="none" w:sz="0" w:space="0" w:color="000000"/>
+              </w:pBdr>
+              <w:spacing w:after="100" w:before="100" w:line="240"/>
+              <w:ind w:left="100" w:right="100" w:firstLine="0" w:firstLineChars="0"/>
+              <w:rPr>
+                <w:rFonts w:ascii="Arial" w:hAnsi="Arial" w:eastAsia="Arial" w:cs="Arial"/>
+                <w:i w:val="false"/>
+                <w:b w:val="false"/>
+                <w:u w:val="none"/>
+                <w:sz w:val="18"/>
+                <w:szCs w:val="18"/>
+                <w:color w:val="000000"/>
+              </w:rPr>
+            </w:pPr>
+            <w:r>
+              <w:rPr>
+                <w:rFonts w:ascii="Arial" w:hAnsi="Arial" w:eastAsia="Arial" w:cs="Arial"/>
+                <w:i w:val="false"/>
+                <w:b w:val="false"/>
+                <w:u w:val="none"/>
+                <w:sz w:val="18"/>
+                <w:szCs w:val="18"/>
+                <w:color w:val="000000"/>
+              </w:rPr>
+              <w:t xml:space="preserve">10 (40%)</w:t>
             </w:r>
           </w:p>
         </w:tc>
@@ -6464,7 +6464,7 @@
                 <w:szCs w:val="18"/>
                 <w:color w:val="000000"/>
               </w:rPr>
-              <w:t xml:space="preserve">2 (14%)</w:t>
+              <w:t xml:space="preserve">2 (3.5%)</w:t>
             </w:r>
           </w:p>
         </w:tc>
@@ -6568,7 +6568,7 @@
                 <w:szCs w:val="18"/>
                 <w:color w:val="000000"/>
               </w:rPr>
-              <w:t xml:space="preserve">2 (14%)</w:t>
+              <w:t xml:space="preserve">2 (4.5%)</w:t>
             </w:r>
           </w:p>
         </w:tc>
@@ -6672,7 +6672,7 @@
                 <w:szCs w:val="18"/>
                 <w:color w:val="000000"/>
               </w:rPr>
-              <w:t xml:space="preserve">1 (25%)</w:t>
+              <w:t xml:space="preserve">1 (7.1%)</w:t>
             </w:r>
           </w:p>
         </w:tc>
@@ -6776,7 +6776,7 @@
                 <w:szCs w:val="18"/>
                 <w:color w:val="000000"/>
               </w:rPr>
-              <w:t xml:space="preserve">1 (25%)</w:t>
+              <w:t xml:space="preserve">1 (4.0%)</w:t>
             </w:r>
           </w:p>
         </w:tc>
@@ -6886,7 +6886,7 @@
                 <w:szCs w:val="18"/>
                 <w:color w:val="000000"/>
               </w:rPr>
-              <w:t xml:space="preserve">3 (21%)</w:t>
+              <w:t xml:space="preserve">3 (5.3%)</w:t>
             </w:r>
           </w:p>
         </w:tc>
@@ -6990,7 +6990,7 @@
                 <w:szCs w:val="18"/>
                 <w:color w:val="000000"/>
               </w:rPr>
-              <w:t xml:space="preserve">3 (21%)</w:t>
+              <w:t xml:space="preserve">3 (6.8%)</w:t>
             </w:r>
           </w:p>
         </w:tc>
@@ -7146,7 +7146,7 @@
                 <w:szCs w:val="18"/>
                 <w:color w:val="000000"/>
               </w:rPr>
-              <w:t xml:space="preserve">3 (50%)</w:t>
+              <w:t xml:space="preserve">3 (17%)</w:t>
             </w:r>
           </w:p>
         </w:tc>
@@ -7308,7 +7308,7 @@
                 <w:szCs w:val="18"/>
                 <w:color w:val="000000"/>
               </w:rPr>
-              <w:t xml:space="preserve">9 (64%)</w:t>
+              <w:t xml:space="preserve">9 (16%)</w:t>
             </w:r>
           </w:p>
         </w:tc>
@@ -7412,7 +7412,7 @@
                 <w:szCs w:val="18"/>
                 <w:color w:val="000000"/>
               </w:rPr>
-              <w:t xml:space="preserve">9 (64%)</w:t>
+              <w:t xml:space="preserve">9 (20%)</w:t>
             </w:r>
           </w:p>
         </w:tc>
@@ -7516,118 +7516,118 @@
                 <w:szCs w:val="18"/>
                 <w:color w:val="000000"/>
               </w:rPr>
-              <w:t xml:space="preserve">3 (75%)</w:t>
-            </w:r>
-          </w:p>
-        </w:tc>
-        <w:tc>
-          <w:tcPr>
-            <w:tcBorders>
-              <w:bottom w:val="none" w:sz="0" w:space="0" w:color="000000"/>
-              <w:top w:val="none" w:sz="0" w:space="0" w:color="000000"/>
-              <w:left w:val="none" w:sz="0" w:space="0" w:color="000000"/>
-              <w:right w:val="none" w:sz="0" w:space="0" w:color="000000"/>
-            </w:tcBorders>
-            <w:shd w:val="clear" w:color="auto" w:fill="FFFFFF"/>
-            <w:tcMar>
-              <w:top w:w="0" w:type="dxa"/>
-              <w:bottom w:w="0" w:type="dxa"/>
-              <w:left w:w="0" w:type="dxa"/>
-              <w:right w:w="0" w:type="dxa"/>
-            </w:tcMar>
-            <w:vAlign w:val="top"/>
-          </w:tcPr>
-          <w:p>
-            <w:pPr>
-              <w:jc w:val="center"/>
-              <w:pBdr>
-                <w:bottom w:val="none" w:sz="0" w:space="0" w:color="000000"/>
-                <w:top w:val="none" w:sz="0" w:space="0" w:color="000000"/>
-                <w:left w:val="none" w:sz="0" w:space="0" w:color="000000"/>
-                <w:right w:val="none" w:sz="0" w:space="0" w:color="000000"/>
-              </w:pBdr>
-              <w:spacing w:after="100" w:before="100" w:line="240"/>
-              <w:ind w:left="100" w:right="100" w:firstLine="0" w:firstLineChars="0"/>
-              <w:rPr>
-                <w:rFonts w:ascii="Arial" w:hAnsi="Arial" w:eastAsia="Arial" w:cs="Arial"/>
-                <w:i w:val="false"/>
-                <w:b w:val="false"/>
-                <w:u w:val="none"/>
-                <w:sz w:val="18"/>
-                <w:szCs w:val="18"/>
-                <w:color w:val="000000"/>
-              </w:rPr>
-            </w:pPr>
-            <w:r>
-              <w:rPr>
-                <w:rFonts w:ascii="Arial" w:hAnsi="Arial" w:eastAsia="Arial" w:cs="Arial"/>
-                <w:i w:val="false"/>
-                <w:b w:val="false"/>
-                <w:u w:val="none"/>
-                <w:sz w:val="18"/>
-                <w:szCs w:val="18"/>
-                <w:color w:val="000000"/>
-              </w:rPr>
-              <w:t xml:space="preserve">3 (50%)</w:t>
-            </w:r>
-          </w:p>
-        </w:tc>
-        <w:tc>
-          <w:tcPr>
-            <w:tcBorders>
-              <w:bottom w:val="none" w:sz="0" w:space="0" w:color="000000"/>
-              <w:top w:val="none" w:sz="0" w:space="0" w:color="000000"/>
-              <w:left w:val="none" w:sz="0" w:space="0" w:color="000000"/>
-              <w:right w:val="none" w:sz="0" w:space="0" w:color="000000"/>
-            </w:tcBorders>
-            <w:shd w:val="clear" w:color="auto" w:fill="FFFFFF"/>
-            <w:tcMar>
-              <w:top w:w="0" w:type="dxa"/>
-              <w:bottom w:w="0" w:type="dxa"/>
-              <w:left w:w="0" w:type="dxa"/>
-              <w:right w:w="0" w:type="dxa"/>
-            </w:tcMar>
-            <w:vAlign w:val="top"/>
-          </w:tcPr>
-          <w:p>
-            <w:pPr>
-              <w:jc w:val="center"/>
-              <w:pBdr>
-                <w:bottom w:val="none" w:sz="0" w:space="0" w:color="000000"/>
-                <w:top w:val="none" w:sz="0" w:space="0" w:color="000000"/>
-                <w:left w:val="none" w:sz="0" w:space="0" w:color="000000"/>
-                <w:right w:val="none" w:sz="0" w:space="0" w:color="000000"/>
-              </w:pBdr>
-              <w:spacing w:after="100" w:before="100" w:line="240"/>
-              <w:ind w:left="100" w:right="100" w:firstLine="0" w:firstLineChars="0"/>
-              <w:rPr>
-                <w:rFonts w:ascii="Arial" w:hAnsi="Arial" w:eastAsia="Arial" w:cs="Arial"/>
-                <w:i w:val="false"/>
-                <w:b w:val="false"/>
-                <w:u w:val="none"/>
-                <w:sz w:val="18"/>
-                <w:szCs w:val="18"/>
-                <w:color w:val="000000"/>
-              </w:rPr>
-            </w:pPr>
-            <w:r>
-              <w:rPr>
-                <w:rFonts w:ascii="Arial" w:hAnsi="Arial" w:eastAsia="Arial" w:cs="Arial"/>
-                <w:i w:val="false"/>
-                <w:b w:val="false"/>
-                <w:u w:val="none"/>
-                <w:sz w:val="18"/>
-                <w:szCs w:val="18"/>
-                <w:color w:val="000000"/>
-              </w:rPr>
-              <w:t xml:space="preserve">3 (75%)</w:t>
+              <w:t xml:space="preserve">3 (21%)</w:t>
+            </w:r>
+          </w:p>
+        </w:tc>
+        <w:tc>
+          <w:tcPr>
+            <w:tcBorders>
+              <w:bottom w:val="none" w:sz="0" w:space="0" w:color="000000"/>
+              <w:top w:val="none" w:sz="0" w:space="0" w:color="000000"/>
+              <w:left w:val="none" w:sz="0" w:space="0" w:color="000000"/>
+              <w:right w:val="none" w:sz="0" w:space="0" w:color="000000"/>
+            </w:tcBorders>
+            <w:shd w:val="clear" w:color="auto" w:fill="FFFFFF"/>
+            <w:tcMar>
+              <w:top w:w="0" w:type="dxa"/>
+              <w:bottom w:w="0" w:type="dxa"/>
+              <w:left w:w="0" w:type="dxa"/>
+              <w:right w:w="0" w:type="dxa"/>
+            </w:tcMar>
+            <w:vAlign w:val="top"/>
+          </w:tcPr>
+          <w:p>
+            <w:pPr>
+              <w:jc w:val="center"/>
+              <w:pBdr>
+                <w:bottom w:val="none" w:sz="0" w:space="0" w:color="000000"/>
+                <w:top w:val="none" w:sz="0" w:space="0" w:color="000000"/>
+                <w:left w:val="none" w:sz="0" w:space="0" w:color="000000"/>
+                <w:right w:val="none" w:sz="0" w:space="0" w:color="000000"/>
+              </w:pBdr>
+              <w:spacing w:after="100" w:before="100" w:line="240"/>
+              <w:ind w:left="100" w:right="100" w:firstLine="0" w:firstLineChars="0"/>
+              <w:rPr>
+                <w:rFonts w:ascii="Arial" w:hAnsi="Arial" w:eastAsia="Arial" w:cs="Arial"/>
+                <w:i w:val="false"/>
+                <w:b w:val="false"/>
+                <w:u w:val="none"/>
+                <w:sz w:val="18"/>
+                <w:szCs w:val="18"/>
+                <w:color w:val="000000"/>
+              </w:rPr>
+            </w:pPr>
+            <w:r>
+              <w:rPr>
+                <w:rFonts w:ascii="Arial" w:hAnsi="Arial" w:eastAsia="Arial" w:cs="Arial"/>
+                <w:i w:val="false"/>
+                <w:b w:val="false"/>
+                <w:u w:val="none"/>
+                <w:sz w:val="18"/>
+                <w:szCs w:val="18"/>
+                <w:color w:val="000000"/>
+              </w:rPr>
+              <w:t xml:space="preserve">3 (17%)</w:t>
+            </w:r>
+          </w:p>
+        </w:tc>
+        <w:tc>
+          <w:tcPr>
+            <w:tcBorders>
+              <w:bottom w:val="none" w:sz="0" w:space="0" w:color="000000"/>
+              <w:top w:val="none" w:sz="0" w:space="0" w:color="000000"/>
+              <w:left w:val="none" w:sz="0" w:space="0" w:color="000000"/>
+              <w:right w:val="none" w:sz="0" w:space="0" w:color="000000"/>
+            </w:tcBorders>
+            <w:shd w:val="clear" w:color="auto" w:fill="FFFFFF"/>
+            <w:tcMar>
+              <w:top w:w="0" w:type="dxa"/>
+              <w:bottom w:w="0" w:type="dxa"/>
+              <w:left w:w="0" w:type="dxa"/>
+              <w:right w:w="0" w:type="dxa"/>
+            </w:tcMar>
+            <w:vAlign w:val="top"/>
+          </w:tcPr>
+          <w:p>
+            <w:pPr>
+              <w:jc w:val="center"/>
+              <w:pBdr>
+                <w:bottom w:val="none" w:sz="0" w:space="0" w:color="000000"/>
+                <w:top w:val="none" w:sz="0" w:space="0" w:color="000000"/>
+                <w:left w:val="none" w:sz="0" w:space="0" w:color="000000"/>
+                <w:right w:val="none" w:sz="0" w:space="0" w:color="000000"/>
+              </w:pBdr>
+              <w:spacing w:after="100" w:before="100" w:line="240"/>
+              <w:ind w:left="100" w:right="100" w:firstLine="0" w:firstLineChars="0"/>
+              <w:rPr>
+                <w:rFonts w:ascii="Arial" w:hAnsi="Arial" w:eastAsia="Arial" w:cs="Arial"/>
+                <w:i w:val="false"/>
+                <w:b w:val="false"/>
+                <w:u w:val="none"/>
+                <w:sz w:val="18"/>
+                <w:szCs w:val="18"/>
+                <w:color w:val="000000"/>
+              </w:rPr>
+            </w:pPr>
+            <w:r>
+              <w:rPr>
+                <w:rFonts w:ascii="Arial" w:hAnsi="Arial" w:eastAsia="Arial" w:cs="Arial"/>
+                <w:i w:val="false"/>
+                <w:b w:val="false"/>
+                <w:u w:val="none"/>
+                <w:sz w:val="18"/>
+                <w:szCs w:val="18"/>
+                <w:color w:val="000000"/>
+              </w:rPr>
+              <w:t xml:space="preserve">3 (12%)</w:t>
             </w:r>
           </w:p>
         </w:tc>
       </w:tr>
       <w:tr>
         <w:trPr>
-          <w:trHeight w:val="575" w:hRule="auto"/>
+          <w:trHeight w:val="580" w:hRule="auto"/>
         </w:trPr>
         body17
         <w:tc>
@@ -7730,319 +7730,319 @@
                 <w:szCs w:val="18"/>
                 <w:color w:val="000000"/>
               </w:rPr>
-              <w:t xml:space="preserve">43</w:t>
-            </w:r>
-          </w:p>
-        </w:tc>
-        <w:tc>
-          <w:tcPr>
-            <w:tcBorders>
-              <w:bottom w:val="none" w:sz="0" w:space="0" w:color="000000"/>
-              <w:top w:val="none" w:sz="0" w:space="0" w:color="000000"/>
-              <w:left w:val="none" w:sz="0" w:space="0" w:color="000000"/>
-              <w:right w:val="none" w:sz="0" w:space="0" w:color="000000"/>
-            </w:tcBorders>
-            <w:shd w:val="clear" w:color="auto" w:fill="FFFFFF"/>
-            <w:tcMar>
-              <w:top w:w="0" w:type="dxa"/>
-              <w:bottom w:w="0" w:type="dxa"/>
-              <w:left w:w="0" w:type="dxa"/>
-              <w:right w:w="0" w:type="dxa"/>
-            </w:tcMar>
-            <w:vAlign w:val="top"/>
-          </w:tcPr>
-          <w:p>
-            <w:pPr>
-              <w:jc w:val="center"/>
-              <w:pBdr>
-                <w:bottom w:val="none" w:sz="0" w:space="0" w:color="000000"/>
-                <w:top w:val="none" w:sz="0" w:space="0" w:color="000000"/>
-                <w:left w:val="none" w:sz="0" w:space="0" w:color="000000"/>
-                <w:right w:val="none" w:sz="0" w:space="0" w:color="000000"/>
-              </w:pBdr>
-              <w:spacing w:after="100" w:before="100" w:line="240"/>
-              <w:ind w:left="100" w:right="100" w:firstLine="0" w:firstLineChars="0"/>
-              <w:rPr>
-                <w:rFonts w:ascii="Arial" w:hAnsi="Arial" w:eastAsia="Arial" w:cs="Arial"/>
-                <w:i w:val="false"/>
-                <w:b w:val="false"/>
-                <w:u w:val="none"/>
-                <w:sz w:val="18"/>
-                <w:szCs w:val="18"/>
-                <w:color w:val="000000"/>
-              </w:rPr>
-            </w:pPr>
-            <w:r>
-              <w:rPr>
-                <w:rFonts w:ascii="Arial" w:hAnsi="Arial" w:eastAsia="Arial" w:cs="Arial"/>
-                <w:i w:val="false"/>
-                <w:b w:val="false"/>
-                <w:u w:val="none"/>
-                <w:sz w:val="18"/>
-                <w:szCs w:val="18"/>
-                <w:color w:val="000000"/>
-              </w:rPr>
-              <w:t xml:space="preserve">4</w:t>
-            </w:r>
-          </w:p>
-        </w:tc>
-        <w:tc>
-          <w:tcPr>
-            <w:tcBorders>
-              <w:bottom w:val="none" w:sz="0" w:space="0" w:color="000000"/>
-              <w:top w:val="none" w:sz="0" w:space="0" w:color="000000"/>
-              <w:left w:val="none" w:sz="0" w:space="0" w:color="000000"/>
-              <w:right w:val="none" w:sz="0" w:space="0" w:color="000000"/>
-            </w:tcBorders>
-            <w:shd w:val="clear" w:color="auto" w:fill="FFFFFF"/>
-            <w:tcMar>
-              <w:top w:w="0" w:type="dxa"/>
-              <w:bottom w:w="0" w:type="dxa"/>
-              <w:left w:w="0" w:type="dxa"/>
-              <w:right w:w="0" w:type="dxa"/>
-            </w:tcMar>
-            <w:vAlign w:val="top"/>
-          </w:tcPr>
-          <w:p>
-            <w:pPr>
-              <w:jc w:val="center"/>
-              <w:pBdr>
-                <w:bottom w:val="none" w:sz="0" w:space="0" w:color="000000"/>
-                <w:top w:val="none" w:sz="0" w:space="0" w:color="000000"/>
-                <w:left w:val="none" w:sz="0" w:space="0" w:color="000000"/>
-                <w:right w:val="none" w:sz="0" w:space="0" w:color="000000"/>
-              </w:pBdr>
-              <w:spacing w:after="100" w:before="100" w:line="240"/>
-              <w:ind w:left="100" w:right="100" w:firstLine="0" w:firstLineChars="0"/>
-              <w:rPr>
-                <w:rFonts w:ascii="Arial" w:hAnsi="Arial" w:eastAsia="Arial" w:cs="Arial"/>
-                <w:i w:val="false"/>
-                <w:b w:val="false"/>
-                <w:u w:val="none"/>
-                <w:sz w:val="18"/>
-                <w:szCs w:val="18"/>
-                <w:color w:val="000000"/>
-              </w:rPr>
-            </w:pPr>
-            <w:r>
-              <w:rPr>
-                <w:rFonts w:ascii="Arial" w:hAnsi="Arial" w:eastAsia="Arial" w:cs="Arial"/>
-                <w:i w:val="false"/>
-                <w:b w:val="false"/>
-                <w:u w:val="none"/>
-                <w:sz w:val="18"/>
-                <w:szCs w:val="18"/>
-                <w:color w:val="000000"/>
-              </w:rPr>
-              <w:t xml:space="preserve">30</w:t>
-            </w:r>
-          </w:p>
-        </w:tc>
-        <w:tc>
-          <w:tcPr>
-            <w:tcBorders>
-              <w:bottom w:val="none" w:sz="0" w:space="0" w:color="000000"/>
-              <w:top w:val="none" w:sz="0" w:space="0" w:color="000000"/>
-              <w:left w:val="none" w:sz="0" w:space="0" w:color="000000"/>
-              <w:right w:val="none" w:sz="0" w:space="0" w:color="000000"/>
-            </w:tcBorders>
-            <w:shd w:val="clear" w:color="auto" w:fill="FFFFFF"/>
-            <w:tcMar>
-              <w:top w:w="0" w:type="dxa"/>
-              <w:bottom w:w="0" w:type="dxa"/>
-              <w:left w:w="0" w:type="dxa"/>
-              <w:right w:w="0" w:type="dxa"/>
-            </w:tcMar>
-            <w:vAlign w:val="top"/>
-          </w:tcPr>
-          <w:p>
-            <w:pPr>
-              <w:jc w:val="center"/>
-              <w:pBdr>
-                <w:bottom w:val="none" w:sz="0" w:space="0" w:color="000000"/>
-                <w:top w:val="none" w:sz="0" w:space="0" w:color="000000"/>
-                <w:left w:val="none" w:sz="0" w:space="0" w:color="000000"/>
-                <w:right w:val="none" w:sz="0" w:space="0" w:color="000000"/>
-              </w:pBdr>
-              <w:spacing w:after="100" w:before="100" w:line="240"/>
-              <w:ind w:left="100" w:right="100" w:firstLine="0" w:firstLineChars="0"/>
-              <w:rPr>
-                <w:rFonts w:ascii="Arial" w:hAnsi="Arial" w:eastAsia="Arial" w:cs="Arial"/>
-                <w:i w:val="false"/>
-                <w:b w:val="false"/>
-                <w:u w:val="none"/>
-                <w:sz w:val="18"/>
-                <w:szCs w:val="18"/>
-                <w:color w:val="000000"/>
-              </w:rPr>
-            </w:pPr>
-            <w:r>
-              <w:rPr>
-                <w:rFonts w:ascii="Arial" w:hAnsi="Arial" w:eastAsia="Arial" w:cs="Arial"/>
-                <w:i w:val="false"/>
-                <w:b w:val="false"/>
-                <w:u w:val="none"/>
-                <w:sz w:val="18"/>
-                <w:szCs w:val="18"/>
-                <w:color w:val="000000"/>
-              </w:rPr>
-              <w:t xml:space="preserve">9</w:t>
-            </w:r>
-          </w:p>
-        </w:tc>
-        <w:tc>
-          <w:tcPr>
-            <w:tcBorders>
-              <w:bottom w:val="none" w:sz="0" w:space="0" w:color="000000"/>
-              <w:top w:val="none" w:sz="0" w:space="0" w:color="000000"/>
-              <w:left w:val="none" w:sz="0" w:space="0" w:color="000000"/>
-              <w:right w:val="none" w:sz="0" w:space="0" w:color="000000"/>
-            </w:tcBorders>
-            <w:shd w:val="clear" w:color="auto" w:fill="FFFFFF"/>
-            <w:tcMar>
-              <w:top w:w="0" w:type="dxa"/>
-              <w:bottom w:w="0" w:type="dxa"/>
-              <w:left w:w="0" w:type="dxa"/>
-              <w:right w:w="0" w:type="dxa"/>
-            </w:tcMar>
-            <w:vAlign w:val="top"/>
-          </w:tcPr>
-          <w:p>
-            <w:pPr>
-              <w:jc w:val="center"/>
-              <w:pBdr>
-                <w:bottom w:val="none" w:sz="0" w:space="0" w:color="000000"/>
-                <w:top w:val="none" w:sz="0" w:space="0" w:color="000000"/>
-                <w:left w:val="none" w:sz="0" w:space="0" w:color="000000"/>
-                <w:right w:val="none" w:sz="0" w:space="0" w:color="000000"/>
-              </w:pBdr>
-              <w:spacing w:after="100" w:before="100" w:line="240"/>
-              <w:ind w:left="100" w:right="100" w:firstLine="0" w:firstLineChars="0"/>
-              <w:rPr>
-                <w:rFonts w:ascii="Arial" w:hAnsi="Arial" w:eastAsia="Arial" w:cs="Arial"/>
-                <w:i w:val="false"/>
-                <w:b w:val="false"/>
-                <w:u w:val="none"/>
-                <w:sz w:val="18"/>
-                <w:szCs w:val="18"/>
-                <w:color w:val="000000"/>
-              </w:rPr>
-            </w:pPr>
-            <w:r>
-              <w:rPr>
-                <w:rFonts w:ascii="Arial" w:hAnsi="Arial" w:eastAsia="Arial" w:cs="Arial"/>
-                <w:i w:val="false"/>
-                <w:b w:val="false"/>
-                <w:u w:val="none"/>
-                <w:sz w:val="18"/>
-                <w:szCs w:val="18"/>
-                <w:color w:val="000000"/>
-              </w:rPr>
-              <w:t xml:space="preserve">10</w:t>
-            </w:r>
-          </w:p>
-        </w:tc>
-        <w:tc>
-          <w:tcPr>
-            <w:tcBorders>
-              <w:bottom w:val="none" w:sz="0" w:space="0" w:color="000000"/>
-              <w:top w:val="none" w:sz="0" w:space="0" w:color="000000"/>
-              <w:left w:val="none" w:sz="0" w:space="0" w:color="000000"/>
-              <w:right w:val="none" w:sz="0" w:space="0" w:color="000000"/>
-            </w:tcBorders>
-            <w:shd w:val="clear" w:color="auto" w:fill="FFFFFF"/>
-            <w:tcMar>
-              <w:top w:w="0" w:type="dxa"/>
-              <w:bottom w:w="0" w:type="dxa"/>
-              <w:left w:w="0" w:type="dxa"/>
-              <w:right w:w="0" w:type="dxa"/>
-            </w:tcMar>
-            <w:vAlign w:val="top"/>
-          </w:tcPr>
-          <w:p>
-            <w:pPr>
-              <w:jc w:val="center"/>
-              <w:pBdr>
-                <w:bottom w:val="none" w:sz="0" w:space="0" w:color="000000"/>
-                <w:top w:val="none" w:sz="0" w:space="0" w:color="000000"/>
-                <w:left w:val="none" w:sz="0" w:space="0" w:color="000000"/>
-                <w:right w:val="none" w:sz="0" w:space="0" w:color="000000"/>
-              </w:pBdr>
-              <w:spacing w:after="100" w:before="100" w:line="240"/>
-              <w:ind w:left="100" w:right="100" w:firstLine="0" w:firstLineChars="0"/>
-              <w:rPr>
-                <w:rFonts w:ascii="Arial" w:hAnsi="Arial" w:eastAsia="Arial" w:cs="Arial"/>
-                <w:i w:val="false"/>
-                <w:b w:val="false"/>
-                <w:u w:val="none"/>
-                <w:sz w:val="18"/>
-                <w:szCs w:val="18"/>
-                <w:color w:val="000000"/>
-              </w:rPr>
-            </w:pPr>
-            <w:r>
-              <w:rPr>
-                <w:rFonts w:ascii="Arial" w:hAnsi="Arial" w:eastAsia="Arial" w:cs="Arial"/>
-                <w:i w:val="false"/>
-                <w:b w:val="false"/>
-                <w:u w:val="none"/>
-                <w:sz w:val="18"/>
-                <w:szCs w:val="18"/>
-                <w:color w:val="000000"/>
-              </w:rPr>
-              <w:t xml:space="preserve">12</w:t>
-            </w:r>
-          </w:p>
-        </w:tc>
-        <w:tc>
-          <w:tcPr>
-            <w:tcBorders>
-              <w:bottom w:val="none" w:sz="0" w:space="0" w:color="000000"/>
-              <w:top w:val="none" w:sz="0" w:space="0" w:color="000000"/>
-              <w:left w:val="none" w:sz="0" w:space="0" w:color="000000"/>
-              <w:right w:val="none" w:sz="0" w:space="0" w:color="000000"/>
-            </w:tcBorders>
-            <w:shd w:val="clear" w:color="auto" w:fill="FFFFFF"/>
-            <w:tcMar>
-              <w:top w:w="0" w:type="dxa"/>
-              <w:bottom w:w="0" w:type="dxa"/>
-              <w:left w:w="0" w:type="dxa"/>
-              <w:right w:w="0" w:type="dxa"/>
-            </w:tcMar>
-            <w:vAlign w:val="top"/>
-          </w:tcPr>
-          <w:p>
-            <w:pPr>
-              <w:jc w:val="center"/>
-              <w:pBdr>
-                <w:bottom w:val="none" w:sz="0" w:space="0" w:color="000000"/>
-                <w:top w:val="none" w:sz="0" w:space="0" w:color="000000"/>
-                <w:left w:val="none" w:sz="0" w:space="0" w:color="000000"/>
-                <w:right w:val="none" w:sz="0" w:space="0" w:color="000000"/>
-              </w:pBdr>
-              <w:spacing w:after="100" w:before="100" w:line="240"/>
-              <w:ind w:left="100" w:right="100" w:firstLine="0" w:firstLineChars="0"/>
-              <w:rPr>
-                <w:rFonts w:ascii="Arial" w:hAnsi="Arial" w:eastAsia="Arial" w:cs="Arial"/>
-                <w:i w:val="false"/>
-                <w:b w:val="false"/>
-                <w:u w:val="none"/>
-                <w:sz w:val="18"/>
-                <w:szCs w:val="18"/>
-                <w:color w:val="000000"/>
-              </w:rPr>
-            </w:pPr>
-            <w:r>
-              <w:rPr>
-                <w:rFonts w:ascii="Arial" w:hAnsi="Arial" w:eastAsia="Arial" w:cs="Arial"/>
-                <w:i w:val="false"/>
-                <w:b w:val="false"/>
-                <w:u w:val="none"/>
-                <w:sz w:val="18"/>
-                <w:szCs w:val="18"/>
-                <w:color w:val="000000"/>
-              </w:rPr>
-              <w:t xml:space="preserve">21</w:t>
+              <w:t xml:space="preserve">43 (75%)</w:t>
+            </w:r>
+          </w:p>
+        </w:tc>
+        <w:tc>
+          <w:tcPr>
+            <w:tcBorders>
+              <w:bottom w:val="none" w:sz="0" w:space="0" w:color="000000"/>
+              <w:top w:val="none" w:sz="0" w:space="0" w:color="000000"/>
+              <w:left w:val="none" w:sz="0" w:space="0" w:color="000000"/>
+              <w:right w:val="none" w:sz="0" w:space="0" w:color="000000"/>
+            </w:tcBorders>
+            <w:shd w:val="clear" w:color="auto" w:fill="FFFFFF"/>
+            <w:tcMar>
+              <w:top w:w="0" w:type="dxa"/>
+              <w:bottom w:w="0" w:type="dxa"/>
+              <w:left w:w="0" w:type="dxa"/>
+              <w:right w:w="0" w:type="dxa"/>
+            </w:tcMar>
+            <w:vAlign w:val="top"/>
+          </w:tcPr>
+          <w:p>
+            <w:pPr>
+              <w:jc w:val="center"/>
+              <w:pBdr>
+                <w:bottom w:val="none" w:sz="0" w:space="0" w:color="000000"/>
+                <w:top w:val="none" w:sz="0" w:space="0" w:color="000000"/>
+                <w:left w:val="none" w:sz="0" w:space="0" w:color="000000"/>
+                <w:right w:val="none" w:sz="0" w:space="0" w:color="000000"/>
+              </w:pBdr>
+              <w:spacing w:after="100" w:before="100" w:line="240"/>
+              <w:ind w:left="100" w:right="100" w:firstLine="0" w:firstLineChars="0"/>
+              <w:rPr>
+                <w:rFonts w:ascii="Arial" w:hAnsi="Arial" w:eastAsia="Arial" w:cs="Arial"/>
+                <w:i w:val="false"/>
+                <w:b w:val="false"/>
+                <w:u w:val="none"/>
+                <w:sz w:val="18"/>
+                <w:szCs w:val="18"/>
+                <w:color w:val="000000"/>
+              </w:rPr>
+            </w:pPr>
+            <w:r>
+              <w:rPr>
+                <w:rFonts w:ascii="Arial" w:hAnsi="Arial" w:eastAsia="Arial" w:cs="Arial"/>
+                <w:i w:val="false"/>
+                <w:b w:val="false"/>
+                <w:u w:val="none"/>
+                <w:sz w:val="18"/>
+                <w:szCs w:val="18"/>
+                <w:color w:val="000000"/>
+              </w:rPr>
+              <w:t xml:space="preserve">4 (100%)</w:t>
+            </w:r>
+          </w:p>
+        </w:tc>
+        <w:tc>
+          <w:tcPr>
+            <w:tcBorders>
+              <w:bottom w:val="none" w:sz="0" w:space="0" w:color="000000"/>
+              <w:top w:val="none" w:sz="0" w:space="0" w:color="000000"/>
+              <w:left w:val="none" w:sz="0" w:space="0" w:color="000000"/>
+              <w:right w:val="none" w:sz="0" w:space="0" w:color="000000"/>
+            </w:tcBorders>
+            <w:shd w:val="clear" w:color="auto" w:fill="FFFFFF"/>
+            <w:tcMar>
+              <w:top w:w="0" w:type="dxa"/>
+              <w:bottom w:w="0" w:type="dxa"/>
+              <w:left w:w="0" w:type="dxa"/>
+              <w:right w:w="0" w:type="dxa"/>
+            </w:tcMar>
+            <w:vAlign w:val="top"/>
+          </w:tcPr>
+          <w:p>
+            <w:pPr>
+              <w:jc w:val="center"/>
+              <w:pBdr>
+                <w:bottom w:val="none" w:sz="0" w:space="0" w:color="000000"/>
+                <w:top w:val="none" w:sz="0" w:space="0" w:color="000000"/>
+                <w:left w:val="none" w:sz="0" w:space="0" w:color="000000"/>
+                <w:right w:val="none" w:sz="0" w:space="0" w:color="000000"/>
+              </w:pBdr>
+              <w:spacing w:after="100" w:before="100" w:line="240"/>
+              <w:ind w:left="100" w:right="100" w:firstLine="0" w:firstLineChars="0"/>
+              <w:rPr>
+                <w:rFonts w:ascii="Arial" w:hAnsi="Arial" w:eastAsia="Arial" w:cs="Arial"/>
+                <w:i w:val="false"/>
+                <w:b w:val="false"/>
+                <w:u w:val="none"/>
+                <w:sz w:val="18"/>
+                <w:szCs w:val="18"/>
+                <w:color w:val="000000"/>
+              </w:rPr>
+            </w:pPr>
+            <w:r>
+              <w:rPr>
+                <w:rFonts w:ascii="Arial" w:hAnsi="Arial" w:eastAsia="Arial" w:cs="Arial"/>
+                <w:i w:val="false"/>
+                <w:b w:val="false"/>
+                <w:u w:val="none"/>
+                <w:sz w:val="18"/>
+                <w:szCs w:val="18"/>
+                <w:color w:val="000000"/>
+              </w:rPr>
+              <w:t xml:space="preserve">30 (68%)</w:t>
+            </w:r>
+          </w:p>
+        </w:tc>
+        <w:tc>
+          <w:tcPr>
+            <w:tcBorders>
+              <w:bottom w:val="none" w:sz="0" w:space="0" w:color="000000"/>
+              <w:top w:val="none" w:sz="0" w:space="0" w:color="000000"/>
+              <w:left w:val="none" w:sz="0" w:space="0" w:color="000000"/>
+              <w:right w:val="none" w:sz="0" w:space="0" w:color="000000"/>
+            </w:tcBorders>
+            <w:shd w:val="clear" w:color="auto" w:fill="FFFFFF"/>
+            <w:tcMar>
+              <w:top w:w="0" w:type="dxa"/>
+              <w:bottom w:w="0" w:type="dxa"/>
+              <w:left w:w="0" w:type="dxa"/>
+              <w:right w:w="0" w:type="dxa"/>
+            </w:tcMar>
+            <w:vAlign w:val="top"/>
+          </w:tcPr>
+          <w:p>
+            <w:pPr>
+              <w:jc w:val="center"/>
+              <w:pBdr>
+                <w:bottom w:val="none" w:sz="0" w:space="0" w:color="000000"/>
+                <w:top w:val="none" w:sz="0" w:space="0" w:color="000000"/>
+                <w:left w:val="none" w:sz="0" w:space="0" w:color="000000"/>
+                <w:right w:val="none" w:sz="0" w:space="0" w:color="000000"/>
+              </w:pBdr>
+              <w:spacing w:after="100" w:before="100" w:line="240"/>
+              <w:ind w:left="100" w:right="100" w:firstLine="0" w:firstLineChars="0"/>
+              <w:rPr>
+                <w:rFonts w:ascii="Arial" w:hAnsi="Arial" w:eastAsia="Arial" w:cs="Arial"/>
+                <w:i w:val="false"/>
+                <w:b w:val="false"/>
+                <w:u w:val="none"/>
+                <w:sz w:val="18"/>
+                <w:szCs w:val="18"/>
+                <w:color w:val="000000"/>
+              </w:rPr>
+            </w:pPr>
+            <w:r>
+              <w:rPr>
+                <w:rFonts w:ascii="Arial" w:hAnsi="Arial" w:eastAsia="Arial" w:cs="Arial"/>
+                <w:i w:val="false"/>
+                <w:b w:val="false"/>
+                <w:u w:val="none"/>
+                <w:sz w:val="18"/>
+                <w:szCs w:val="18"/>
+                <w:color w:val="000000"/>
+              </w:rPr>
+              <w:t xml:space="preserve">9 (100%)</w:t>
+            </w:r>
+          </w:p>
+        </w:tc>
+        <w:tc>
+          <w:tcPr>
+            <w:tcBorders>
+              <w:bottom w:val="none" w:sz="0" w:space="0" w:color="000000"/>
+              <w:top w:val="none" w:sz="0" w:space="0" w:color="000000"/>
+              <w:left w:val="none" w:sz="0" w:space="0" w:color="000000"/>
+              <w:right w:val="none" w:sz="0" w:space="0" w:color="000000"/>
+            </w:tcBorders>
+            <w:shd w:val="clear" w:color="auto" w:fill="FFFFFF"/>
+            <w:tcMar>
+              <w:top w:w="0" w:type="dxa"/>
+              <w:bottom w:w="0" w:type="dxa"/>
+              <w:left w:w="0" w:type="dxa"/>
+              <w:right w:w="0" w:type="dxa"/>
+            </w:tcMar>
+            <w:vAlign w:val="top"/>
+          </w:tcPr>
+          <w:p>
+            <w:pPr>
+              <w:jc w:val="center"/>
+              <w:pBdr>
+                <w:bottom w:val="none" w:sz="0" w:space="0" w:color="000000"/>
+                <w:top w:val="none" w:sz="0" w:space="0" w:color="000000"/>
+                <w:left w:val="none" w:sz="0" w:space="0" w:color="000000"/>
+                <w:right w:val="none" w:sz="0" w:space="0" w:color="000000"/>
+              </w:pBdr>
+              <w:spacing w:after="100" w:before="100" w:line="240"/>
+              <w:ind w:left="100" w:right="100" w:firstLine="0" w:firstLineChars="0"/>
+              <w:rPr>
+                <w:rFonts w:ascii="Arial" w:hAnsi="Arial" w:eastAsia="Arial" w:cs="Arial"/>
+                <w:i w:val="false"/>
+                <w:b w:val="false"/>
+                <w:u w:val="none"/>
+                <w:sz w:val="18"/>
+                <w:szCs w:val="18"/>
+                <w:color w:val="000000"/>
+              </w:rPr>
+            </w:pPr>
+            <w:r>
+              <w:rPr>
+                <w:rFonts w:ascii="Arial" w:hAnsi="Arial" w:eastAsia="Arial" w:cs="Arial"/>
+                <w:i w:val="false"/>
+                <w:b w:val="false"/>
+                <w:u w:val="none"/>
+                <w:sz w:val="18"/>
+                <w:szCs w:val="18"/>
+                <w:color w:val="000000"/>
+              </w:rPr>
+              <w:t xml:space="preserve">10 (71%)</w:t>
+            </w:r>
+          </w:p>
+        </w:tc>
+        <w:tc>
+          <w:tcPr>
+            <w:tcBorders>
+              <w:bottom w:val="none" w:sz="0" w:space="0" w:color="000000"/>
+              <w:top w:val="none" w:sz="0" w:space="0" w:color="000000"/>
+              <w:left w:val="none" w:sz="0" w:space="0" w:color="000000"/>
+              <w:right w:val="none" w:sz="0" w:space="0" w:color="000000"/>
+            </w:tcBorders>
+            <w:shd w:val="clear" w:color="auto" w:fill="FFFFFF"/>
+            <w:tcMar>
+              <w:top w:w="0" w:type="dxa"/>
+              <w:bottom w:w="0" w:type="dxa"/>
+              <w:left w:w="0" w:type="dxa"/>
+              <w:right w:w="0" w:type="dxa"/>
+            </w:tcMar>
+            <w:vAlign w:val="top"/>
+          </w:tcPr>
+          <w:p>
+            <w:pPr>
+              <w:jc w:val="center"/>
+              <w:pBdr>
+                <w:bottom w:val="none" w:sz="0" w:space="0" w:color="000000"/>
+                <w:top w:val="none" w:sz="0" w:space="0" w:color="000000"/>
+                <w:left w:val="none" w:sz="0" w:space="0" w:color="000000"/>
+                <w:right w:val="none" w:sz="0" w:space="0" w:color="000000"/>
+              </w:pBdr>
+              <w:spacing w:after="100" w:before="100" w:line="240"/>
+              <w:ind w:left="100" w:right="100" w:firstLine="0" w:firstLineChars="0"/>
+              <w:rPr>
+                <w:rFonts w:ascii="Arial" w:hAnsi="Arial" w:eastAsia="Arial" w:cs="Arial"/>
+                <w:i w:val="false"/>
+                <w:b w:val="false"/>
+                <w:u w:val="none"/>
+                <w:sz w:val="18"/>
+                <w:szCs w:val="18"/>
+                <w:color w:val="000000"/>
+              </w:rPr>
+            </w:pPr>
+            <w:r>
+              <w:rPr>
+                <w:rFonts w:ascii="Arial" w:hAnsi="Arial" w:eastAsia="Arial" w:cs="Arial"/>
+                <w:i w:val="false"/>
+                <w:b w:val="false"/>
+                <w:u w:val="none"/>
+                <w:sz w:val="18"/>
+                <w:szCs w:val="18"/>
+                <w:color w:val="000000"/>
+              </w:rPr>
+              <w:t xml:space="preserve">12 (67%)</w:t>
+            </w:r>
+          </w:p>
+        </w:tc>
+        <w:tc>
+          <w:tcPr>
+            <w:tcBorders>
+              <w:bottom w:val="none" w:sz="0" w:space="0" w:color="000000"/>
+              <w:top w:val="none" w:sz="0" w:space="0" w:color="000000"/>
+              <w:left w:val="none" w:sz="0" w:space="0" w:color="000000"/>
+              <w:right w:val="none" w:sz="0" w:space="0" w:color="000000"/>
+            </w:tcBorders>
+            <w:shd w:val="clear" w:color="auto" w:fill="FFFFFF"/>
+            <w:tcMar>
+              <w:top w:w="0" w:type="dxa"/>
+              <w:bottom w:w="0" w:type="dxa"/>
+              <w:left w:w="0" w:type="dxa"/>
+              <w:right w:w="0" w:type="dxa"/>
+            </w:tcMar>
+            <w:vAlign w:val="top"/>
+          </w:tcPr>
+          <w:p>
+            <w:pPr>
+              <w:jc w:val="center"/>
+              <w:pBdr>
+                <w:bottom w:val="none" w:sz="0" w:space="0" w:color="000000"/>
+                <w:top w:val="none" w:sz="0" w:space="0" w:color="000000"/>
+                <w:left w:val="none" w:sz="0" w:space="0" w:color="000000"/>
+                <w:right w:val="none" w:sz="0" w:space="0" w:color="000000"/>
+              </w:pBdr>
+              <w:spacing w:after="100" w:before="100" w:line="240"/>
+              <w:ind w:left="100" w:right="100" w:firstLine="0" w:firstLineChars="0"/>
+              <w:rPr>
+                <w:rFonts w:ascii="Arial" w:hAnsi="Arial" w:eastAsia="Arial" w:cs="Arial"/>
+                <w:i w:val="false"/>
+                <w:b w:val="false"/>
+                <w:u w:val="none"/>
+                <w:sz w:val="18"/>
+                <w:szCs w:val="18"/>
+                <w:color w:val="000000"/>
+              </w:rPr>
+            </w:pPr>
+            <w:r>
+              <w:rPr>
+                <w:rFonts w:ascii="Arial" w:hAnsi="Arial" w:eastAsia="Arial" w:cs="Arial"/>
+                <w:i w:val="false"/>
+                <w:b w:val="false"/>
+                <w:u w:val="none"/>
+                <w:sz w:val="18"/>
+                <w:szCs w:val="18"/>
+                <w:color w:val="000000"/>
+              </w:rPr>
+              <w:t xml:space="preserve">21 (84%)</w:t>
             </w:r>
           </w:p>
         </w:tc>
@@ -8574,7 +8574,7 @@
                 <w:szCs w:val="18"/>
                 <w:color w:val="000000"/>
               </w:rPr>
-              <w:t xml:space="preserve">7 (35%)</w:t>
+              <w:t xml:space="preserve">7 (12%)</w:t>
             </w:r>
           </w:p>
         </w:tc>
@@ -8678,7 +8678,7 @@
                 <w:szCs w:val="18"/>
                 <w:color w:val="000000"/>
               </w:rPr>
-              <w:t xml:space="preserve">7 (35%)</w:t>
+              <w:t xml:space="preserve">7 (16%)</w:t>
             </w:r>
           </w:p>
         </w:tc>
@@ -8782,111 +8782,111 @@
                 <w:szCs w:val="18"/>
                 <w:color w:val="000000"/>
               </w:rPr>
-              <w:t xml:space="preserve">1 (50%)</w:t>
-            </w:r>
-          </w:p>
-        </w:tc>
-        <w:tc>
-          <w:tcPr>
-            <w:tcBorders>
-              <w:bottom w:val="none" w:sz="0" w:space="0" w:color="000000"/>
-              <w:top w:val="none" w:sz="0" w:space="0" w:color="000000"/>
-              <w:left w:val="none" w:sz="0" w:space="0" w:color="000000"/>
-              <w:right w:val="none" w:sz="0" w:space="0" w:color="000000"/>
-            </w:tcBorders>
-            <w:shd w:val="clear" w:color="auto" w:fill="FFFFFF"/>
-            <w:tcMar>
-              <w:top w:w="0" w:type="dxa"/>
-              <w:bottom w:w="0" w:type="dxa"/>
-              <w:left w:w="0" w:type="dxa"/>
-              <w:right w:w="0" w:type="dxa"/>
-            </w:tcMar>
-            <w:vAlign w:val="top"/>
-          </w:tcPr>
-          <w:p>
-            <w:pPr>
-              <w:jc w:val="center"/>
-              <w:pBdr>
-                <w:bottom w:val="none" w:sz="0" w:space="0" w:color="000000"/>
-                <w:top w:val="none" w:sz="0" w:space="0" w:color="000000"/>
-                <w:left w:val="none" w:sz="0" w:space="0" w:color="000000"/>
-                <w:right w:val="none" w:sz="0" w:space="0" w:color="000000"/>
-              </w:pBdr>
-              <w:spacing w:after="100" w:before="100" w:line="240"/>
-              <w:ind w:left="100" w:right="100" w:firstLine="0" w:firstLineChars="0"/>
-              <w:rPr>
-                <w:rFonts w:ascii="Arial" w:hAnsi="Arial" w:eastAsia="Arial" w:cs="Arial"/>
-                <w:i w:val="false"/>
-                <w:b w:val="false"/>
-                <w:u w:val="none"/>
-                <w:sz w:val="18"/>
-                <w:szCs w:val="18"/>
-                <w:color w:val="000000"/>
-              </w:rPr>
-            </w:pPr>
-            <w:r>
-              <w:rPr>
-                <w:rFonts w:ascii="Arial" w:hAnsi="Arial" w:eastAsia="Arial" w:cs="Arial"/>
-                <w:i w:val="false"/>
-                <w:b w:val="false"/>
-                <w:u w:val="none"/>
-                <w:sz w:val="18"/>
-                <w:szCs w:val="18"/>
-                <w:color w:val="000000"/>
-              </w:rPr>
-              <w:t xml:space="preserve">4 (40%)</w:t>
-            </w:r>
-          </w:p>
-        </w:tc>
-        <w:tc>
-          <w:tcPr>
-            <w:tcBorders>
-              <w:bottom w:val="none" w:sz="0" w:space="0" w:color="000000"/>
-              <w:top w:val="none" w:sz="0" w:space="0" w:color="000000"/>
-              <w:left w:val="none" w:sz="0" w:space="0" w:color="000000"/>
-              <w:right w:val="none" w:sz="0" w:space="0" w:color="000000"/>
-            </w:tcBorders>
-            <w:shd w:val="clear" w:color="auto" w:fill="FFFFFF"/>
-            <w:tcMar>
-              <w:top w:w="0" w:type="dxa"/>
-              <w:bottom w:w="0" w:type="dxa"/>
-              <w:left w:w="0" w:type="dxa"/>
-              <w:right w:w="0" w:type="dxa"/>
-            </w:tcMar>
-            <w:vAlign w:val="top"/>
-          </w:tcPr>
-          <w:p>
-            <w:pPr>
-              <w:jc w:val="center"/>
-              <w:pBdr>
-                <w:bottom w:val="none" w:sz="0" w:space="0" w:color="000000"/>
-                <w:top w:val="none" w:sz="0" w:space="0" w:color="000000"/>
-                <w:left w:val="none" w:sz="0" w:space="0" w:color="000000"/>
-                <w:right w:val="none" w:sz="0" w:space="0" w:color="000000"/>
-              </w:pBdr>
-              <w:spacing w:after="100" w:before="100" w:line="240"/>
-              <w:ind w:left="100" w:right="100" w:firstLine="0" w:firstLineChars="0"/>
-              <w:rPr>
-                <w:rFonts w:ascii="Arial" w:hAnsi="Arial" w:eastAsia="Arial" w:cs="Arial"/>
-                <w:i w:val="false"/>
-                <w:b w:val="false"/>
-                <w:u w:val="none"/>
-                <w:sz w:val="18"/>
-                <w:szCs w:val="18"/>
-                <w:color w:val="000000"/>
-              </w:rPr>
-            </w:pPr>
-            <w:r>
-              <w:rPr>
-                <w:rFonts w:ascii="Arial" w:hAnsi="Arial" w:eastAsia="Arial" w:cs="Arial"/>
-                <w:i w:val="false"/>
-                <w:b w:val="false"/>
-                <w:u w:val="none"/>
-                <w:sz w:val="18"/>
-                <w:szCs w:val="18"/>
-                <w:color w:val="000000"/>
-              </w:rPr>
-              <w:t xml:space="preserve">2 (25%)</w:t>
+              <w:t xml:space="preserve">1 (7.1%)</w:t>
+            </w:r>
+          </w:p>
+        </w:tc>
+        <w:tc>
+          <w:tcPr>
+            <w:tcBorders>
+              <w:bottom w:val="none" w:sz="0" w:space="0" w:color="000000"/>
+              <w:top w:val="none" w:sz="0" w:space="0" w:color="000000"/>
+              <w:left w:val="none" w:sz="0" w:space="0" w:color="000000"/>
+              <w:right w:val="none" w:sz="0" w:space="0" w:color="000000"/>
+            </w:tcBorders>
+            <w:shd w:val="clear" w:color="auto" w:fill="FFFFFF"/>
+            <w:tcMar>
+              <w:top w:w="0" w:type="dxa"/>
+              <w:bottom w:w="0" w:type="dxa"/>
+              <w:left w:w="0" w:type="dxa"/>
+              <w:right w:w="0" w:type="dxa"/>
+            </w:tcMar>
+            <w:vAlign w:val="top"/>
+          </w:tcPr>
+          <w:p>
+            <w:pPr>
+              <w:jc w:val="center"/>
+              <w:pBdr>
+                <w:bottom w:val="none" w:sz="0" w:space="0" w:color="000000"/>
+                <w:top w:val="none" w:sz="0" w:space="0" w:color="000000"/>
+                <w:left w:val="none" w:sz="0" w:space="0" w:color="000000"/>
+                <w:right w:val="none" w:sz="0" w:space="0" w:color="000000"/>
+              </w:pBdr>
+              <w:spacing w:after="100" w:before="100" w:line="240"/>
+              <w:ind w:left="100" w:right="100" w:firstLine="0" w:firstLineChars="0"/>
+              <w:rPr>
+                <w:rFonts w:ascii="Arial" w:hAnsi="Arial" w:eastAsia="Arial" w:cs="Arial"/>
+                <w:i w:val="false"/>
+                <w:b w:val="false"/>
+                <w:u w:val="none"/>
+                <w:sz w:val="18"/>
+                <w:szCs w:val="18"/>
+                <w:color w:val="000000"/>
+              </w:rPr>
+            </w:pPr>
+            <w:r>
+              <w:rPr>
+                <w:rFonts w:ascii="Arial" w:hAnsi="Arial" w:eastAsia="Arial" w:cs="Arial"/>
+                <w:i w:val="false"/>
+                <w:b w:val="false"/>
+                <w:u w:val="none"/>
+                <w:sz w:val="18"/>
+                <w:szCs w:val="18"/>
+                <w:color w:val="000000"/>
+              </w:rPr>
+              <w:t xml:space="preserve">4 (22%)</w:t>
+            </w:r>
+          </w:p>
+        </w:tc>
+        <w:tc>
+          <w:tcPr>
+            <w:tcBorders>
+              <w:bottom w:val="none" w:sz="0" w:space="0" w:color="000000"/>
+              <w:top w:val="none" w:sz="0" w:space="0" w:color="000000"/>
+              <w:left w:val="none" w:sz="0" w:space="0" w:color="000000"/>
+              <w:right w:val="none" w:sz="0" w:space="0" w:color="000000"/>
+            </w:tcBorders>
+            <w:shd w:val="clear" w:color="auto" w:fill="FFFFFF"/>
+            <w:tcMar>
+              <w:top w:w="0" w:type="dxa"/>
+              <w:bottom w:w="0" w:type="dxa"/>
+              <w:left w:w="0" w:type="dxa"/>
+              <w:right w:w="0" w:type="dxa"/>
+            </w:tcMar>
+            <w:vAlign w:val="top"/>
+          </w:tcPr>
+          <w:p>
+            <w:pPr>
+              <w:jc w:val="center"/>
+              <w:pBdr>
+                <w:bottom w:val="none" w:sz="0" w:space="0" w:color="000000"/>
+                <w:top w:val="none" w:sz="0" w:space="0" w:color="000000"/>
+                <w:left w:val="none" w:sz="0" w:space="0" w:color="000000"/>
+                <w:right w:val="none" w:sz="0" w:space="0" w:color="000000"/>
+              </w:pBdr>
+              <w:spacing w:after="100" w:before="100" w:line="240"/>
+              <w:ind w:left="100" w:right="100" w:firstLine="0" w:firstLineChars="0"/>
+              <w:rPr>
+                <w:rFonts w:ascii="Arial" w:hAnsi="Arial" w:eastAsia="Arial" w:cs="Arial"/>
+                <w:i w:val="false"/>
+                <w:b w:val="false"/>
+                <w:u w:val="none"/>
+                <w:sz w:val="18"/>
+                <w:szCs w:val="18"/>
+                <w:color w:val="000000"/>
+              </w:rPr>
+            </w:pPr>
+            <w:r>
+              <w:rPr>
+                <w:rFonts w:ascii="Arial" w:hAnsi="Arial" w:eastAsia="Arial" w:cs="Arial"/>
+                <w:i w:val="false"/>
+                <w:b w:val="false"/>
+                <w:u w:val="none"/>
+                <w:sz w:val="18"/>
+                <w:szCs w:val="18"/>
+                <w:color w:val="000000"/>
+              </w:rPr>
+              <w:t xml:space="preserve">2 (8.0%)</w:t>
             </w:r>
           </w:p>
         </w:tc>
@@ -8996,7 +8996,7 @@
                 <w:szCs w:val="18"/>
                 <w:color w:val="000000"/>
               </w:rPr>
-              <w:t xml:space="preserve">2 (10%)</w:t>
+              <w:t xml:space="preserve">2 (3.5%)</w:t>
             </w:r>
           </w:p>
         </w:tc>
@@ -9100,7 +9100,7 @@
                 <w:szCs w:val="18"/>
                 <w:color w:val="000000"/>
               </w:rPr>
-              <w:t xml:space="preserve">2 (10%)</w:t>
+              <w:t xml:space="preserve">2 (4.5%)</w:t>
             </w:r>
           </w:p>
         </w:tc>
@@ -9256,7 +9256,7 @@
                 <w:szCs w:val="18"/>
                 <w:color w:val="000000"/>
               </w:rPr>
-              <w:t xml:space="preserve">2 (20%)</w:t>
+              <w:t xml:space="preserve">2 (11%)</w:t>
             </w:r>
           </w:p>
         </w:tc>
@@ -9418,7 +9418,7 @@
                 <w:szCs w:val="18"/>
                 <w:color w:val="000000"/>
               </w:rPr>
-              <w:t xml:space="preserve">7 (35%)</w:t>
+              <w:t xml:space="preserve">7 (12%)</w:t>
             </w:r>
           </w:p>
         </w:tc>
@@ -9522,7 +9522,7 @@
                 <w:szCs w:val="18"/>
                 <w:color w:val="000000"/>
               </w:rPr>
-              <w:t xml:space="preserve">7 (35%)</w:t>
+              <w:t xml:space="preserve">7 (16%)</w:t>
             </w:r>
           </w:p>
         </w:tc>
@@ -9678,59 +9678,59 @@
                 <w:szCs w:val="18"/>
                 <w:color w:val="000000"/>
               </w:rPr>
-              <w:t xml:space="preserve">2 (20%)</w:t>
-            </w:r>
-          </w:p>
-        </w:tc>
-        <w:tc>
-          <w:tcPr>
-            <w:tcBorders>
-              <w:bottom w:val="none" w:sz="0" w:space="0" w:color="000000"/>
-              <w:top w:val="none" w:sz="0" w:space="0" w:color="000000"/>
-              <w:left w:val="none" w:sz="0" w:space="0" w:color="000000"/>
-              <w:right w:val="none" w:sz="0" w:space="0" w:color="000000"/>
-            </w:tcBorders>
-            <w:shd w:val="clear" w:color="auto" w:fill="FFFFFF"/>
-            <w:tcMar>
-              <w:top w:w="0" w:type="dxa"/>
-              <w:bottom w:w="0" w:type="dxa"/>
-              <w:left w:w="0" w:type="dxa"/>
-              <w:right w:w="0" w:type="dxa"/>
-            </w:tcMar>
-            <w:vAlign w:val="top"/>
-          </w:tcPr>
-          <w:p>
-            <w:pPr>
-              <w:jc w:val="center"/>
-              <w:pBdr>
-                <w:bottom w:val="none" w:sz="0" w:space="0" w:color="000000"/>
-                <w:top w:val="none" w:sz="0" w:space="0" w:color="000000"/>
-                <w:left w:val="none" w:sz="0" w:space="0" w:color="000000"/>
-                <w:right w:val="none" w:sz="0" w:space="0" w:color="000000"/>
-              </w:pBdr>
-              <w:spacing w:after="100" w:before="100" w:line="240"/>
-              <w:ind w:left="100" w:right="100" w:firstLine="0" w:firstLineChars="0"/>
-              <w:rPr>
-                <w:rFonts w:ascii="Arial" w:hAnsi="Arial" w:eastAsia="Arial" w:cs="Arial"/>
-                <w:i w:val="false"/>
-                <w:b w:val="false"/>
-                <w:u w:val="none"/>
-                <w:sz w:val="18"/>
-                <w:szCs w:val="18"/>
-                <w:color w:val="000000"/>
-              </w:rPr>
-            </w:pPr>
-            <w:r>
-              <w:rPr>
-                <w:rFonts w:ascii="Arial" w:hAnsi="Arial" w:eastAsia="Arial" w:cs="Arial"/>
-                <w:i w:val="false"/>
-                <w:b w:val="false"/>
-                <w:u w:val="none"/>
-                <w:sz w:val="18"/>
-                <w:szCs w:val="18"/>
-                <w:color w:val="000000"/>
-              </w:rPr>
-              <w:t xml:space="preserve">5 (63%)</w:t>
+              <w:t xml:space="preserve">2 (11%)</w:t>
+            </w:r>
+          </w:p>
+        </w:tc>
+        <w:tc>
+          <w:tcPr>
+            <w:tcBorders>
+              <w:bottom w:val="none" w:sz="0" w:space="0" w:color="000000"/>
+              <w:top w:val="none" w:sz="0" w:space="0" w:color="000000"/>
+              <w:left w:val="none" w:sz="0" w:space="0" w:color="000000"/>
+              <w:right w:val="none" w:sz="0" w:space="0" w:color="000000"/>
+            </w:tcBorders>
+            <w:shd w:val="clear" w:color="auto" w:fill="FFFFFF"/>
+            <w:tcMar>
+              <w:top w:w="0" w:type="dxa"/>
+              <w:bottom w:w="0" w:type="dxa"/>
+              <w:left w:w="0" w:type="dxa"/>
+              <w:right w:w="0" w:type="dxa"/>
+            </w:tcMar>
+            <w:vAlign w:val="top"/>
+          </w:tcPr>
+          <w:p>
+            <w:pPr>
+              <w:jc w:val="center"/>
+              <w:pBdr>
+                <w:bottom w:val="none" w:sz="0" w:space="0" w:color="000000"/>
+                <w:top w:val="none" w:sz="0" w:space="0" w:color="000000"/>
+                <w:left w:val="none" w:sz="0" w:space="0" w:color="000000"/>
+                <w:right w:val="none" w:sz="0" w:space="0" w:color="000000"/>
+              </w:pBdr>
+              <w:spacing w:after="100" w:before="100" w:line="240"/>
+              <w:ind w:left="100" w:right="100" w:firstLine="0" w:firstLineChars="0"/>
+              <w:rPr>
+                <w:rFonts w:ascii="Arial" w:hAnsi="Arial" w:eastAsia="Arial" w:cs="Arial"/>
+                <w:i w:val="false"/>
+                <w:b w:val="false"/>
+                <w:u w:val="none"/>
+                <w:sz w:val="18"/>
+                <w:szCs w:val="18"/>
+                <w:color w:val="000000"/>
+              </w:rPr>
+            </w:pPr>
+            <w:r>
+              <w:rPr>
+                <w:rFonts w:ascii="Arial" w:hAnsi="Arial" w:eastAsia="Arial" w:cs="Arial"/>
+                <w:i w:val="false"/>
+                <w:b w:val="false"/>
+                <w:u w:val="none"/>
+                <w:sz w:val="18"/>
+                <w:szCs w:val="18"/>
+                <w:color w:val="000000"/>
+              </w:rPr>
+              <w:t xml:space="preserve">5 (20%)</w:t>
             </w:r>
           </w:p>
         </w:tc>
@@ -9840,7 +9840,7 @@
                 <w:szCs w:val="18"/>
                 <w:color w:val="000000"/>
               </w:rPr>
-              <w:t xml:space="preserve">2 (10%)</w:t>
+              <w:t xml:space="preserve">2 (3.5%)</w:t>
             </w:r>
           </w:p>
         </w:tc>
@@ -9944,7 +9944,7 @@
                 <w:szCs w:val="18"/>
                 <w:color w:val="000000"/>
               </w:rPr>
-              <w:t xml:space="preserve">2 (10%)</w:t>
+              <w:t xml:space="preserve">2 (4.5%)</w:t>
             </w:r>
           </w:p>
         </w:tc>
@@ -10100,59 +10100,59 @@
                 <w:szCs w:val="18"/>
                 <w:color w:val="000000"/>
               </w:rPr>
-              <w:t xml:space="preserve">1 (10%)</w:t>
-            </w:r>
-          </w:p>
-        </w:tc>
-        <w:tc>
-          <w:tcPr>
-            <w:tcBorders>
-              <w:bottom w:val="none" w:sz="0" w:space="0" w:color="000000"/>
-              <w:top w:val="none" w:sz="0" w:space="0" w:color="000000"/>
-              <w:left w:val="none" w:sz="0" w:space="0" w:color="000000"/>
-              <w:right w:val="none" w:sz="0" w:space="0" w:color="000000"/>
-            </w:tcBorders>
-            <w:shd w:val="clear" w:color="auto" w:fill="FFFFFF"/>
-            <w:tcMar>
-              <w:top w:w="0" w:type="dxa"/>
-              <w:bottom w:w="0" w:type="dxa"/>
-              <w:left w:w="0" w:type="dxa"/>
-              <w:right w:w="0" w:type="dxa"/>
-            </w:tcMar>
-            <w:vAlign w:val="top"/>
-          </w:tcPr>
-          <w:p>
-            <w:pPr>
-              <w:jc w:val="center"/>
-              <w:pBdr>
-                <w:bottom w:val="none" w:sz="0" w:space="0" w:color="000000"/>
-                <w:top w:val="none" w:sz="0" w:space="0" w:color="000000"/>
-                <w:left w:val="none" w:sz="0" w:space="0" w:color="000000"/>
-                <w:right w:val="none" w:sz="0" w:space="0" w:color="000000"/>
-              </w:pBdr>
-              <w:spacing w:after="100" w:before="100" w:line="240"/>
-              <w:ind w:left="100" w:right="100" w:firstLine="0" w:firstLineChars="0"/>
-              <w:rPr>
-                <w:rFonts w:ascii="Arial" w:hAnsi="Arial" w:eastAsia="Arial" w:cs="Arial"/>
-                <w:i w:val="false"/>
-                <w:b w:val="false"/>
-                <w:u w:val="none"/>
-                <w:sz w:val="18"/>
-                <w:szCs w:val="18"/>
-                <w:color w:val="000000"/>
-              </w:rPr>
-            </w:pPr>
-            <w:r>
-              <w:rPr>
-                <w:rFonts w:ascii="Arial" w:hAnsi="Arial" w:eastAsia="Arial" w:cs="Arial"/>
-                <w:i w:val="false"/>
-                <w:b w:val="false"/>
-                <w:u w:val="none"/>
-                <w:sz w:val="18"/>
-                <w:szCs w:val="18"/>
-                <w:color w:val="000000"/>
-              </w:rPr>
-              <w:t xml:space="preserve">1 (13%)</w:t>
+              <w:t xml:space="preserve">1 (5.6%)</w:t>
+            </w:r>
+          </w:p>
+        </w:tc>
+        <w:tc>
+          <w:tcPr>
+            <w:tcBorders>
+              <w:bottom w:val="none" w:sz="0" w:space="0" w:color="000000"/>
+              <w:top w:val="none" w:sz="0" w:space="0" w:color="000000"/>
+              <w:left w:val="none" w:sz="0" w:space="0" w:color="000000"/>
+              <w:right w:val="none" w:sz="0" w:space="0" w:color="000000"/>
+            </w:tcBorders>
+            <w:shd w:val="clear" w:color="auto" w:fill="FFFFFF"/>
+            <w:tcMar>
+              <w:top w:w="0" w:type="dxa"/>
+              <w:bottom w:w="0" w:type="dxa"/>
+              <w:left w:w="0" w:type="dxa"/>
+              <w:right w:w="0" w:type="dxa"/>
+            </w:tcMar>
+            <w:vAlign w:val="top"/>
+          </w:tcPr>
+          <w:p>
+            <w:pPr>
+              <w:jc w:val="center"/>
+              <w:pBdr>
+                <w:bottom w:val="none" w:sz="0" w:space="0" w:color="000000"/>
+                <w:top w:val="none" w:sz="0" w:space="0" w:color="000000"/>
+                <w:left w:val="none" w:sz="0" w:space="0" w:color="000000"/>
+                <w:right w:val="none" w:sz="0" w:space="0" w:color="000000"/>
+              </w:pBdr>
+              <w:spacing w:after="100" w:before="100" w:line="240"/>
+              <w:ind w:left="100" w:right="100" w:firstLine="0" w:firstLineChars="0"/>
+              <w:rPr>
+                <w:rFonts w:ascii="Arial" w:hAnsi="Arial" w:eastAsia="Arial" w:cs="Arial"/>
+                <w:i w:val="false"/>
+                <w:b w:val="false"/>
+                <w:u w:val="none"/>
+                <w:sz w:val="18"/>
+                <w:szCs w:val="18"/>
+                <w:color w:val="000000"/>
+              </w:rPr>
+            </w:pPr>
+            <w:r>
+              <w:rPr>
+                <w:rFonts w:ascii="Arial" w:hAnsi="Arial" w:eastAsia="Arial" w:cs="Arial"/>
+                <w:i w:val="false"/>
+                <w:b w:val="false"/>
+                <w:u w:val="none"/>
+                <w:sz w:val="18"/>
+                <w:szCs w:val="18"/>
+                <w:color w:val="000000"/>
+              </w:rPr>
+              <w:t xml:space="preserve">1 (4.0%)</w:t>
             </w:r>
           </w:p>
         </w:tc>
@@ -10262,7 +10262,7 @@
                 <w:szCs w:val="18"/>
                 <w:color w:val="000000"/>
               </w:rPr>
-              <w:t xml:space="preserve">2 (10%)</w:t>
+              <w:t xml:space="preserve">2 (3.5%)</w:t>
             </w:r>
           </w:p>
         </w:tc>
@@ -10366,7 +10366,7 @@
                 <w:szCs w:val="18"/>
                 <w:color w:val="000000"/>
               </w:rPr>
-              <w:t xml:space="preserve">2 (10%)</w:t>
+              <w:t xml:space="preserve">2 (4.5%)</w:t>
             </w:r>
           </w:p>
         </w:tc>
@@ -10470,59 +10470,59 @@
                 <w:szCs w:val="18"/>
                 <w:color w:val="000000"/>
               </w:rPr>
-              <w:t xml:space="preserve">1 (50%)</w:t>
-            </w:r>
-          </w:p>
-        </w:tc>
-        <w:tc>
-          <w:tcPr>
-            <w:tcBorders>
-              <w:bottom w:val="none" w:sz="0" w:space="0" w:color="000000"/>
-              <w:top w:val="none" w:sz="0" w:space="0" w:color="000000"/>
-              <w:left w:val="none" w:sz="0" w:space="0" w:color="000000"/>
-              <w:right w:val="none" w:sz="0" w:space="0" w:color="000000"/>
-            </w:tcBorders>
-            <w:shd w:val="clear" w:color="auto" w:fill="FFFFFF"/>
-            <w:tcMar>
-              <w:top w:w="0" w:type="dxa"/>
-              <w:bottom w:w="0" w:type="dxa"/>
-              <w:left w:w="0" w:type="dxa"/>
-              <w:right w:w="0" w:type="dxa"/>
-            </w:tcMar>
-            <w:vAlign w:val="top"/>
-          </w:tcPr>
-          <w:p>
-            <w:pPr>
-              <w:jc w:val="center"/>
-              <w:pBdr>
-                <w:bottom w:val="none" w:sz="0" w:space="0" w:color="000000"/>
-                <w:top w:val="none" w:sz="0" w:space="0" w:color="000000"/>
-                <w:left w:val="none" w:sz="0" w:space="0" w:color="000000"/>
-                <w:right w:val="none" w:sz="0" w:space="0" w:color="000000"/>
-              </w:pBdr>
-              <w:spacing w:after="100" w:before="100" w:line="240"/>
-              <w:ind w:left="100" w:right="100" w:firstLine="0" w:firstLineChars="0"/>
-              <w:rPr>
-                <w:rFonts w:ascii="Arial" w:hAnsi="Arial" w:eastAsia="Arial" w:cs="Arial"/>
-                <w:i w:val="false"/>
-                <w:b w:val="false"/>
-                <w:u w:val="none"/>
-                <w:sz w:val="18"/>
-                <w:szCs w:val="18"/>
-                <w:color w:val="000000"/>
-              </w:rPr>
-            </w:pPr>
-            <w:r>
-              <w:rPr>
-                <w:rFonts w:ascii="Arial" w:hAnsi="Arial" w:eastAsia="Arial" w:cs="Arial"/>
-                <w:i w:val="false"/>
-                <w:b w:val="false"/>
-                <w:u w:val="none"/>
-                <w:sz w:val="18"/>
-                <w:szCs w:val="18"/>
-                <w:color w:val="000000"/>
-              </w:rPr>
-              <w:t xml:space="preserve">1 (10%)</w:t>
+              <w:t xml:space="preserve">1 (7.1%)</w:t>
+            </w:r>
+          </w:p>
+        </w:tc>
+        <w:tc>
+          <w:tcPr>
+            <w:tcBorders>
+              <w:bottom w:val="none" w:sz="0" w:space="0" w:color="000000"/>
+              <w:top w:val="none" w:sz="0" w:space="0" w:color="000000"/>
+              <w:left w:val="none" w:sz="0" w:space="0" w:color="000000"/>
+              <w:right w:val="none" w:sz="0" w:space="0" w:color="000000"/>
+            </w:tcBorders>
+            <w:shd w:val="clear" w:color="auto" w:fill="FFFFFF"/>
+            <w:tcMar>
+              <w:top w:w="0" w:type="dxa"/>
+              <w:bottom w:w="0" w:type="dxa"/>
+              <w:left w:w="0" w:type="dxa"/>
+              <w:right w:w="0" w:type="dxa"/>
+            </w:tcMar>
+            <w:vAlign w:val="top"/>
+          </w:tcPr>
+          <w:p>
+            <w:pPr>
+              <w:jc w:val="center"/>
+              <w:pBdr>
+                <w:bottom w:val="none" w:sz="0" w:space="0" w:color="000000"/>
+                <w:top w:val="none" w:sz="0" w:space="0" w:color="000000"/>
+                <w:left w:val="none" w:sz="0" w:space="0" w:color="000000"/>
+                <w:right w:val="none" w:sz="0" w:space="0" w:color="000000"/>
+              </w:pBdr>
+              <w:spacing w:after="100" w:before="100" w:line="240"/>
+              <w:ind w:left="100" w:right="100" w:firstLine="0" w:firstLineChars="0"/>
+              <w:rPr>
+                <w:rFonts w:ascii="Arial" w:hAnsi="Arial" w:eastAsia="Arial" w:cs="Arial"/>
+                <w:i w:val="false"/>
+                <w:b w:val="false"/>
+                <w:u w:val="none"/>
+                <w:sz w:val="18"/>
+                <w:szCs w:val="18"/>
+                <w:color w:val="000000"/>
+              </w:rPr>
+            </w:pPr>
+            <w:r>
+              <w:rPr>
+                <w:rFonts w:ascii="Arial" w:hAnsi="Arial" w:eastAsia="Arial" w:cs="Arial"/>
+                <w:i w:val="false"/>
+                <w:b w:val="false"/>
+                <w:u w:val="none"/>
+                <w:sz w:val="18"/>
+                <w:szCs w:val="18"/>
+                <w:color w:val="000000"/>
+              </w:rPr>
+              <w:t xml:space="preserve">1 (5.6%)</w:t>
             </w:r>
           </w:p>
         </w:tc>
@@ -10581,7 +10581,7 @@
       </w:tr>
       <w:tr>
         <w:trPr>
-          <w:trHeight w:val="575" w:hRule="auto"/>
+          <w:trHeight w:val="580" w:hRule="auto"/>
         </w:trPr>
         body24
         <w:tc>
@@ -10684,319 +10684,319 @@
                 <w:szCs w:val="18"/>
                 <w:color w:val="000000"/>
               </w:rPr>
-              <w:t xml:space="preserve">37</w:t>
-            </w:r>
-          </w:p>
-        </w:tc>
-        <w:tc>
-          <w:tcPr>
-            <w:tcBorders>
-              <w:bottom w:val="none" w:sz="0" w:space="0" w:color="000000"/>
-              <w:top w:val="none" w:sz="0" w:space="0" w:color="000000"/>
-              <w:left w:val="none" w:sz="0" w:space="0" w:color="000000"/>
-              <w:right w:val="none" w:sz="0" w:space="0" w:color="000000"/>
-            </w:tcBorders>
-            <w:shd w:val="clear" w:color="auto" w:fill="FFFFFF"/>
-            <w:tcMar>
-              <w:top w:w="0" w:type="dxa"/>
-              <w:bottom w:w="0" w:type="dxa"/>
-              <w:left w:w="0" w:type="dxa"/>
-              <w:right w:w="0" w:type="dxa"/>
-            </w:tcMar>
-            <w:vAlign w:val="top"/>
-          </w:tcPr>
-          <w:p>
-            <w:pPr>
-              <w:jc w:val="center"/>
-              <w:pBdr>
-                <w:bottom w:val="none" w:sz="0" w:space="0" w:color="000000"/>
-                <w:top w:val="none" w:sz="0" w:space="0" w:color="000000"/>
-                <w:left w:val="none" w:sz="0" w:space="0" w:color="000000"/>
-                <w:right w:val="none" w:sz="0" w:space="0" w:color="000000"/>
-              </w:pBdr>
-              <w:spacing w:after="100" w:before="100" w:line="240"/>
-              <w:ind w:left="100" w:right="100" w:firstLine="0" w:firstLineChars="0"/>
-              <w:rPr>
-                <w:rFonts w:ascii="Arial" w:hAnsi="Arial" w:eastAsia="Arial" w:cs="Arial"/>
-                <w:i w:val="false"/>
-                <w:b w:val="false"/>
-                <w:u w:val="none"/>
-                <w:sz w:val="18"/>
-                <w:szCs w:val="18"/>
-                <w:color w:val="000000"/>
-              </w:rPr>
-            </w:pPr>
-            <w:r>
-              <w:rPr>
-                <w:rFonts w:ascii="Arial" w:hAnsi="Arial" w:eastAsia="Arial" w:cs="Arial"/>
-                <w:i w:val="false"/>
-                <w:b w:val="false"/>
-                <w:u w:val="none"/>
-                <w:sz w:val="18"/>
-                <w:szCs w:val="18"/>
-                <w:color w:val="000000"/>
-              </w:rPr>
-              <w:t xml:space="preserve">4</w:t>
-            </w:r>
-          </w:p>
-        </w:tc>
-        <w:tc>
-          <w:tcPr>
-            <w:tcBorders>
-              <w:bottom w:val="none" w:sz="0" w:space="0" w:color="000000"/>
-              <w:top w:val="none" w:sz="0" w:space="0" w:color="000000"/>
-              <w:left w:val="none" w:sz="0" w:space="0" w:color="000000"/>
-              <w:right w:val="none" w:sz="0" w:space="0" w:color="000000"/>
-            </w:tcBorders>
-            <w:shd w:val="clear" w:color="auto" w:fill="FFFFFF"/>
-            <w:tcMar>
-              <w:top w:w="0" w:type="dxa"/>
-              <w:bottom w:w="0" w:type="dxa"/>
-              <w:left w:w="0" w:type="dxa"/>
-              <w:right w:w="0" w:type="dxa"/>
-            </w:tcMar>
-            <w:vAlign w:val="top"/>
-          </w:tcPr>
-          <w:p>
-            <w:pPr>
-              <w:jc w:val="center"/>
-              <w:pBdr>
-                <w:bottom w:val="none" w:sz="0" w:space="0" w:color="000000"/>
-                <w:top w:val="none" w:sz="0" w:space="0" w:color="000000"/>
-                <w:left w:val="none" w:sz="0" w:space="0" w:color="000000"/>
-                <w:right w:val="none" w:sz="0" w:space="0" w:color="000000"/>
-              </w:pBdr>
-              <w:spacing w:after="100" w:before="100" w:line="240"/>
-              <w:ind w:left="100" w:right="100" w:firstLine="0" w:firstLineChars="0"/>
-              <w:rPr>
-                <w:rFonts w:ascii="Arial" w:hAnsi="Arial" w:eastAsia="Arial" w:cs="Arial"/>
-                <w:i w:val="false"/>
-                <w:b w:val="false"/>
-                <w:u w:val="none"/>
-                <w:sz w:val="18"/>
-                <w:szCs w:val="18"/>
-                <w:color w:val="000000"/>
-              </w:rPr>
-            </w:pPr>
-            <w:r>
-              <w:rPr>
-                <w:rFonts w:ascii="Arial" w:hAnsi="Arial" w:eastAsia="Arial" w:cs="Arial"/>
-                <w:i w:val="false"/>
-                <w:b w:val="false"/>
-                <w:u w:val="none"/>
-                <w:sz w:val="18"/>
-                <w:szCs w:val="18"/>
-                <w:color w:val="000000"/>
-              </w:rPr>
-              <w:t xml:space="preserve">24</w:t>
-            </w:r>
-          </w:p>
-        </w:tc>
-        <w:tc>
-          <w:tcPr>
-            <w:tcBorders>
-              <w:bottom w:val="none" w:sz="0" w:space="0" w:color="000000"/>
-              <w:top w:val="none" w:sz="0" w:space="0" w:color="000000"/>
-              <w:left w:val="none" w:sz="0" w:space="0" w:color="000000"/>
-              <w:right w:val="none" w:sz="0" w:space="0" w:color="000000"/>
-            </w:tcBorders>
-            <w:shd w:val="clear" w:color="auto" w:fill="FFFFFF"/>
-            <w:tcMar>
-              <w:top w:w="0" w:type="dxa"/>
-              <w:bottom w:w="0" w:type="dxa"/>
-              <w:left w:w="0" w:type="dxa"/>
-              <w:right w:w="0" w:type="dxa"/>
-            </w:tcMar>
-            <w:vAlign w:val="top"/>
-          </w:tcPr>
-          <w:p>
-            <w:pPr>
-              <w:jc w:val="center"/>
-              <w:pBdr>
-                <w:bottom w:val="none" w:sz="0" w:space="0" w:color="000000"/>
-                <w:top w:val="none" w:sz="0" w:space="0" w:color="000000"/>
-                <w:left w:val="none" w:sz="0" w:space="0" w:color="000000"/>
-                <w:right w:val="none" w:sz="0" w:space="0" w:color="000000"/>
-              </w:pBdr>
-              <w:spacing w:after="100" w:before="100" w:line="240"/>
-              <w:ind w:left="100" w:right="100" w:firstLine="0" w:firstLineChars="0"/>
-              <w:rPr>
-                <w:rFonts w:ascii="Arial" w:hAnsi="Arial" w:eastAsia="Arial" w:cs="Arial"/>
-                <w:i w:val="false"/>
-                <w:b w:val="false"/>
-                <w:u w:val="none"/>
-                <w:sz w:val="18"/>
-                <w:szCs w:val="18"/>
-                <w:color w:val="000000"/>
-              </w:rPr>
-            </w:pPr>
-            <w:r>
-              <w:rPr>
-                <w:rFonts w:ascii="Arial" w:hAnsi="Arial" w:eastAsia="Arial" w:cs="Arial"/>
-                <w:i w:val="false"/>
-                <w:b w:val="false"/>
-                <w:u w:val="none"/>
-                <w:sz w:val="18"/>
-                <w:szCs w:val="18"/>
-                <w:color w:val="000000"/>
-              </w:rPr>
-              <w:t xml:space="preserve">9</w:t>
-            </w:r>
-          </w:p>
-        </w:tc>
-        <w:tc>
-          <w:tcPr>
-            <w:tcBorders>
-              <w:bottom w:val="none" w:sz="0" w:space="0" w:color="000000"/>
-              <w:top w:val="none" w:sz="0" w:space="0" w:color="000000"/>
-              <w:left w:val="none" w:sz="0" w:space="0" w:color="000000"/>
-              <w:right w:val="none" w:sz="0" w:space="0" w:color="000000"/>
-            </w:tcBorders>
-            <w:shd w:val="clear" w:color="auto" w:fill="FFFFFF"/>
-            <w:tcMar>
-              <w:top w:w="0" w:type="dxa"/>
-              <w:bottom w:w="0" w:type="dxa"/>
-              <w:left w:w="0" w:type="dxa"/>
-              <w:right w:w="0" w:type="dxa"/>
-            </w:tcMar>
-            <w:vAlign w:val="top"/>
-          </w:tcPr>
-          <w:p>
-            <w:pPr>
-              <w:jc w:val="center"/>
-              <w:pBdr>
-                <w:bottom w:val="none" w:sz="0" w:space="0" w:color="000000"/>
-                <w:top w:val="none" w:sz="0" w:space="0" w:color="000000"/>
-                <w:left w:val="none" w:sz="0" w:space="0" w:color="000000"/>
-                <w:right w:val="none" w:sz="0" w:space="0" w:color="000000"/>
-              </w:pBdr>
-              <w:spacing w:after="100" w:before="100" w:line="240"/>
-              <w:ind w:left="100" w:right="100" w:firstLine="0" w:firstLineChars="0"/>
-              <w:rPr>
-                <w:rFonts w:ascii="Arial" w:hAnsi="Arial" w:eastAsia="Arial" w:cs="Arial"/>
-                <w:i w:val="false"/>
-                <w:b w:val="false"/>
-                <w:u w:val="none"/>
-                <w:sz w:val="18"/>
-                <w:szCs w:val="18"/>
-                <w:color w:val="000000"/>
-              </w:rPr>
-            </w:pPr>
-            <w:r>
-              <w:rPr>
-                <w:rFonts w:ascii="Arial" w:hAnsi="Arial" w:eastAsia="Arial" w:cs="Arial"/>
-                <w:i w:val="false"/>
-                <w:b w:val="false"/>
-                <w:u w:val="none"/>
-                <w:sz w:val="18"/>
-                <w:szCs w:val="18"/>
-                <w:color w:val="000000"/>
-              </w:rPr>
-              <w:t xml:space="preserve">12</w:t>
-            </w:r>
-          </w:p>
-        </w:tc>
-        <w:tc>
-          <w:tcPr>
-            <w:tcBorders>
-              <w:bottom w:val="none" w:sz="0" w:space="0" w:color="000000"/>
-              <w:top w:val="none" w:sz="0" w:space="0" w:color="000000"/>
-              <w:left w:val="none" w:sz="0" w:space="0" w:color="000000"/>
-              <w:right w:val="none" w:sz="0" w:space="0" w:color="000000"/>
-            </w:tcBorders>
-            <w:shd w:val="clear" w:color="auto" w:fill="FFFFFF"/>
-            <w:tcMar>
-              <w:top w:w="0" w:type="dxa"/>
-              <w:bottom w:w="0" w:type="dxa"/>
-              <w:left w:w="0" w:type="dxa"/>
-              <w:right w:w="0" w:type="dxa"/>
-            </w:tcMar>
-            <w:vAlign w:val="top"/>
-          </w:tcPr>
-          <w:p>
-            <w:pPr>
-              <w:jc w:val="center"/>
-              <w:pBdr>
-                <w:bottom w:val="none" w:sz="0" w:space="0" w:color="000000"/>
-                <w:top w:val="none" w:sz="0" w:space="0" w:color="000000"/>
-                <w:left w:val="none" w:sz="0" w:space="0" w:color="000000"/>
-                <w:right w:val="none" w:sz="0" w:space="0" w:color="000000"/>
-              </w:pBdr>
-              <w:spacing w:after="100" w:before="100" w:line="240"/>
-              <w:ind w:left="100" w:right="100" w:firstLine="0" w:firstLineChars="0"/>
-              <w:rPr>
-                <w:rFonts w:ascii="Arial" w:hAnsi="Arial" w:eastAsia="Arial" w:cs="Arial"/>
-                <w:i w:val="false"/>
-                <w:b w:val="false"/>
-                <w:u w:val="none"/>
-                <w:sz w:val="18"/>
-                <w:szCs w:val="18"/>
-                <w:color w:val="000000"/>
-              </w:rPr>
-            </w:pPr>
-            <w:r>
-              <w:rPr>
-                <w:rFonts w:ascii="Arial" w:hAnsi="Arial" w:eastAsia="Arial" w:cs="Arial"/>
-                <w:i w:val="false"/>
-                <w:b w:val="false"/>
-                <w:u w:val="none"/>
-                <w:sz w:val="18"/>
-                <w:szCs w:val="18"/>
-                <w:color w:val="000000"/>
-              </w:rPr>
-              <w:t xml:space="preserve">8</w:t>
-            </w:r>
-          </w:p>
-        </w:tc>
-        <w:tc>
-          <w:tcPr>
-            <w:tcBorders>
-              <w:bottom w:val="none" w:sz="0" w:space="0" w:color="000000"/>
-              <w:top w:val="none" w:sz="0" w:space="0" w:color="000000"/>
-              <w:left w:val="none" w:sz="0" w:space="0" w:color="000000"/>
-              <w:right w:val="none" w:sz="0" w:space="0" w:color="000000"/>
-            </w:tcBorders>
-            <w:shd w:val="clear" w:color="auto" w:fill="FFFFFF"/>
-            <w:tcMar>
-              <w:top w:w="0" w:type="dxa"/>
-              <w:bottom w:w="0" w:type="dxa"/>
-              <w:left w:w="0" w:type="dxa"/>
-              <w:right w:w="0" w:type="dxa"/>
-            </w:tcMar>
-            <w:vAlign w:val="top"/>
-          </w:tcPr>
-          <w:p>
-            <w:pPr>
-              <w:jc w:val="center"/>
-              <w:pBdr>
-                <w:bottom w:val="none" w:sz="0" w:space="0" w:color="000000"/>
-                <w:top w:val="none" w:sz="0" w:space="0" w:color="000000"/>
-                <w:left w:val="none" w:sz="0" w:space="0" w:color="000000"/>
-                <w:right w:val="none" w:sz="0" w:space="0" w:color="000000"/>
-              </w:pBdr>
-              <w:spacing w:after="100" w:before="100" w:line="240"/>
-              <w:ind w:left="100" w:right="100" w:firstLine="0" w:firstLineChars="0"/>
-              <w:rPr>
-                <w:rFonts w:ascii="Arial" w:hAnsi="Arial" w:eastAsia="Arial" w:cs="Arial"/>
-                <w:i w:val="false"/>
-                <w:b w:val="false"/>
-                <w:u w:val="none"/>
-                <w:sz w:val="18"/>
-                <w:szCs w:val="18"/>
-                <w:color w:val="000000"/>
-              </w:rPr>
-            </w:pPr>
-            <w:r>
-              <w:rPr>
-                <w:rFonts w:ascii="Arial" w:hAnsi="Arial" w:eastAsia="Arial" w:cs="Arial"/>
-                <w:i w:val="false"/>
-                <w:b w:val="false"/>
-                <w:u w:val="none"/>
-                <w:sz w:val="18"/>
-                <w:szCs w:val="18"/>
-                <w:color w:val="000000"/>
-              </w:rPr>
-              <w:t xml:space="preserve">17</w:t>
+              <w:t xml:space="preserve">37 (65%)</w:t>
+            </w:r>
+          </w:p>
+        </w:tc>
+        <w:tc>
+          <w:tcPr>
+            <w:tcBorders>
+              <w:bottom w:val="none" w:sz="0" w:space="0" w:color="000000"/>
+              <w:top w:val="none" w:sz="0" w:space="0" w:color="000000"/>
+              <w:left w:val="none" w:sz="0" w:space="0" w:color="000000"/>
+              <w:right w:val="none" w:sz="0" w:space="0" w:color="000000"/>
+            </w:tcBorders>
+            <w:shd w:val="clear" w:color="auto" w:fill="FFFFFF"/>
+            <w:tcMar>
+              <w:top w:w="0" w:type="dxa"/>
+              <w:bottom w:w="0" w:type="dxa"/>
+              <w:left w:w="0" w:type="dxa"/>
+              <w:right w:w="0" w:type="dxa"/>
+            </w:tcMar>
+            <w:vAlign w:val="top"/>
+          </w:tcPr>
+          <w:p>
+            <w:pPr>
+              <w:jc w:val="center"/>
+              <w:pBdr>
+                <w:bottom w:val="none" w:sz="0" w:space="0" w:color="000000"/>
+                <w:top w:val="none" w:sz="0" w:space="0" w:color="000000"/>
+                <w:left w:val="none" w:sz="0" w:space="0" w:color="000000"/>
+                <w:right w:val="none" w:sz="0" w:space="0" w:color="000000"/>
+              </w:pBdr>
+              <w:spacing w:after="100" w:before="100" w:line="240"/>
+              <w:ind w:left="100" w:right="100" w:firstLine="0" w:firstLineChars="0"/>
+              <w:rPr>
+                <w:rFonts w:ascii="Arial" w:hAnsi="Arial" w:eastAsia="Arial" w:cs="Arial"/>
+                <w:i w:val="false"/>
+                <w:b w:val="false"/>
+                <w:u w:val="none"/>
+                <w:sz w:val="18"/>
+                <w:szCs w:val="18"/>
+                <w:color w:val="000000"/>
+              </w:rPr>
+            </w:pPr>
+            <w:r>
+              <w:rPr>
+                <w:rFonts w:ascii="Arial" w:hAnsi="Arial" w:eastAsia="Arial" w:cs="Arial"/>
+                <w:i w:val="false"/>
+                <w:b w:val="false"/>
+                <w:u w:val="none"/>
+                <w:sz w:val="18"/>
+                <w:szCs w:val="18"/>
+                <w:color w:val="000000"/>
+              </w:rPr>
+              <w:t xml:space="preserve">4 (100%)</w:t>
+            </w:r>
+          </w:p>
+        </w:tc>
+        <w:tc>
+          <w:tcPr>
+            <w:tcBorders>
+              <w:bottom w:val="none" w:sz="0" w:space="0" w:color="000000"/>
+              <w:top w:val="none" w:sz="0" w:space="0" w:color="000000"/>
+              <w:left w:val="none" w:sz="0" w:space="0" w:color="000000"/>
+              <w:right w:val="none" w:sz="0" w:space="0" w:color="000000"/>
+            </w:tcBorders>
+            <w:shd w:val="clear" w:color="auto" w:fill="FFFFFF"/>
+            <w:tcMar>
+              <w:top w:w="0" w:type="dxa"/>
+              <w:bottom w:w="0" w:type="dxa"/>
+              <w:left w:w="0" w:type="dxa"/>
+              <w:right w:w="0" w:type="dxa"/>
+            </w:tcMar>
+            <w:vAlign w:val="top"/>
+          </w:tcPr>
+          <w:p>
+            <w:pPr>
+              <w:jc w:val="center"/>
+              <w:pBdr>
+                <w:bottom w:val="none" w:sz="0" w:space="0" w:color="000000"/>
+                <w:top w:val="none" w:sz="0" w:space="0" w:color="000000"/>
+                <w:left w:val="none" w:sz="0" w:space="0" w:color="000000"/>
+                <w:right w:val="none" w:sz="0" w:space="0" w:color="000000"/>
+              </w:pBdr>
+              <w:spacing w:after="100" w:before="100" w:line="240"/>
+              <w:ind w:left="100" w:right="100" w:firstLine="0" w:firstLineChars="0"/>
+              <w:rPr>
+                <w:rFonts w:ascii="Arial" w:hAnsi="Arial" w:eastAsia="Arial" w:cs="Arial"/>
+                <w:i w:val="false"/>
+                <w:b w:val="false"/>
+                <w:u w:val="none"/>
+                <w:sz w:val="18"/>
+                <w:szCs w:val="18"/>
+                <w:color w:val="000000"/>
+              </w:rPr>
+            </w:pPr>
+            <w:r>
+              <w:rPr>
+                <w:rFonts w:ascii="Arial" w:hAnsi="Arial" w:eastAsia="Arial" w:cs="Arial"/>
+                <w:i w:val="false"/>
+                <w:b w:val="false"/>
+                <w:u w:val="none"/>
+                <w:sz w:val="18"/>
+                <w:szCs w:val="18"/>
+                <w:color w:val="000000"/>
+              </w:rPr>
+              <w:t xml:space="preserve">24 (55%)</w:t>
+            </w:r>
+          </w:p>
+        </w:tc>
+        <w:tc>
+          <w:tcPr>
+            <w:tcBorders>
+              <w:bottom w:val="none" w:sz="0" w:space="0" w:color="000000"/>
+              <w:top w:val="none" w:sz="0" w:space="0" w:color="000000"/>
+              <w:left w:val="none" w:sz="0" w:space="0" w:color="000000"/>
+              <w:right w:val="none" w:sz="0" w:space="0" w:color="000000"/>
+            </w:tcBorders>
+            <w:shd w:val="clear" w:color="auto" w:fill="FFFFFF"/>
+            <w:tcMar>
+              <w:top w:w="0" w:type="dxa"/>
+              <w:bottom w:w="0" w:type="dxa"/>
+              <w:left w:w="0" w:type="dxa"/>
+              <w:right w:w="0" w:type="dxa"/>
+            </w:tcMar>
+            <w:vAlign w:val="top"/>
+          </w:tcPr>
+          <w:p>
+            <w:pPr>
+              <w:jc w:val="center"/>
+              <w:pBdr>
+                <w:bottom w:val="none" w:sz="0" w:space="0" w:color="000000"/>
+                <w:top w:val="none" w:sz="0" w:space="0" w:color="000000"/>
+                <w:left w:val="none" w:sz="0" w:space="0" w:color="000000"/>
+                <w:right w:val="none" w:sz="0" w:space="0" w:color="000000"/>
+              </w:pBdr>
+              <w:spacing w:after="100" w:before="100" w:line="240"/>
+              <w:ind w:left="100" w:right="100" w:firstLine="0" w:firstLineChars="0"/>
+              <w:rPr>
+                <w:rFonts w:ascii="Arial" w:hAnsi="Arial" w:eastAsia="Arial" w:cs="Arial"/>
+                <w:i w:val="false"/>
+                <w:b w:val="false"/>
+                <w:u w:val="none"/>
+                <w:sz w:val="18"/>
+                <w:szCs w:val="18"/>
+                <w:color w:val="000000"/>
+              </w:rPr>
+            </w:pPr>
+            <w:r>
+              <w:rPr>
+                <w:rFonts w:ascii="Arial" w:hAnsi="Arial" w:eastAsia="Arial" w:cs="Arial"/>
+                <w:i w:val="false"/>
+                <w:b w:val="false"/>
+                <w:u w:val="none"/>
+                <w:sz w:val="18"/>
+                <w:szCs w:val="18"/>
+                <w:color w:val="000000"/>
+              </w:rPr>
+              <w:t xml:space="preserve">9 (100%)</w:t>
+            </w:r>
+          </w:p>
+        </w:tc>
+        <w:tc>
+          <w:tcPr>
+            <w:tcBorders>
+              <w:bottom w:val="none" w:sz="0" w:space="0" w:color="000000"/>
+              <w:top w:val="none" w:sz="0" w:space="0" w:color="000000"/>
+              <w:left w:val="none" w:sz="0" w:space="0" w:color="000000"/>
+              <w:right w:val="none" w:sz="0" w:space="0" w:color="000000"/>
+            </w:tcBorders>
+            <w:shd w:val="clear" w:color="auto" w:fill="FFFFFF"/>
+            <w:tcMar>
+              <w:top w:w="0" w:type="dxa"/>
+              <w:bottom w:w="0" w:type="dxa"/>
+              <w:left w:w="0" w:type="dxa"/>
+              <w:right w:w="0" w:type="dxa"/>
+            </w:tcMar>
+            <w:vAlign w:val="top"/>
+          </w:tcPr>
+          <w:p>
+            <w:pPr>
+              <w:jc w:val="center"/>
+              <w:pBdr>
+                <w:bottom w:val="none" w:sz="0" w:space="0" w:color="000000"/>
+                <w:top w:val="none" w:sz="0" w:space="0" w:color="000000"/>
+                <w:left w:val="none" w:sz="0" w:space="0" w:color="000000"/>
+                <w:right w:val="none" w:sz="0" w:space="0" w:color="000000"/>
+              </w:pBdr>
+              <w:spacing w:after="100" w:before="100" w:line="240"/>
+              <w:ind w:left="100" w:right="100" w:firstLine="0" w:firstLineChars="0"/>
+              <w:rPr>
+                <w:rFonts w:ascii="Arial" w:hAnsi="Arial" w:eastAsia="Arial" w:cs="Arial"/>
+                <w:i w:val="false"/>
+                <w:b w:val="false"/>
+                <w:u w:val="none"/>
+                <w:sz w:val="18"/>
+                <w:szCs w:val="18"/>
+                <w:color w:val="000000"/>
+              </w:rPr>
+            </w:pPr>
+            <w:r>
+              <w:rPr>
+                <w:rFonts w:ascii="Arial" w:hAnsi="Arial" w:eastAsia="Arial" w:cs="Arial"/>
+                <w:i w:val="false"/>
+                <w:b w:val="false"/>
+                <w:u w:val="none"/>
+                <w:sz w:val="18"/>
+                <w:szCs w:val="18"/>
+                <w:color w:val="000000"/>
+              </w:rPr>
+              <w:t xml:space="preserve">12 (86%)</w:t>
+            </w:r>
+          </w:p>
+        </w:tc>
+        <w:tc>
+          <w:tcPr>
+            <w:tcBorders>
+              <w:bottom w:val="none" w:sz="0" w:space="0" w:color="000000"/>
+              <w:top w:val="none" w:sz="0" w:space="0" w:color="000000"/>
+              <w:left w:val="none" w:sz="0" w:space="0" w:color="000000"/>
+              <w:right w:val="none" w:sz="0" w:space="0" w:color="000000"/>
+            </w:tcBorders>
+            <w:shd w:val="clear" w:color="auto" w:fill="FFFFFF"/>
+            <w:tcMar>
+              <w:top w:w="0" w:type="dxa"/>
+              <w:bottom w:w="0" w:type="dxa"/>
+              <w:left w:w="0" w:type="dxa"/>
+              <w:right w:w="0" w:type="dxa"/>
+            </w:tcMar>
+            <w:vAlign w:val="top"/>
+          </w:tcPr>
+          <w:p>
+            <w:pPr>
+              <w:jc w:val="center"/>
+              <w:pBdr>
+                <w:bottom w:val="none" w:sz="0" w:space="0" w:color="000000"/>
+                <w:top w:val="none" w:sz="0" w:space="0" w:color="000000"/>
+                <w:left w:val="none" w:sz="0" w:space="0" w:color="000000"/>
+                <w:right w:val="none" w:sz="0" w:space="0" w:color="000000"/>
+              </w:pBdr>
+              <w:spacing w:after="100" w:before="100" w:line="240"/>
+              <w:ind w:left="100" w:right="100" w:firstLine="0" w:firstLineChars="0"/>
+              <w:rPr>
+                <w:rFonts w:ascii="Arial" w:hAnsi="Arial" w:eastAsia="Arial" w:cs="Arial"/>
+                <w:i w:val="false"/>
+                <w:b w:val="false"/>
+                <w:u w:val="none"/>
+                <w:sz w:val="18"/>
+                <w:szCs w:val="18"/>
+                <w:color w:val="000000"/>
+              </w:rPr>
+            </w:pPr>
+            <w:r>
+              <w:rPr>
+                <w:rFonts w:ascii="Arial" w:hAnsi="Arial" w:eastAsia="Arial" w:cs="Arial"/>
+                <w:i w:val="false"/>
+                <w:b w:val="false"/>
+                <w:u w:val="none"/>
+                <w:sz w:val="18"/>
+                <w:szCs w:val="18"/>
+                <w:color w:val="000000"/>
+              </w:rPr>
+              <w:t xml:space="preserve">8 (44%)</w:t>
+            </w:r>
+          </w:p>
+        </w:tc>
+        <w:tc>
+          <w:tcPr>
+            <w:tcBorders>
+              <w:bottom w:val="none" w:sz="0" w:space="0" w:color="000000"/>
+              <w:top w:val="none" w:sz="0" w:space="0" w:color="000000"/>
+              <w:left w:val="none" w:sz="0" w:space="0" w:color="000000"/>
+              <w:right w:val="none" w:sz="0" w:space="0" w:color="000000"/>
+            </w:tcBorders>
+            <w:shd w:val="clear" w:color="auto" w:fill="FFFFFF"/>
+            <w:tcMar>
+              <w:top w:w="0" w:type="dxa"/>
+              <w:bottom w:w="0" w:type="dxa"/>
+              <w:left w:w="0" w:type="dxa"/>
+              <w:right w:w="0" w:type="dxa"/>
+            </w:tcMar>
+            <w:vAlign w:val="top"/>
+          </w:tcPr>
+          <w:p>
+            <w:pPr>
+              <w:jc w:val="center"/>
+              <w:pBdr>
+                <w:bottom w:val="none" w:sz="0" w:space="0" w:color="000000"/>
+                <w:top w:val="none" w:sz="0" w:space="0" w:color="000000"/>
+                <w:left w:val="none" w:sz="0" w:space="0" w:color="000000"/>
+                <w:right w:val="none" w:sz="0" w:space="0" w:color="000000"/>
+              </w:pBdr>
+              <w:spacing w:after="100" w:before="100" w:line="240"/>
+              <w:ind w:left="100" w:right="100" w:firstLine="0" w:firstLineChars="0"/>
+              <w:rPr>
+                <w:rFonts w:ascii="Arial" w:hAnsi="Arial" w:eastAsia="Arial" w:cs="Arial"/>
+                <w:i w:val="false"/>
+                <w:b w:val="false"/>
+                <w:u w:val="none"/>
+                <w:sz w:val="18"/>
+                <w:szCs w:val="18"/>
+                <w:color w:val="000000"/>
+              </w:rPr>
+            </w:pPr>
+            <w:r>
+              <w:rPr>
+                <w:rFonts w:ascii="Arial" w:hAnsi="Arial" w:eastAsia="Arial" w:cs="Arial"/>
+                <w:i w:val="false"/>
+                <w:b w:val="false"/>
+                <w:u w:val="none"/>
+                <w:sz w:val="18"/>
+                <w:szCs w:val="18"/>
+                <w:color w:val="000000"/>
+              </w:rPr>
+              <w:t xml:space="preserve">17 (68%)</w:t>
             </w:r>
           </w:p>
         </w:tc>
@@ -11528,7 +11528,7 @@
                 <w:szCs w:val="18"/>
                 <w:color w:val="000000"/>
               </w:rPr>
-              <w:t xml:space="preserve">2 (15%)</w:t>
+              <w:t xml:space="preserve">2 (3.5%)</w:t>
             </w:r>
           </w:p>
         </w:tc>
@@ -11632,7 +11632,7 @@
                 <w:szCs w:val="18"/>
                 <w:color w:val="000000"/>
               </w:rPr>
-              <w:t xml:space="preserve">2 (15%)</w:t>
+              <w:t xml:space="preserve">2 (4.5%)</w:t>
             </w:r>
           </w:p>
         </w:tc>
@@ -11788,59 +11788,59 @@
                 <w:szCs w:val="18"/>
                 <w:color w:val="000000"/>
               </w:rPr>
-              <w:t xml:space="preserve">1 (20%)</w:t>
-            </w:r>
-          </w:p>
-        </w:tc>
-        <w:tc>
-          <w:tcPr>
-            <w:tcBorders>
-              <w:bottom w:val="none" w:sz="0" w:space="0" w:color="000000"/>
-              <w:top w:val="none" w:sz="0" w:space="0" w:color="000000"/>
-              <w:left w:val="none" w:sz="0" w:space="0" w:color="000000"/>
-              <w:right w:val="none" w:sz="0" w:space="0" w:color="000000"/>
-            </w:tcBorders>
-            <w:shd w:val="clear" w:color="auto" w:fill="FFFFFF"/>
-            <w:tcMar>
-              <w:top w:w="0" w:type="dxa"/>
-              <w:bottom w:w="0" w:type="dxa"/>
-              <w:left w:w="0" w:type="dxa"/>
-              <w:right w:w="0" w:type="dxa"/>
-            </w:tcMar>
-            <w:vAlign w:val="top"/>
-          </w:tcPr>
-          <w:p>
-            <w:pPr>
-              <w:jc w:val="center"/>
-              <w:pBdr>
-                <w:bottom w:val="none" w:sz="0" w:space="0" w:color="000000"/>
-                <w:top w:val="none" w:sz="0" w:space="0" w:color="000000"/>
-                <w:left w:val="none" w:sz="0" w:space="0" w:color="000000"/>
-                <w:right w:val="none" w:sz="0" w:space="0" w:color="000000"/>
-              </w:pBdr>
-              <w:spacing w:after="100" w:before="100" w:line="240"/>
-              <w:ind w:left="100" w:right="100" w:firstLine="0" w:firstLineChars="0"/>
-              <w:rPr>
-                <w:rFonts w:ascii="Arial" w:hAnsi="Arial" w:eastAsia="Arial" w:cs="Arial"/>
-                <w:i w:val="false"/>
-                <w:b w:val="false"/>
-                <w:u w:val="none"/>
-                <w:sz w:val="18"/>
-                <w:szCs w:val="18"/>
-                <w:color w:val="000000"/>
-              </w:rPr>
-            </w:pPr>
-            <w:r>
-              <w:rPr>
-                <w:rFonts w:ascii="Arial" w:hAnsi="Arial" w:eastAsia="Arial" w:cs="Arial"/>
-                <w:i w:val="false"/>
-                <w:b w:val="false"/>
-                <w:u w:val="none"/>
-                <w:sz w:val="18"/>
-                <w:szCs w:val="18"/>
-                <w:color w:val="000000"/>
-              </w:rPr>
-              <w:t xml:space="preserve">1 (13%)</w:t>
+              <w:t xml:space="preserve">1 (5.6%)</w:t>
+            </w:r>
+          </w:p>
+        </w:tc>
+        <w:tc>
+          <w:tcPr>
+            <w:tcBorders>
+              <w:bottom w:val="none" w:sz="0" w:space="0" w:color="000000"/>
+              <w:top w:val="none" w:sz="0" w:space="0" w:color="000000"/>
+              <w:left w:val="none" w:sz="0" w:space="0" w:color="000000"/>
+              <w:right w:val="none" w:sz="0" w:space="0" w:color="000000"/>
+            </w:tcBorders>
+            <w:shd w:val="clear" w:color="auto" w:fill="FFFFFF"/>
+            <w:tcMar>
+              <w:top w:w="0" w:type="dxa"/>
+              <w:bottom w:w="0" w:type="dxa"/>
+              <w:left w:w="0" w:type="dxa"/>
+              <w:right w:w="0" w:type="dxa"/>
+            </w:tcMar>
+            <w:vAlign w:val="top"/>
+          </w:tcPr>
+          <w:p>
+            <w:pPr>
+              <w:jc w:val="center"/>
+              <w:pBdr>
+                <w:bottom w:val="none" w:sz="0" w:space="0" w:color="000000"/>
+                <w:top w:val="none" w:sz="0" w:space="0" w:color="000000"/>
+                <w:left w:val="none" w:sz="0" w:space="0" w:color="000000"/>
+                <w:right w:val="none" w:sz="0" w:space="0" w:color="000000"/>
+              </w:pBdr>
+              <w:spacing w:after="100" w:before="100" w:line="240"/>
+              <w:ind w:left="100" w:right="100" w:firstLine="0" w:firstLineChars="0"/>
+              <w:rPr>
+                <w:rFonts w:ascii="Arial" w:hAnsi="Arial" w:eastAsia="Arial" w:cs="Arial"/>
+                <w:i w:val="false"/>
+                <w:b w:val="false"/>
+                <w:u w:val="none"/>
+                <w:sz w:val="18"/>
+                <w:szCs w:val="18"/>
+                <w:color w:val="000000"/>
+              </w:rPr>
+            </w:pPr>
+            <w:r>
+              <w:rPr>
+                <w:rFonts w:ascii="Arial" w:hAnsi="Arial" w:eastAsia="Arial" w:cs="Arial"/>
+                <w:i w:val="false"/>
+                <w:b w:val="false"/>
+                <w:u w:val="none"/>
+                <w:sz w:val="18"/>
+                <w:szCs w:val="18"/>
+                <w:color w:val="000000"/>
+              </w:rPr>
+              <w:t xml:space="preserve">1 (4.0%)</w:t>
             </w:r>
           </w:p>
         </w:tc>
@@ -11950,7 +11950,7 @@
                 <w:szCs w:val="18"/>
                 <w:color w:val="000000"/>
               </w:rPr>
-              <w:t xml:space="preserve">4 (31%)</w:t>
+              <w:t xml:space="preserve">4 (7.0%)</w:t>
             </w:r>
           </w:p>
         </w:tc>
@@ -12054,7 +12054,7 @@
                 <w:szCs w:val="18"/>
                 <w:color w:val="000000"/>
               </w:rPr>
-              <w:t xml:space="preserve">4 (31%)</w:t>
+              <w:t xml:space="preserve">4 (9.1%)</w:t>
             </w:r>
           </w:p>
         </w:tc>
@@ -12210,59 +12210,59 @@
                 <w:szCs w:val="18"/>
                 <w:color w:val="000000"/>
               </w:rPr>
-              <w:t xml:space="preserve">2 (40%)</w:t>
-            </w:r>
-          </w:p>
-        </w:tc>
-        <w:tc>
-          <w:tcPr>
-            <w:tcBorders>
-              <w:bottom w:val="none" w:sz="0" w:space="0" w:color="000000"/>
-              <w:top w:val="none" w:sz="0" w:space="0" w:color="000000"/>
-              <w:left w:val="none" w:sz="0" w:space="0" w:color="000000"/>
-              <w:right w:val="none" w:sz="0" w:space="0" w:color="000000"/>
-            </w:tcBorders>
-            <w:shd w:val="clear" w:color="auto" w:fill="FFFFFF"/>
-            <w:tcMar>
-              <w:top w:w="0" w:type="dxa"/>
-              <w:bottom w:w="0" w:type="dxa"/>
-              <w:left w:w="0" w:type="dxa"/>
-              <w:right w:w="0" w:type="dxa"/>
-            </w:tcMar>
-            <w:vAlign w:val="top"/>
-          </w:tcPr>
-          <w:p>
-            <w:pPr>
-              <w:jc w:val="center"/>
-              <w:pBdr>
-                <w:bottom w:val="none" w:sz="0" w:space="0" w:color="000000"/>
-                <w:top w:val="none" w:sz="0" w:space="0" w:color="000000"/>
-                <w:left w:val="none" w:sz="0" w:space="0" w:color="000000"/>
-                <w:right w:val="none" w:sz="0" w:space="0" w:color="000000"/>
-              </w:pBdr>
-              <w:spacing w:after="100" w:before="100" w:line="240"/>
-              <w:ind w:left="100" w:right="100" w:firstLine="0" w:firstLineChars="0"/>
-              <w:rPr>
-                <w:rFonts w:ascii="Arial" w:hAnsi="Arial" w:eastAsia="Arial" w:cs="Arial"/>
-                <w:i w:val="false"/>
-                <w:b w:val="false"/>
-                <w:u w:val="none"/>
-                <w:sz w:val="18"/>
-                <w:szCs w:val="18"/>
-                <w:color w:val="000000"/>
-              </w:rPr>
-            </w:pPr>
-            <w:r>
-              <w:rPr>
-                <w:rFonts w:ascii="Arial" w:hAnsi="Arial" w:eastAsia="Arial" w:cs="Arial"/>
-                <w:i w:val="false"/>
-                <w:b w:val="false"/>
-                <w:u w:val="none"/>
-                <w:sz w:val="18"/>
-                <w:szCs w:val="18"/>
-                <w:color w:val="000000"/>
-              </w:rPr>
-              <w:t xml:space="preserve">2 (25%)</w:t>
+              <w:t xml:space="preserve">2 (11%)</w:t>
+            </w:r>
+          </w:p>
+        </w:tc>
+        <w:tc>
+          <w:tcPr>
+            <w:tcBorders>
+              <w:bottom w:val="none" w:sz="0" w:space="0" w:color="000000"/>
+              <w:top w:val="none" w:sz="0" w:space="0" w:color="000000"/>
+              <w:left w:val="none" w:sz="0" w:space="0" w:color="000000"/>
+              <w:right w:val="none" w:sz="0" w:space="0" w:color="000000"/>
+            </w:tcBorders>
+            <w:shd w:val="clear" w:color="auto" w:fill="FFFFFF"/>
+            <w:tcMar>
+              <w:top w:w="0" w:type="dxa"/>
+              <w:bottom w:w="0" w:type="dxa"/>
+              <w:left w:w="0" w:type="dxa"/>
+              <w:right w:w="0" w:type="dxa"/>
+            </w:tcMar>
+            <w:vAlign w:val="top"/>
+          </w:tcPr>
+          <w:p>
+            <w:pPr>
+              <w:jc w:val="center"/>
+              <w:pBdr>
+                <w:bottom w:val="none" w:sz="0" w:space="0" w:color="000000"/>
+                <w:top w:val="none" w:sz="0" w:space="0" w:color="000000"/>
+                <w:left w:val="none" w:sz="0" w:space="0" w:color="000000"/>
+                <w:right w:val="none" w:sz="0" w:space="0" w:color="000000"/>
+              </w:pBdr>
+              <w:spacing w:after="100" w:before="100" w:line="240"/>
+              <w:ind w:left="100" w:right="100" w:firstLine="0" w:firstLineChars="0"/>
+              <w:rPr>
+                <w:rFonts w:ascii="Arial" w:hAnsi="Arial" w:eastAsia="Arial" w:cs="Arial"/>
+                <w:i w:val="false"/>
+                <w:b w:val="false"/>
+                <w:u w:val="none"/>
+                <w:sz w:val="18"/>
+                <w:szCs w:val="18"/>
+                <w:color w:val="000000"/>
+              </w:rPr>
+            </w:pPr>
+            <w:r>
+              <w:rPr>
+                <w:rFonts w:ascii="Arial" w:hAnsi="Arial" w:eastAsia="Arial" w:cs="Arial"/>
+                <w:i w:val="false"/>
+                <w:b w:val="false"/>
+                <w:u w:val="none"/>
+                <w:sz w:val="18"/>
+                <w:szCs w:val="18"/>
+                <w:color w:val="000000"/>
+              </w:rPr>
+              <w:t xml:space="preserve">2 (8.0%)</w:t>
             </w:r>
           </w:p>
         </w:tc>
@@ -12372,7 +12372,7 @@
                 <w:szCs w:val="18"/>
                 <w:color w:val="000000"/>
               </w:rPr>
-              <w:t xml:space="preserve">2 (15%)</w:t>
+              <w:t xml:space="preserve">2 (3.5%)</w:t>
             </w:r>
           </w:p>
         </w:tc>
@@ -12476,7 +12476,7 @@
                 <w:szCs w:val="18"/>
                 <w:color w:val="000000"/>
               </w:rPr>
-              <w:t xml:space="preserve">2 (15%)</w:t>
+              <w:t xml:space="preserve">2 (4.5%)</w:t>
             </w:r>
           </w:p>
         </w:tc>
@@ -12684,7 +12684,7 @@
                 <w:szCs w:val="18"/>
                 <w:color w:val="000000"/>
               </w:rPr>
-              <w:t xml:space="preserve">2 (25%)</w:t>
+              <w:t xml:space="preserve">2 (8.0%)</w:t>
             </w:r>
           </w:p>
         </w:tc>
@@ -12794,7 +12794,7 @@
                 <w:szCs w:val="18"/>
                 <w:color w:val="000000"/>
               </w:rPr>
-              <w:t xml:space="preserve">5 (38%)</w:t>
+              <w:t xml:space="preserve">5 (8.8%)</w:t>
             </w:r>
           </w:p>
         </w:tc>
@@ -12898,7 +12898,7 @@
                 <w:szCs w:val="18"/>
                 <w:color w:val="000000"/>
               </w:rPr>
-              <w:t xml:space="preserve">5 (38%)</w:t>
+              <w:t xml:space="preserve">5 (11%)</w:t>
             </w:r>
           </w:p>
         </w:tc>
@@ -13054,66 +13054,66 @@
                 <w:szCs w:val="18"/>
                 <w:color w:val="000000"/>
               </w:rPr>
-              <w:t xml:space="preserve">2 (40%)</w:t>
-            </w:r>
-          </w:p>
-        </w:tc>
-        <w:tc>
-          <w:tcPr>
-            <w:tcBorders>
-              <w:bottom w:val="none" w:sz="0" w:space="0" w:color="000000"/>
-              <w:top w:val="none" w:sz="0" w:space="0" w:color="000000"/>
-              <w:left w:val="none" w:sz="0" w:space="0" w:color="000000"/>
-              <w:right w:val="none" w:sz="0" w:space="0" w:color="000000"/>
-            </w:tcBorders>
-            <w:shd w:val="clear" w:color="auto" w:fill="FFFFFF"/>
-            <w:tcMar>
-              <w:top w:w="0" w:type="dxa"/>
-              <w:bottom w:w="0" w:type="dxa"/>
-              <w:left w:w="0" w:type="dxa"/>
-              <w:right w:w="0" w:type="dxa"/>
-            </w:tcMar>
-            <w:vAlign w:val="top"/>
-          </w:tcPr>
-          <w:p>
-            <w:pPr>
-              <w:jc w:val="center"/>
-              <w:pBdr>
-                <w:bottom w:val="none" w:sz="0" w:space="0" w:color="000000"/>
-                <w:top w:val="none" w:sz="0" w:space="0" w:color="000000"/>
-                <w:left w:val="none" w:sz="0" w:space="0" w:color="000000"/>
-                <w:right w:val="none" w:sz="0" w:space="0" w:color="000000"/>
-              </w:pBdr>
-              <w:spacing w:after="100" w:before="100" w:line="240"/>
-              <w:ind w:left="100" w:right="100" w:firstLine="0" w:firstLineChars="0"/>
-              <w:rPr>
-                <w:rFonts w:ascii="Arial" w:hAnsi="Arial" w:eastAsia="Arial" w:cs="Arial"/>
-                <w:i w:val="false"/>
-                <w:b w:val="false"/>
-                <w:u w:val="none"/>
-                <w:sz w:val="18"/>
-                <w:szCs w:val="18"/>
-                <w:color w:val="000000"/>
-              </w:rPr>
-            </w:pPr>
-            <w:r>
-              <w:rPr>
-                <w:rFonts w:ascii="Arial" w:hAnsi="Arial" w:eastAsia="Arial" w:cs="Arial"/>
-                <w:i w:val="false"/>
-                <w:b w:val="false"/>
-                <w:u w:val="none"/>
-                <w:sz w:val="18"/>
-                <w:szCs w:val="18"/>
-                <w:color w:val="000000"/>
-              </w:rPr>
-              <w:t xml:space="preserve">3 (38%)</w:t>
+              <w:t xml:space="preserve">2 (11%)</w:t>
+            </w:r>
+          </w:p>
+        </w:tc>
+        <w:tc>
+          <w:tcPr>
+            <w:tcBorders>
+              <w:bottom w:val="none" w:sz="0" w:space="0" w:color="000000"/>
+              <w:top w:val="none" w:sz="0" w:space="0" w:color="000000"/>
+              <w:left w:val="none" w:sz="0" w:space="0" w:color="000000"/>
+              <w:right w:val="none" w:sz="0" w:space="0" w:color="000000"/>
+            </w:tcBorders>
+            <w:shd w:val="clear" w:color="auto" w:fill="FFFFFF"/>
+            <w:tcMar>
+              <w:top w:w="0" w:type="dxa"/>
+              <w:bottom w:w="0" w:type="dxa"/>
+              <w:left w:w="0" w:type="dxa"/>
+              <w:right w:w="0" w:type="dxa"/>
+            </w:tcMar>
+            <w:vAlign w:val="top"/>
+          </w:tcPr>
+          <w:p>
+            <w:pPr>
+              <w:jc w:val="center"/>
+              <w:pBdr>
+                <w:bottom w:val="none" w:sz="0" w:space="0" w:color="000000"/>
+                <w:top w:val="none" w:sz="0" w:space="0" w:color="000000"/>
+                <w:left w:val="none" w:sz="0" w:space="0" w:color="000000"/>
+                <w:right w:val="none" w:sz="0" w:space="0" w:color="000000"/>
+              </w:pBdr>
+              <w:spacing w:after="100" w:before="100" w:line="240"/>
+              <w:ind w:left="100" w:right="100" w:firstLine="0" w:firstLineChars="0"/>
+              <w:rPr>
+                <w:rFonts w:ascii="Arial" w:hAnsi="Arial" w:eastAsia="Arial" w:cs="Arial"/>
+                <w:i w:val="false"/>
+                <w:b w:val="false"/>
+                <w:u w:val="none"/>
+                <w:sz w:val="18"/>
+                <w:szCs w:val="18"/>
+                <w:color w:val="000000"/>
+              </w:rPr>
+            </w:pPr>
+            <w:r>
+              <w:rPr>
+                <w:rFonts w:ascii="Arial" w:hAnsi="Arial" w:eastAsia="Arial" w:cs="Arial"/>
+                <w:i w:val="false"/>
+                <w:b w:val="false"/>
+                <w:u w:val="none"/>
+                <w:sz w:val="18"/>
+                <w:szCs w:val="18"/>
+                <w:color w:val="000000"/>
+              </w:rPr>
+              <w:t xml:space="preserve">3 (12%)</w:t>
             </w:r>
           </w:p>
         </w:tc>
       </w:tr>
       <w:tr>
         <w:trPr>
-          <w:trHeight w:val="575" w:hRule="auto"/>
+          <w:trHeight w:val="580" w:hRule="auto"/>
         </w:trPr>
         body30
         <w:tc>
@@ -13216,319 +13216,319 @@
                 <w:szCs w:val="18"/>
                 <w:color w:val="000000"/>
               </w:rPr>
-              <w:t xml:space="preserve">44</w:t>
-            </w:r>
-          </w:p>
-        </w:tc>
-        <w:tc>
-          <w:tcPr>
-            <w:tcBorders>
-              <w:bottom w:val="none" w:sz="0" w:space="0" w:color="000000"/>
-              <w:top w:val="none" w:sz="0" w:space="0" w:color="000000"/>
-              <w:left w:val="none" w:sz="0" w:space="0" w:color="000000"/>
-              <w:right w:val="none" w:sz="0" w:space="0" w:color="000000"/>
-            </w:tcBorders>
-            <w:shd w:val="clear" w:color="auto" w:fill="FFFFFF"/>
-            <w:tcMar>
-              <w:top w:w="0" w:type="dxa"/>
-              <w:bottom w:w="0" w:type="dxa"/>
-              <w:left w:w="0" w:type="dxa"/>
-              <w:right w:w="0" w:type="dxa"/>
-            </w:tcMar>
-            <w:vAlign w:val="top"/>
-          </w:tcPr>
-          <w:p>
-            <w:pPr>
-              <w:jc w:val="center"/>
-              <w:pBdr>
-                <w:bottom w:val="none" w:sz="0" w:space="0" w:color="000000"/>
-                <w:top w:val="none" w:sz="0" w:space="0" w:color="000000"/>
-                <w:left w:val="none" w:sz="0" w:space="0" w:color="000000"/>
-                <w:right w:val="none" w:sz="0" w:space="0" w:color="000000"/>
-              </w:pBdr>
-              <w:spacing w:after="100" w:before="100" w:line="240"/>
-              <w:ind w:left="100" w:right="100" w:firstLine="0" w:firstLineChars="0"/>
-              <w:rPr>
-                <w:rFonts w:ascii="Arial" w:hAnsi="Arial" w:eastAsia="Arial" w:cs="Arial"/>
-                <w:i w:val="false"/>
-                <w:b w:val="false"/>
-                <w:u w:val="none"/>
-                <w:sz w:val="18"/>
-                <w:szCs w:val="18"/>
-                <w:color w:val="000000"/>
-              </w:rPr>
-            </w:pPr>
-            <w:r>
-              <w:rPr>
-                <w:rFonts w:ascii="Arial" w:hAnsi="Arial" w:eastAsia="Arial" w:cs="Arial"/>
-                <w:i w:val="false"/>
-                <w:b w:val="false"/>
-                <w:u w:val="none"/>
-                <w:sz w:val="18"/>
-                <w:szCs w:val="18"/>
-                <w:color w:val="000000"/>
-              </w:rPr>
-              <w:t xml:space="preserve">4</w:t>
-            </w:r>
-          </w:p>
-        </w:tc>
-        <w:tc>
-          <w:tcPr>
-            <w:tcBorders>
-              <w:bottom w:val="none" w:sz="0" w:space="0" w:color="000000"/>
-              <w:top w:val="none" w:sz="0" w:space="0" w:color="000000"/>
-              <w:left w:val="none" w:sz="0" w:space="0" w:color="000000"/>
-              <w:right w:val="none" w:sz="0" w:space="0" w:color="000000"/>
-            </w:tcBorders>
-            <w:shd w:val="clear" w:color="auto" w:fill="FFFFFF"/>
-            <w:tcMar>
-              <w:top w:w="0" w:type="dxa"/>
-              <w:bottom w:w="0" w:type="dxa"/>
-              <w:left w:w="0" w:type="dxa"/>
-              <w:right w:w="0" w:type="dxa"/>
-            </w:tcMar>
-            <w:vAlign w:val="top"/>
-          </w:tcPr>
-          <w:p>
-            <w:pPr>
-              <w:jc w:val="center"/>
-              <w:pBdr>
-                <w:bottom w:val="none" w:sz="0" w:space="0" w:color="000000"/>
-                <w:top w:val="none" w:sz="0" w:space="0" w:color="000000"/>
-                <w:left w:val="none" w:sz="0" w:space="0" w:color="000000"/>
-                <w:right w:val="none" w:sz="0" w:space="0" w:color="000000"/>
-              </w:pBdr>
-              <w:spacing w:after="100" w:before="100" w:line="240"/>
-              <w:ind w:left="100" w:right="100" w:firstLine="0" w:firstLineChars="0"/>
-              <w:rPr>
-                <w:rFonts w:ascii="Arial" w:hAnsi="Arial" w:eastAsia="Arial" w:cs="Arial"/>
-                <w:i w:val="false"/>
-                <w:b w:val="false"/>
-                <w:u w:val="none"/>
-                <w:sz w:val="18"/>
-                <w:szCs w:val="18"/>
-                <w:color w:val="000000"/>
-              </w:rPr>
-            </w:pPr>
-            <w:r>
-              <w:rPr>
-                <w:rFonts w:ascii="Arial" w:hAnsi="Arial" w:eastAsia="Arial" w:cs="Arial"/>
-                <w:i w:val="false"/>
-                <w:b w:val="false"/>
-                <w:u w:val="none"/>
-                <w:sz w:val="18"/>
-                <w:szCs w:val="18"/>
-                <w:color w:val="000000"/>
-              </w:rPr>
-              <w:t xml:space="preserve">31</w:t>
-            </w:r>
-          </w:p>
-        </w:tc>
-        <w:tc>
-          <w:tcPr>
-            <w:tcBorders>
-              <w:bottom w:val="none" w:sz="0" w:space="0" w:color="000000"/>
-              <w:top w:val="none" w:sz="0" w:space="0" w:color="000000"/>
-              <w:left w:val="none" w:sz="0" w:space="0" w:color="000000"/>
-              <w:right w:val="none" w:sz="0" w:space="0" w:color="000000"/>
-            </w:tcBorders>
-            <w:shd w:val="clear" w:color="auto" w:fill="FFFFFF"/>
-            <w:tcMar>
-              <w:top w:w="0" w:type="dxa"/>
-              <w:bottom w:w="0" w:type="dxa"/>
-              <w:left w:w="0" w:type="dxa"/>
-              <w:right w:w="0" w:type="dxa"/>
-            </w:tcMar>
-            <w:vAlign w:val="top"/>
-          </w:tcPr>
-          <w:p>
-            <w:pPr>
-              <w:jc w:val="center"/>
-              <w:pBdr>
-                <w:bottom w:val="none" w:sz="0" w:space="0" w:color="000000"/>
-                <w:top w:val="none" w:sz="0" w:space="0" w:color="000000"/>
-                <w:left w:val="none" w:sz="0" w:space="0" w:color="000000"/>
-                <w:right w:val="none" w:sz="0" w:space="0" w:color="000000"/>
-              </w:pBdr>
-              <w:spacing w:after="100" w:before="100" w:line="240"/>
-              <w:ind w:left="100" w:right="100" w:firstLine="0" w:firstLineChars="0"/>
-              <w:rPr>
-                <w:rFonts w:ascii="Arial" w:hAnsi="Arial" w:eastAsia="Arial" w:cs="Arial"/>
-                <w:i w:val="false"/>
-                <w:b w:val="false"/>
-                <w:u w:val="none"/>
-                <w:sz w:val="18"/>
-                <w:szCs w:val="18"/>
-                <w:color w:val="000000"/>
-              </w:rPr>
-            </w:pPr>
-            <w:r>
-              <w:rPr>
-                <w:rFonts w:ascii="Arial" w:hAnsi="Arial" w:eastAsia="Arial" w:cs="Arial"/>
-                <w:i w:val="false"/>
-                <w:b w:val="false"/>
-                <w:u w:val="none"/>
-                <w:sz w:val="18"/>
-                <w:szCs w:val="18"/>
-                <w:color w:val="000000"/>
-              </w:rPr>
-              <w:t xml:space="preserve">9</w:t>
-            </w:r>
-          </w:p>
-        </w:tc>
-        <w:tc>
-          <w:tcPr>
-            <w:tcBorders>
-              <w:bottom w:val="none" w:sz="0" w:space="0" w:color="000000"/>
-              <w:top w:val="none" w:sz="0" w:space="0" w:color="000000"/>
-              <w:left w:val="none" w:sz="0" w:space="0" w:color="000000"/>
-              <w:right w:val="none" w:sz="0" w:space="0" w:color="000000"/>
-            </w:tcBorders>
-            <w:shd w:val="clear" w:color="auto" w:fill="FFFFFF"/>
-            <w:tcMar>
-              <w:top w:w="0" w:type="dxa"/>
-              <w:bottom w:w="0" w:type="dxa"/>
-              <w:left w:w="0" w:type="dxa"/>
-              <w:right w:w="0" w:type="dxa"/>
-            </w:tcMar>
-            <w:vAlign w:val="top"/>
-          </w:tcPr>
-          <w:p>
-            <w:pPr>
-              <w:jc w:val="center"/>
-              <w:pBdr>
-                <w:bottom w:val="none" w:sz="0" w:space="0" w:color="000000"/>
-                <w:top w:val="none" w:sz="0" w:space="0" w:color="000000"/>
-                <w:left w:val="none" w:sz="0" w:space="0" w:color="000000"/>
-                <w:right w:val="none" w:sz="0" w:space="0" w:color="000000"/>
-              </w:pBdr>
-              <w:spacing w:after="100" w:before="100" w:line="240"/>
-              <w:ind w:left="100" w:right="100" w:firstLine="0" w:firstLineChars="0"/>
-              <w:rPr>
-                <w:rFonts w:ascii="Arial" w:hAnsi="Arial" w:eastAsia="Arial" w:cs="Arial"/>
-                <w:i w:val="false"/>
-                <w:b w:val="false"/>
-                <w:u w:val="none"/>
-                <w:sz w:val="18"/>
-                <w:szCs w:val="18"/>
-                <w:color w:val="000000"/>
-              </w:rPr>
-            </w:pPr>
-            <w:r>
-              <w:rPr>
-                <w:rFonts w:ascii="Arial" w:hAnsi="Arial" w:eastAsia="Arial" w:cs="Arial"/>
-                <w:i w:val="false"/>
-                <w:b w:val="false"/>
-                <w:u w:val="none"/>
-                <w:sz w:val="18"/>
-                <w:szCs w:val="18"/>
-                <w:color w:val="000000"/>
-              </w:rPr>
-              <w:t xml:space="preserve">14</w:t>
-            </w:r>
-          </w:p>
-        </w:tc>
-        <w:tc>
-          <w:tcPr>
-            <w:tcBorders>
-              <w:bottom w:val="none" w:sz="0" w:space="0" w:color="000000"/>
-              <w:top w:val="none" w:sz="0" w:space="0" w:color="000000"/>
-              <w:left w:val="none" w:sz="0" w:space="0" w:color="000000"/>
-              <w:right w:val="none" w:sz="0" w:space="0" w:color="000000"/>
-            </w:tcBorders>
-            <w:shd w:val="clear" w:color="auto" w:fill="FFFFFF"/>
-            <w:tcMar>
-              <w:top w:w="0" w:type="dxa"/>
-              <w:bottom w:w="0" w:type="dxa"/>
-              <w:left w:w="0" w:type="dxa"/>
-              <w:right w:w="0" w:type="dxa"/>
-            </w:tcMar>
-            <w:vAlign w:val="top"/>
-          </w:tcPr>
-          <w:p>
-            <w:pPr>
-              <w:jc w:val="center"/>
-              <w:pBdr>
-                <w:bottom w:val="none" w:sz="0" w:space="0" w:color="000000"/>
-                <w:top w:val="none" w:sz="0" w:space="0" w:color="000000"/>
-                <w:left w:val="none" w:sz="0" w:space="0" w:color="000000"/>
-                <w:right w:val="none" w:sz="0" w:space="0" w:color="000000"/>
-              </w:pBdr>
-              <w:spacing w:after="100" w:before="100" w:line="240"/>
-              <w:ind w:left="100" w:right="100" w:firstLine="0" w:firstLineChars="0"/>
-              <w:rPr>
-                <w:rFonts w:ascii="Arial" w:hAnsi="Arial" w:eastAsia="Arial" w:cs="Arial"/>
-                <w:i w:val="false"/>
-                <w:b w:val="false"/>
-                <w:u w:val="none"/>
-                <w:sz w:val="18"/>
-                <w:szCs w:val="18"/>
-                <w:color w:val="000000"/>
-              </w:rPr>
-            </w:pPr>
-            <w:r>
-              <w:rPr>
-                <w:rFonts w:ascii="Arial" w:hAnsi="Arial" w:eastAsia="Arial" w:cs="Arial"/>
-                <w:i w:val="false"/>
-                <w:b w:val="false"/>
-                <w:u w:val="none"/>
-                <w:sz w:val="18"/>
-                <w:szCs w:val="18"/>
-                <w:color w:val="000000"/>
-              </w:rPr>
-              <w:t xml:space="preserve">13</w:t>
-            </w:r>
-          </w:p>
-        </w:tc>
-        <w:tc>
-          <w:tcPr>
-            <w:tcBorders>
-              <w:bottom w:val="none" w:sz="0" w:space="0" w:color="000000"/>
-              <w:top w:val="none" w:sz="0" w:space="0" w:color="000000"/>
-              <w:left w:val="none" w:sz="0" w:space="0" w:color="000000"/>
-              <w:right w:val="none" w:sz="0" w:space="0" w:color="000000"/>
-            </w:tcBorders>
-            <w:shd w:val="clear" w:color="auto" w:fill="FFFFFF"/>
-            <w:tcMar>
-              <w:top w:w="0" w:type="dxa"/>
-              <w:bottom w:w="0" w:type="dxa"/>
-              <w:left w:w="0" w:type="dxa"/>
-              <w:right w:w="0" w:type="dxa"/>
-            </w:tcMar>
-            <w:vAlign w:val="top"/>
-          </w:tcPr>
-          <w:p>
-            <w:pPr>
-              <w:jc w:val="center"/>
-              <w:pBdr>
-                <w:bottom w:val="none" w:sz="0" w:space="0" w:color="000000"/>
-                <w:top w:val="none" w:sz="0" w:space="0" w:color="000000"/>
-                <w:left w:val="none" w:sz="0" w:space="0" w:color="000000"/>
-                <w:right w:val="none" w:sz="0" w:space="0" w:color="000000"/>
-              </w:pBdr>
-              <w:spacing w:after="100" w:before="100" w:line="240"/>
-              <w:ind w:left="100" w:right="100" w:firstLine="0" w:firstLineChars="0"/>
-              <w:rPr>
-                <w:rFonts w:ascii="Arial" w:hAnsi="Arial" w:eastAsia="Arial" w:cs="Arial"/>
-                <w:i w:val="false"/>
-                <w:b w:val="false"/>
-                <w:u w:val="none"/>
-                <w:sz w:val="18"/>
-                <w:szCs w:val="18"/>
-                <w:color w:val="000000"/>
-              </w:rPr>
-            </w:pPr>
-            <w:r>
-              <w:rPr>
-                <w:rFonts w:ascii="Arial" w:hAnsi="Arial" w:eastAsia="Arial" w:cs="Arial"/>
-                <w:i w:val="false"/>
-                <w:b w:val="false"/>
-                <w:u w:val="none"/>
-                <w:sz w:val="18"/>
-                <w:szCs w:val="18"/>
-                <w:color w:val="000000"/>
-              </w:rPr>
-              <w:t xml:space="preserve">17</w:t>
+              <w:t xml:space="preserve">44 (77%)</w:t>
+            </w:r>
+          </w:p>
+        </w:tc>
+        <w:tc>
+          <w:tcPr>
+            <w:tcBorders>
+              <w:bottom w:val="none" w:sz="0" w:space="0" w:color="000000"/>
+              <w:top w:val="none" w:sz="0" w:space="0" w:color="000000"/>
+              <w:left w:val="none" w:sz="0" w:space="0" w:color="000000"/>
+              <w:right w:val="none" w:sz="0" w:space="0" w:color="000000"/>
+            </w:tcBorders>
+            <w:shd w:val="clear" w:color="auto" w:fill="FFFFFF"/>
+            <w:tcMar>
+              <w:top w:w="0" w:type="dxa"/>
+              <w:bottom w:w="0" w:type="dxa"/>
+              <w:left w:w="0" w:type="dxa"/>
+              <w:right w:w="0" w:type="dxa"/>
+            </w:tcMar>
+            <w:vAlign w:val="top"/>
+          </w:tcPr>
+          <w:p>
+            <w:pPr>
+              <w:jc w:val="center"/>
+              <w:pBdr>
+                <w:bottom w:val="none" w:sz="0" w:space="0" w:color="000000"/>
+                <w:top w:val="none" w:sz="0" w:space="0" w:color="000000"/>
+                <w:left w:val="none" w:sz="0" w:space="0" w:color="000000"/>
+                <w:right w:val="none" w:sz="0" w:space="0" w:color="000000"/>
+              </w:pBdr>
+              <w:spacing w:after="100" w:before="100" w:line="240"/>
+              <w:ind w:left="100" w:right="100" w:firstLine="0" w:firstLineChars="0"/>
+              <w:rPr>
+                <w:rFonts w:ascii="Arial" w:hAnsi="Arial" w:eastAsia="Arial" w:cs="Arial"/>
+                <w:i w:val="false"/>
+                <w:b w:val="false"/>
+                <w:u w:val="none"/>
+                <w:sz w:val="18"/>
+                <w:szCs w:val="18"/>
+                <w:color w:val="000000"/>
+              </w:rPr>
+            </w:pPr>
+            <w:r>
+              <w:rPr>
+                <w:rFonts w:ascii="Arial" w:hAnsi="Arial" w:eastAsia="Arial" w:cs="Arial"/>
+                <w:i w:val="false"/>
+                <w:b w:val="false"/>
+                <w:u w:val="none"/>
+                <w:sz w:val="18"/>
+                <w:szCs w:val="18"/>
+                <w:color w:val="000000"/>
+              </w:rPr>
+              <w:t xml:space="preserve">4 (100%)</w:t>
+            </w:r>
+          </w:p>
+        </w:tc>
+        <w:tc>
+          <w:tcPr>
+            <w:tcBorders>
+              <w:bottom w:val="none" w:sz="0" w:space="0" w:color="000000"/>
+              <w:top w:val="none" w:sz="0" w:space="0" w:color="000000"/>
+              <w:left w:val="none" w:sz="0" w:space="0" w:color="000000"/>
+              <w:right w:val="none" w:sz="0" w:space="0" w:color="000000"/>
+            </w:tcBorders>
+            <w:shd w:val="clear" w:color="auto" w:fill="FFFFFF"/>
+            <w:tcMar>
+              <w:top w:w="0" w:type="dxa"/>
+              <w:bottom w:w="0" w:type="dxa"/>
+              <w:left w:w="0" w:type="dxa"/>
+              <w:right w:w="0" w:type="dxa"/>
+            </w:tcMar>
+            <w:vAlign w:val="top"/>
+          </w:tcPr>
+          <w:p>
+            <w:pPr>
+              <w:jc w:val="center"/>
+              <w:pBdr>
+                <w:bottom w:val="none" w:sz="0" w:space="0" w:color="000000"/>
+                <w:top w:val="none" w:sz="0" w:space="0" w:color="000000"/>
+                <w:left w:val="none" w:sz="0" w:space="0" w:color="000000"/>
+                <w:right w:val="none" w:sz="0" w:space="0" w:color="000000"/>
+              </w:pBdr>
+              <w:spacing w:after="100" w:before="100" w:line="240"/>
+              <w:ind w:left="100" w:right="100" w:firstLine="0" w:firstLineChars="0"/>
+              <w:rPr>
+                <w:rFonts w:ascii="Arial" w:hAnsi="Arial" w:eastAsia="Arial" w:cs="Arial"/>
+                <w:i w:val="false"/>
+                <w:b w:val="false"/>
+                <w:u w:val="none"/>
+                <w:sz w:val="18"/>
+                <w:szCs w:val="18"/>
+                <w:color w:val="000000"/>
+              </w:rPr>
+            </w:pPr>
+            <w:r>
+              <w:rPr>
+                <w:rFonts w:ascii="Arial" w:hAnsi="Arial" w:eastAsia="Arial" w:cs="Arial"/>
+                <w:i w:val="false"/>
+                <w:b w:val="false"/>
+                <w:u w:val="none"/>
+                <w:sz w:val="18"/>
+                <w:szCs w:val="18"/>
+                <w:color w:val="000000"/>
+              </w:rPr>
+              <w:t xml:space="preserve">31 (70%)</w:t>
+            </w:r>
+          </w:p>
+        </w:tc>
+        <w:tc>
+          <w:tcPr>
+            <w:tcBorders>
+              <w:bottom w:val="none" w:sz="0" w:space="0" w:color="000000"/>
+              <w:top w:val="none" w:sz="0" w:space="0" w:color="000000"/>
+              <w:left w:val="none" w:sz="0" w:space="0" w:color="000000"/>
+              <w:right w:val="none" w:sz="0" w:space="0" w:color="000000"/>
+            </w:tcBorders>
+            <w:shd w:val="clear" w:color="auto" w:fill="FFFFFF"/>
+            <w:tcMar>
+              <w:top w:w="0" w:type="dxa"/>
+              <w:bottom w:w="0" w:type="dxa"/>
+              <w:left w:w="0" w:type="dxa"/>
+              <w:right w:w="0" w:type="dxa"/>
+            </w:tcMar>
+            <w:vAlign w:val="top"/>
+          </w:tcPr>
+          <w:p>
+            <w:pPr>
+              <w:jc w:val="center"/>
+              <w:pBdr>
+                <w:bottom w:val="none" w:sz="0" w:space="0" w:color="000000"/>
+                <w:top w:val="none" w:sz="0" w:space="0" w:color="000000"/>
+                <w:left w:val="none" w:sz="0" w:space="0" w:color="000000"/>
+                <w:right w:val="none" w:sz="0" w:space="0" w:color="000000"/>
+              </w:pBdr>
+              <w:spacing w:after="100" w:before="100" w:line="240"/>
+              <w:ind w:left="100" w:right="100" w:firstLine="0" w:firstLineChars="0"/>
+              <w:rPr>
+                <w:rFonts w:ascii="Arial" w:hAnsi="Arial" w:eastAsia="Arial" w:cs="Arial"/>
+                <w:i w:val="false"/>
+                <w:b w:val="false"/>
+                <w:u w:val="none"/>
+                <w:sz w:val="18"/>
+                <w:szCs w:val="18"/>
+                <w:color w:val="000000"/>
+              </w:rPr>
+            </w:pPr>
+            <w:r>
+              <w:rPr>
+                <w:rFonts w:ascii="Arial" w:hAnsi="Arial" w:eastAsia="Arial" w:cs="Arial"/>
+                <w:i w:val="false"/>
+                <w:b w:val="false"/>
+                <w:u w:val="none"/>
+                <w:sz w:val="18"/>
+                <w:szCs w:val="18"/>
+                <w:color w:val="000000"/>
+              </w:rPr>
+              <w:t xml:space="preserve">9 (100%)</w:t>
+            </w:r>
+          </w:p>
+        </w:tc>
+        <w:tc>
+          <w:tcPr>
+            <w:tcBorders>
+              <w:bottom w:val="none" w:sz="0" w:space="0" w:color="000000"/>
+              <w:top w:val="none" w:sz="0" w:space="0" w:color="000000"/>
+              <w:left w:val="none" w:sz="0" w:space="0" w:color="000000"/>
+              <w:right w:val="none" w:sz="0" w:space="0" w:color="000000"/>
+            </w:tcBorders>
+            <w:shd w:val="clear" w:color="auto" w:fill="FFFFFF"/>
+            <w:tcMar>
+              <w:top w:w="0" w:type="dxa"/>
+              <w:bottom w:w="0" w:type="dxa"/>
+              <w:left w:w="0" w:type="dxa"/>
+              <w:right w:w="0" w:type="dxa"/>
+            </w:tcMar>
+            <w:vAlign w:val="top"/>
+          </w:tcPr>
+          <w:p>
+            <w:pPr>
+              <w:jc w:val="center"/>
+              <w:pBdr>
+                <w:bottom w:val="none" w:sz="0" w:space="0" w:color="000000"/>
+                <w:top w:val="none" w:sz="0" w:space="0" w:color="000000"/>
+                <w:left w:val="none" w:sz="0" w:space="0" w:color="000000"/>
+                <w:right w:val="none" w:sz="0" w:space="0" w:color="000000"/>
+              </w:pBdr>
+              <w:spacing w:after="100" w:before="100" w:line="240"/>
+              <w:ind w:left="100" w:right="100" w:firstLine="0" w:firstLineChars="0"/>
+              <w:rPr>
+                <w:rFonts w:ascii="Arial" w:hAnsi="Arial" w:eastAsia="Arial" w:cs="Arial"/>
+                <w:i w:val="false"/>
+                <w:b w:val="false"/>
+                <w:u w:val="none"/>
+                <w:sz w:val="18"/>
+                <w:szCs w:val="18"/>
+                <w:color w:val="000000"/>
+              </w:rPr>
+            </w:pPr>
+            <w:r>
+              <w:rPr>
+                <w:rFonts w:ascii="Arial" w:hAnsi="Arial" w:eastAsia="Arial" w:cs="Arial"/>
+                <w:i w:val="false"/>
+                <w:b w:val="false"/>
+                <w:u w:val="none"/>
+                <w:sz w:val="18"/>
+                <w:szCs w:val="18"/>
+                <w:color w:val="000000"/>
+              </w:rPr>
+              <w:t xml:space="preserve">14 (100%)</w:t>
+            </w:r>
+          </w:p>
+        </w:tc>
+        <w:tc>
+          <w:tcPr>
+            <w:tcBorders>
+              <w:bottom w:val="none" w:sz="0" w:space="0" w:color="000000"/>
+              <w:top w:val="none" w:sz="0" w:space="0" w:color="000000"/>
+              <w:left w:val="none" w:sz="0" w:space="0" w:color="000000"/>
+              <w:right w:val="none" w:sz="0" w:space="0" w:color="000000"/>
+            </w:tcBorders>
+            <w:shd w:val="clear" w:color="auto" w:fill="FFFFFF"/>
+            <w:tcMar>
+              <w:top w:w="0" w:type="dxa"/>
+              <w:bottom w:w="0" w:type="dxa"/>
+              <w:left w:w="0" w:type="dxa"/>
+              <w:right w:w="0" w:type="dxa"/>
+            </w:tcMar>
+            <w:vAlign w:val="top"/>
+          </w:tcPr>
+          <w:p>
+            <w:pPr>
+              <w:jc w:val="center"/>
+              <w:pBdr>
+                <w:bottom w:val="none" w:sz="0" w:space="0" w:color="000000"/>
+                <w:top w:val="none" w:sz="0" w:space="0" w:color="000000"/>
+                <w:left w:val="none" w:sz="0" w:space="0" w:color="000000"/>
+                <w:right w:val="none" w:sz="0" w:space="0" w:color="000000"/>
+              </w:pBdr>
+              <w:spacing w:after="100" w:before="100" w:line="240"/>
+              <w:ind w:left="100" w:right="100" w:firstLine="0" w:firstLineChars="0"/>
+              <w:rPr>
+                <w:rFonts w:ascii="Arial" w:hAnsi="Arial" w:eastAsia="Arial" w:cs="Arial"/>
+                <w:i w:val="false"/>
+                <w:b w:val="false"/>
+                <w:u w:val="none"/>
+                <w:sz w:val="18"/>
+                <w:szCs w:val="18"/>
+                <w:color w:val="000000"/>
+              </w:rPr>
+            </w:pPr>
+            <w:r>
+              <w:rPr>
+                <w:rFonts w:ascii="Arial" w:hAnsi="Arial" w:eastAsia="Arial" w:cs="Arial"/>
+                <w:i w:val="false"/>
+                <w:b w:val="false"/>
+                <w:u w:val="none"/>
+                <w:sz w:val="18"/>
+                <w:szCs w:val="18"/>
+                <w:color w:val="000000"/>
+              </w:rPr>
+              <w:t xml:space="preserve">13 (72%)</w:t>
+            </w:r>
+          </w:p>
+        </w:tc>
+        <w:tc>
+          <w:tcPr>
+            <w:tcBorders>
+              <w:bottom w:val="none" w:sz="0" w:space="0" w:color="000000"/>
+              <w:top w:val="none" w:sz="0" w:space="0" w:color="000000"/>
+              <w:left w:val="none" w:sz="0" w:space="0" w:color="000000"/>
+              <w:right w:val="none" w:sz="0" w:space="0" w:color="000000"/>
+            </w:tcBorders>
+            <w:shd w:val="clear" w:color="auto" w:fill="FFFFFF"/>
+            <w:tcMar>
+              <w:top w:w="0" w:type="dxa"/>
+              <w:bottom w:w="0" w:type="dxa"/>
+              <w:left w:w="0" w:type="dxa"/>
+              <w:right w:w="0" w:type="dxa"/>
+            </w:tcMar>
+            <w:vAlign w:val="top"/>
+          </w:tcPr>
+          <w:p>
+            <w:pPr>
+              <w:jc w:val="center"/>
+              <w:pBdr>
+                <w:bottom w:val="none" w:sz="0" w:space="0" w:color="000000"/>
+                <w:top w:val="none" w:sz="0" w:space="0" w:color="000000"/>
+                <w:left w:val="none" w:sz="0" w:space="0" w:color="000000"/>
+                <w:right w:val="none" w:sz="0" w:space="0" w:color="000000"/>
+              </w:pBdr>
+              <w:spacing w:after="100" w:before="100" w:line="240"/>
+              <w:ind w:left="100" w:right="100" w:firstLine="0" w:firstLineChars="0"/>
+              <w:rPr>
+                <w:rFonts w:ascii="Arial" w:hAnsi="Arial" w:eastAsia="Arial" w:cs="Arial"/>
+                <w:i w:val="false"/>
+                <w:b w:val="false"/>
+                <w:u w:val="none"/>
+                <w:sz w:val="18"/>
+                <w:szCs w:val="18"/>
+                <w:color w:val="000000"/>
+              </w:rPr>
+            </w:pPr>
+            <w:r>
+              <w:rPr>
+                <w:rFonts w:ascii="Arial" w:hAnsi="Arial" w:eastAsia="Arial" w:cs="Arial"/>
+                <w:i w:val="false"/>
+                <w:b w:val="false"/>
+                <w:u w:val="none"/>
+                <w:sz w:val="18"/>
+                <w:szCs w:val="18"/>
+                <w:color w:val="000000"/>
+              </w:rPr>
+              <w:t xml:space="preserve">17 (68%)</w:t>
             </w:r>
           </w:p>
         </w:tc>
@@ -14060,111 +14060,111 @@
                 <w:szCs w:val="18"/>
                 <w:color w:val="000000"/>
               </w:rPr>
-              <w:t xml:space="preserve">14 (100%)</w:t>
-            </w:r>
-          </w:p>
-        </w:tc>
-        <w:tc>
-          <w:tcPr>
-            <w:tcBorders>
-              <w:bottom w:val="none" w:sz="0" w:space="0" w:color="000000"/>
-              <w:top w:val="none" w:sz="0" w:space="0" w:color="000000"/>
-              <w:left w:val="none" w:sz="0" w:space="0" w:color="000000"/>
-              <w:right w:val="none" w:sz="0" w:space="0" w:color="000000"/>
-            </w:tcBorders>
-            <w:shd w:val="clear" w:color="auto" w:fill="FFFFFF"/>
-            <w:tcMar>
-              <w:top w:w="0" w:type="dxa"/>
-              <w:bottom w:w="0" w:type="dxa"/>
-              <w:left w:w="0" w:type="dxa"/>
-              <w:right w:w="0" w:type="dxa"/>
-            </w:tcMar>
-            <w:vAlign w:val="top"/>
-          </w:tcPr>
-          <w:p>
-            <w:pPr>
-              <w:jc w:val="center"/>
-              <w:pBdr>
-                <w:bottom w:val="none" w:sz="0" w:space="0" w:color="000000"/>
-                <w:top w:val="none" w:sz="0" w:space="0" w:color="000000"/>
-                <w:left w:val="none" w:sz="0" w:space="0" w:color="000000"/>
-                <w:right w:val="none" w:sz="0" w:space="0" w:color="000000"/>
-              </w:pBdr>
-              <w:spacing w:after="100" w:before="100" w:line="240"/>
-              <w:ind w:left="100" w:right="100" w:firstLine="0" w:firstLineChars="0"/>
-              <w:rPr>
-                <w:rFonts w:ascii="Arial" w:hAnsi="Arial" w:eastAsia="Arial" w:cs="Arial"/>
-                <w:i w:val="false"/>
-                <w:b w:val="false"/>
-                <w:u w:val="none"/>
-                <w:sz w:val="18"/>
-                <w:szCs w:val="18"/>
-                <w:color w:val="000000"/>
-              </w:rPr>
-            </w:pPr>
-            <w:r>
-              <w:rPr>
-                <w:rFonts w:ascii="Arial" w:hAnsi="Arial" w:eastAsia="Arial" w:cs="Arial"/>
-                <w:i w:val="false"/>
-                <w:b w:val="false"/>
-                <w:u w:val="none"/>
-                <w:sz w:val="18"/>
-                <w:szCs w:val="18"/>
-                <w:color w:val="000000"/>
-              </w:rPr>
-              <w:t xml:space="preserve">3 (100%)</w:t>
-            </w:r>
-          </w:p>
-        </w:tc>
-        <w:tc>
-          <w:tcPr>
-            <w:tcBorders>
-              <w:bottom w:val="none" w:sz="0" w:space="0" w:color="000000"/>
-              <w:top w:val="none" w:sz="0" w:space="0" w:color="000000"/>
-              <w:left w:val="none" w:sz="0" w:space="0" w:color="000000"/>
-              <w:right w:val="none" w:sz="0" w:space="0" w:color="000000"/>
-            </w:tcBorders>
-            <w:shd w:val="clear" w:color="auto" w:fill="FFFFFF"/>
-            <w:tcMar>
-              <w:top w:w="0" w:type="dxa"/>
-              <w:bottom w:w="0" w:type="dxa"/>
-              <w:left w:w="0" w:type="dxa"/>
-              <w:right w:w="0" w:type="dxa"/>
-            </w:tcMar>
-            <w:vAlign w:val="top"/>
-          </w:tcPr>
-          <w:p>
-            <w:pPr>
-              <w:jc w:val="center"/>
-              <w:pBdr>
-                <w:bottom w:val="none" w:sz="0" w:space="0" w:color="000000"/>
-                <w:top w:val="none" w:sz="0" w:space="0" w:color="000000"/>
-                <w:left w:val="none" w:sz="0" w:space="0" w:color="000000"/>
-                <w:right w:val="none" w:sz="0" w:space="0" w:color="000000"/>
-              </w:pBdr>
-              <w:spacing w:after="100" w:before="100" w:line="240"/>
-              <w:ind w:left="100" w:right="100" w:firstLine="0" w:firstLineChars="0"/>
-              <w:rPr>
-                <w:rFonts w:ascii="Arial" w:hAnsi="Arial" w:eastAsia="Arial" w:cs="Arial"/>
-                <w:i w:val="false"/>
-                <w:b w:val="false"/>
-                <w:u w:val="none"/>
-                <w:sz w:val="18"/>
-                <w:szCs w:val="18"/>
-                <w:color w:val="000000"/>
-              </w:rPr>
-            </w:pPr>
-            <w:r>
-              <w:rPr>
-                <w:rFonts w:ascii="Arial" w:hAnsi="Arial" w:eastAsia="Arial" w:cs="Arial"/>
-                <w:i w:val="false"/>
-                <w:b w:val="false"/>
-                <w:u w:val="none"/>
-                <w:sz w:val="18"/>
-                <w:szCs w:val="18"/>
-                <w:color w:val="000000"/>
-              </w:rPr>
-              <w:t xml:space="preserve">2 (100%)</w:t>
+              <w:t xml:space="preserve">14 (25%)</w:t>
+            </w:r>
+          </w:p>
+        </w:tc>
+        <w:tc>
+          <w:tcPr>
+            <w:tcBorders>
+              <w:bottom w:val="none" w:sz="0" w:space="0" w:color="000000"/>
+              <w:top w:val="none" w:sz="0" w:space="0" w:color="000000"/>
+              <w:left w:val="none" w:sz="0" w:space="0" w:color="000000"/>
+              <w:right w:val="none" w:sz="0" w:space="0" w:color="000000"/>
+            </w:tcBorders>
+            <w:shd w:val="clear" w:color="auto" w:fill="FFFFFF"/>
+            <w:tcMar>
+              <w:top w:w="0" w:type="dxa"/>
+              <w:bottom w:w="0" w:type="dxa"/>
+              <w:left w:w="0" w:type="dxa"/>
+              <w:right w:w="0" w:type="dxa"/>
+            </w:tcMar>
+            <w:vAlign w:val="top"/>
+          </w:tcPr>
+          <w:p>
+            <w:pPr>
+              <w:jc w:val="center"/>
+              <w:pBdr>
+                <w:bottom w:val="none" w:sz="0" w:space="0" w:color="000000"/>
+                <w:top w:val="none" w:sz="0" w:space="0" w:color="000000"/>
+                <w:left w:val="none" w:sz="0" w:space="0" w:color="000000"/>
+                <w:right w:val="none" w:sz="0" w:space="0" w:color="000000"/>
+              </w:pBdr>
+              <w:spacing w:after="100" w:before="100" w:line="240"/>
+              <w:ind w:left="100" w:right="100" w:firstLine="0" w:firstLineChars="0"/>
+              <w:rPr>
+                <w:rFonts w:ascii="Arial" w:hAnsi="Arial" w:eastAsia="Arial" w:cs="Arial"/>
+                <w:i w:val="false"/>
+                <w:b w:val="false"/>
+                <w:u w:val="none"/>
+                <w:sz w:val="18"/>
+                <w:szCs w:val="18"/>
+                <w:color w:val="000000"/>
+              </w:rPr>
+            </w:pPr>
+            <w:r>
+              <w:rPr>
+                <w:rFonts w:ascii="Arial" w:hAnsi="Arial" w:eastAsia="Arial" w:cs="Arial"/>
+                <w:i w:val="false"/>
+                <w:b w:val="false"/>
+                <w:u w:val="none"/>
+                <w:sz w:val="18"/>
+                <w:szCs w:val="18"/>
+                <w:color w:val="000000"/>
+              </w:rPr>
+              <w:t xml:space="preserve">3 (75%)</w:t>
+            </w:r>
+          </w:p>
+        </w:tc>
+        <w:tc>
+          <w:tcPr>
+            <w:tcBorders>
+              <w:bottom w:val="none" w:sz="0" w:space="0" w:color="000000"/>
+              <w:top w:val="none" w:sz="0" w:space="0" w:color="000000"/>
+              <w:left w:val="none" w:sz="0" w:space="0" w:color="000000"/>
+              <w:right w:val="none" w:sz="0" w:space="0" w:color="000000"/>
+            </w:tcBorders>
+            <w:shd w:val="clear" w:color="auto" w:fill="FFFFFF"/>
+            <w:tcMar>
+              <w:top w:w="0" w:type="dxa"/>
+              <w:bottom w:w="0" w:type="dxa"/>
+              <w:left w:w="0" w:type="dxa"/>
+              <w:right w:w="0" w:type="dxa"/>
+            </w:tcMar>
+            <w:vAlign w:val="top"/>
+          </w:tcPr>
+          <w:p>
+            <w:pPr>
+              <w:jc w:val="center"/>
+              <w:pBdr>
+                <w:bottom w:val="none" w:sz="0" w:space="0" w:color="000000"/>
+                <w:top w:val="none" w:sz="0" w:space="0" w:color="000000"/>
+                <w:left w:val="none" w:sz="0" w:space="0" w:color="000000"/>
+                <w:right w:val="none" w:sz="0" w:space="0" w:color="000000"/>
+              </w:pBdr>
+              <w:spacing w:after="100" w:before="100" w:line="240"/>
+              <w:ind w:left="100" w:right="100" w:firstLine="0" w:firstLineChars="0"/>
+              <w:rPr>
+                <w:rFonts w:ascii="Arial" w:hAnsi="Arial" w:eastAsia="Arial" w:cs="Arial"/>
+                <w:i w:val="false"/>
+                <w:b w:val="false"/>
+                <w:u w:val="none"/>
+                <w:sz w:val="18"/>
+                <w:szCs w:val="18"/>
+                <w:color w:val="000000"/>
+              </w:rPr>
+            </w:pPr>
+            <w:r>
+              <w:rPr>
+                <w:rFonts w:ascii="Arial" w:hAnsi="Arial" w:eastAsia="Arial" w:cs="Arial"/>
+                <w:i w:val="false"/>
+                <w:b w:val="false"/>
+                <w:u w:val="none"/>
+                <w:sz w:val="18"/>
+                <w:szCs w:val="18"/>
+                <w:color w:val="000000"/>
+              </w:rPr>
+              <w:t xml:space="preserve">2 (4.5%)</w:t>
             </w:r>
           </w:p>
         </w:tc>
@@ -14268,118 +14268,118 @@
                 <w:szCs w:val="18"/>
                 <w:color w:val="000000"/>
               </w:rPr>
-              <w:t xml:space="preserve">3 (100%)</w:t>
-            </w:r>
-          </w:p>
-        </w:tc>
-        <w:tc>
-          <w:tcPr>
-            <w:tcBorders>
-              <w:bottom w:val="none" w:sz="0" w:space="0" w:color="000000"/>
-              <w:top w:val="none" w:sz="0" w:space="0" w:color="000000"/>
-              <w:left w:val="none" w:sz="0" w:space="0" w:color="000000"/>
-              <w:right w:val="none" w:sz="0" w:space="0" w:color="000000"/>
-            </w:tcBorders>
-            <w:shd w:val="clear" w:color="auto" w:fill="FFFFFF"/>
-            <w:tcMar>
-              <w:top w:w="0" w:type="dxa"/>
-              <w:bottom w:w="0" w:type="dxa"/>
-              <w:left w:w="0" w:type="dxa"/>
-              <w:right w:w="0" w:type="dxa"/>
-            </w:tcMar>
-            <w:vAlign w:val="top"/>
-          </w:tcPr>
-          <w:p>
-            <w:pPr>
-              <w:jc w:val="center"/>
-              <w:pBdr>
-                <w:bottom w:val="none" w:sz="0" w:space="0" w:color="000000"/>
-                <w:top w:val="none" w:sz="0" w:space="0" w:color="000000"/>
-                <w:left w:val="none" w:sz="0" w:space="0" w:color="000000"/>
-                <w:right w:val="none" w:sz="0" w:space="0" w:color="000000"/>
-              </w:pBdr>
-              <w:spacing w:after="100" w:before="100" w:line="240"/>
-              <w:ind w:left="100" w:right="100" w:firstLine="0" w:firstLineChars="0"/>
-              <w:rPr>
-                <w:rFonts w:ascii="Arial" w:hAnsi="Arial" w:eastAsia="Arial" w:cs="Arial"/>
-                <w:i w:val="false"/>
-                <w:b w:val="false"/>
-                <w:u w:val="none"/>
-                <w:sz w:val="18"/>
-                <w:szCs w:val="18"/>
-                <w:color w:val="000000"/>
-              </w:rPr>
-            </w:pPr>
-            <w:r>
-              <w:rPr>
-                <w:rFonts w:ascii="Arial" w:hAnsi="Arial" w:eastAsia="Arial" w:cs="Arial"/>
-                <w:i w:val="false"/>
-                <w:b w:val="false"/>
-                <w:u w:val="none"/>
-                <w:sz w:val="18"/>
-                <w:szCs w:val="18"/>
-                <w:color w:val="000000"/>
-              </w:rPr>
-              <w:t xml:space="preserve">3 (100%)</w:t>
-            </w:r>
-          </w:p>
-        </w:tc>
-        <w:tc>
-          <w:tcPr>
-            <w:tcBorders>
-              <w:bottom w:val="none" w:sz="0" w:space="0" w:color="000000"/>
-              <w:top w:val="none" w:sz="0" w:space="0" w:color="000000"/>
-              <w:left w:val="none" w:sz="0" w:space="0" w:color="000000"/>
-              <w:right w:val="none" w:sz="0" w:space="0" w:color="000000"/>
-            </w:tcBorders>
-            <w:shd w:val="clear" w:color="auto" w:fill="FFFFFF"/>
-            <w:tcMar>
-              <w:top w:w="0" w:type="dxa"/>
-              <w:bottom w:w="0" w:type="dxa"/>
-              <w:left w:w="0" w:type="dxa"/>
-              <w:right w:w="0" w:type="dxa"/>
-            </w:tcMar>
-            <w:vAlign w:val="top"/>
-          </w:tcPr>
-          <w:p>
-            <w:pPr>
-              <w:jc w:val="center"/>
-              <w:pBdr>
-                <w:bottom w:val="none" w:sz="0" w:space="0" w:color="000000"/>
-                <w:top w:val="none" w:sz="0" w:space="0" w:color="000000"/>
-                <w:left w:val="none" w:sz="0" w:space="0" w:color="000000"/>
-                <w:right w:val="none" w:sz="0" w:space="0" w:color="000000"/>
-              </w:pBdr>
-              <w:spacing w:after="100" w:before="100" w:line="240"/>
-              <w:ind w:left="100" w:right="100" w:firstLine="0" w:firstLineChars="0"/>
-              <w:rPr>
-                <w:rFonts w:ascii="Arial" w:hAnsi="Arial" w:eastAsia="Arial" w:cs="Arial"/>
-                <w:i w:val="false"/>
-                <w:b w:val="false"/>
-                <w:u w:val="none"/>
-                <w:sz w:val="18"/>
-                <w:szCs w:val="18"/>
-                <w:color w:val="000000"/>
-              </w:rPr>
-            </w:pPr>
-            <w:r>
-              <w:rPr>
-                <w:rFonts w:ascii="Arial" w:hAnsi="Arial" w:eastAsia="Arial" w:cs="Arial"/>
-                <w:i w:val="false"/>
-                <w:b w:val="false"/>
-                <w:u w:val="none"/>
-                <w:sz w:val="18"/>
-                <w:szCs w:val="18"/>
-                <w:color w:val="000000"/>
-              </w:rPr>
-              <w:t xml:space="preserve">8 (100%)</w:t>
+              <w:t xml:space="preserve">3 (21%)</w:t>
+            </w:r>
+          </w:p>
+        </w:tc>
+        <w:tc>
+          <w:tcPr>
+            <w:tcBorders>
+              <w:bottom w:val="none" w:sz="0" w:space="0" w:color="000000"/>
+              <w:top w:val="none" w:sz="0" w:space="0" w:color="000000"/>
+              <w:left w:val="none" w:sz="0" w:space="0" w:color="000000"/>
+              <w:right w:val="none" w:sz="0" w:space="0" w:color="000000"/>
+            </w:tcBorders>
+            <w:shd w:val="clear" w:color="auto" w:fill="FFFFFF"/>
+            <w:tcMar>
+              <w:top w:w="0" w:type="dxa"/>
+              <w:bottom w:w="0" w:type="dxa"/>
+              <w:left w:w="0" w:type="dxa"/>
+              <w:right w:w="0" w:type="dxa"/>
+            </w:tcMar>
+            <w:vAlign w:val="top"/>
+          </w:tcPr>
+          <w:p>
+            <w:pPr>
+              <w:jc w:val="center"/>
+              <w:pBdr>
+                <w:bottom w:val="none" w:sz="0" w:space="0" w:color="000000"/>
+                <w:top w:val="none" w:sz="0" w:space="0" w:color="000000"/>
+                <w:left w:val="none" w:sz="0" w:space="0" w:color="000000"/>
+                <w:right w:val="none" w:sz="0" w:space="0" w:color="000000"/>
+              </w:pBdr>
+              <w:spacing w:after="100" w:before="100" w:line="240"/>
+              <w:ind w:left="100" w:right="100" w:firstLine="0" w:firstLineChars="0"/>
+              <w:rPr>
+                <w:rFonts w:ascii="Arial" w:hAnsi="Arial" w:eastAsia="Arial" w:cs="Arial"/>
+                <w:i w:val="false"/>
+                <w:b w:val="false"/>
+                <w:u w:val="none"/>
+                <w:sz w:val="18"/>
+                <w:szCs w:val="18"/>
+                <w:color w:val="000000"/>
+              </w:rPr>
+            </w:pPr>
+            <w:r>
+              <w:rPr>
+                <w:rFonts w:ascii="Arial" w:hAnsi="Arial" w:eastAsia="Arial" w:cs="Arial"/>
+                <w:i w:val="false"/>
+                <w:b w:val="false"/>
+                <w:u w:val="none"/>
+                <w:sz w:val="18"/>
+                <w:szCs w:val="18"/>
+                <w:color w:val="000000"/>
+              </w:rPr>
+              <w:t xml:space="preserve">3 (17%)</w:t>
+            </w:r>
+          </w:p>
+        </w:tc>
+        <w:tc>
+          <w:tcPr>
+            <w:tcBorders>
+              <w:bottom w:val="none" w:sz="0" w:space="0" w:color="000000"/>
+              <w:top w:val="none" w:sz="0" w:space="0" w:color="000000"/>
+              <w:left w:val="none" w:sz="0" w:space="0" w:color="000000"/>
+              <w:right w:val="none" w:sz="0" w:space="0" w:color="000000"/>
+            </w:tcBorders>
+            <w:shd w:val="clear" w:color="auto" w:fill="FFFFFF"/>
+            <w:tcMar>
+              <w:top w:w="0" w:type="dxa"/>
+              <w:bottom w:w="0" w:type="dxa"/>
+              <w:left w:w="0" w:type="dxa"/>
+              <w:right w:w="0" w:type="dxa"/>
+            </w:tcMar>
+            <w:vAlign w:val="top"/>
+          </w:tcPr>
+          <w:p>
+            <w:pPr>
+              <w:jc w:val="center"/>
+              <w:pBdr>
+                <w:bottom w:val="none" w:sz="0" w:space="0" w:color="000000"/>
+                <w:top w:val="none" w:sz="0" w:space="0" w:color="000000"/>
+                <w:left w:val="none" w:sz="0" w:space="0" w:color="000000"/>
+                <w:right w:val="none" w:sz="0" w:space="0" w:color="000000"/>
+              </w:pBdr>
+              <w:spacing w:after="100" w:before="100" w:line="240"/>
+              <w:ind w:left="100" w:right="100" w:firstLine="0" w:firstLineChars="0"/>
+              <w:rPr>
+                <w:rFonts w:ascii="Arial" w:hAnsi="Arial" w:eastAsia="Arial" w:cs="Arial"/>
+                <w:i w:val="false"/>
+                <w:b w:val="false"/>
+                <w:u w:val="none"/>
+                <w:sz w:val="18"/>
+                <w:szCs w:val="18"/>
+                <w:color w:val="000000"/>
+              </w:rPr>
+            </w:pPr>
+            <w:r>
+              <w:rPr>
+                <w:rFonts w:ascii="Arial" w:hAnsi="Arial" w:eastAsia="Arial" w:cs="Arial"/>
+                <w:i w:val="false"/>
+                <w:b w:val="false"/>
+                <w:u w:val="none"/>
+                <w:sz w:val="18"/>
+                <w:szCs w:val="18"/>
+                <w:color w:val="000000"/>
+              </w:rPr>
+              <w:t xml:space="preserve">8 (32%)</w:t>
             </w:r>
           </w:p>
         </w:tc>
       </w:tr>
       <w:tr>
         <w:trPr>
-          <w:trHeight w:val="575" w:hRule="auto"/>
+          <w:trHeight w:val="580" w:hRule="auto"/>
         </w:trPr>
         body33
         <w:tc>
@@ -14482,319 +14482,319 @@
                 <w:szCs w:val="18"/>
                 <w:color w:val="000000"/>
               </w:rPr>
-              <w:t xml:space="preserve">43</w:t>
-            </w:r>
-          </w:p>
-        </w:tc>
-        <w:tc>
-          <w:tcPr>
-            <w:tcBorders>
-              <w:bottom w:val="none" w:sz="0" w:space="0" w:color="000000"/>
-              <w:top w:val="none" w:sz="0" w:space="0" w:color="000000"/>
-              <w:left w:val="none" w:sz="0" w:space="0" w:color="000000"/>
-              <w:right w:val="none" w:sz="0" w:space="0" w:color="000000"/>
-            </w:tcBorders>
-            <w:shd w:val="clear" w:color="auto" w:fill="FFFFFF"/>
-            <w:tcMar>
-              <w:top w:w="0" w:type="dxa"/>
-              <w:bottom w:w="0" w:type="dxa"/>
-              <w:left w:w="0" w:type="dxa"/>
-              <w:right w:w="0" w:type="dxa"/>
-            </w:tcMar>
-            <w:vAlign w:val="top"/>
-          </w:tcPr>
-          <w:p>
-            <w:pPr>
-              <w:jc w:val="center"/>
-              <w:pBdr>
-                <w:bottom w:val="none" w:sz="0" w:space="0" w:color="000000"/>
-                <w:top w:val="none" w:sz="0" w:space="0" w:color="000000"/>
-                <w:left w:val="none" w:sz="0" w:space="0" w:color="000000"/>
-                <w:right w:val="none" w:sz="0" w:space="0" w:color="000000"/>
-              </w:pBdr>
-              <w:spacing w:after="100" w:before="100" w:line="240"/>
-              <w:ind w:left="100" w:right="100" w:firstLine="0" w:firstLineChars="0"/>
-              <w:rPr>
-                <w:rFonts w:ascii="Arial" w:hAnsi="Arial" w:eastAsia="Arial" w:cs="Arial"/>
-                <w:i w:val="false"/>
-                <w:b w:val="false"/>
-                <w:u w:val="none"/>
-                <w:sz w:val="18"/>
-                <w:szCs w:val="18"/>
-                <w:color w:val="000000"/>
-              </w:rPr>
-            </w:pPr>
-            <w:r>
-              <w:rPr>
-                <w:rFonts w:ascii="Arial" w:hAnsi="Arial" w:eastAsia="Arial" w:cs="Arial"/>
-                <w:i w:val="false"/>
-                <w:b w:val="false"/>
-                <w:u w:val="none"/>
-                <w:sz w:val="18"/>
-                <w:szCs w:val="18"/>
-                <w:color w:val="000000"/>
-              </w:rPr>
-              <w:t xml:space="preserve">1</w:t>
-            </w:r>
-          </w:p>
-        </w:tc>
-        <w:tc>
-          <w:tcPr>
-            <w:tcBorders>
-              <w:bottom w:val="none" w:sz="0" w:space="0" w:color="000000"/>
-              <w:top w:val="none" w:sz="0" w:space="0" w:color="000000"/>
-              <w:left w:val="none" w:sz="0" w:space="0" w:color="000000"/>
-              <w:right w:val="none" w:sz="0" w:space="0" w:color="000000"/>
-            </w:tcBorders>
-            <w:shd w:val="clear" w:color="auto" w:fill="FFFFFF"/>
-            <w:tcMar>
-              <w:top w:w="0" w:type="dxa"/>
-              <w:bottom w:w="0" w:type="dxa"/>
-              <w:left w:w="0" w:type="dxa"/>
-              <w:right w:w="0" w:type="dxa"/>
-            </w:tcMar>
-            <w:vAlign w:val="top"/>
-          </w:tcPr>
-          <w:p>
-            <w:pPr>
-              <w:jc w:val="center"/>
-              <w:pBdr>
-                <w:bottom w:val="none" w:sz="0" w:space="0" w:color="000000"/>
-                <w:top w:val="none" w:sz="0" w:space="0" w:color="000000"/>
-                <w:left w:val="none" w:sz="0" w:space="0" w:color="000000"/>
-                <w:right w:val="none" w:sz="0" w:space="0" w:color="000000"/>
-              </w:pBdr>
-              <w:spacing w:after="100" w:before="100" w:line="240"/>
-              <w:ind w:left="100" w:right="100" w:firstLine="0" w:firstLineChars="0"/>
-              <w:rPr>
-                <w:rFonts w:ascii="Arial" w:hAnsi="Arial" w:eastAsia="Arial" w:cs="Arial"/>
-                <w:i w:val="false"/>
-                <w:b w:val="false"/>
-                <w:u w:val="none"/>
-                <w:sz w:val="18"/>
-                <w:szCs w:val="18"/>
-                <w:color w:val="000000"/>
-              </w:rPr>
-            </w:pPr>
-            <w:r>
-              <w:rPr>
-                <w:rFonts w:ascii="Arial" w:hAnsi="Arial" w:eastAsia="Arial" w:cs="Arial"/>
-                <w:i w:val="false"/>
-                <w:b w:val="false"/>
-                <w:u w:val="none"/>
-                <w:sz w:val="18"/>
-                <w:szCs w:val="18"/>
-                <w:color w:val="000000"/>
-              </w:rPr>
-              <w:t xml:space="preserve">42</w:t>
-            </w:r>
-          </w:p>
-        </w:tc>
-        <w:tc>
-          <w:tcPr>
-            <w:tcBorders>
-              <w:bottom w:val="none" w:sz="0" w:space="0" w:color="000000"/>
-              <w:top w:val="none" w:sz="0" w:space="0" w:color="000000"/>
-              <w:left w:val="none" w:sz="0" w:space="0" w:color="000000"/>
-              <w:right w:val="none" w:sz="0" w:space="0" w:color="000000"/>
-            </w:tcBorders>
-            <w:shd w:val="clear" w:color="auto" w:fill="FFFFFF"/>
-            <w:tcMar>
-              <w:top w:w="0" w:type="dxa"/>
-              <w:bottom w:w="0" w:type="dxa"/>
-              <w:left w:w="0" w:type="dxa"/>
-              <w:right w:w="0" w:type="dxa"/>
-            </w:tcMar>
-            <w:vAlign w:val="top"/>
-          </w:tcPr>
-          <w:p>
-            <w:pPr>
-              <w:jc w:val="center"/>
-              <w:pBdr>
-                <w:bottom w:val="none" w:sz="0" w:space="0" w:color="000000"/>
-                <w:top w:val="none" w:sz="0" w:space="0" w:color="000000"/>
-                <w:left w:val="none" w:sz="0" w:space="0" w:color="000000"/>
-                <w:right w:val="none" w:sz="0" w:space="0" w:color="000000"/>
-              </w:pBdr>
-              <w:spacing w:after="100" w:before="100" w:line="240"/>
-              <w:ind w:left="100" w:right="100" w:firstLine="0" w:firstLineChars="0"/>
-              <w:rPr>
-                <w:rFonts w:ascii="Arial" w:hAnsi="Arial" w:eastAsia="Arial" w:cs="Arial"/>
-                <w:i w:val="false"/>
-                <w:b w:val="false"/>
-                <w:u w:val="none"/>
-                <w:sz w:val="18"/>
-                <w:szCs w:val="18"/>
-                <w:color w:val="000000"/>
-              </w:rPr>
-            </w:pPr>
-            <w:r>
-              <w:rPr>
-                <w:rFonts w:ascii="Arial" w:hAnsi="Arial" w:eastAsia="Arial" w:cs="Arial"/>
-                <w:i w:val="false"/>
-                <w:b w:val="false"/>
-                <w:u w:val="none"/>
-                <w:sz w:val="18"/>
-                <w:szCs w:val="18"/>
-                <w:color w:val="000000"/>
-              </w:rPr>
-              <w:t xml:space="preserve">0</w:t>
-            </w:r>
-          </w:p>
-        </w:tc>
-        <w:tc>
-          <w:tcPr>
-            <w:tcBorders>
-              <w:bottom w:val="none" w:sz="0" w:space="0" w:color="000000"/>
-              <w:top w:val="none" w:sz="0" w:space="0" w:color="000000"/>
-              <w:left w:val="none" w:sz="0" w:space="0" w:color="000000"/>
-              <w:right w:val="none" w:sz="0" w:space="0" w:color="000000"/>
-            </w:tcBorders>
-            <w:shd w:val="clear" w:color="auto" w:fill="FFFFFF"/>
-            <w:tcMar>
-              <w:top w:w="0" w:type="dxa"/>
-              <w:bottom w:w="0" w:type="dxa"/>
-              <w:left w:w="0" w:type="dxa"/>
-              <w:right w:w="0" w:type="dxa"/>
-            </w:tcMar>
-            <w:vAlign w:val="top"/>
-          </w:tcPr>
-          <w:p>
-            <w:pPr>
-              <w:jc w:val="center"/>
-              <w:pBdr>
-                <w:bottom w:val="none" w:sz="0" w:space="0" w:color="000000"/>
-                <w:top w:val="none" w:sz="0" w:space="0" w:color="000000"/>
-                <w:left w:val="none" w:sz="0" w:space="0" w:color="000000"/>
-                <w:right w:val="none" w:sz="0" w:space="0" w:color="000000"/>
-              </w:pBdr>
-              <w:spacing w:after="100" w:before="100" w:line="240"/>
-              <w:ind w:left="100" w:right="100" w:firstLine="0" w:firstLineChars="0"/>
-              <w:rPr>
-                <w:rFonts w:ascii="Arial" w:hAnsi="Arial" w:eastAsia="Arial" w:cs="Arial"/>
-                <w:i w:val="false"/>
-                <w:b w:val="false"/>
-                <w:u w:val="none"/>
-                <w:sz w:val="18"/>
-                <w:szCs w:val="18"/>
-                <w:color w:val="000000"/>
-              </w:rPr>
-            </w:pPr>
-            <w:r>
-              <w:rPr>
-                <w:rFonts w:ascii="Arial" w:hAnsi="Arial" w:eastAsia="Arial" w:cs="Arial"/>
-                <w:i w:val="false"/>
-                <w:b w:val="false"/>
-                <w:u w:val="none"/>
-                <w:sz w:val="18"/>
-                <w:szCs w:val="18"/>
-                <w:color w:val="000000"/>
-              </w:rPr>
-              <w:t xml:space="preserve">11</w:t>
-            </w:r>
-          </w:p>
-        </w:tc>
-        <w:tc>
-          <w:tcPr>
-            <w:tcBorders>
-              <w:bottom w:val="none" w:sz="0" w:space="0" w:color="000000"/>
-              <w:top w:val="none" w:sz="0" w:space="0" w:color="000000"/>
-              <w:left w:val="none" w:sz="0" w:space="0" w:color="000000"/>
-              <w:right w:val="none" w:sz="0" w:space="0" w:color="000000"/>
-            </w:tcBorders>
-            <w:shd w:val="clear" w:color="auto" w:fill="FFFFFF"/>
-            <w:tcMar>
-              <w:top w:w="0" w:type="dxa"/>
-              <w:bottom w:w="0" w:type="dxa"/>
-              <w:left w:w="0" w:type="dxa"/>
-              <w:right w:w="0" w:type="dxa"/>
-            </w:tcMar>
-            <w:vAlign w:val="top"/>
-          </w:tcPr>
-          <w:p>
-            <w:pPr>
-              <w:jc w:val="center"/>
-              <w:pBdr>
-                <w:bottom w:val="none" w:sz="0" w:space="0" w:color="000000"/>
-                <w:top w:val="none" w:sz="0" w:space="0" w:color="000000"/>
-                <w:left w:val="none" w:sz="0" w:space="0" w:color="000000"/>
-                <w:right w:val="none" w:sz="0" w:space="0" w:color="000000"/>
-              </w:pBdr>
-              <w:spacing w:after="100" w:before="100" w:line="240"/>
-              <w:ind w:left="100" w:right="100" w:firstLine="0" w:firstLineChars="0"/>
-              <w:rPr>
-                <w:rFonts w:ascii="Arial" w:hAnsi="Arial" w:eastAsia="Arial" w:cs="Arial"/>
-                <w:i w:val="false"/>
-                <w:b w:val="false"/>
-                <w:u w:val="none"/>
-                <w:sz w:val="18"/>
-                <w:szCs w:val="18"/>
-                <w:color w:val="000000"/>
-              </w:rPr>
-            </w:pPr>
-            <w:r>
-              <w:rPr>
-                <w:rFonts w:ascii="Arial" w:hAnsi="Arial" w:eastAsia="Arial" w:cs="Arial"/>
-                <w:i w:val="false"/>
-                <w:b w:val="false"/>
-                <w:u w:val="none"/>
-                <w:sz w:val="18"/>
-                <w:szCs w:val="18"/>
-                <w:color w:val="000000"/>
-              </w:rPr>
-              <w:t xml:space="preserve">15</w:t>
-            </w:r>
-          </w:p>
-        </w:tc>
-        <w:tc>
-          <w:tcPr>
-            <w:tcBorders>
-              <w:bottom w:val="none" w:sz="0" w:space="0" w:color="000000"/>
-              <w:top w:val="none" w:sz="0" w:space="0" w:color="000000"/>
-              <w:left w:val="none" w:sz="0" w:space="0" w:color="000000"/>
-              <w:right w:val="none" w:sz="0" w:space="0" w:color="000000"/>
-            </w:tcBorders>
-            <w:shd w:val="clear" w:color="auto" w:fill="FFFFFF"/>
-            <w:tcMar>
-              <w:top w:w="0" w:type="dxa"/>
-              <w:bottom w:w="0" w:type="dxa"/>
-              <w:left w:w="0" w:type="dxa"/>
-              <w:right w:w="0" w:type="dxa"/>
-            </w:tcMar>
-            <w:vAlign w:val="top"/>
-          </w:tcPr>
-          <w:p>
-            <w:pPr>
-              <w:jc w:val="center"/>
-              <w:pBdr>
-                <w:bottom w:val="none" w:sz="0" w:space="0" w:color="000000"/>
-                <w:top w:val="none" w:sz="0" w:space="0" w:color="000000"/>
-                <w:left w:val="none" w:sz="0" w:space="0" w:color="000000"/>
-                <w:right w:val="none" w:sz="0" w:space="0" w:color="000000"/>
-              </w:pBdr>
-              <w:spacing w:after="100" w:before="100" w:line="240"/>
-              <w:ind w:left="100" w:right="100" w:firstLine="0" w:firstLineChars="0"/>
-              <w:rPr>
-                <w:rFonts w:ascii="Arial" w:hAnsi="Arial" w:eastAsia="Arial" w:cs="Arial"/>
-                <w:i w:val="false"/>
-                <w:b w:val="false"/>
-                <w:u w:val="none"/>
-                <w:sz w:val="18"/>
-                <w:szCs w:val="18"/>
-                <w:color w:val="000000"/>
-              </w:rPr>
-            </w:pPr>
-            <w:r>
-              <w:rPr>
-                <w:rFonts w:ascii="Arial" w:hAnsi="Arial" w:eastAsia="Arial" w:cs="Arial"/>
-                <w:i w:val="false"/>
-                <w:b w:val="false"/>
-                <w:u w:val="none"/>
-                <w:sz w:val="18"/>
-                <w:szCs w:val="18"/>
-                <w:color w:val="000000"/>
-              </w:rPr>
-              <w:t xml:space="preserve">17</w:t>
+              <w:t xml:space="preserve">43 (75%)</w:t>
+            </w:r>
+          </w:p>
+        </w:tc>
+        <w:tc>
+          <w:tcPr>
+            <w:tcBorders>
+              <w:bottom w:val="none" w:sz="0" w:space="0" w:color="000000"/>
+              <w:top w:val="none" w:sz="0" w:space="0" w:color="000000"/>
+              <w:left w:val="none" w:sz="0" w:space="0" w:color="000000"/>
+              <w:right w:val="none" w:sz="0" w:space="0" w:color="000000"/>
+            </w:tcBorders>
+            <w:shd w:val="clear" w:color="auto" w:fill="FFFFFF"/>
+            <w:tcMar>
+              <w:top w:w="0" w:type="dxa"/>
+              <w:bottom w:w="0" w:type="dxa"/>
+              <w:left w:w="0" w:type="dxa"/>
+              <w:right w:w="0" w:type="dxa"/>
+            </w:tcMar>
+            <w:vAlign w:val="top"/>
+          </w:tcPr>
+          <w:p>
+            <w:pPr>
+              <w:jc w:val="center"/>
+              <w:pBdr>
+                <w:bottom w:val="none" w:sz="0" w:space="0" w:color="000000"/>
+                <w:top w:val="none" w:sz="0" w:space="0" w:color="000000"/>
+                <w:left w:val="none" w:sz="0" w:space="0" w:color="000000"/>
+                <w:right w:val="none" w:sz="0" w:space="0" w:color="000000"/>
+              </w:pBdr>
+              <w:spacing w:after="100" w:before="100" w:line="240"/>
+              <w:ind w:left="100" w:right="100" w:firstLine="0" w:firstLineChars="0"/>
+              <w:rPr>
+                <w:rFonts w:ascii="Arial" w:hAnsi="Arial" w:eastAsia="Arial" w:cs="Arial"/>
+                <w:i w:val="false"/>
+                <w:b w:val="false"/>
+                <w:u w:val="none"/>
+                <w:sz w:val="18"/>
+                <w:szCs w:val="18"/>
+                <w:color w:val="000000"/>
+              </w:rPr>
+            </w:pPr>
+            <w:r>
+              <w:rPr>
+                <w:rFonts w:ascii="Arial" w:hAnsi="Arial" w:eastAsia="Arial" w:cs="Arial"/>
+                <w:i w:val="false"/>
+                <w:b w:val="false"/>
+                <w:u w:val="none"/>
+                <w:sz w:val="18"/>
+                <w:szCs w:val="18"/>
+                <w:color w:val="000000"/>
+              </w:rPr>
+              <w:t xml:space="preserve">1 (25%)</w:t>
+            </w:r>
+          </w:p>
+        </w:tc>
+        <w:tc>
+          <w:tcPr>
+            <w:tcBorders>
+              <w:bottom w:val="none" w:sz="0" w:space="0" w:color="000000"/>
+              <w:top w:val="none" w:sz="0" w:space="0" w:color="000000"/>
+              <w:left w:val="none" w:sz="0" w:space="0" w:color="000000"/>
+              <w:right w:val="none" w:sz="0" w:space="0" w:color="000000"/>
+            </w:tcBorders>
+            <w:shd w:val="clear" w:color="auto" w:fill="FFFFFF"/>
+            <w:tcMar>
+              <w:top w:w="0" w:type="dxa"/>
+              <w:bottom w:w="0" w:type="dxa"/>
+              <w:left w:w="0" w:type="dxa"/>
+              <w:right w:w="0" w:type="dxa"/>
+            </w:tcMar>
+            <w:vAlign w:val="top"/>
+          </w:tcPr>
+          <w:p>
+            <w:pPr>
+              <w:jc w:val="center"/>
+              <w:pBdr>
+                <w:bottom w:val="none" w:sz="0" w:space="0" w:color="000000"/>
+                <w:top w:val="none" w:sz="0" w:space="0" w:color="000000"/>
+                <w:left w:val="none" w:sz="0" w:space="0" w:color="000000"/>
+                <w:right w:val="none" w:sz="0" w:space="0" w:color="000000"/>
+              </w:pBdr>
+              <w:spacing w:after="100" w:before="100" w:line="240"/>
+              <w:ind w:left="100" w:right="100" w:firstLine="0" w:firstLineChars="0"/>
+              <w:rPr>
+                <w:rFonts w:ascii="Arial" w:hAnsi="Arial" w:eastAsia="Arial" w:cs="Arial"/>
+                <w:i w:val="false"/>
+                <w:b w:val="false"/>
+                <w:u w:val="none"/>
+                <w:sz w:val="18"/>
+                <w:szCs w:val="18"/>
+                <w:color w:val="000000"/>
+              </w:rPr>
+            </w:pPr>
+            <w:r>
+              <w:rPr>
+                <w:rFonts w:ascii="Arial" w:hAnsi="Arial" w:eastAsia="Arial" w:cs="Arial"/>
+                <w:i w:val="false"/>
+                <w:b w:val="false"/>
+                <w:u w:val="none"/>
+                <w:sz w:val="18"/>
+                <w:szCs w:val="18"/>
+                <w:color w:val="000000"/>
+              </w:rPr>
+              <w:t xml:space="preserve">42 (95%)</w:t>
+            </w:r>
+          </w:p>
+        </w:tc>
+        <w:tc>
+          <w:tcPr>
+            <w:tcBorders>
+              <w:bottom w:val="none" w:sz="0" w:space="0" w:color="000000"/>
+              <w:top w:val="none" w:sz="0" w:space="0" w:color="000000"/>
+              <w:left w:val="none" w:sz="0" w:space="0" w:color="000000"/>
+              <w:right w:val="none" w:sz="0" w:space="0" w:color="000000"/>
+            </w:tcBorders>
+            <w:shd w:val="clear" w:color="auto" w:fill="FFFFFF"/>
+            <w:tcMar>
+              <w:top w:w="0" w:type="dxa"/>
+              <w:bottom w:w="0" w:type="dxa"/>
+              <w:left w:w="0" w:type="dxa"/>
+              <w:right w:w="0" w:type="dxa"/>
+            </w:tcMar>
+            <w:vAlign w:val="top"/>
+          </w:tcPr>
+          <w:p>
+            <w:pPr>
+              <w:jc w:val="center"/>
+              <w:pBdr>
+                <w:bottom w:val="none" w:sz="0" w:space="0" w:color="000000"/>
+                <w:top w:val="none" w:sz="0" w:space="0" w:color="000000"/>
+                <w:left w:val="none" w:sz="0" w:space="0" w:color="000000"/>
+                <w:right w:val="none" w:sz="0" w:space="0" w:color="000000"/>
+              </w:pBdr>
+              <w:spacing w:after="100" w:before="100" w:line="240"/>
+              <w:ind w:left="100" w:right="100" w:firstLine="0" w:firstLineChars="0"/>
+              <w:rPr>
+                <w:rFonts w:ascii="Arial" w:hAnsi="Arial" w:eastAsia="Arial" w:cs="Arial"/>
+                <w:i w:val="false"/>
+                <w:b w:val="false"/>
+                <w:u w:val="none"/>
+                <w:sz w:val="18"/>
+                <w:szCs w:val="18"/>
+                <w:color w:val="000000"/>
+              </w:rPr>
+            </w:pPr>
+            <w:r>
+              <w:rPr>
+                <w:rFonts w:ascii="Arial" w:hAnsi="Arial" w:eastAsia="Arial" w:cs="Arial"/>
+                <w:i w:val="false"/>
+                <w:b w:val="false"/>
+                <w:u w:val="none"/>
+                <w:sz w:val="18"/>
+                <w:szCs w:val="18"/>
+                <w:color w:val="000000"/>
+              </w:rPr>
+              <w:t xml:space="preserve">0 (0%)</w:t>
+            </w:r>
+          </w:p>
+        </w:tc>
+        <w:tc>
+          <w:tcPr>
+            <w:tcBorders>
+              <w:bottom w:val="none" w:sz="0" w:space="0" w:color="000000"/>
+              <w:top w:val="none" w:sz="0" w:space="0" w:color="000000"/>
+              <w:left w:val="none" w:sz="0" w:space="0" w:color="000000"/>
+              <w:right w:val="none" w:sz="0" w:space="0" w:color="000000"/>
+            </w:tcBorders>
+            <w:shd w:val="clear" w:color="auto" w:fill="FFFFFF"/>
+            <w:tcMar>
+              <w:top w:w="0" w:type="dxa"/>
+              <w:bottom w:w="0" w:type="dxa"/>
+              <w:left w:w="0" w:type="dxa"/>
+              <w:right w:w="0" w:type="dxa"/>
+            </w:tcMar>
+            <w:vAlign w:val="top"/>
+          </w:tcPr>
+          <w:p>
+            <w:pPr>
+              <w:jc w:val="center"/>
+              <w:pBdr>
+                <w:bottom w:val="none" w:sz="0" w:space="0" w:color="000000"/>
+                <w:top w:val="none" w:sz="0" w:space="0" w:color="000000"/>
+                <w:left w:val="none" w:sz="0" w:space="0" w:color="000000"/>
+                <w:right w:val="none" w:sz="0" w:space="0" w:color="000000"/>
+              </w:pBdr>
+              <w:spacing w:after="100" w:before="100" w:line="240"/>
+              <w:ind w:left="100" w:right="100" w:firstLine="0" w:firstLineChars="0"/>
+              <w:rPr>
+                <w:rFonts w:ascii="Arial" w:hAnsi="Arial" w:eastAsia="Arial" w:cs="Arial"/>
+                <w:i w:val="false"/>
+                <w:b w:val="false"/>
+                <w:u w:val="none"/>
+                <w:sz w:val="18"/>
+                <w:szCs w:val="18"/>
+                <w:color w:val="000000"/>
+              </w:rPr>
+            </w:pPr>
+            <w:r>
+              <w:rPr>
+                <w:rFonts w:ascii="Arial" w:hAnsi="Arial" w:eastAsia="Arial" w:cs="Arial"/>
+                <w:i w:val="false"/>
+                <w:b w:val="false"/>
+                <w:u w:val="none"/>
+                <w:sz w:val="18"/>
+                <w:szCs w:val="18"/>
+                <w:color w:val="000000"/>
+              </w:rPr>
+              <w:t xml:space="preserve">11 (79%)</w:t>
+            </w:r>
+          </w:p>
+        </w:tc>
+        <w:tc>
+          <w:tcPr>
+            <w:tcBorders>
+              <w:bottom w:val="none" w:sz="0" w:space="0" w:color="000000"/>
+              <w:top w:val="none" w:sz="0" w:space="0" w:color="000000"/>
+              <w:left w:val="none" w:sz="0" w:space="0" w:color="000000"/>
+              <w:right w:val="none" w:sz="0" w:space="0" w:color="000000"/>
+            </w:tcBorders>
+            <w:shd w:val="clear" w:color="auto" w:fill="FFFFFF"/>
+            <w:tcMar>
+              <w:top w:w="0" w:type="dxa"/>
+              <w:bottom w:w="0" w:type="dxa"/>
+              <w:left w:w="0" w:type="dxa"/>
+              <w:right w:w="0" w:type="dxa"/>
+            </w:tcMar>
+            <w:vAlign w:val="top"/>
+          </w:tcPr>
+          <w:p>
+            <w:pPr>
+              <w:jc w:val="center"/>
+              <w:pBdr>
+                <w:bottom w:val="none" w:sz="0" w:space="0" w:color="000000"/>
+                <w:top w:val="none" w:sz="0" w:space="0" w:color="000000"/>
+                <w:left w:val="none" w:sz="0" w:space="0" w:color="000000"/>
+                <w:right w:val="none" w:sz="0" w:space="0" w:color="000000"/>
+              </w:pBdr>
+              <w:spacing w:after="100" w:before="100" w:line="240"/>
+              <w:ind w:left="100" w:right="100" w:firstLine="0" w:firstLineChars="0"/>
+              <w:rPr>
+                <w:rFonts w:ascii="Arial" w:hAnsi="Arial" w:eastAsia="Arial" w:cs="Arial"/>
+                <w:i w:val="false"/>
+                <w:b w:val="false"/>
+                <w:u w:val="none"/>
+                <w:sz w:val="18"/>
+                <w:szCs w:val="18"/>
+                <w:color w:val="000000"/>
+              </w:rPr>
+            </w:pPr>
+            <w:r>
+              <w:rPr>
+                <w:rFonts w:ascii="Arial" w:hAnsi="Arial" w:eastAsia="Arial" w:cs="Arial"/>
+                <w:i w:val="false"/>
+                <w:b w:val="false"/>
+                <w:u w:val="none"/>
+                <w:sz w:val="18"/>
+                <w:szCs w:val="18"/>
+                <w:color w:val="000000"/>
+              </w:rPr>
+              <w:t xml:space="preserve">15 (83%)</w:t>
+            </w:r>
+          </w:p>
+        </w:tc>
+        <w:tc>
+          <w:tcPr>
+            <w:tcBorders>
+              <w:bottom w:val="none" w:sz="0" w:space="0" w:color="000000"/>
+              <w:top w:val="none" w:sz="0" w:space="0" w:color="000000"/>
+              <w:left w:val="none" w:sz="0" w:space="0" w:color="000000"/>
+              <w:right w:val="none" w:sz="0" w:space="0" w:color="000000"/>
+            </w:tcBorders>
+            <w:shd w:val="clear" w:color="auto" w:fill="FFFFFF"/>
+            <w:tcMar>
+              <w:top w:w="0" w:type="dxa"/>
+              <w:bottom w:w="0" w:type="dxa"/>
+              <w:left w:w="0" w:type="dxa"/>
+              <w:right w:w="0" w:type="dxa"/>
+            </w:tcMar>
+            <w:vAlign w:val="top"/>
+          </w:tcPr>
+          <w:p>
+            <w:pPr>
+              <w:jc w:val="center"/>
+              <w:pBdr>
+                <w:bottom w:val="none" w:sz="0" w:space="0" w:color="000000"/>
+                <w:top w:val="none" w:sz="0" w:space="0" w:color="000000"/>
+                <w:left w:val="none" w:sz="0" w:space="0" w:color="000000"/>
+                <w:right w:val="none" w:sz="0" w:space="0" w:color="000000"/>
+              </w:pBdr>
+              <w:spacing w:after="100" w:before="100" w:line="240"/>
+              <w:ind w:left="100" w:right="100" w:firstLine="0" w:firstLineChars="0"/>
+              <w:rPr>
+                <w:rFonts w:ascii="Arial" w:hAnsi="Arial" w:eastAsia="Arial" w:cs="Arial"/>
+                <w:i w:val="false"/>
+                <w:b w:val="false"/>
+                <w:u w:val="none"/>
+                <w:sz w:val="18"/>
+                <w:szCs w:val="18"/>
+                <w:color w:val="000000"/>
+              </w:rPr>
+            </w:pPr>
+            <w:r>
+              <w:rPr>
+                <w:rFonts w:ascii="Arial" w:hAnsi="Arial" w:eastAsia="Arial" w:cs="Arial"/>
+                <w:i w:val="false"/>
+                <w:b w:val="false"/>
+                <w:u w:val="none"/>
+                <w:sz w:val="18"/>
+                <w:szCs w:val="18"/>
+                <w:color w:val="000000"/>
+              </w:rPr>
+              <w:t xml:space="preserve">17 (68%)</w:t>
             </w:r>
           </w:p>
         </w:tc>
